--- a/docx/Инициация и планирование проекта.docx
+++ b/docx/Инициация и планирование проекта.docx
@@ -8,13 +8,18 @@
         <w:spacing w:line="360" w:lineRule="auto"/>
         <w:ind w:firstLine="709"/>
         <w:contextualSpacing/>
-        <w:rPr>
-          <w:sz w:val="28"/>
-          <w:szCs w:val="28"/>
-        </w:rPr>
-      </w:pPr>
-      <w:r>
-        <w:rPr>
+        <w:jc w:val="both"/>
+        <w:rPr>
+          <w:b w:val="0"/>
+          <w:bCs w:val="0"/>
+          <w:sz w:val="28"/>
+          <w:szCs w:val="28"/>
+        </w:rPr>
+      </w:pPr>
+      <w:r>
+        <w:rPr>
+          <w:b w:val="0"/>
+          <w:bCs w:val="0"/>
           <w:sz w:val="28"/>
           <w:szCs w:val="28"/>
         </w:rPr>
@@ -27,6 +32,7 @@
         <w:spacing w:line="360" w:lineRule="auto"/>
         <w:ind w:firstLine="709"/>
         <w:contextualSpacing/>
+        <w:jc w:val="both"/>
         <w:rPr>
           <w:sz w:val="28"/>
           <w:szCs w:val="28"/>
@@ -46,6 +52,7 @@
         <w:spacing w:line="360" w:lineRule="auto"/>
         <w:ind w:firstLine="709"/>
         <w:contextualSpacing/>
+        <w:jc w:val="both"/>
         <w:rPr>
           <w:sz w:val="28"/>
           <w:szCs w:val="28"/>
@@ -65,6 +72,7 @@
         <w:spacing w:line="360" w:lineRule="auto"/>
         <w:ind w:firstLine="709"/>
         <w:contextualSpacing/>
+        <w:jc w:val="both"/>
         <w:rPr>
           <w:sz w:val="28"/>
           <w:szCs w:val="28"/>
@@ -84,6 +92,7 @@
         <w:spacing w:line="360" w:lineRule="auto"/>
         <w:ind w:firstLine="709"/>
         <w:contextualSpacing/>
+        <w:jc w:val="both"/>
         <w:rPr>
           <w:sz w:val="28"/>
           <w:szCs w:val="28"/>
@@ -103,6 +112,7 @@
         <w:spacing w:line="360" w:lineRule="auto"/>
         <w:ind w:firstLine="709"/>
         <w:contextualSpacing/>
+        <w:jc w:val="both"/>
         <w:rPr>
           <w:sz w:val="28"/>
           <w:szCs w:val="28"/>
@@ -129,7 +139,7 @@
           <w:sz w:val="28"/>
           <w:szCs w:val="28"/>
         </w:rPr>
-        <w:t xml:space="preserve"> характеристики целевая аудитория состоит из людей, заинтересованных в изучении правил дорожного движения и повышении уровня знаний в области вождения. С поведенческой </w:t>
+        <w:t xml:space="preserve"> характеристики целевая аудитория состоит из людей, заинтересованных в изучении правил дорожного движения и повышении уровня знаний в области вождения. С поведенческой характеристики аудиторию можно разделить на начинающих пользователей, </w:t>
       </w:r>
       <w:r>
         <w:rPr>
@@ -137,7 +147,7 @@
           <w:szCs w:val="28"/>
         </w:rPr>
         <w:lastRenderedPageBreak/>
-        <w:t>характеристики аудиторию можно разделить на начинающих пользователей, которые только готовятся к получению водительского удостоверения, и опытных водителей, которым необходимо повторить отдельные темы. С технологической характеристики целевая аудитория включает пользователей, которые используют персональные компьютеры и мобильные устройства для получения информации и обучения. Для таких пользователей важными характеристиками системы являются понятный интерфейс, доступность материалов через веб-браузер и возможность продолжить обучение с места остановки.</w:t>
+        <w:t>которые только готовятся к получению водительского удостоверения, и опытных водителей, которым необходимо повторить отдельные темы. С технологической характеристики целевая аудитория включает пользователей, которые используют персональные компьютеры и мобильные устройства для получения информации и обучения. Для таких пользователей важными характеристиками системы являются понятный интерфейс, доступность материалов через веб-браузер и возможность продолжить обучение с места остановки.</w:t>
       </w:r>
     </w:p>
     <w:p>
@@ -146,6 +156,7 @@
         <w:spacing w:line="360" w:lineRule="auto"/>
         <w:ind w:firstLine="709"/>
         <w:contextualSpacing/>
+        <w:jc w:val="both"/>
         <w:rPr>
           <w:sz w:val="28"/>
           <w:szCs w:val="28"/>
@@ -165,6 +176,7 @@
         <w:spacing w:line="360" w:lineRule="auto"/>
         <w:ind w:firstLine="709"/>
         <w:contextualSpacing/>
+        <w:jc w:val="both"/>
         <w:rPr>
           <w:sz w:val="28"/>
           <w:szCs w:val="28"/>
@@ -184,6 +196,7 @@
         <w:spacing w:line="360" w:lineRule="auto"/>
         <w:ind w:firstLine="709"/>
         <w:contextualSpacing/>
+        <w:jc w:val="both"/>
         <w:rPr>
           <w:sz w:val="28"/>
           <w:szCs w:val="28"/>
@@ -206,6 +219,7 @@
         <w:spacing w:before="100" w:beforeAutospacing="1" w:after="100" w:afterAutospacing="1" w:line="360" w:lineRule="auto"/>
         <w:ind w:firstLine="709"/>
         <w:contextualSpacing/>
+        <w:jc w:val="both"/>
         <w:rPr>
           <w:rFonts w:ascii="Times New Roman" w:hAnsi="Times New Roman" w:cs="Times New Roman"/>
           <w:sz w:val="28"/>
@@ -230,6 +244,7 @@
         <w:spacing w:before="100" w:beforeAutospacing="1" w:after="100" w:afterAutospacing="1" w:line="360" w:lineRule="auto"/>
         <w:ind w:firstLine="709"/>
         <w:contextualSpacing/>
+        <w:jc w:val="both"/>
         <w:rPr>
           <w:rFonts w:ascii="Times New Roman" w:hAnsi="Times New Roman" w:cs="Times New Roman"/>
           <w:sz w:val="28"/>
@@ -254,6 +269,7 @@
         <w:spacing w:before="100" w:beforeAutospacing="1" w:after="100" w:afterAutospacing="1" w:line="360" w:lineRule="auto"/>
         <w:ind w:firstLine="709"/>
         <w:contextualSpacing/>
+        <w:jc w:val="both"/>
         <w:rPr>
           <w:rFonts w:ascii="Times New Roman" w:hAnsi="Times New Roman" w:cs="Times New Roman"/>
           <w:sz w:val="28"/>
@@ -278,6 +294,7 @@
         <w:spacing w:before="100" w:beforeAutospacing="1" w:after="100" w:afterAutospacing="1" w:line="360" w:lineRule="auto"/>
         <w:ind w:firstLine="709"/>
         <w:contextualSpacing/>
+        <w:jc w:val="both"/>
         <w:rPr>
           <w:rFonts w:ascii="Times New Roman" w:hAnsi="Times New Roman" w:cs="Times New Roman"/>
           <w:sz w:val="28"/>
@@ -302,6 +319,7 @@
         <w:spacing w:before="100" w:beforeAutospacing="1" w:after="100" w:afterAutospacing="1" w:line="360" w:lineRule="auto"/>
         <w:ind w:firstLine="709"/>
         <w:contextualSpacing/>
+        <w:jc w:val="both"/>
         <w:rPr>
           <w:rFonts w:ascii="Times New Roman" w:hAnsi="Times New Roman" w:cs="Times New Roman"/>
           <w:sz w:val="28"/>
@@ -326,6 +344,7 @@
         <w:spacing w:before="100" w:beforeAutospacing="1" w:after="100" w:afterAutospacing="1" w:line="360" w:lineRule="auto"/>
         <w:ind w:firstLine="709"/>
         <w:contextualSpacing/>
+        <w:jc w:val="both"/>
         <w:rPr>
           <w:rFonts w:ascii="Times New Roman" w:hAnsi="Times New Roman" w:cs="Times New Roman"/>
           <w:sz w:val="28"/>
@@ -350,6 +369,7 @@
         <w:spacing w:before="100" w:beforeAutospacing="1" w:after="100" w:afterAutospacing="1" w:line="360" w:lineRule="auto"/>
         <w:ind w:firstLine="709"/>
         <w:contextualSpacing/>
+        <w:jc w:val="both"/>
         <w:rPr>
           <w:rFonts w:ascii="Times New Roman" w:hAnsi="Times New Roman" w:cs="Times New Roman"/>
           <w:sz w:val="28"/>
@@ -374,6 +394,7 @@
         <w:spacing w:before="100" w:beforeAutospacing="1" w:after="100" w:afterAutospacing="1" w:line="360" w:lineRule="auto"/>
         <w:ind w:firstLine="709"/>
         <w:contextualSpacing/>
+        <w:jc w:val="both"/>
         <w:rPr>
           <w:rFonts w:ascii="Times New Roman" w:hAnsi="Times New Roman" w:cs="Times New Roman"/>
           <w:sz w:val="28"/>
@@ -398,6 +419,7 @@
         <w:spacing w:before="100" w:beforeAutospacing="1" w:after="100" w:afterAutospacing="1" w:line="360" w:lineRule="auto"/>
         <w:ind w:firstLine="709"/>
         <w:contextualSpacing/>
+        <w:jc w:val="both"/>
         <w:rPr>
           <w:rFonts w:ascii="Times New Roman" w:hAnsi="Times New Roman" w:cs="Times New Roman"/>
           <w:sz w:val="28"/>
@@ -419,6 +441,7 @@
         <w:spacing w:line="360" w:lineRule="auto"/>
         <w:ind w:firstLine="709"/>
         <w:contextualSpacing/>
+        <w:jc w:val="both"/>
         <w:rPr>
           <w:sz w:val="28"/>
           <w:szCs w:val="28"/>
@@ -439,6 +462,7 @@
         <w:spacing w:line="360" w:lineRule="auto"/>
         <w:ind w:firstLine="709"/>
         <w:contextualSpacing/>
+        <w:jc w:val="both"/>
         <w:rPr>
           <w:sz w:val="28"/>
           <w:szCs w:val="28"/>
@@ -461,15 +485,4340 @@
     </w:p>
     <w:p>
       <w:pPr>
+        <w:pStyle w:val="a3"/>
         <w:spacing w:line="360" w:lineRule="auto"/>
         <w:ind w:firstLine="709"/>
         <w:contextualSpacing/>
-        <w:rPr>
-          <w:rFonts w:ascii="Times New Roman" w:hAnsi="Times New Roman" w:cs="Times New Roman"/>
-          <w:sz w:val="28"/>
-          <w:szCs w:val="28"/>
-        </w:rPr>
-      </w:pPr>
+        <w:jc w:val="both"/>
+        <w:rPr>
+          <w:sz w:val="28"/>
+          <w:szCs w:val="28"/>
+        </w:rPr>
+      </w:pPr>
+    </w:p>
+    <w:p>
+      <w:pPr>
+        <w:pStyle w:val="a3"/>
+        <w:spacing w:line="360" w:lineRule="auto"/>
+        <w:ind w:firstLine="709"/>
+        <w:contextualSpacing/>
+        <w:jc w:val="both"/>
+        <w:rPr>
+          <w:sz w:val="28"/>
+          <w:szCs w:val="28"/>
+        </w:rPr>
+      </w:pPr>
+      <w:r>
+        <w:rPr>
+          <w:sz w:val="28"/>
+          <w:szCs w:val="28"/>
+        </w:rPr>
+        <w:t>1.2 Устав проекта</w:t>
+      </w:r>
+    </w:p>
+    <w:p>
+      <w:pPr>
+        <w:pStyle w:val="a3"/>
+        <w:spacing w:line="360" w:lineRule="auto"/>
+        <w:ind w:firstLine="709"/>
+        <w:contextualSpacing/>
+        <w:jc w:val="both"/>
+        <w:rPr>
+          <w:sz w:val="28"/>
+          <w:szCs w:val="28"/>
+        </w:rPr>
+      </w:pPr>
+      <w:r>
+        <w:rPr>
+          <w:sz w:val="28"/>
+          <w:szCs w:val="28"/>
+        </w:rPr>
+        <w:t>Наименование проекта: «Разработка информационной системы адаптивного обучения начинающих водителей».</w:t>
+      </w:r>
+    </w:p>
+    <w:p>
+      <w:pPr>
+        <w:pStyle w:val="a3"/>
+        <w:spacing w:line="360" w:lineRule="auto"/>
+        <w:ind w:firstLine="709"/>
+        <w:contextualSpacing/>
+        <w:jc w:val="both"/>
+        <w:rPr>
+          <w:sz w:val="28"/>
+          <w:szCs w:val="28"/>
+        </w:rPr>
+      </w:pPr>
+      <w:r>
+        <w:rPr>
+          <w:sz w:val="28"/>
+          <w:szCs w:val="28"/>
+        </w:rPr>
+        <w:t xml:space="preserve">Дата начала проекта: </w:t>
+      </w:r>
+      <w:r>
+        <w:rPr>
+          <w:sz w:val="28"/>
+          <w:szCs w:val="28"/>
+        </w:rPr>
+        <w:t>04</w:t>
+      </w:r>
+      <w:r>
+        <w:rPr>
+          <w:sz w:val="28"/>
+          <w:szCs w:val="28"/>
+        </w:rPr>
+        <w:t>.</w:t>
+      </w:r>
+      <w:r>
+        <w:rPr>
+          <w:sz w:val="28"/>
+          <w:szCs w:val="28"/>
+        </w:rPr>
+        <w:t>09</w:t>
+      </w:r>
+      <w:r>
+        <w:rPr>
+          <w:sz w:val="28"/>
+          <w:szCs w:val="28"/>
+        </w:rPr>
+        <w:t>.20</w:t>
+      </w:r>
+      <w:r>
+        <w:rPr>
+          <w:sz w:val="28"/>
+          <w:szCs w:val="28"/>
+        </w:rPr>
+        <w:t>26</w:t>
+      </w:r>
+      <w:r>
+        <w:rPr>
+          <w:sz w:val="28"/>
+          <w:szCs w:val="28"/>
+        </w:rPr>
+        <w:t>г.</w:t>
+      </w:r>
+    </w:p>
+    <w:p>
+      <w:pPr>
+        <w:pStyle w:val="a3"/>
+        <w:spacing w:line="360" w:lineRule="auto"/>
+        <w:ind w:firstLine="709"/>
+        <w:contextualSpacing/>
+        <w:jc w:val="both"/>
+        <w:rPr>
+          <w:sz w:val="28"/>
+          <w:szCs w:val="28"/>
+        </w:rPr>
+      </w:pPr>
+      <w:r>
+        <w:rPr>
+          <w:sz w:val="28"/>
+          <w:szCs w:val="28"/>
+        </w:rPr>
+        <w:t xml:space="preserve">Дата окончания проекта: </w:t>
+      </w:r>
+      <w:r>
+        <w:rPr>
+          <w:sz w:val="28"/>
+          <w:szCs w:val="28"/>
+        </w:rPr>
+        <w:t>29</w:t>
+      </w:r>
+      <w:r>
+        <w:rPr>
+          <w:sz w:val="28"/>
+          <w:szCs w:val="28"/>
+        </w:rPr>
+        <w:t>.</w:t>
+      </w:r>
+      <w:r>
+        <w:rPr>
+          <w:sz w:val="28"/>
+          <w:szCs w:val="28"/>
+        </w:rPr>
+        <w:t>05</w:t>
+      </w:r>
+      <w:r>
+        <w:rPr>
+          <w:sz w:val="28"/>
+          <w:szCs w:val="28"/>
+        </w:rPr>
+        <w:t>.20</w:t>
+      </w:r>
+      <w:r>
+        <w:rPr>
+          <w:sz w:val="28"/>
+          <w:szCs w:val="28"/>
+        </w:rPr>
+        <w:t>27</w:t>
+      </w:r>
+      <w:r>
+        <w:rPr>
+          <w:sz w:val="28"/>
+          <w:szCs w:val="28"/>
+        </w:rPr>
+        <w:t>г.</w:t>
+      </w:r>
+    </w:p>
+    <w:p>
+      <w:pPr>
+        <w:pStyle w:val="a3"/>
+        <w:spacing w:line="360" w:lineRule="auto"/>
+        <w:ind w:firstLine="709"/>
+        <w:contextualSpacing/>
+        <w:jc w:val="both"/>
+        <w:rPr>
+          <w:sz w:val="28"/>
+          <w:szCs w:val="28"/>
+        </w:rPr>
+      </w:pPr>
+      <w:r>
+        <w:rPr>
+          <w:sz w:val="28"/>
+          <w:szCs w:val="28"/>
+        </w:rPr>
+        <w:t>Цель проекта: разработка информационной системы для онлайн-обучения начинающих водителей, обеспечивающей доступ к учебным материалам</w:t>
+      </w:r>
+      <w:r>
+        <w:rPr>
+          <w:sz w:val="28"/>
+          <w:szCs w:val="28"/>
+        </w:rPr>
+        <w:t xml:space="preserve"> и</w:t>
+      </w:r>
+      <w:r>
+        <w:rPr>
+          <w:sz w:val="28"/>
+          <w:szCs w:val="28"/>
+        </w:rPr>
+        <w:t xml:space="preserve"> контрол</w:t>
+      </w:r>
+      <w:r>
+        <w:rPr>
+          <w:sz w:val="28"/>
+          <w:szCs w:val="28"/>
+        </w:rPr>
+        <w:t>ю</w:t>
+      </w:r>
+      <w:r>
+        <w:rPr>
+          <w:sz w:val="28"/>
+          <w:szCs w:val="28"/>
+        </w:rPr>
+        <w:t xml:space="preserve"> результатов обучения</w:t>
+      </w:r>
+      <w:r>
+        <w:rPr>
+          <w:sz w:val="28"/>
+          <w:szCs w:val="28"/>
+        </w:rPr>
+        <w:t>.</w:t>
+      </w:r>
+    </w:p>
+    <w:p>
+      <w:pPr>
+        <w:pStyle w:val="a3"/>
+        <w:spacing w:line="360" w:lineRule="auto"/>
+        <w:ind w:firstLine="709"/>
+        <w:contextualSpacing/>
+        <w:jc w:val="both"/>
+        <w:rPr>
+          <w:sz w:val="28"/>
+          <w:szCs w:val="28"/>
+        </w:rPr>
+      </w:pPr>
+      <w:r>
+        <w:rPr>
+          <w:sz w:val="28"/>
+          <w:szCs w:val="28"/>
+        </w:rPr>
+        <w:t xml:space="preserve">Задачи проекта: </w:t>
+      </w:r>
+    </w:p>
+    <w:p>
+      <w:pPr>
+        <w:pStyle w:val="a3"/>
+        <w:numPr>
+          <w:ilvl w:val="0"/>
+          <w:numId w:val="5"/>
+        </w:numPr>
+        <w:spacing w:line="360" w:lineRule="auto"/>
+        <w:contextualSpacing/>
+        <w:jc w:val="both"/>
+        <w:rPr>
+          <w:sz w:val="28"/>
+          <w:szCs w:val="28"/>
+        </w:rPr>
+      </w:pPr>
+      <w:r>
+        <w:rPr>
+          <w:sz w:val="28"/>
+          <w:szCs w:val="28"/>
+        </w:rPr>
+        <w:t>провести анализ предметной области и целевой аудитории;</w:t>
+      </w:r>
+    </w:p>
+    <w:p>
+      <w:pPr>
+        <w:pStyle w:val="a3"/>
+        <w:numPr>
+          <w:ilvl w:val="0"/>
+          <w:numId w:val="5"/>
+        </w:numPr>
+        <w:spacing w:line="360" w:lineRule="auto"/>
+        <w:contextualSpacing/>
+        <w:jc w:val="both"/>
+        <w:rPr>
+          <w:sz w:val="28"/>
+          <w:szCs w:val="28"/>
+        </w:rPr>
+      </w:pPr>
+      <w:r>
+        <w:rPr>
+          <w:sz w:val="28"/>
+          <w:szCs w:val="28"/>
+        </w:rPr>
+        <w:t>определить требования к разрабатываемой информационной системе;</w:t>
+      </w:r>
+    </w:p>
+    <w:p>
+      <w:pPr>
+        <w:pStyle w:val="a3"/>
+        <w:numPr>
+          <w:ilvl w:val="0"/>
+          <w:numId w:val="5"/>
+        </w:numPr>
+        <w:spacing w:line="360" w:lineRule="auto"/>
+        <w:contextualSpacing/>
+        <w:jc w:val="both"/>
+        <w:rPr>
+          <w:sz w:val="28"/>
+          <w:szCs w:val="28"/>
+        </w:rPr>
+      </w:pPr>
+      <w:r>
+        <w:rPr>
+          <w:sz w:val="28"/>
+          <w:szCs w:val="28"/>
+        </w:rPr>
+        <w:t>разработать проектные решения и прототип информационной системы;</w:t>
+      </w:r>
+    </w:p>
+    <w:p>
+      <w:pPr>
+        <w:pStyle w:val="a3"/>
+        <w:numPr>
+          <w:ilvl w:val="0"/>
+          <w:numId w:val="5"/>
+        </w:numPr>
+        <w:spacing w:line="360" w:lineRule="auto"/>
+        <w:contextualSpacing/>
+        <w:jc w:val="both"/>
+        <w:rPr>
+          <w:sz w:val="28"/>
+          <w:szCs w:val="28"/>
+        </w:rPr>
+      </w:pPr>
+      <w:r>
+        <w:rPr>
+          <w:sz w:val="28"/>
+          <w:szCs w:val="28"/>
+        </w:rPr>
+        <w:t>определить методы и инструменты реализации проекта;</w:t>
+      </w:r>
+    </w:p>
+    <w:p>
+      <w:pPr>
+        <w:pStyle w:val="a3"/>
+        <w:numPr>
+          <w:ilvl w:val="0"/>
+          <w:numId w:val="5"/>
+        </w:numPr>
+        <w:spacing w:line="360" w:lineRule="auto"/>
+        <w:contextualSpacing/>
+        <w:jc w:val="both"/>
+        <w:rPr>
+          <w:sz w:val="28"/>
+          <w:szCs w:val="28"/>
+        </w:rPr>
+      </w:pPr>
+      <w:r>
+        <w:rPr>
+          <w:sz w:val="28"/>
+          <w:szCs w:val="28"/>
+        </w:rPr>
+        <w:t>разработать структуру информационного обеспечения системы;</w:t>
+      </w:r>
+    </w:p>
+    <w:p>
+      <w:pPr>
+        <w:pStyle w:val="a3"/>
+        <w:numPr>
+          <w:ilvl w:val="0"/>
+          <w:numId w:val="5"/>
+        </w:numPr>
+        <w:spacing w:line="360" w:lineRule="auto"/>
+        <w:contextualSpacing/>
+        <w:jc w:val="both"/>
+        <w:rPr>
+          <w:sz w:val="28"/>
+          <w:szCs w:val="28"/>
+        </w:rPr>
+      </w:pPr>
+      <w:r>
+        <w:rPr>
+          <w:sz w:val="28"/>
+          <w:szCs w:val="28"/>
+        </w:rPr>
+        <w:lastRenderedPageBreak/>
+        <w:t>разработать механизм определения слабых тем пользователя и формирования рекомендаций;</w:t>
+      </w:r>
+    </w:p>
+    <w:p>
+      <w:pPr>
+        <w:pStyle w:val="a3"/>
+        <w:numPr>
+          <w:ilvl w:val="0"/>
+          <w:numId w:val="5"/>
+        </w:numPr>
+        <w:spacing w:line="360" w:lineRule="auto"/>
+        <w:contextualSpacing/>
+        <w:jc w:val="both"/>
+        <w:rPr>
+          <w:sz w:val="28"/>
+          <w:szCs w:val="28"/>
+        </w:rPr>
+      </w:pPr>
+      <w:r>
+        <w:rPr>
+          <w:sz w:val="28"/>
+          <w:szCs w:val="28"/>
+        </w:rPr>
+        <w:t>провести тестирование и доработку разработанного решения;</w:t>
+      </w:r>
+    </w:p>
+    <w:p>
+      <w:pPr>
+        <w:pStyle w:val="a3"/>
+        <w:numPr>
+          <w:ilvl w:val="0"/>
+          <w:numId w:val="5"/>
+        </w:numPr>
+        <w:spacing w:line="360" w:lineRule="auto"/>
+        <w:contextualSpacing/>
+        <w:jc w:val="both"/>
+        <w:rPr>
+          <w:sz w:val="28"/>
+          <w:szCs w:val="28"/>
+        </w:rPr>
+      </w:pPr>
+      <w:r>
+        <w:rPr>
+          <w:sz w:val="28"/>
+          <w:szCs w:val="28"/>
+        </w:rPr>
+        <w:t>подготовить материалы для демонстрации и защиты проекта.</w:t>
+      </w:r>
+    </w:p>
+    <w:p>
+      <w:pPr>
+        <w:pStyle w:val="a3"/>
+        <w:spacing w:line="360" w:lineRule="auto"/>
+        <w:ind w:firstLine="709"/>
+        <w:contextualSpacing/>
+        <w:jc w:val="both"/>
+        <w:rPr>
+          <w:sz w:val="28"/>
+          <w:szCs w:val="28"/>
+        </w:rPr>
+      </w:pPr>
+      <w:r>
+        <w:rPr>
+          <w:sz w:val="28"/>
+          <w:szCs w:val="28"/>
+        </w:rPr>
+        <w:t xml:space="preserve">Основные результаты проекта: разработанный </w:t>
+      </w:r>
+      <w:r>
+        <w:rPr>
+          <w:sz w:val="28"/>
+          <w:szCs w:val="28"/>
+        </w:rPr>
+        <w:t>проект</w:t>
+      </w:r>
+      <w:r>
+        <w:rPr>
+          <w:sz w:val="28"/>
+          <w:szCs w:val="28"/>
+        </w:rPr>
+        <w:t>, проектная документация, структура базы данных, алгоритм адаптивного обучения и рекомендации по дальнейшей реализации и развитию системы.</w:t>
+      </w:r>
+    </w:p>
+    <w:p>
+      <w:pPr>
+        <w:pStyle w:val="a3"/>
+        <w:spacing w:line="360" w:lineRule="auto"/>
+        <w:ind w:firstLine="709"/>
+        <w:contextualSpacing/>
+        <w:jc w:val="both"/>
+        <w:rPr>
+          <w:sz w:val="28"/>
+          <w:szCs w:val="28"/>
+        </w:rPr>
+      </w:pPr>
+      <w:r>
+        <w:rPr>
+          <w:sz w:val="28"/>
+          <w:szCs w:val="28"/>
+        </w:rPr>
+        <w:t>Продукт проекта: веб-информационная система адаптивного обучения начинающих водителей.</w:t>
+      </w:r>
+    </w:p>
+    <w:p>
+      <w:pPr>
+        <w:pStyle w:val="a3"/>
+        <w:spacing w:line="360" w:lineRule="auto"/>
+        <w:ind w:firstLine="709"/>
+        <w:contextualSpacing/>
+        <w:jc w:val="both"/>
+        <w:rPr>
+          <w:sz w:val="28"/>
+          <w:szCs w:val="28"/>
+        </w:rPr>
+      </w:pPr>
+      <w:r>
+        <w:rPr>
+          <w:sz w:val="28"/>
+          <w:szCs w:val="28"/>
+        </w:rPr>
+        <w:t xml:space="preserve">Ограничения проекта: </w:t>
+      </w:r>
+    </w:p>
+    <w:p>
+      <w:pPr>
+        <w:pStyle w:val="a3"/>
+        <w:numPr>
+          <w:ilvl w:val="0"/>
+          <w:numId w:val="6"/>
+        </w:numPr>
+        <w:spacing w:line="360" w:lineRule="auto"/>
+        <w:contextualSpacing/>
+        <w:jc w:val="both"/>
+        <w:rPr>
+          <w:sz w:val="28"/>
+          <w:szCs w:val="28"/>
+        </w:rPr>
+      </w:pPr>
+      <w:r>
+        <w:rPr>
+          <w:sz w:val="28"/>
+          <w:szCs w:val="28"/>
+        </w:rPr>
+        <w:t>ограниченн</w:t>
+      </w:r>
+      <w:r>
+        <w:rPr>
+          <w:sz w:val="28"/>
+          <w:szCs w:val="28"/>
+        </w:rPr>
+        <w:t>ое</w:t>
+      </w:r>
+      <w:r>
+        <w:rPr>
+          <w:sz w:val="28"/>
+          <w:szCs w:val="28"/>
+        </w:rPr>
+        <w:t xml:space="preserve"> </w:t>
+      </w:r>
+      <w:r>
+        <w:rPr>
+          <w:sz w:val="28"/>
+          <w:szCs w:val="28"/>
+        </w:rPr>
+        <w:t>время разработки проекта</w:t>
+      </w:r>
+      <w:r>
+        <w:rPr>
+          <w:sz w:val="28"/>
+          <w:szCs w:val="28"/>
+        </w:rPr>
+        <w:t>;</w:t>
+      </w:r>
+    </w:p>
+    <w:p>
+      <w:pPr>
+        <w:pStyle w:val="a3"/>
+        <w:numPr>
+          <w:ilvl w:val="0"/>
+          <w:numId w:val="6"/>
+        </w:numPr>
+        <w:spacing w:line="360" w:lineRule="auto"/>
+        <w:contextualSpacing/>
+        <w:jc w:val="both"/>
+        <w:rPr>
+          <w:sz w:val="28"/>
+          <w:szCs w:val="28"/>
+        </w:rPr>
+      </w:pPr>
+      <w:r>
+        <w:rPr>
+          <w:sz w:val="28"/>
+          <w:szCs w:val="28"/>
+        </w:rPr>
+        <w:t>ограничения вычислительных ресурсов</w:t>
+      </w:r>
+      <w:r>
+        <w:rPr>
+          <w:sz w:val="28"/>
+          <w:szCs w:val="28"/>
+        </w:rPr>
+        <w:t>;</w:t>
+      </w:r>
+    </w:p>
+    <w:p>
+      <w:pPr>
+        <w:pStyle w:val="a3"/>
+        <w:spacing w:line="360" w:lineRule="auto"/>
+        <w:ind w:firstLine="709"/>
+        <w:contextualSpacing/>
+        <w:jc w:val="both"/>
+        <w:rPr>
+          <w:sz w:val="28"/>
+          <w:szCs w:val="28"/>
+        </w:rPr>
+      </w:pPr>
+      <w:r>
+        <w:rPr>
+          <w:sz w:val="28"/>
+          <w:szCs w:val="28"/>
+        </w:rPr>
+        <w:t>Заинтересованные стороны проекта и их ожидания:</w:t>
+      </w:r>
+    </w:p>
+    <w:p>
+      <w:pPr>
+        <w:pStyle w:val="a3"/>
+        <w:numPr>
+          <w:ilvl w:val="0"/>
+          <w:numId w:val="7"/>
+        </w:numPr>
+        <w:spacing w:line="360" w:lineRule="auto"/>
+        <w:contextualSpacing/>
+        <w:jc w:val="both"/>
+        <w:rPr>
+          <w:sz w:val="28"/>
+          <w:szCs w:val="28"/>
+        </w:rPr>
+      </w:pPr>
+      <w:r>
+        <w:rPr>
+          <w:sz w:val="28"/>
+          <w:szCs w:val="28"/>
+        </w:rPr>
+        <w:t>заказчик проекта</w:t>
+      </w:r>
+      <w:r>
+        <w:rPr>
+          <w:sz w:val="28"/>
+          <w:szCs w:val="28"/>
+        </w:rPr>
+        <w:t>;</w:t>
+      </w:r>
+    </w:p>
+    <w:p>
+      <w:pPr>
+        <w:pStyle w:val="a3"/>
+        <w:numPr>
+          <w:ilvl w:val="0"/>
+          <w:numId w:val="7"/>
+        </w:numPr>
+        <w:spacing w:line="360" w:lineRule="auto"/>
+        <w:contextualSpacing/>
+        <w:jc w:val="both"/>
+        <w:rPr>
+          <w:sz w:val="28"/>
+          <w:szCs w:val="28"/>
+        </w:rPr>
+      </w:pPr>
+      <w:r>
+        <w:rPr>
+          <w:sz w:val="28"/>
+          <w:szCs w:val="28"/>
+        </w:rPr>
+        <w:t>пользователи системы</w:t>
+      </w:r>
+      <w:r>
+        <w:rPr>
+          <w:sz w:val="28"/>
+          <w:szCs w:val="28"/>
+        </w:rPr>
+        <w:t>;</w:t>
+      </w:r>
+    </w:p>
+    <w:p>
+      <w:pPr>
+        <w:pStyle w:val="a3"/>
+        <w:numPr>
+          <w:ilvl w:val="0"/>
+          <w:numId w:val="7"/>
+        </w:numPr>
+        <w:spacing w:line="360" w:lineRule="auto"/>
+        <w:contextualSpacing/>
+        <w:jc w:val="both"/>
+        <w:rPr>
+          <w:sz w:val="28"/>
+          <w:szCs w:val="28"/>
+        </w:rPr>
+      </w:pPr>
+      <w:r>
+        <w:rPr>
+          <w:sz w:val="28"/>
+          <w:szCs w:val="28"/>
+        </w:rPr>
+        <w:t>р</w:t>
+      </w:r>
+      <w:r>
+        <w:rPr>
+          <w:sz w:val="28"/>
+          <w:szCs w:val="28"/>
+        </w:rPr>
+        <w:t>азработчик проекта</w:t>
+      </w:r>
+    </w:p>
+    <w:p>
+      <w:pPr>
+        <w:pStyle w:val="a3"/>
+        <w:spacing w:line="360" w:lineRule="auto"/>
+        <w:ind w:firstLine="709"/>
+        <w:contextualSpacing/>
+        <w:jc w:val="both"/>
+        <w:rPr>
+          <w:sz w:val="28"/>
+          <w:szCs w:val="28"/>
+        </w:rPr>
+      </w:pPr>
+      <w:r>
+        <w:rPr>
+          <w:sz w:val="28"/>
+          <w:szCs w:val="28"/>
+        </w:rPr>
+        <w:t>Ресурсы проекта</w:t>
+      </w:r>
+    </w:p>
+    <w:p>
+      <w:pPr>
+        <w:pStyle w:val="a3"/>
+        <w:numPr>
+          <w:ilvl w:val="0"/>
+          <w:numId w:val="8"/>
+        </w:numPr>
+        <w:spacing w:line="360" w:lineRule="auto"/>
+        <w:contextualSpacing/>
+        <w:jc w:val="both"/>
+        <w:rPr>
+          <w:sz w:val="28"/>
+          <w:szCs w:val="28"/>
+        </w:rPr>
+      </w:pPr>
+      <w:r>
+        <w:rPr>
+          <w:sz w:val="28"/>
+          <w:szCs w:val="28"/>
+        </w:rPr>
+        <w:t>Временные ресурсы: 9 месяцев</w:t>
+      </w:r>
+    </w:p>
+    <w:p>
+      <w:pPr>
+        <w:pStyle w:val="a3"/>
+        <w:numPr>
+          <w:ilvl w:val="0"/>
+          <w:numId w:val="8"/>
+        </w:numPr>
+        <w:spacing w:line="360" w:lineRule="auto"/>
+        <w:contextualSpacing/>
+        <w:jc w:val="both"/>
+        <w:rPr>
+          <w:sz w:val="28"/>
+          <w:szCs w:val="28"/>
+        </w:rPr>
+      </w:pPr>
+      <w:r>
+        <w:rPr>
+          <w:sz w:val="28"/>
+          <w:szCs w:val="28"/>
+        </w:rPr>
+        <w:t>Материальные ресурсы: Личны</w:t>
+      </w:r>
+      <w:r>
+        <w:rPr>
+          <w:sz w:val="28"/>
+          <w:szCs w:val="28"/>
+        </w:rPr>
+        <w:t>й</w:t>
+      </w:r>
+      <w:r>
+        <w:rPr>
+          <w:sz w:val="28"/>
+          <w:szCs w:val="28"/>
+        </w:rPr>
+        <w:t xml:space="preserve"> ПК </w:t>
+      </w:r>
+      <w:r>
+        <w:rPr>
+          <w:sz w:val="28"/>
+          <w:szCs w:val="28"/>
+        </w:rPr>
+        <w:t>разработчика</w:t>
+      </w:r>
+      <w:r>
+        <w:rPr>
+          <w:sz w:val="28"/>
+          <w:szCs w:val="28"/>
+        </w:rPr>
+        <w:t>, сеть Интернет, MS Office, браузер</w:t>
+      </w:r>
+    </w:p>
+    <w:p>
+      <w:pPr>
+        <w:pStyle w:val="a3"/>
+        <w:spacing w:line="360" w:lineRule="auto"/>
+        <w:ind w:firstLine="709"/>
+        <w:contextualSpacing/>
+        <w:jc w:val="both"/>
+        <w:rPr>
+          <w:sz w:val="28"/>
+          <w:szCs w:val="28"/>
+        </w:rPr>
+      </w:pPr>
+      <w:r>
+        <w:rPr>
+          <w:sz w:val="28"/>
+          <w:szCs w:val="28"/>
+        </w:rPr>
+        <w:t>Последовательность работ по проекту:</w:t>
+      </w:r>
+    </w:p>
+    <w:tbl>
+      <w:tblPr>
+        <w:tblStyle w:val="a6"/>
+        <w:tblW w:w="9493" w:type="dxa"/>
+        <w:tblLayout w:type="fixed"/>
+        <w:tblLook w:val="04A0" w:firstRow="1" w:lastRow="0" w:firstColumn="1" w:lastColumn="0" w:noHBand="0" w:noVBand="1"/>
+      </w:tblPr>
+      <w:tblGrid>
+        <w:gridCol w:w="846"/>
+        <w:gridCol w:w="8647"/>
+      </w:tblGrid>
+      <w:tr>
+        <w:trPr>
+          <w:trHeight w:val="965"/>
+        </w:trPr>
+        <w:tc>
+          <w:tcPr>
+            <w:tcW w:w="846" w:type="dxa"/>
+          </w:tcPr>
+          <w:p>
+            <w:pPr>
+              <w:widowControl w:val="0"/>
+              <w:ind w:left="113" w:right="57"/>
+              <w:rPr>
+                <w:rFonts w:ascii="Times New Roman" w:eastAsia="SimSun" w:hAnsi="Times New Roman" w:cs="Times New Roman"/>
+                <w:sz w:val="20"/>
+                <w:szCs w:val="20"/>
+                <w:lang w:eastAsia="ru-RU"/>
+              </w:rPr>
+            </w:pPr>
+            <w:r>
+              <w:rPr>
+                <w:rFonts w:ascii="Times New Roman" w:eastAsia="SimSun" w:hAnsi="Times New Roman" w:cs="Times New Roman"/>
+                <w:sz w:val="28"/>
+                <w:szCs w:val="28"/>
+                <w:lang w:eastAsia="ru-RU"/>
+              </w:rPr>
+              <w:t>№ п/п</w:t>
+            </w:r>
+          </w:p>
+        </w:tc>
+        <w:tc>
+          <w:tcPr>
+            <w:tcW w:w="8647" w:type="dxa"/>
+          </w:tcPr>
+          <w:p>
+            <w:pPr>
+              <w:widowControl w:val="0"/>
+              <w:ind w:left="113" w:right="57"/>
+              <w:rPr>
+                <w:rFonts w:ascii="Times New Roman" w:eastAsia="SimSun" w:hAnsi="Times New Roman" w:cs="Times New Roman"/>
+                <w:sz w:val="20"/>
+                <w:szCs w:val="20"/>
+                <w:lang w:eastAsia="ru-RU"/>
+              </w:rPr>
+            </w:pPr>
+            <w:r>
+              <w:rPr>
+                <w:rFonts w:ascii="Times New Roman" w:eastAsia="SimSun" w:hAnsi="Times New Roman" w:cs="Times New Roman"/>
+                <w:sz w:val="24"/>
+                <w:szCs w:val="28"/>
+                <w:lang w:eastAsia="ru-RU"/>
+              </w:rPr>
+              <w:t>Этапы проекта</w:t>
+            </w:r>
+          </w:p>
+        </w:tc>
+      </w:tr>
+      <w:tr>
+        <w:trPr>
+          <w:trHeight w:val="316"/>
+        </w:trPr>
+        <w:tc>
+          <w:tcPr>
+            <w:tcW w:w="846" w:type="dxa"/>
+          </w:tcPr>
+          <w:p>
+            <w:pPr>
+              <w:widowControl w:val="0"/>
+              <w:ind w:left="113" w:right="57"/>
+              <w:rPr>
+                <w:rFonts w:ascii="Times New Roman" w:eastAsia="SimSun" w:hAnsi="Times New Roman" w:cs="Times New Roman"/>
+                <w:sz w:val="20"/>
+                <w:szCs w:val="20"/>
+                <w:lang w:eastAsia="ru-RU"/>
+              </w:rPr>
+            </w:pPr>
+            <w:r>
+              <w:rPr>
+                <w:rFonts w:ascii="Times New Roman" w:eastAsia="SimSun" w:hAnsi="Times New Roman" w:cs="Times New Roman"/>
+                <w:sz w:val="28"/>
+                <w:szCs w:val="28"/>
+                <w:lang w:eastAsia="ru-RU"/>
+              </w:rPr>
+              <w:t>1</w:t>
+            </w:r>
+          </w:p>
+        </w:tc>
+        <w:tc>
+          <w:tcPr>
+            <w:tcW w:w="8647" w:type="dxa"/>
+          </w:tcPr>
+          <w:p>
+            <w:pPr>
+              <w:widowControl w:val="0"/>
+              <w:ind w:left="113" w:right="57"/>
+              <w:rPr>
+                <w:rFonts w:ascii="Times New Roman" w:eastAsia="SimSun" w:hAnsi="Times New Roman" w:cs="Times New Roman"/>
+                <w:sz w:val="20"/>
+                <w:szCs w:val="20"/>
+                <w:lang w:eastAsia="ru-RU"/>
+              </w:rPr>
+            </w:pPr>
+            <w:r>
+              <w:rPr>
+                <w:rFonts w:ascii="Times New Roman" w:eastAsia="SimSun" w:hAnsi="Times New Roman" w:cs="Times New Roman"/>
+                <w:sz w:val="24"/>
+                <w:szCs w:val="28"/>
+                <w:lang w:eastAsia="ru-RU"/>
+              </w:rPr>
+              <w:t>Инициация проекта. Разработка устава проекта</w:t>
+            </w:r>
+          </w:p>
+        </w:tc>
+      </w:tr>
+      <w:tr>
+        <w:trPr>
+          <w:trHeight w:val="316"/>
+        </w:trPr>
+        <w:tc>
+          <w:tcPr>
+            <w:tcW w:w="846" w:type="dxa"/>
+          </w:tcPr>
+          <w:p>
+            <w:pPr>
+              <w:widowControl w:val="0"/>
+              <w:ind w:left="113" w:right="57"/>
+              <w:rPr>
+                <w:rFonts w:ascii="Times New Roman" w:eastAsia="SimSun" w:hAnsi="Times New Roman" w:cs="Times New Roman"/>
+                <w:sz w:val="20"/>
+                <w:szCs w:val="20"/>
+                <w:lang w:eastAsia="ru-RU"/>
+              </w:rPr>
+            </w:pPr>
+            <w:r>
+              <w:rPr>
+                <w:rFonts w:ascii="Times New Roman" w:eastAsia="SimSun" w:hAnsi="Times New Roman" w:cs="Times New Roman"/>
+                <w:sz w:val="28"/>
+                <w:szCs w:val="28"/>
+                <w:lang w:eastAsia="ru-RU"/>
+              </w:rPr>
+              <w:t>2</w:t>
+            </w:r>
+          </w:p>
+        </w:tc>
+        <w:tc>
+          <w:tcPr>
+            <w:tcW w:w="8647" w:type="dxa"/>
+          </w:tcPr>
+          <w:p>
+            <w:pPr>
+              <w:widowControl w:val="0"/>
+              <w:ind w:left="113" w:right="57"/>
+              <w:rPr>
+                <w:rFonts w:ascii="Times New Roman" w:eastAsia="SimSun" w:hAnsi="Times New Roman" w:cs="Times New Roman"/>
+                <w:sz w:val="20"/>
+                <w:szCs w:val="20"/>
+                <w:lang w:eastAsia="ru-RU"/>
+              </w:rPr>
+            </w:pPr>
+            <w:r>
+              <w:rPr>
+                <w:rFonts w:ascii="Times New Roman" w:eastAsia="SimSun" w:hAnsi="Times New Roman" w:cs="Times New Roman"/>
+                <w:sz w:val="24"/>
+                <w:szCs w:val="28"/>
+                <w:lang w:eastAsia="ru-RU"/>
+              </w:rPr>
+              <w:t>Планирование проекта</w:t>
+            </w:r>
+          </w:p>
+        </w:tc>
+      </w:tr>
+      <w:tr>
+        <w:trPr>
+          <w:trHeight w:val="316"/>
+        </w:trPr>
+        <w:tc>
+          <w:tcPr>
+            <w:tcW w:w="846" w:type="dxa"/>
+          </w:tcPr>
+          <w:p>
+            <w:pPr>
+              <w:widowControl w:val="0"/>
+              <w:ind w:left="113" w:right="57"/>
+              <w:rPr>
+                <w:rFonts w:ascii="Times New Roman" w:eastAsia="SimSun" w:hAnsi="Times New Roman" w:cs="Times New Roman"/>
+                <w:sz w:val="20"/>
+                <w:szCs w:val="20"/>
+                <w:lang w:eastAsia="ru-RU"/>
+              </w:rPr>
+            </w:pPr>
+            <w:r>
+              <w:rPr>
+                <w:rFonts w:ascii="Times New Roman" w:eastAsia="SimSun" w:hAnsi="Times New Roman" w:cs="Times New Roman"/>
+                <w:sz w:val="28"/>
+                <w:szCs w:val="28"/>
+                <w:lang w:eastAsia="ru-RU"/>
+              </w:rPr>
+              <w:t>2.1</w:t>
+            </w:r>
+          </w:p>
+        </w:tc>
+        <w:tc>
+          <w:tcPr>
+            <w:tcW w:w="8647" w:type="dxa"/>
+          </w:tcPr>
+          <w:p>
+            <w:pPr>
+              <w:widowControl w:val="0"/>
+              <w:ind w:left="113" w:right="57"/>
+              <w:rPr>
+                <w:rFonts w:ascii="Times New Roman" w:eastAsia="SimSun" w:hAnsi="Times New Roman" w:cs="Times New Roman"/>
+                <w:sz w:val="20"/>
+                <w:szCs w:val="20"/>
+                <w:lang w:eastAsia="ru-RU"/>
+              </w:rPr>
+            </w:pPr>
+            <w:r>
+              <w:rPr>
+                <w:rFonts w:ascii="Times New Roman" w:eastAsia="SimSun" w:hAnsi="Times New Roman" w:cs="Times New Roman"/>
+                <w:sz w:val="24"/>
+                <w:szCs w:val="28"/>
+                <w:lang w:eastAsia="ru-RU"/>
+              </w:rPr>
+              <w:t>Определение последовательности работ</w:t>
+            </w:r>
+          </w:p>
+        </w:tc>
+      </w:tr>
+      <w:tr>
+        <w:trPr>
+          <w:trHeight w:val="331"/>
+        </w:trPr>
+        <w:tc>
+          <w:tcPr>
+            <w:tcW w:w="846" w:type="dxa"/>
+          </w:tcPr>
+          <w:p>
+            <w:pPr>
+              <w:widowControl w:val="0"/>
+              <w:ind w:left="113" w:right="57"/>
+              <w:rPr>
+                <w:rFonts w:ascii="Times New Roman" w:eastAsia="SimSun" w:hAnsi="Times New Roman" w:cs="Times New Roman"/>
+                <w:sz w:val="20"/>
+                <w:szCs w:val="20"/>
+                <w:lang w:eastAsia="ru-RU"/>
+              </w:rPr>
+            </w:pPr>
+            <w:r>
+              <w:rPr>
+                <w:rFonts w:ascii="Times New Roman" w:eastAsia="SimSun" w:hAnsi="Times New Roman" w:cs="Times New Roman"/>
+                <w:sz w:val="28"/>
+                <w:szCs w:val="28"/>
+                <w:lang w:eastAsia="ru-RU"/>
+              </w:rPr>
+              <w:t>2.2</w:t>
+            </w:r>
+          </w:p>
+        </w:tc>
+        <w:tc>
+          <w:tcPr>
+            <w:tcW w:w="8647" w:type="dxa"/>
+          </w:tcPr>
+          <w:p>
+            <w:pPr>
+              <w:widowControl w:val="0"/>
+              <w:ind w:left="113" w:right="57"/>
+              <w:rPr>
+                <w:rFonts w:ascii="Times New Roman" w:eastAsia="SimSun" w:hAnsi="Times New Roman" w:cs="Times New Roman"/>
+                <w:sz w:val="20"/>
+                <w:szCs w:val="20"/>
+                <w:lang w:eastAsia="ru-RU"/>
+              </w:rPr>
+            </w:pPr>
+            <w:r>
+              <w:rPr>
+                <w:rFonts w:ascii="Times New Roman" w:eastAsia="SimSun" w:hAnsi="Times New Roman" w:cs="Times New Roman"/>
+                <w:sz w:val="24"/>
+                <w:szCs w:val="28"/>
+                <w:lang w:eastAsia="ru-RU"/>
+              </w:rPr>
+              <w:t xml:space="preserve">Создание диаграммы </w:t>
+            </w:r>
+            <w:proofErr w:type="spellStart"/>
+            <w:r>
+              <w:rPr>
+                <w:rFonts w:ascii="Times New Roman" w:eastAsia="SimSun" w:hAnsi="Times New Roman" w:cs="Times New Roman"/>
+                <w:sz w:val="24"/>
+                <w:szCs w:val="28"/>
+                <w:lang w:eastAsia="ru-RU"/>
+              </w:rPr>
+              <w:t>Ганта</w:t>
+            </w:r>
+            <w:proofErr w:type="spellEnd"/>
+          </w:p>
+        </w:tc>
+      </w:tr>
+      <w:tr>
+        <w:trPr>
+          <w:trHeight w:val="316"/>
+        </w:trPr>
+        <w:tc>
+          <w:tcPr>
+            <w:tcW w:w="846" w:type="dxa"/>
+          </w:tcPr>
+          <w:p>
+            <w:pPr>
+              <w:widowControl w:val="0"/>
+              <w:ind w:left="113" w:right="57"/>
+              <w:rPr>
+                <w:rFonts w:ascii="Times New Roman" w:eastAsia="SimSun" w:hAnsi="Times New Roman" w:cs="Times New Roman"/>
+                <w:sz w:val="20"/>
+                <w:szCs w:val="20"/>
+                <w:lang w:eastAsia="ru-RU"/>
+              </w:rPr>
+            </w:pPr>
+            <w:r>
+              <w:rPr>
+                <w:rFonts w:ascii="Times New Roman" w:eastAsia="SimSun" w:hAnsi="Times New Roman" w:cs="Times New Roman"/>
+                <w:sz w:val="28"/>
+                <w:szCs w:val="28"/>
+                <w:lang w:eastAsia="ru-RU"/>
+              </w:rPr>
+              <w:t>2.3</w:t>
+            </w:r>
+          </w:p>
+        </w:tc>
+        <w:tc>
+          <w:tcPr>
+            <w:tcW w:w="8647" w:type="dxa"/>
+          </w:tcPr>
+          <w:p>
+            <w:pPr>
+              <w:widowControl w:val="0"/>
+              <w:ind w:left="113" w:right="57"/>
+              <w:rPr>
+                <w:rFonts w:ascii="Times New Roman" w:eastAsia="SimSun" w:hAnsi="Times New Roman" w:cs="Times New Roman"/>
+                <w:sz w:val="20"/>
+                <w:szCs w:val="20"/>
+                <w:lang w:eastAsia="ru-RU"/>
+              </w:rPr>
+            </w:pPr>
+            <w:r>
+              <w:rPr>
+                <w:rFonts w:ascii="Times New Roman" w:eastAsia="SimSun" w:hAnsi="Times New Roman" w:cs="Times New Roman"/>
+                <w:sz w:val="24"/>
+                <w:szCs w:val="28"/>
+                <w:lang w:eastAsia="ru-RU"/>
+              </w:rPr>
+              <w:t>Разработка «технического задания»</w:t>
+            </w:r>
+          </w:p>
+        </w:tc>
+      </w:tr>
+      <w:tr>
+        <w:trPr>
+          <w:trHeight w:val="316"/>
+        </w:trPr>
+        <w:tc>
+          <w:tcPr>
+            <w:tcW w:w="846" w:type="dxa"/>
+          </w:tcPr>
+          <w:p>
+            <w:pPr>
+              <w:widowControl w:val="0"/>
+              <w:ind w:left="113" w:right="57"/>
+              <w:rPr>
+                <w:rFonts w:ascii="Times New Roman" w:eastAsia="SimSun" w:hAnsi="Times New Roman" w:cs="Times New Roman"/>
+                <w:sz w:val="20"/>
+                <w:szCs w:val="20"/>
+                <w:lang w:eastAsia="ru-RU"/>
+              </w:rPr>
+            </w:pPr>
+            <w:r>
+              <w:rPr>
+                <w:rFonts w:ascii="Times New Roman" w:eastAsia="SimSun" w:hAnsi="Times New Roman" w:cs="Times New Roman"/>
+                <w:sz w:val="28"/>
+                <w:szCs w:val="28"/>
+                <w:lang w:eastAsia="ru-RU"/>
+              </w:rPr>
+              <w:t>3</w:t>
+            </w:r>
+          </w:p>
+        </w:tc>
+        <w:tc>
+          <w:tcPr>
+            <w:tcW w:w="8647" w:type="dxa"/>
+          </w:tcPr>
+          <w:p>
+            <w:pPr>
+              <w:widowControl w:val="0"/>
+              <w:ind w:left="113" w:right="57"/>
+              <w:rPr>
+                <w:rFonts w:ascii="Times New Roman" w:eastAsia="SimSun" w:hAnsi="Times New Roman" w:cs="Times New Roman"/>
+                <w:sz w:val="20"/>
+                <w:szCs w:val="20"/>
+                <w:lang w:eastAsia="ru-RU"/>
+              </w:rPr>
+            </w:pPr>
+            <w:r>
+              <w:rPr>
+                <w:rFonts w:ascii="Times New Roman" w:eastAsia="SimSun" w:hAnsi="Times New Roman" w:cs="Times New Roman"/>
+                <w:sz w:val="24"/>
+                <w:szCs w:val="28"/>
+                <w:lang w:eastAsia="ru-RU"/>
+              </w:rPr>
+              <w:t>Реализация проекта</w:t>
+            </w:r>
+          </w:p>
+        </w:tc>
+      </w:tr>
+      <w:tr>
+        <w:trPr>
+          <w:trHeight w:val="316"/>
+        </w:trPr>
+        <w:tc>
+          <w:tcPr>
+            <w:tcW w:w="846" w:type="dxa"/>
+          </w:tcPr>
+          <w:p>
+            <w:pPr>
+              <w:widowControl w:val="0"/>
+              <w:ind w:left="113" w:right="57"/>
+              <w:rPr>
+                <w:rFonts w:ascii="Times New Roman" w:eastAsia="SimSun" w:hAnsi="Times New Roman" w:cs="Times New Roman"/>
+                <w:sz w:val="20"/>
+                <w:szCs w:val="20"/>
+                <w:lang w:eastAsia="ru-RU"/>
+              </w:rPr>
+            </w:pPr>
+            <w:r>
+              <w:rPr>
+                <w:rFonts w:ascii="Times New Roman" w:eastAsia="SimSun" w:hAnsi="Times New Roman" w:cs="Times New Roman"/>
+                <w:sz w:val="28"/>
+                <w:szCs w:val="28"/>
+                <w:lang w:eastAsia="ru-RU"/>
+              </w:rPr>
+              <w:t>3.1</w:t>
+            </w:r>
+          </w:p>
+        </w:tc>
+        <w:tc>
+          <w:tcPr>
+            <w:tcW w:w="8647" w:type="dxa"/>
+          </w:tcPr>
+          <w:p>
+            <w:pPr>
+              <w:widowControl w:val="0"/>
+              <w:ind w:left="113" w:right="57"/>
+              <w:rPr>
+                <w:rFonts w:ascii="Times New Roman" w:eastAsia="SimSun" w:hAnsi="Times New Roman" w:cs="Times New Roman"/>
+                <w:sz w:val="20"/>
+                <w:szCs w:val="20"/>
+                <w:lang w:eastAsia="ru-RU"/>
+              </w:rPr>
+            </w:pPr>
+            <w:r>
+              <w:rPr>
+                <w:rFonts w:ascii="Times New Roman" w:eastAsia="SimSun" w:hAnsi="Times New Roman" w:cs="Times New Roman"/>
+                <w:sz w:val="24"/>
+                <w:szCs w:val="28"/>
+                <w:lang w:eastAsia="ru-RU"/>
+              </w:rPr>
+              <w:t>Изучение потребностей потенциальных потребителей</w:t>
+            </w:r>
+          </w:p>
+        </w:tc>
+      </w:tr>
+      <w:tr>
+        <w:trPr>
+          <w:trHeight w:val="316"/>
+        </w:trPr>
+        <w:tc>
+          <w:tcPr>
+            <w:tcW w:w="846" w:type="dxa"/>
+          </w:tcPr>
+          <w:p>
+            <w:pPr>
+              <w:widowControl w:val="0"/>
+              <w:ind w:left="113" w:right="57"/>
+              <w:rPr>
+                <w:rFonts w:ascii="Times New Roman" w:eastAsia="SimSun" w:hAnsi="Times New Roman" w:cs="Times New Roman"/>
+                <w:sz w:val="20"/>
+                <w:szCs w:val="20"/>
+                <w:lang w:eastAsia="ru-RU"/>
+              </w:rPr>
+            </w:pPr>
+            <w:r>
+              <w:rPr>
+                <w:rFonts w:ascii="Times New Roman" w:eastAsia="SimSun" w:hAnsi="Times New Roman" w:cs="Times New Roman"/>
+                <w:sz w:val="28"/>
+                <w:szCs w:val="28"/>
+                <w:lang w:val="en-US" w:eastAsia="ru-RU"/>
+              </w:rPr>
+              <w:t>3</w:t>
+            </w:r>
+            <w:r>
+              <w:rPr>
+                <w:rFonts w:ascii="Times New Roman" w:eastAsia="SimSun" w:hAnsi="Times New Roman" w:cs="Times New Roman"/>
+                <w:sz w:val="28"/>
+                <w:szCs w:val="28"/>
+                <w:lang w:eastAsia="ru-RU"/>
+              </w:rPr>
+              <w:t>.2</w:t>
+            </w:r>
+          </w:p>
+        </w:tc>
+        <w:tc>
+          <w:tcPr>
+            <w:tcW w:w="8647" w:type="dxa"/>
+          </w:tcPr>
+          <w:p>
+            <w:pPr>
+              <w:widowControl w:val="0"/>
+              <w:ind w:left="113" w:right="57"/>
+              <w:rPr>
+                <w:rFonts w:ascii="Times New Roman" w:eastAsia="SimSun" w:hAnsi="Times New Roman" w:cs="Times New Roman"/>
+                <w:sz w:val="20"/>
+                <w:szCs w:val="20"/>
+                <w:lang w:eastAsia="ru-RU"/>
+              </w:rPr>
+            </w:pPr>
+            <w:r>
+              <w:rPr>
+                <w:rFonts w:ascii="Times New Roman" w:eastAsia="SimSun" w:hAnsi="Times New Roman" w:cs="Times New Roman"/>
+                <w:sz w:val="24"/>
+                <w:szCs w:val="28"/>
+                <w:lang w:eastAsia="ru-RU"/>
+              </w:rPr>
+              <w:t>Выбор и обоснование методов решения поставленных задач</w:t>
+            </w:r>
+          </w:p>
+        </w:tc>
+      </w:tr>
+      <w:tr>
+        <w:trPr>
+          <w:trHeight w:val="316"/>
+        </w:trPr>
+        <w:tc>
+          <w:tcPr>
+            <w:tcW w:w="846" w:type="dxa"/>
+          </w:tcPr>
+          <w:p>
+            <w:pPr>
+              <w:widowControl w:val="0"/>
+              <w:ind w:left="113" w:right="57"/>
+              <w:rPr>
+                <w:rFonts w:ascii="Times New Roman" w:eastAsia="SimSun" w:hAnsi="Times New Roman" w:cs="Times New Roman"/>
+                <w:sz w:val="20"/>
+                <w:szCs w:val="20"/>
+                <w:lang w:eastAsia="ru-RU"/>
+              </w:rPr>
+            </w:pPr>
+            <w:r>
+              <w:rPr>
+                <w:rFonts w:ascii="Times New Roman" w:eastAsia="SimSun" w:hAnsi="Times New Roman" w:cs="Times New Roman"/>
+                <w:sz w:val="28"/>
+                <w:szCs w:val="28"/>
+                <w:lang w:eastAsia="ru-RU"/>
+              </w:rPr>
+              <w:lastRenderedPageBreak/>
+              <w:t>3.3</w:t>
+            </w:r>
+          </w:p>
+        </w:tc>
+        <w:tc>
+          <w:tcPr>
+            <w:tcW w:w="8647" w:type="dxa"/>
+          </w:tcPr>
+          <w:p>
+            <w:pPr>
+              <w:widowControl w:val="0"/>
+              <w:ind w:left="113" w:right="57"/>
+              <w:rPr>
+                <w:rFonts w:ascii="Times New Roman" w:eastAsia="SimSun" w:hAnsi="Times New Roman" w:cs="Times New Roman"/>
+                <w:sz w:val="20"/>
+                <w:szCs w:val="20"/>
+                <w:lang w:eastAsia="ru-RU"/>
+              </w:rPr>
+            </w:pPr>
+            <w:r>
+              <w:rPr>
+                <w:rFonts w:ascii="Times New Roman" w:eastAsia="SimSun" w:hAnsi="Times New Roman" w:cs="Times New Roman"/>
+                <w:sz w:val="24"/>
+                <w:szCs w:val="28"/>
+                <w:lang w:eastAsia="ru-RU"/>
+              </w:rPr>
+              <w:t>Разработка прототипа программы</w:t>
+            </w:r>
+          </w:p>
+        </w:tc>
+      </w:tr>
+      <w:tr>
+        <w:trPr>
+          <w:trHeight w:val="316"/>
+        </w:trPr>
+        <w:tc>
+          <w:tcPr>
+            <w:tcW w:w="846" w:type="dxa"/>
+          </w:tcPr>
+          <w:p>
+            <w:pPr>
+              <w:widowControl w:val="0"/>
+              <w:ind w:left="113" w:right="57"/>
+              <w:rPr>
+                <w:rFonts w:ascii="Times New Roman" w:eastAsia="SimSun" w:hAnsi="Times New Roman" w:cs="Times New Roman"/>
+                <w:sz w:val="20"/>
+                <w:szCs w:val="20"/>
+                <w:lang w:eastAsia="ru-RU"/>
+              </w:rPr>
+            </w:pPr>
+            <w:r>
+              <w:rPr>
+                <w:rFonts w:ascii="Times New Roman" w:eastAsia="SimSun" w:hAnsi="Times New Roman" w:cs="Times New Roman"/>
+                <w:sz w:val="28"/>
+                <w:szCs w:val="28"/>
+                <w:lang w:eastAsia="ru-RU"/>
+              </w:rPr>
+              <w:t>3.4</w:t>
+            </w:r>
+          </w:p>
+        </w:tc>
+        <w:tc>
+          <w:tcPr>
+            <w:tcW w:w="8647" w:type="dxa"/>
+          </w:tcPr>
+          <w:p>
+            <w:pPr>
+              <w:widowControl w:val="0"/>
+              <w:ind w:left="113" w:right="57"/>
+              <w:rPr>
+                <w:rFonts w:ascii="Times New Roman" w:eastAsia="SimSun" w:hAnsi="Times New Roman" w:cs="Times New Roman"/>
+                <w:sz w:val="20"/>
+                <w:szCs w:val="20"/>
+                <w:lang w:eastAsia="ru-RU"/>
+              </w:rPr>
+            </w:pPr>
+            <w:r>
+              <w:rPr>
+                <w:rFonts w:ascii="Times New Roman" w:eastAsia="SimSun" w:hAnsi="Times New Roman" w:cs="Times New Roman"/>
+                <w:sz w:val="24"/>
+                <w:szCs w:val="28"/>
+                <w:lang w:eastAsia="ru-RU"/>
+              </w:rPr>
+              <w:t>Тестирование и доработка прототипа до финальной версии</w:t>
+            </w:r>
+          </w:p>
+        </w:tc>
+      </w:tr>
+      <w:tr>
+        <w:trPr>
+          <w:trHeight w:val="331"/>
+        </w:trPr>
+        <w:tc>
+          <w:tcPr>
+            <w:tcW w:w="846" w:type="dxa"/>
+          </w:tcPr>
+          <w:p>
+            <w:pPr>
+              <w:widowControl w:val="0"/>
+              <w:ind w:left="113" w:right="57"/>
+              <w:rPr>
+                <w:rFonts w:ascii="Times New Roman" w:eastAsia="SimSun" w:hAnsi="Times New Roman" w:cs="Times New Roman"/>
+                <w:sz w:val="20"/>
+                <w:szCs w:val="20"/>
+                <w:lang w:eastAsia="ru-RU"/>
+              </w:rPr>
+            </w:pPr>
+            <w:r>
+              <w:rPr>
+                <w:rFonts w:ascii="Times New Roman" w:eastAsia="SimSun" w:hAnsi="Times New Roman" w:cs="Times New Roman"/>
+                <w:sz w:val="28"/>
+                <w:szCs w:val="28"/>
+                <w:lang w:eastAsia="ru-RU"/>
+              </w:rPr>
+              <w:t>4</w:t>
+            </w:r>
+          </w:p>
+        </w:tc>
+        <w:tc>
+          <w:tcPr>
+            <w:tcW w:w="8647" w:type="dxa"/>
+          </w:tcPr>
+          <w:p>
+            <w:pPr>
+              <w:widowControl w:val="0"/>
+              <w:ind w:left="113" w:right="57"/>
+              <w:rPr>
+                <w:rFonts w:ascii="Times New Roman" w:eastAsia="SimSun" w:hAnsi="Times New Roman" w:cs="Times New Roman"/>
+                <w:sz w:val="20"/>
+                <w:szCs w:val="20"/>
+                <w:lang w:eastAsia="ru-RU"/>
+              </w:rPr>
+            </w:pPr>
+            <w:r>
+              <w:rPr>
+                <w:rFonts w:ascii="Times New Roman" w:eastAsia="SimSun" w:hAnsi="Times New Roman" w:cs="Times New Roman"/>
+                <w:sz w:val="24"/>
+                <w:szCs w:val="28"/>
+                <w:lang w:eastAsia="ru-RU"/>
+              </w:rPr>
+              <w:t>Завершение проекта</w:t>
+            </w:r>
+          </w:p>
+        </w:tc>
+      </w:tr>
+      <w:tr>
+        <w:trPr>
+          <w:trHeight w:val="407"/>
+        </w:trPr>
+        <w:tc>
+          <w:tcPr>
+            <w:tcW w:w="846" w:type="dxa"/>
+          </w:tcPr>
+          <w:p>
+            <w:pPr>
+              <w:widowControl w:val="0"/>
+              <w:ind w:left="113" w:right="57"/>
+              <w:rPr>
+                <w:rFonts w:ascii="Times New Roman" w:eastAsia="SimSun" w:hAnsi="Times New Roman" w:cs="Times New Roman"/>
+                <w:sz w:val="20"/>
+                <w:szCs w:val="20"/>
+                <w:lang w:eastAsia="ru-RU"/>
+              </w:rPr>
+            </w:pPr>
+            <w:r>
+              <w:rPr>
+                <w:rFonts w:ascii="Times New Roman" w:eastAsia="SimSun" w:hAnsi="Times New Roman" w:cs="Times New Roman"/>
+                <w:sz w:val="28"/>
+                <w:szCs w:val="28"/>
+                <w:lang w:eastAsia="ru-RU"/>
+              </w:rPr>
+              <w:t>4.1</w:t>
+            </w:r>
+          </w:p>
+        </w:tc>
+        <w:tc>
+          <w:tcPr>
+            <w:tcW w:w="8647" w:type="dxa"/>
+          </w:tcPr>
+          <w:p>
+            <w:pPr>
+              <w:widowControl w:val="0"/>
+              <w:spacing w:line="360" w:lineRule="auto"/>
+              <w:ind w:left="113" w:right="57"/>
+              <w:jc w:val="both"/>
+              <w:rPr>
+                <w:rFonts w:ascii="Times New Roman" w:eastAsia="SimSun" w:hAnsi="Times New Roman" w:cs="Times New Roman"/>
+                <w:sz w:val="20"/>
+                <w:szCs w:val="20"/>
+                <w:lang w:eastAsia="ru-RU"/>
+              </w:rPr>
+            </w:pPr>
+            <w:r>
+              <w:rPr>
+                <w:rFonts w:ascii="Times New Roman" w:eastAsia="SimSun" w:hAnsi="Times New Roman" w:cs="Times New Roman"/>
+                <w:sz w:val="24"/>
+                <w:szCs w:val="28"/>
+                <w:lang w:eastAsia="ru-RU"/>
+              </w:rPr>
+              <w:t>Создание представления проекта в виде презентации</w:t>
+            </w:r>
+          </w:p>
+        </w:tc>
+      </w:tr>
+      <w:tr>
+        <w:trPr>
+          <w:trHeight w:val="316"/>
+        </w:trPr>
+        <w:tc>
+          <w:tcPr>
+            <w:tcW w:w="846" w:type="dxa"/>
+          </w:tcPr>
+          <w:p>
+            <w:pPr>
+              <w:widowControl w:val="0"/>
+              <w:ind w:left="113" w:right="57"/>
+              <w:rPr>
+                <w:rFonts w:ascii="Times New Roman" w:eastAsia="SimSun" w:hAnsi="Times New Roman" w:cs="Times New Roman"/>
+                <w:sz w:val="20"/>
+                <w:szCs w:val="20"/>
+                <w:lang w:eastAsia="ru-RU"/>
+              </w:rPr>
+            </w:pPr>
+            <w:r>
+              <w:rPr>
+                <w:rFonts w:ascii="Times New Roman" w:eastAsia="SimSun" w:hAnsi="Times New Roman" w:cs="Times New Roman"/>
+                <w:sz w:val="28"/>
+                <w:szCs w:val="28"/>
+                <w:lang w:eastAsia="ru-RU"/>
+              </w:rPr>
+              <w:t>4.2</w:t>
+            </w:r>
+          </w:p>
+        </w:tc>
+        <w:tc>
+          <w:tcPr>
+            <w:tcW w:w="8647" w:type="dxa"/>
+          </w:tcPr>
+          <w:p>
+            <w:pPr>
+              <w:widowControl w:val="0"/>
+              <w:ind w:left="113" w:right="57"/>
+              <w:rPr>
+                <w:rFonts w:ascii="Times New Roman" w:eastAsia="SimSun" w:hAnsi="Times New Roman" w:cs="Times New Roman"/>
+                <w:sz w:val="20"/>
+                <w:szCs w:val="20"/>
+                <w:lang w:eastAsia="ru-RU"/>
+              </w:rPr>
+            </w:pPr>
+            <w:r>
+              <w:rPr>
+                <w:rFonts w:ascii="Times New Roman" w:eastAsia="SimSun" w:hAnsi="Times New Roman" w:cs="Times New Roman"/>
+                <w:sz w:val="24"/>
+                <w:szCs w:val="28"/>
+                <w:lang w:eastAsia="ru-RU"/>
+              </w:rPr>
+              <w:t>Демонстрация и защита проекта</w:t>
+            </w:r>
+          </w:p>
+        </w:tc>
+      </w:tr>
+    </w:tbl>
+    <w:p>
+      <w:pPr>
+        <w:pStyle w:val="a3"/>
+        <w:spacing w:line="360" w:lineRule="auto"/>
+        <w:ind w:firstLine="709"/>
+        <w:contextualSpacing/>
+        <w:jc w:val="both"/>
+        <w:rPr>
+          <w:sz w:val="28"/>
+          <w:szCs w:val="28"/>
+        </w:rPr>
+      </w:pPr>
+      <w:r>
+        <w:rPr>
+          <w:sz w:val="28"/>
+          <w:szCs w:val="28"/>
+        </w:rPr>
+        <w:t>Проектная администрация:</w:t>
+      </w:r>
+    </w:p>
+    <w:p>
+      <w:pPr>
+        <w:pStyle w:val="a3"/>
+        <w:spacing w:line="360" w:lineRule="auto"/>
+        <w:ind w:firstLine="709"/>
+        <w:contextualSpacing/>
+        <w:jc w:val="both"/>
+        <w:rPr>
+          <w:sz w:val="28"/>
+          <w:szCs w:val="28"/>
+        </w:rPr>
+      </w:pPr>
+      <w:r>
+        <w:rPr>
+          <w:sz w:val="28"/>
+          <w:szCs w:val="28"/>
+        </w:rPr>
+        <w:t></w:t>
+      </w:r>
+      <w:r>
+        <w:rPr>
+          <w:sz w:val="28"/>
+          <w:szCs w:val="28"/>
+        </w:rPr>
+        <w:tab/>
+        <w:t>заказчик проекта – _______________________________________</w:t>
+      </w:r>
+    </w:p>
+    <w:p>
+      <w:pPr>
+        <w:pStyle w:val="a3"/>
+        <w:spacing w:line="360" w:lineRule="auto"/>
+        <w:ind w:firstLine="709"/>
+        <w:contextualSpacing/>
+        <w:jc w:val="both"/>
+        <w:rPr>
+          <w:sz w:val="28"/>
+          <w:szCs w:val="28"/>
+        </w:rPr>
+      </w:pPr>
+      <w:r>
+        <w:rPr>
+          <w:sz w:val="28"/>
+          <w:szCs w:val="28"/>
+        </w:rPr>
+        <w:t></w:t>
+      </w:r>
+      <w:r>
+        <w:rPr>
+          <w:sz w:val="28"/>
+          <w:szCs w:val="28"/>
+        </w:rPr>
+        <w:tab/>
+        <w:t>научный руководитель проекта – _____________________________</w:t>
+      </w:r>
+    </w:p>
+    <w:p>
+      <w:pPr>
+        <w:pStyle w:val="a3"/>
+        <w:spacing w:line="360" w:lineRule="auto"/>
+        <w:ind w:firstLine="709"/>
+        <w:contextualSpacing/>
+        <w:jc w:val="both"/>
+        <w:rPr>
+          <w:sz w:val="28"/>
+          <w:szCs w:val="28"/>
+        </w:rPr>
+      </w:pPr>
+      <w:r>
+        <w:rPr>
+          <w:sz w:val="28"/>
+          <w:szCs w:val="28"/>
+        </w:rPr>
+        <w:t></w:t>
+      </w:r>
+      <w:r>
+        <w:rPr>
+          <w:sz w:val="28"/>
+          <w:szCs w:val="28"/>
+        </w:rPr>
+        <w:tab/>
+        <w:t>руководитель проекта – ___________________________________</w:t>
+      </w:r>
+    </w:p>
+    <w:p>
+      <w:pPr>
+        <w:pStyle w:val="a3"/>
+        <w:spacing w:line="360" w:lineRule="auto"/>
+        <w:ind w:firstLine="709"/>
+        <w:contextualSpacing/>
+        <w:jc w:val="both"/>
+        <w:rPr>
+          <w:sz w:val="28"/>
+          <w:szCs w:val="28"/>
+        </w:rPr>
+      </w:pPr>
+      <w:r>
+        <w:rPr>
+          <w:sz w:val="28"/>
+          <w:szCs w:val="28"/>
+        </w:rPr>
+        <w:t></w:t>
+      </w:r>
+      <w:r>
+        <w:rPr>
+          <w:sz w:val="28"/>
+          <w:szCs w:val="28"/>
+        </w:rPr>
+        <w:tab/>
+        <w:t>участники проектной группы_______________________________</w:t>
+      </w:r>
+    </w:p>
+    <w:p>
+      <w:pPr>
+        <w:pStyle w:val="a3"/>
+        <w:spacing w:line="360" w:lineRule="auto"/>
+        <w:contextualSpacing/>
+        <w:jc w:val="both"/>
+        <w:rPr>
+          <w:sz w:val="28"/>
+          <w:szCs w:val="28"/>
+        </w:rPr>
+      </w:pPr>
+      <w:r>
+        <w:rPr>
+          <w:sz w:val="28"/>
+          <w:szCs w:val="28"/>
+        </w:rPr>
+        <w:t>_____________________________________________________________</w:t>
+      </w:r>
+    </w:p>
+    <w:p>
+      <w:pPr>
+        <w:pStyle w:val="a3"/>
+        <w:spacing w:line="360" w:lineRule="auto"/>
+        <w:contextualSpacing/>
+        <w:jc w:val="both"/>
+        <w:rPr>
+          <w:sz w:val="28"/>
+          <w:szCs w:val="28"/>
+        </w:rPr>
+      </w:pPr>
+      <w:r>
+        <w:rPr>
+          <w:sz w:val="28"/>
+          <w:szCs w:val="28"/>
+        </w:rPr>
+        <w:t>_____________________________________________________________</w:t>
+      </w:r>
+    </w:p>
+    <w:p>
+      <w:pPr>
+        <w:pStyle w:val="a3"/>
+        <w:spacing w:line="360" w:lineRule="auto"/>
+        <w:ind w:firstLine="709"/>
+        <w:contextualSpacing/>
+        <w:jc w:val="both"/>
+        <w:rPr>
+          <w:sz w:val="28"/>
+          <w:szCs w:val="28"/>
+        </w:rPr>
+      </w:pPr>
+      <w:r>
+        <w:rPr>
+          <w:sz w:val="28"/>
+          <w:szCs w:val="28"/>
+        </w:rPr>
+        <w:t>Средства коммуникации участников проекта: __________________</w:t>
+      </w:r>
+    </w:p>
+    <w:p>
+      <w:pPr>
+        <w:pStyle w:val="a3"/>
+        <w:spacing w:line="360" w:lineRule="auto"/>
+        <w:contextualSpacing/>
+        <w:jc w:val="both"/>
+        <w:rPr>
+          <w:sz w:val="28"/>
+          <w:szCs w:val="28"/>
+        </w:rPr>
+      </w:pPr>
+      <w:r>
+        <w:rPr>
+          <w:sz w:val="28"/>
+          <w:szCs w:val="28"/>
+        </w:rPr>
+        <w:t>_____________________________________________________________</w:t>
+      </w:r>
+    </w:p>
+    <w:p>
+      <w:pPr>
+        <w:pStyle w:val="a3"/>
+        <w:spacing w:line="360" w:lineRule="auto"/>
+        <w:contextualSpacing/>
+        <w:jc w:val="both"/>
+      </w:pPr>
+    </w:p>
+    <w:p>
+      <w:pPr>
+        <w:spacing w:line="360" w:lineRule="auto"/>
+        <w:ind w:firstLine="708"/>
+        <w:contextualSpacing/>
+        <w:jc w:val="both"/>
+        <w:rPr>
+          <w:rFonts w:ascii="Times New Roman" w:hAnsi="Times New Roman" w:cs="Times New Roman"/>
+          <w:sz w:val="28"/>
+          <w:szCs w:val="28"/>
+        </w:rPr>
+      </w:pPr>
+      <w:r>
+        <w:rPr>
+          <w:rFonts w:ascii="Times New Roman" w:hAnsi="Times New Roman" w:cs="Times New Roman"/>
+          <w:sz w:val="28"/>
+          <w:szCs w:val="28"/>
+        </w:rPr>
+        <w:t>1.3 Календарный план</w:t>
+      </w:r>
+    </w:p>
+    <w:p>
+      <w:pPr>
+        <w:spacing w:line="360" w:lineRule="auto"/>
+        <w:ind w:firstLine="708"/>
+        <w:contextualSpacing/>
+        <w:jc w:val="both"/>
+        <w:rPr>
+          <w:rFonts w:ascii="Times New Roman" w:hAnsi="Times New Roman" w:cs="Times New Roman"/>
+          <w:sz w:val="28"/>
+          <w:szCs w:val="28"/>
+        </w:rPr>
+      </w:pPr>
+      <w:r>
+        <w:rPr>
+          <w:rFonts w:ascii="Times New Roman" w:hAnsi="Times New Roman" w:cs="Times New Roman"/>
+          <w:sz w:val="28"/>
+          <w:szCs w:val="28"/>
+        </w:rPr>
+        <w:t>Календарный план проекта определяет последовательность выполнения основных этапов разработки информационной системы поддержки водителей с элементами адаптивного обучения, а также сроки их начала и окончания.</w:t>
+      </w:r>
+    </w:p>
+    <w:p>
+      <w:pPr>
+        <w:spacing w:line="360" w:lineRule="auto"/>
+        <w:ind w:firstLine="708"/>
+        <w:contextualSpacing/>
+        <w:jc w:val="both"/>
+        <w:rPr>
+          <w:rFonts w:ascii="Times New Roman" w:hAnsi="Times New Roman" w:cs="Times New Roman"/>
+          <w:sz w:val="28"/>
+          <w:szCs w:val="28"/>
+        </w:rPr>
+      </w:pPr>
+      <w:r>
+        <w:rPr>
+          <w:rFonts w:ascii="Times New Roman" w:hAnsi="Times New Roman" w:cs="Times New Roman"/>
+          <w:sz w:val="28"/>
+          <w:szCs w:val="28"/>
+        </w:rPr>
+        <w:t>Таблица 2 – Календарный план</w:t>
+      </w:r>
+    </w:p>
+    <w:tbl>
+      <w:tblPr>
+        <w:tblStyle w:val="a6"/>
+        <w:tblW w:w="0" w:type="auto"/>
+        <w:tblLook w:val="04A0" w:firstRow="1" w:lastRow="0" w:firstColumn="1" w:lastColumn="0" w:noHBand="0" w:noVBand="1"/>
+      </w:tblPr>
+      <w:tblGrid>
+        <w:gridCol w:w="783"/>
+        <w:gridCol w:w="5828"/>
+        <w:gridCol w:w="1296"/>
+        <w:gridCol w:w="1438"/>
+      </w:tblGrid>
+      <w:tr>
+        <w:tc>
+          <w:tcPr>
+            <w:tcW w:w="0" w:type="auto"/>
+            <w:hideMark/>
+          </w:tcPr>
+          <w:p>
+            <w:pPr>
+              <w:jc w:val="right"/>
+              <w:rPr>
+                <w:rFonts w:ascii="Times New Roman" w:eastAsia="Times New Roman" w:hAnsi="Times New Roman" w:cs="Times New Roman"/>
+                <w:b/>
+                <w:bCs/>
+                <w:sz w:val="24"/>
+                <w:szCs w:val="24"/>
+                <w:lang w:eastAsia="ru-RU"/>
+              </w:rPr>
+            </w:pPr>
+            <w:r>
+              <w:rPr>
+                <w:rFonts w:ascii="Times New Roman" w:eastAsia="Times New Roman" w:hAnsi="Times New Roman" w:cs="Times New Roman"/>
+                <w:b/>
+                <w:bCs/>
+                <w:sz w:val="24"/>
+                <w:szCs w:val="24"/>
+                <w:lang w:eastAsia="ru-RU"/>
+              </w:rPr>
+              <w:t>№ п/п</w:t>
+            </w:r>
+          </w:p>
+        </w:tc>
+        <w:tc>
+          <w:tcPr>
+            <w:tcW w:w="0" w:type="auto"/>
+            <w:hideMark/>
+          </w:tcPr>
+          <w:p>
+            <w:pPr>
+              <w:jc w:val="center"/>
+              <w:rPr>
+                <w:rFonts w:ascii="Times New Roman" w:eastAsia="Times New Roman" w:hAnsi="Times New Roman" w:cs="Times New Roman"/>
+                <w:b/>
+                <w:bCs/>
+                <w:sz w:val="24"/>
+                <w:szCs w:val="24"/>
+                <w:lang w:eastAsia="ru-RU"/>
+              </w:rPr>
+            </w:pPr>
+            <w:r>
+              <w:rPr>
+                <w:rFonts w:ascii="Times New Roman" w:eastAsia="Times New Roman" w:hAnsi="Times New Roman" w:cs="Times New Roman"/>
+                <w:b/>
+                <w:bCs/>
+                <w:sz w:val="24"/>
+                <w:szCs w:val="24"/>
+                <w:lang w:eastAsia="ru-RU"/>
+              </w:rPr>
+              <w:t>Этапы проекта</w:t>
+            </w:r>
+          </w:p>
+        </w:tc>
+        <w:tc>
+          <w:tcPr>
+            <w:tcW w:w="0" w:type="auto"/>
+            <w:hideMark/>
+          </w:tcPr>
+          <w:p>
+            <w:pPr>
+              <w:jc w:val="center"/>
+              <w:rPr>
+                <w:rFonts w:ascii="Times New Roman" w:eastAsia="Times New Roman" w:hAnsi="Times New Roman" w:cs="Times New Roman"/>
+                <w:b/>
+                <w:bCs/>
+                <w:sz w:val="24"/>
+                <w:szCs w:val="24"/>
+                <w:lang w:eastAsia="ru-RU"/>
+              </w:rPr>
+            </w:pPr>
+            <w:r>
+              <w:rPr>
+                <w:rFonts w:ascii="Times New Roman" w:eastAsia="Times New Roman" w:hAnsi="Times New Roman" w:cs="Times New Roman"/>
+                <w:b/>
+                <w:bCs/>
+                <w:sz w:val="24"/>
+                <w:szCs w:val="24"/>
+                <w:lang w:eastAsia="ru-RU"/>
+              </w:rPr>
+              <w:t>Начало</w:t>
+            </w:r>
+          </w:p>
+        </w:tc>
+        <w:tc>
+          <w:tcPr>
+            <w:tcW w:w="0" w:type="auto"/>
+            <w:hideMark/>
+          </w:tcPr>
+          <w:p>
+            <w:pPr>
+              <w:jc w:val="center"/>
+              <w:rPr>
+                <w:rFonts w:ascii="Times New Roman" w:eastAsia="Times New Roman" w:hAnsi="Times New Roman" w:cs="Times New Roman"/>
+                <w:b/>
+                <w:bCs/>
+                <w:sz w:val="24"/>
+                <w:szCs w:val="24"/>
+                <w:lang w:eastAsia="ru-RU"/>
+              </w:rPr>
+            </w:pPr>
+            <w:r>
+              <w:rPr>
+                <w:rFonts w:ascii="Times New Roman" w:eastAsia="Times New Roman" w:hAnsi="Times New Roman" w:cs="Times New Roman"/>
+                <w:b/>
+                <w:bCs/>
+                <w:sz w:val="24"/>
+                <w:szCs w:val="24"/>
+                <w:lang w:eastAsia="ru-RU"/>
+              </w:rPr>
+              <w:t>Окончание</w:t>
+            </w:r>
+          </w:p>
+        </w:tc>
+      </w:tr>
+      <w:tr>
+        <w:tc>
+          <w:tcPr>
+            <w:tcW w:w="0" w:type="auto"/>
+            <w:hideMark/>
+          </w:tcPr>
+          <w:p>
+            <w:pPr>
+              <w:jc w:val="right"/>
+              <w:rPr>
+                <w:rFonts w:ascii="Times New Roman" w:eastAsia="Times New Roman" w:hAnsi="Times New Roman" w:cs="Times New Roman"/>
+                <w:sz w:val="24"/>
+                <w:szCs w:val="24"/>
+                <w:lang w:eastAsia="ru-RU"/>
+              </w:rPr>
+            </w:pPr>
+            <w:r>
+              <w:rPr>
+                <w:rFonts w:ascii="Times New Roman" w:eastAsia="Times New Roman" w:hAnsi="Times New Roman" w:cs="Times New Roman"/>
+                <w:sz w:val="24"/>
+                <w:szCs w:val="24"/>
+                <w:lang w:eastAsia="ru-RU"/>
+              </w:rPr>
+              <w:t>1</w:t>
+            </w:r>
+          </w:p>
+        </w:tc>
+        <w:tc>
+          <w:tcPr>
+            <w:tcW w:w="0" w:type="auto"/>
+            <w:hideMark/>
+          </w:tcPr>
+          <w:p>
+            <w:pPr>
+              <w:rPr>
+                <w:rFonts w:ascii="Times New Roman" w:eastAsia="Times New Roman" w:hAnsi="Times New Roman" w:cs="Times New Roman"/>
+                <w:sz w:val="24"/>
+                <w:szCs w:val="24"/>
+                <w:lang w:eastAsia="ru-RU"/>
+              </w:rPr>
+            </w:pPr>
+            <w:r>
+              <w:rPr>
+                <w:rFonts w:ascii="Times New Roman" w:eastAsia="Times New Roman" w:hAnsi="Times New Roman" w:cs="Times New Roman"/>
+                <w:sz w:val="24"/>
+                <w:szCs w:val="24"/>
+                <w:lang w:eastAsia="ru-RU"/>
+              </w:rPr>
+              <w:t>Инициация проекта. Разработка устава проекта</w:t>
+            </w:r>
+          </w:p>
+        </w:tc>
+        <w:tc>
+          <w:tcPr>
+            <w:tcW w:w="0" w:type="auto"/>
+            <w:hideMark/>
+          </w:tcPr>
+          <w:p>
+            <w:pPr>
+              <w:rPr>
+                <w:rFonts w:ascii="Times New Roman" w:eastAsia="Times New Roman" w:hAnsi="Times New Roman" w:cs="Times New Roman"/>
+                <w:sz w:val="24"/>
+                <w:szCs w:val="24"/>
+                <w:lang w:eastAsia="ru-RU"/>
+              </w:rPr>
+            </w:pPr>
+            <w:r>
+              <w:rPr>
+                <w:rFonts w:ascii="Times New Roman" w:eastAsia="Times New Roman" w:hAnsi="Times New Roman" w:cs="Times New Roman"/>
+                <w:sz w:val="24"/>
+                <w:szCs w:val="24"/>
+                <w:lang w:eastAsia="ru-RU"/>
+              </w:rPr>
+              <w:t>0</w:t>
+            </w:r>
+            <w:r>
+              <w:rPr>
+                <w:rFonts w:ascii="Times New Roman" w:eastAsia="Times New Roman" w:hAnsi="Times New Roman" w:cs="Times New Roman"/>
+                <w:sz w:val="24"/>
+                <w:szCs w:val="24"/>
+                <w:lang w:eastAsia="ru-RU"/>
+              </w:rPr>
+              <w:t>4</w:t>
+            </w:r>
+            <w:r>
+              <w:rPr>
+                <w:rFonts w:ascii="Times New Roman" w:eastAsia="Times New Roman" w:hAnsi="Times New Roman" w:cs="Times New Roman"/>
+                <w:sz w:val="24"/>
+                <w:szCs w:val="24"/>
+                <w:lang w:eastAsia="ru-RU"/>
+              </w:rPr>
+              <w:t>.09.2026</w:t>
+            </w:r>
+          </w:p>
+        </w:tc>
+        <w:tc>
+          <w:tcPr>
+            <w:tcW w:w="0" w:type="auto"/>
+            <w:hideMark/>
+          </w:tcPr>
+          <w:p>
+            <w:pPr>
+              <w:rPr>
+                <w:rFonts w:ascii="Times New Roman" w:eastAsia="Times New Roman" w:hAnsi="Times New Roman" w:cs="Times New Roman"/>
+                <w:sz w:val="24"/>
+                <w:szCs w:val="24"/>
+                <w:lang w:eastAsia="ru-RU"/>
+              </w:rPr>
+            </w:pPr>
+            <w:r>
+              <w:rPr>
+                <w:rFonts w:ascii="Times New Roman" w:eastAsia="Times New Roman" w:hAnsi="Times New Roman" w:cs="Times New Roman"/>
+                <w:sz w:val="24"/>
+                <w:szCs w:val="24"/>
+                <w:lang w:eastAsia="ru-RU"/>
+              </w:rPr>
+              <w:t>15.09.2026</w:t>
+            </w:r>
+          </w:p>
+        </w:tc>
+      </w:tr>
+      <w:tr>
+        <w:tc>
+          <w:tcPr>
+            <w:tcW w:w="0" w:type="auto"/>
+            <w:hideMark/>
+          </w:tcPr>
+          <w:p>
+            <w:pPr>
+              <w:jc w:val="right"/>
+              <w:rPr>
+                <w:rFonts w:ascii="Times New Roman" w:eastAsia="Times New Roman" w:hAnsi="Times New Roman" w:cs="Times New Roman"/>
+                <w:sz w:val="24"/>
+                <w:szCs w:val="24"/>
+                <w:lang w:eastAsia="ru-RU"/>
+              </w:rPr>
+            </w:pPr>
+            <w:r>
+              <w:rPr>
+                <w:rFonts w:ascii="Times New Roman" w:eastAsia="Times New Roman" w:hAnsi="Times New Roman" w:cs="Times New Roman"/>
+                <w:sz w:val="24"/>
+                <w:szCs w:val="24"/>
+                <w:lang w:eastAsia="ru-RU"/>
+              </w:rPr>
+              <w:t>2</w:t>
+            </w:r>
+          </w:p>
+        </w:tc>
+        <w:tc>
+          <w:tcPr>
+            <w:tcW w:w="0" w:type="auto"/>
+            <w:hideMark/>
+          </w:tcPr>
+          <w:p>
+            <w:pPr>
+              <w:rPr>
+                <w:rFonts w:ascii="Times New Roman" w:eastAsia="Times New Roman" w:hAnsi="Times New Roman" w:cs="Times New Roman"/>
+                <w:sz w:val="24"/>
+                <w:szCs w:val="24"/>
+                <w:lang w:eastAsia="ru-RU"/>
+              </w:rPr>
+            </w:pPr>
+            <w:r>
+              <w:rPr>
+                <w:rFonts w:ascii="Times New Roman" w:eastAsia="Times New Roman" w:hAnsi="Times New Roman" w:cs="Times New Roman"/>
+                <w:sz w:val="24"/>
+                <w:szCs w:val="24"/>
+                <w:lang w:eastAsia="ru-RU"/>
+              </w:rPr>
+              <w:t>Планирование проекта</w:t>
+            </w:r>
+          </w:p>
+        </w:tc>
+        <w:tc>
+          <w:tcPr>
+            <w:tcW w:w="0" w:type="auto"/>
+            <w:hideMark/>
+          </w:tcPr>
+          <w:p>
+            <w:pPr>
+              <w:rPr>
+                <w:rFonts w:ascii="Times New Roman" w:eastAsia="Times New Roman" w:hAnsi="Times New Roman" w:cs="Times New Roman"/>
+                <w:sz w:val="24"/>
+                <w:szCs w:val="24"/>
+                <w:lang w:eastAsia="ru-RU"/>
+              </w:rPr>
+            </w:pPr>
+            <w:r>
+              <w:rPr>
+                <w:rFonts w:ascii="Times New Roman" w:eastAsia="Times New Roman" w:hAnsi="Times New Roman" w:cs="Times New Roman"/>
+                <w:sz w:val="24"/>
+                <w:szCs w:val="24"/>
+                <w:lang w:eastAsia="ru-RU"/>
+              </w:rPr>
+              <w:t>16.09.2026</w:t>
+            </w:r>
+          </w:p>
+        </w:tc>
+        <w:tc>
+          <w:tcPr>
+            <w:tcW w:w="0" w:type="auto"/>
+            <w:hideMark/>
+          </w:tcPr>
+          <w:p>
+            <w:pPr>
+              <w:rPr>
+                <w:rFonts w:ascii="Times New Roman" w:eastAsia="Times New Roman" w:hAnsi="Times New Roman" w:cs="Times New Roman"/>
+                <w:sz w:val="24"/>
+                <w:szCs w:val="24"/>
+                <w:lang w:eastAsia="ru-RU"/>
+              </w:rPr>
+            </w:pPr>
+            <w:r>
+              <w:rPr>
+                <w:rFonts w:ascii="Times New Roman" w:eastAsia="Times New Roman" w:hAnsi="Times New Roman" w:cs="Times New Roman"/>
+                <w:sz w:val="24"/>
+                <w:szCs w:val="24"/>
+                <w:lang w:eastAsia="ru-RU"/>
+              </w:rPr>
+              <w:t>30.09.2026</w:t>
+            </w:r>
+          </w:p>
+        </w:tc>
+      </w:tr>
+      <w:tr>
+        <w:tc>
+          <w:tcPr>
+            <w:tcW w:w="0" w:type="auto"/>
+            <w:hideMark/>
+          </w:tcPr>
+          <w:p>
+            <w:pPr>
+              <w:jc w:val="right"/>
+              <w:rPr>
+                <w:rFonts w:ascii="Times New Roman" w:eastAsia="Times New Roman" w:hAnsi="Times New Roman" w:cs="Times New Roman"/>
+                <w:sz w:val="24"/>
+                <w:szCs w:val="24"/>
+                <w:lang w:eastAsia="ru-RU"/>
+              </w:rPr>
+            </w:pPr>
+            <w:r>
+              <w:rPr>
+                <w:rFonts w:ascii="Times New Roman" w:eastAsia="Times New Roman" w:hAnsi="Times New Roman" w:cs="Times New Roman"/>
+                <w:sz w:val="24"/>
+                <w:szCs w:val="24"/>
+                <w:lang w:eastAsia="ru-RU"/>
+              </w:rPr>
+              <w:t>3</w:t>
+            </w:r>
+          </w:p>
+        </w:tc>
+        <w:tc>
+          <w:tcPr>
+            <w:tcW w:w="0" w:type="auto"/>
+            <w:hideMark/>
+          </w:tcPr>
+          <w:p>
+            <w:pPr>
+              <w:rPr>
+                <w:rFonts w:ascii="Times New Roman" w:eastAsia="Times New Roman" w:hAnsi="Times New Roman" w:cs="Times New Roman"/>
+                <w:sz w:val="24"/>
+                <w:szCs w:val="24"/>
+                <w:lang w:eastAsia="ru-RU"/>
+              </w:rPr>
+            </w:pPr>
+            <w:r>
+              <w:rPr>
+                <w:rFonts w:ascii="Times New Roman" w:eastAsia="Times New Roman" w:hAnsi="Times New Roman" w:cs="Times New Roman"/>
+                <w:sz w:val="24"/>
+                <w:szCs w:val="24"/>
+                <w:lang w:eastAsia="ru-RU"/>
+              </w:rPr>
+              <w:t>Анализ предметной области и целевой аудитории</w:t>
+            </w:r>
+          </w:p>
+        </w:tc>
+        <w:tc>
+          <w:tcPr>
+            <w:tcW w:w="0" w:type="auto"/>
+            <w:hideMark/>
+          </w:tcPr>
+          <w:p>
+            <w:pPr>
+              <w:rPr>
+                <w:rFonts w:ascii="Times New Roman" w:eastAsia="Times New Roman" w:hAnsi="Times New Roman" w:cs="Times New Roman"/>
+                <w:sz w:val="24"/>
+                <w:szCs w:val="24"/>
+                <w:lang w:eastAsia="ru-RU"/>
+              </w:rPr>
+            </w:pPr>
+            <w:r>
+              <w:rPr>
+                <w:rFonts w:ascii="Times New Roman" w:eastAsia="Times New Roman" w:hAnsi="Times New Roman" w:cs="Times New Roman"/>
+                <w:sz w:val="24"/>
+                <w:szCs w:val="24"/>
+                <w:lang w:eastAsia="ru-RU"/>
+              </w:rPr>
+              <w:t>01.10.2026</w:t>
+            </w:r>
+          </w:p>
+        </w:tc>
+        <w:tc>
+          <w:tcPr>
+            <w:tcW w:w="0" w:type="auto"/>
+            <w:hideMark/>
+          </w:tcPr>
+          <w:p>
+            <w:pPr>
+              <w:rPr>
+                <w:rFonts w:ascii="Times New Roman" w:eastAsia="Times New Roman" w:hAnsi="Times New Roman" w:cs="Times New Roman"/>
+                <w:sz w:val="24"/>
+                <w:szCs w:val="24"/>
+                <w:lang w:eastAsia="ru-RU"/>
+              </w:rPr>
+            </w:pPr>
+            <w:r>
+              <w:rPr>
+                <w:rFonts w:ascii="Times New Roman" w:eastAsia="Times New Roman" w:hAnsi="Times New Roman" w:cs="Times New Roman"/>
+                <w:sz w:val="24"/>
+                <w:szCs w:val="24"/>
+                <w:lang w:eastAsia="ru-RU"/>
+              </w:rPr>
+              <w:t>10.10.2026</w:t>
+            </w:r>
+          </w:p>
+        </w:tc>
+      </w:tr>
+      <w:tr>
+        <w:tc>
+          <w:tcPr>
+            <w:tcW w:w="0" w:type="auto"/>
+            <w:hideMark/>
+          </w:tcPr>
+          <w:p>
+            <w:pPr>
+              <w:jc w:val="right"/>
+              <w:rPr>
+                <w:rFonts w:ascii="Times New Roman" w:eastAsia="Times New Roman" w:hAnsi="Times New Roman" w:cs="Times New Roman"/>
+                <w:sz w:val="24"/>
+                <w:szCs w:val="24"/>
+                <w:lang w:eastAsia="ru-RU"/>
+              </w:rPr>
+            </w:pPr>
+            <w:r>
+              <w:rPr>
+                <w:rFonts w:ascii="Times New Roman" w:eastAsia="Times New Roman" w:hAnsi="Times New Roman" w:cs="Times New Roman"/>
+                <w:sz w:val="24"/>
+                <w:szCs w:val="24"/>
+                <w:lang w:eastAsia="ru-RU"/>
+              </w:rPr>
+              <w:t>4</w:t>
+            </w:r>
+          </w:p>
+        </w:tc>
+        <w:tc>
+          <w:tcPr>
+            <w:tcW w:w="0" w:type="auto"/>
+            <w:hideMark/>
+          </w:tcPr>
+          <w:p>
+            <w:pPr>
+              <w:rPr>
+                <w:rFonts w:ascii="Times New Roman" w:eastAsia="Times New Roman" w:hAnsi="Times New Roman" w:cs="Times New Roman"/>
+                <w:sz w:val="24"/>
+                <w:szCs w:val="24"/>
+                <w:lang w:eastAsia="ru-RU"/>
+              </w:rPr>
+            </w:pPr>
+            <w:r>
+              <w:rPr>
+                <w:rFonts w:ascii="Times New Roman" w:eastAsia="Times New Roman" w:hAnsi="Times New Roman" w:cs="Times New Roman"/>
+                <w:sz w:val="24"/>
+                <w:szCs w:val="24"/>
+                <w:lang w:eastAsia="ru-RU"/>
+              </w:rPr>
+              <w:t>Анализ существующих решений и определение требований</w:t>
+            </w:r>
+          </w:p>
+        </w:tc>
+        <w:tc>
+          <w:tcPr>
+            <w:tcW w:w="0" w:type="auto"/>
+            <w:hideMark/>
+          </w:tcPr>
+          <w:p>
+            <w:pPr>
+              <w:rPr>
+                <w:rFonts w:ascii="Times New Roman" w:eastAsia="Times New Roman" w:hAnsi="Times New Roman" w:cs="Times New Roman"/>
+                <w:sz w:val="24"/>
+                <w:szCs w:val="24"/>
+                <w:lang w:eastAsia="ru-RU"/>
+              </w:rPr>
+            </w:pPr>
+            <w:r>
+              <w:rPr>
+                <w:rFonts w:ascii="Times New Roman" w:eastAsia="Times New Roman" w:hAnsi="Times New Roman" w:cs="Times New Roman"/>
+                <w:sz w:val="24"/>
+                <w:szCs w:val="24"/>
+                <w:lang w:eastAsia="ru-RU"/>
+              </w:rPr>
+              <w:t>11.10.2026</w:t>
+            </w:r>
+          </w:p>
+        </w:tc>
+        <w:tc>
+          <w:tcPr>
+            <w:tcW w:w="0" w:type="auto"/>
+            <w:hideMark/>
+          </w:tcPr>
+          <w:p>
+            <w:pPr>
+              <w:rPr>
+                <w:rFonts w:ascii="Times New Roman" w:eastAsia="Times New Roman" w:hAnsi="Times New Roman" w:cs="Times New Roman"/>
+                <w:sz w:val="24"/>
+                <w:szCs w:val="24"/>
+                <w:lang w:eastAsia="ru-RU"/>
+              </w:rPr>
+            </w:pPr>
+            <w:r>
+              <w:rPr>
+                <w:rFonts w:ascii="Times New Roman" w:eastAsia="Times New Roman" w:hAnsi="Times New Roman" w:cs="Times New Roman"/>
+                <w:sz w:val="24"/>
+                <w:szCs w:val="24"/>
+                <w:lang w:eastAsia="ru-RU"/>
+              </w:rPr>
+              <w:t>31.10.2026</w:t>
+            </w:r>
+          </w:p>
+        </w:tc>
+      </w:tr>
+      <w:tr>
+        <w:tc>
+          <w:tcPr>
+            <w:tcW w:w="0" w:type="auto"/>
+            <w:hideMark/>
+          </w:tcPr>
+          <w:p>
+            <w:pPr>
+              <w:jc w:val="right"/>
+              <w:rPr>
+                <w:rFonts w:ascii="Times New Roman" w:eastAsia="Times New Roman" w:hAnsi="Times New Roman" w:cs="Times New Roman"/>
+                <w:sz w:val="24"/>
+                <w:szCs w:val="24"/>
+                <w:lang w:eastAsia="ru-RU"/>
+              </w:rPr>
+            </w:pPr>
+            <w:r>
+              <w:rPr>
+                <w:rFonts w:ascii="Times New Roman" w:eastAsia="Times New Roman" w:hAnsi="Times New Roman" w:cs="Times New Roman"/>
+                <w:sz w:val="24"/>
+                <w:szCs w:val="24"/>
+                <w:lang w:eastAsia="ru-RU"/>
+              </w:rPr>
+              <w:t>5</w:t>
+            </w:r>
+          </w:p>
+        </w:tc>
+        <w:tc>
+          <w:tcPr>
+            <w:tcW w:w="0" w:type="auto"/>
+            <w:hideMark/>
+          </w:tcPr>
+          <w:p>
+            <w:pPr>
+              <w:rPr>
+                <w:rFonts w:ascii="Times New Roman" w:eastAsia="Times New Roman" w:hAnsi="Times New Roman" w:cs="Times New Roman"/>
+                <w:sz w:val="24"/>
+                <w:szCs w:val="24"/>
+                <w:lang w:eastAsia="ru-RU"/>
+              </w:rPr>
+            </w:pPr>
+            <w:r>
+              <w:rPr>
+                <w:rFonts w:ascii="Times New Roman" w:eastAsia="Times New Roman" w:hAnsi="Times New Roman" w:cs="Times New Roman"/>
+                <w:sz w:val="24"/>
+                <w:szCs w:val="24"/>
+                <w:lang w:eastAsia="ru-RU"/>
+              </w:rPr>
+              <w:t>Выбор и обоснование методов и инструментов реализации проекта</w:t>
+            </w:r>
+          </w:p>
+        </w:tc>
+        <w:tc>
+          <w:tcPr>
+            <w:tcW w:w="0" w:type="auto"/>
+            <w:hideMark/>
+          </w:tcPr>
+          <w:p>
+            <w:pPr>
+              <w:rPr>
+                <w:rFonts w:ascii="Times New Roman" w:eastAsia="Times New Roman" w:hAnsi="Times New Roman" w:cs="Times New Roman"/>
+                <w:sz w:val="24"/>
+                <w:szCs w:val="24"/>
+                <w:lang w:eastAsia="ru-RU"/>
+              </w:rPr>
+            </w:pPr>
+            <w:r>
+              <w:rPr>
+                <w:rFonts w:ascii="Times New Roman" w:eastAsia="Times New Roman" w:hAnsi="Times New Roman" w:cs="Times New Roman"/>
+                <w:sz w:val="24"/>
+                <w:szCs w:val="24"/>
+                <w:lang w:eastAsia="ru-RU"/>
+              </w:rPr>
+              <w:t>01.11.2026</w:t>
+            </w:r>
+          </w:p>
+        </w:tc>
+        <w:tc>
+          <w:tcPr>
+            <w:tcW w:w="0" w:type="auto"/>
+            <w:hideMark/>
+          </w:tcPr>
+          <w:p>
+            <w:pPr>
+              <w:rPr>
+                <w:rFonts w:ascii="Times New Roman" w:eastAsia="Times New Roman" w:hAnsi="Times New Roman" w:cs="Times New Roman"/>
+                <w:sz w:val="24"/>
+                <w:szCs w:val="24"/>
+                <w:lang w:eastAsia="ru-RU"/>
+              </w:rPr>
+            </w:pPr>
+            <w:r>
+              <w:rPr>
+                <w:rFonts w:ascii="Times New Roman" w:eastAsia="Times New Roman" w:hAnsi="Times New Roman" w:cs="Times New Roman"/>
+                <w:sz w:val="24"/>
+                <w:szCs w:val="24"/>
+                <w:lang w:eastAsia="ru-RU"/>
+              </w:rPr>
+              <w:t>15.11.2026</w:t>
+            </w:r>
+          </w:p>
+        </w:tc>
+      </w:tr>
+      <w:tr>
+        <w:tc>
+          <w:tcPr>
+            <w:tcW w:w="0" w:type="auto"/>
+            <w:hideMark/>
+          </w:tcPr>
+          <w:p>
+            <w:pPr>
+              <w:jc w:val="right"/>
+              <w:rPr>
+                <w:rFonts w:ascii="Times New Roman" w:eastAsia="Times New Roman" w:hAnsi="Times New Roman" w:cs="Times New Roman"/>
+                <w:sz w:val="24"/>
+                <w:szCs w:val="24"/>
+                <w:lang w:eastAsia="ru-RU"/>
+              </w:rPr>
+            </w:pPr>
+            <w:r>
+              <w:rPr>
+                <w:rFonts w:ascii="Times New Roman" w:eastAsia="Times New Roman" w:hAnsi="Times New Roman" w:cs="Times New Roman"/>
+                <w:sz w:val="24"/>
+                <w:szCs w:val="24"/>
+                <w:lang w:eastAsia="ru-RU"/>
+              </w:rPr>
+              <w:t>6</w:t>
+            </w:r>
+          </w:p>
+        </w:tc>
+        <w:tc>
+          <w:tcPr>
+            <w:tcW w:w="0" w:type="auto"/>
+            <w:hideMark/>
+          </w:tcPr>
+          <w:p>
+            <w:pPr>
+              <w:rPr>
+                <w:rFonts w:ascii="Times New Roman" w:eastAsia="Times New Roman" w:hAnsi="Times New Roman" w:cs="Times New Roman"/>
+                <w:sz w:val="24"/>
+                <w:szCs w:val="24"/>
+                <w:lang w:eastAsia="ru-RU"/>
+              </w:rPr>
+            </w:pPr>
+            <w:r>
+              <w:rPr>
+                <w:rFonts w:ascii="Times New Roman" w:eastAsia="Times New Roman" w:hAnsi="Times New Roman" w:cs="Times New Roman"/>
+                <w:sz w:val="24"/>
+                <w:szCs w:val="24"/>
+                <w:lang w:eastAsia="ru-RU"/>
+              </w:rPr>
+              <w:t>Проектирование информационной системы</w:t>
+            </w:r>
+          </w:p>
+        </w:tc>
+        <w:tc>
+          <w:tcPr>
+            <w:tcW w:w="0" w:type="auto"/>
+            <w:hideMark/>
+          </w:tcPr>
+          <w:p>
+            <w:pPr>
+              <w:rPr>
+                <w:rFonts w:ascii="Times New Roman" w:eastAsia="Times New Roman" w:hAnsi="Times New Roman" w:cs="Times New Roman"/>
+                <w:sz w:val="24"/>
+                <w:szCs w:val="24"/>
+                <w:lang w:eastAsia="ru-RU"/>
+              </w:rPr>
+            </w:pPr>
+            <w:r>
+              <w:rPr>
+                <w:rFonts w:ascii="Times New Roman" w:eastAsia="Times New Roman" w:hAnsi="Times New Roman" w:cs="Times New Roman"/>
+                <w:sz w:val="24"/>
+                <w:szCs w:val="24"/>
+                <w:lang w:eastAsia="ru-RU"/>
+              </w:rPr>
+              <w:t>16.11.2026</w:t>
+            </w:r>
+          </w:p>
+        </w:tc>
+        <w:tc>
+          <w:tcPr>
+            <w:tcW w:w="0" w:type="auto"/>
+            <w:hideMark/>
+          </w:tcPr>
+          <w:p>
+            <w:pPr>
+              <w:rPr>
+                <w:rFonts w:ascii="Times New Roman" w:eastAsia="Times New Roman" w:hAnsi="Times New Roman" w:cs="Times New Roman"/>
+                <w:sz w:val="24"/>
+                <w:szCs w:val="24"/>
+                <w:lang w:eastAsia="ru-RU"/>
+              </w:rPr>
+            </w:pPr>
+            <w:r>
+              <w:rPr>
+                <w:rFonts w:ascii="Times New Roman" w:eastAsia="Times New Roman" w:hAnsi="Times New Roman" w:cs="Times New Roman"/>
+                <w:sz w:val="24"/>
+                <w:szCs w:val="24"/>
+                <w:lang w:eastAsia="ru-RU"/>
+              </w:rPr>
+              <w:t>15.12.2026</w:t>
+            </w:r>
+          </w:p>
+        </w:tc>
+      </w:tr>
+      <w:tr>
+        <w:tc>
+          <w:tcPr>
+            <w:tcW w:w="0" w:type="auto"/>
+            <w:hideMark/>
+          </w:tcPr>
+          <w:p>
+            <w:pPr>
+              <w:jc w:val="right"/>
+              <w:rPr>
+                <w:rFonts w:ascii="Times New Roman" w:eastAsia="Times New Roman" w:hAnsi="Times New Roman" w:cs="Times New Roman"/>
+                <w:sz w:val="24"/>
+                <w:szCs w:val="24"/>
+                <w:lang w:eastAsia="ru-RU"/>
+              </w:rPr>
+            </w:pPr>
+            <w:r>
+              <w:rPr>
+                <w:rFonts w:ascii="Times New Roman" w:eastAsia="Times New Roman" w:hAnsi="Times New Roman" w:cs="Times New Roman"/>
+                <w:sz w:val="24"/>
+                <w:szCs w:val="24"/>
+                <w:lang w:eastAsia="ru-RU"/>
+              </w:rPr>
+              <w:t>7</w:t>
+            </w:r>
+          </w:p>
+        </w:tc>
+        <w:tc>
+          <w:tcPr>
+            <w:tcW w:w="0" w:type="auto"/>
+            <w:hideMark/>
+          </w:tcPr>
+          <w:p>
+            <w:pPr>
+              <w:rPr>
+                <w:rFonts w:ascii="Times New Roman" w:eastAsia="Times New Roman" w:hAnsi="Times New Roman" w:cs="Times New Roman"/>
+                <w:sz w:val="24"/>
+                <w:szCs w:val="24"/>
+                <w:lang w:eastAsia="ru-RU"/>
+              </w:rPr>
+            </w:pPr>
+            <w:r>
+              <w:rPr>
+                <w:rFonts w:ascii="Times New Roman" w:eastAsia="Times New Roman" w:hAnsi="Times New Roman" w:cs="Times New Roman"/>
+                <w:sz w:val="24"/>
+                <w:szCs w:val="24"/>
+                <w:lang w:eastAsia="ru-RU"/>
+              </w:rPr>
+              <w:t>Разработка прототипа пользовательского интерфейса</w:t>
+            </w:r>
+          </w:p>
+        </w:tc>
+        <w:tc>
+          <w:tcPr>
+            <w:tcW w:w="0" w:type="auto"/>
+            <w:hideMark/>
+          </w:tcPr>
+          <w:p>
+            <w:pPr>
+              <w:rPr>
+                <w:rFonts w:ascii="Times New Roman" w:eastAsia="Times New Roman" w:hAnsi="Times New Roman" w:cs="Times New Roman"/>
+                <w:sz w:val="24"/>
+                <w:szCs w:val="24"/>
+                <w:lang w:eastAsia="ru-RU"/>
+              </w:rPr>
+            </w:pPr>
+            <w:r>
+              <w:rPr>
+                <w:rFonts w:ascii="Times New Roman" w:eastAsia="Times New Roman" w:hAnsi="Times New Roman" w:cs="Times New Roman"/>
+                <w:sz w:val="24"/>
+                <w:szCs w:val="24"/>
+                <w:lang w:eastAsia="ru-RU"/>
+              </w:rPr>
+              <w:t>16.12.2026</w:t>
+            </w:r>
+          </w:p>
+        </w:tc>
+        <w:tc>
+          <w:tcPr>
+            <w:tcW w:w="0" w:type="auto"/>
+            <w:hideMark/>
+          </w:tcPr>
+          <w:p>
+            <w:pPr>
+              <w:rPr>
+                <w:rFonts w:ascii="Times New Roman" w:eastAsia="Times New Roman" w:hAnsi="Times New Roman" w:cs="Times New Roman"/>
+                <w:sz w:val="24"/>
+                <w:szCs w:val="24"/>
+                <w:lang w:eastAsia="ru-RU"/>
+              </w:rPr>
+            </w:pPr>
+            <w:r>
+              <w:rPr>
+                <w:rFonts w:ascii="Times New Roman" w:eastAsia="Times New Roman" w:hAnsi="Times New Roman" w:cs="Times New Roman"/>
+                <w:sz w:val="24"/>
+                <w:szCs w:val="24"/>
+                <w:lang w:eastAsia="ru-RU"/>
+              </w:rPr>
+              <w:t>15.01.2027</w:t>
+            </w:r>
+          </w:p>
+        </w:tc>
+      </w:tr>
+      <w:tr>
+        <w:tc>
+          <w:tcPr>
+            <w:tcW w:w="0" w:type="auto"/>
+            <w:hideMark/>
+          </w:tcPr>
+          <w:p>
+            <w:pPr>
+              <w:jc w:val="right"/>
+              <w:rPr>
+                <w:rFonts w:ascii="Times New Roman" w:eastAsia="Times New Roman" w:hAnsi="Times New Roman" w:cs="Times New Roman"/>
+                <w:sz w:val="24"/>
+                <w:szCs w:val="24"/>
+                <w:lang w:eastAsia="ru-RU"/>
+              </w:rPr>
+            </w:pPr>
+            <w:r>
+              <w:rPr>
+                <w:rFonts w:ascii="Times New Roman" w:eastAsia="Times New Roman" w:hAnsi="Times New Roman" w:cs="Times New Roman"/>
+                <w:sz w:val="24"/>
+                <w:szCs w:val="24"/>
+                <w:lang w:eastAsia="ru-RU"/>
+              </w:rPr>
+              <w:t>8</w:t>
+            </w:r>
+          </w:p>
+        </w:tc>
+        <w:tc>
+          <w:tcPr>
+            <w:tcW w:w="0" w:type="auto"/>
+            <w:hideMark/>
+          </w:tcPr>
+          <w:p>
+            <w:pPr>
+              <w:rPr>
+                <w:rFonts w:ascii="Times New Roman" w:eastAsia="Times New Roman" w:hAnsi="Times New Roman" w:cs="Times New Roman"/>
+                <w:sz w:val="24"/>
+                <w:szCs w:val="24"/>
+                <w:lang w:eastAsia="ru-RU"/>
+              </w:rPr>
+            </w:pPr>
+            <w:r>
+              <w:rPr>
+                <w:rFonts w:ascii="Times New Roman" w:eastAsia="Times New Roman" w:hAnsi="Times New Roman" w:cs="Times New Roman"/>
+                <w:sz w:val="24"/>
+                <w:szCs w:val="24"/>
+                <w:lang w:eastAsia="ru-RU"/>
+              </w:rPr>
+              <w:t>Разработка основных компонентов информационной системы</w:t>
+            </w:r>
+          </w:p>
+        </w:tc>
+        <w:tc>
+          <w:tcPr>
+            <w:tcW w:w="0" w:type="auto"/>
+            <w:hideMark/>
+          </w:tcPr>
+          <w:p>
+            <w:pPr>
+              <w:rPr>
+                <w:rFonts w:ascii="Times New Roman" w:eastAsia="Times New Roman" w:hAnsi="Times New Roman" w:cs="Times New Roman"/>
+                <w:sz w:val="24"/>
+                <w:szCs w:val="24"/>
+                <w:lang w:eastAsia="ru-RU"/>
+              </w:rPr>
+            </w:pPr>
+            <w:r>
+              <w:rPr>
+                <w:rFonts w:ascii="Times New Roman" w:eastAsia="Times New Roman" w:hAnsi="Times New Roman" w:cs="Times New Roman"/>
+                <w:sz w:val="24"/>
+                <w:szCs w:val="24"/>
+                <w:lang w:eastAsia="ru-RU"/>
+              </w:rPr>
+              <w:t>16.01.2027</w:t>
+            </w:r>
+          </w:p>
+        </w:tc>
+        <w:tc>
+          <w:tcPr>
+            <w:tcW w:w="0" w:type="auto"/>
+            <w:hideMark/>
+          </w:tcPr>
+          <w:p>
+            <w:pPr>
+              <w:rPr>
+                <w:rFonts w:ascii="Times New Roman" w:eastAsia="Times New Roman" w:hAnsi="Times New Roman" w:cs="Times New Roman"/>
+                <w:sz w:val="24"/>
+                <w:szCs w:val="24"/>
+                <w:lang w:eastAsia="ru-RU"/>
+              </w:rPr>
+            </w:pPr>
+            <w:r>
+              <w:rPr>
+                <w:rFonts w:ascii="Times New Roman" w:eastAsia="Times New Roman" w:hAnsi="Times New Roman" w:cs="Times New Roman"/>
+                <w:sz w:val="24"/>
+                <w:szCs w:val="24"/>
+                <w:lang w:eastAsia="ru-RU"/>
+              </w:rPr>
+              <w:t>25.03.2027</w:t>
+            </w:r>
+          </w:p>
+        </w:tc>
+      </w:tr>
+      <w:tr>
+        <w:tc>
+          <w:tcPr>
+            <w:tcW w:w="0" w:type="auto"/>
+            <w:hideMark/>
+          </w:tcPr>
+          <w:p>
+            <w:pPr>
+              <w:jc w:val="right"/>
+              <w:rPr>
+                <w:rFonts w:ascii="Times New Roman" w:eastAsia="Times New Roman" w:hAnsi="Times New Roman" w:cs="Times New Roman"/>
+                <w:sz w:val="24"/>
+                <w:szCs w:val="24"/>
+                <w:lang w:eastAsia="ru-RU"/>
+              </w:rPr>
+            </w:pPr>
+            <w:r>
+              <w:rPr>
+                <w:rFonts w:ascii="Times New Roman" w:eastAsia="Times New Roman" w:hAnsi="Times New Roman" w:cs="Times New Roman"/>
+                <w:sz w:val="24"/>
+                <w:szCs w:val="24"/>
+                <w:lang w:eastAsia="ru-RU"/>
+              </w:rPr>
+              <w:t>9</w:t>
+            </w:r>
+          </w:p>
+        </w:tc>
+        <w:tc>
+          <w:tcPr>
+            <w:tcW w:w="0" w:type="auto"/>
+            <w:hideMark/>
+          </w:tcPr>
+          <w:p>
+            <w:pPr>
+              <w:rPr>
+                <w:rFonts w:ascii="Times New Roman" w:eastAsia="Times New Roman" w:hAnsi="Times New Roman" w:cs="Times New Roman"/>
+                <w:sz w:val="24"/>
+                <w:szCs w:val="24"/>
+                <w:lang w:eastAsia="ru-RU"/>
+              </w:rPr>
+            </w:pPr>
+            <w:r>
+              <w:rPr>
+                <w:rFonts w:ascii="Times New Roman" w:eastAsia="Times New Roman" w:hAnsi="Times New Roman" w:cs="Times New Roman"/>
+                <w:sz w:val="24"/>
+                <w:szCs w:val="24"/>
+                <w:lang w:eastAsia="ru-RU"/>
+              </w:rPr>
+              <w:t>Тестирование и доработка информационной системы</w:t>
+            </w:r>
+          </w:p>
+        </w:tc>
+        <w:tc>
+          <w:tcPr>
+            <w:tcW w:w="0" w:type="auto"/>
+            <w:hideMark/>
+          </w:tcPr>
+          <w:p>
+            <w:pPr>
+              <w:rPr>
+                <w:rFonts w:ascii="Times New Roman" w:eastAsia="Times New Roman" w:hAnsi="Times New Roman" w:cs="Times New Roman"/>
+                <w:sz w:val="24"/>
+                <w:szCs w:val="24"/>
+                <w:lang w:eastAsia="ru-RU"/>
+              </w:rPr>
+            </w:pPr>
+            <w:r>
+              <w:rPr>
+                <w:rFonts w:ascii="Times New Roman" w:eastAsia="Times New Roman" w:hAnsi="Times New Roman" w:cs="Times New Roman"/>
+                <w:sz w:val="24"/>
+                <w:szCs w:val="24"/>
+                <w:lang w:eastAsia="ru-RU"/>
+              </w:rPr>
+              <w:t>26.03.2027</w:t>
+            </w:r>
+          </w:p>
+        </w:tc>
+        <w:tc>
+          <w:tcPr>
+            <w:tcW w:w="0" w:type="auto"/>
+            <w:hideMark/>
+          </w:tcPr>
+          <w:p>
+            <w:pPr>
+              <w:rPr>
+                <w:rFonts w:ascii="Times New Roman" w:eastAsia="Times New Roman" w:hAnsi="Times New Roman" w:cs="Times New Roman"/>
+                <w:sz w:val="24"/>
+                <w:szCs w:val="24"/>
+                <w:lang w:eastAsia="ru-RU"/>
+              </w:rPr>
+            </w:pPr>
+            <w:r>
+              <w:rPr>
+                <w:rFonts w:ascii="Times New Roman" w:eastAsia="Times New Roman" w:hAnsi="Times New Roman" w:cs="Times New Roman"/>
+                <w:sz w:val="24"/>
+                <w:szCs w:val="24"/>
+                <w:lang w:eastAsia="ru-RU"/>
+              </w:rPr>
+              <w:t>10.05.2027</w:t>
+            </w:r>
+          </w:p>
+        </w:tc>
+      </w:tr>
+      <w:tr>
+        <w:tc>
+          <w:tcPr>
+            <w:tcW w:w="0" w:type="auto"/>
+            <w:hideMark/>
+          </w:tcPr>
+          <w:p>
+            <w:pPr>
+              <w:jc w:val="right"/>
+              <w:rPr>
+                <w:rFonts w:ascii="Times New Roman" w:eastAsia="Times New Roman" w:hAnsi="Times New Roman" w:cs="Times New Roman"/>
+                <w:sz w:val="24"/>
+                <w:szCs w:val="24"/>
+                <w:lang w:eastAsia="ru-RU"/>
+              </w:rPr>
+            </w:pPr>
+            <w:r>
+              <w:rPr>
+                <w:rFonts w:ascii="Times New Roman" w:eastAsia="Times New Roman" w:hAnsi="Times New Roman" w:cs="Times New Roman"/>
+                <w:sz w:val="24"/>
+                <w:szCs w:val="24"/>
+                <w:lang w:eastAsia="ru-RU"/>
+              </w:rPr>
+              <w:t>10</w:t>
+            </w:r>
+          </w:p>
+        </w:tc>
+        <w:tc>
+          <w:tcPr>
+            <w:tcW w:w="0" w:type="auto"/>
+            <w:hideMark/>
+          </w:tcPr>
+          <w:p>
+            <w:pPr>
+              <w:rPr>
+                <w:rFonts w:ascii="Times New Roman" w:eastAsia="Times New Roman" w:hAnsi="Times New Roman" w:cs="Times New Roman"/>
+                <w:sz w:val="24"/>
+                <w:szCs w:val="24"/>
+                <w:lang w:eastAsia="ru-RU"/>
+              </w:rPr>
+            </w:pPr>
+            <w:r>
+              <w:rPr>
+                <w:rFonts w:ascii="Times New Roman" w:eastAsia="Times New Roman" w:hAnsi="Times New Roman" w:cs="Times New Roman"/>
+                <w:sz w:val="24"/>
+                <w:szCs w:val="24"/>
+                <w:lang w:eastAsia="ru-RU"/>
+              </w:rPr>
+              <w:t>Подготовка материалов к защите проекта</w:t>
+            </w:r>
+          </w:p>
+        </w:tc>
+        <w:tc>
+          <w:tcPr>
+            <w:tcW w:w="0" w:type="auto"/>
+            <w:hideMark/>
+          </w:tcPr>
+          <w:p>
+            <w:pPr>
+              <w:rPr>
+                <w:rFonts w:ascii="Times New Roman" w:eastAsia="Times New Roman" w:hAnsi="Times New Roman" w:cs="Times New Roman"/>
+                <w:sz w:val="24"/>
+                <w:szCs w:val="24"/>
+                <w:lang w:eastAsia="ru-RU"/>
+              </w:rPr>
+            </w:pPr>
+            <w:r>
+              <w:rPr>
+                <w:rFonts w:ascii="Times New Roman" w:eastAsia="Times New Roman" w:hAnsi="Times New Roman" w:cs="Times New Roman"/>
+                <w:sz w:val="24"/>
+                <w:szCs w:val="24"/>
+                <w:lang w:eastAsia="ru-RU"/>
+              </w:rPr>
+              <w:t>11.05.2027</w:t>
+            </w:r>
+          </w:p>
+        </w:tc>
+        <w:tc>
+          <w:tcPr>
+            <w:tcW w:w="0" w:type="auto"/>
+            <w:hideMark/>
+          </w:tcPr>
+          <w:p>
+            <w:pPr>
+              <w:rPr>
+                <w:rFonts w:ascii="Times New Roman" w:eastAsia="Times New Roman" w:hAnsi="Times New Roman" w:cs="Times New Roman"/>
+                <w:sz w:val="24"/>
+                <w:szCs w:val="24"/>
+                <w:lang w:eastAsia="ru-RU"/>
+              </w:rPr>
+            </w:pPr>
+            <w:r>
+              <w:rPr>
+                <w:rFonts w:ascii="Times New Roman" w:eastAsia="Times New Roman" w:hAnsi="Times New Roman" w:cs="Times New Roman"/>
+                <w:sz w:val="24"/>
+                <w:szCs w:val="24"/>
+                <w:lang w:eastAsia="ru-RU"/>
+              </w:rPr>
+              <w:t>19.05.2027</w:t>
+            </w:r>
+          </w:p>
+        </w:tc>
+      </w:tr>
+      <w:tr>
+        <w:tc>
+          <w:tcPr>
+            <w:tcW w:w="0" w:type="auto"/>
+            <w:hideMark/>
+          </w:tcPr>
+          <w:p>
+            <w:pPr>
+              <w:jc w:val="right"/>
+              <w:rPr>
+                <w:rFonts w:ascii="Times New Roman" w:eastAsia="Times New Roman" w:hAnsi="Times New Roman" w:cs="Times New Roman"/>
+                <w:sz w:val="24"/>
+                <w:szCs w:val="24"/>
+                <w:lang w:eastAsia="ru-RU"/>
+              </w:rPr>
+            </w:pPr>
+            <w:r>
+              <w:rPr>
+                <w:rFonts w:ascii="Times New Roman" w:eastAsia="Times New Roman" w:hAnsi="Times New Roman" w:cs="Times New Roman"/>
+                <w:sz w:val="24"/>
+                <w:szCs w:val="24"/>
+                <w:lang w:eastAsia="ru-RU"/>
+              </w:rPr>
+              <w:t>11</w:t>
+            </w:r>
+          </w:p>
+        </w:tc>
+        <w:tc>
+          <w:tcPr>
+            <w:tcW w:w="0" w:type="auto"/>
+            <w:hideMark/>
+          </w:tcPr>
+          <w:p>
+            <w:pPr>
+              <w:rPr>
+                <w:rFonts w:ascii="Times New Roman" w:eastAsia="Times New Roman" w:hAnsi="Times New Roman" w:cs="Times New Roman"/>
+                <w:sz w:val="24"/>
+                <w:szCs w:val="24"/>
+                <w:lang w:eastAsia="ru-RU"/>
+              </w:rPr>
+            </w:pPr>
+            <w:r>
+              <w:rPr>
+                <w:rFonts w:ascii="Times New Roman" w:eastAsia="Times New Roman" w:hAnsi="Times New Roman" w:cs="Times New Roman"/>
+                <w:sz w:val="24"/>
+                <w:szCs w:val="24"/>
+                <w:lang w:eastAsia="ru-RU"/>
+              </w:rPr>
+              <w:t>Демонстрация и защита проекта</w:t>
+            </w:r>
+          </w:p>
+        </w:tc>
+        <w:tc>
+          <w:tcPr>
+            <w:tcW w:w="0" w:type="auto"/>
+            <w:hideMark/>
+          </w:tcPr>
+          <w:p>
+            <w:pPr>
+              <w:rPr>
+                <w:rFonts w:ascii="Times New Roman" w:eastAsia="Times New Roman" w:hAnsi="Times New Roman" w:cs="Times New Roman"/>
+                <w:sz w:val="24"/>
+                <w:szCs w:val="24"/>
+                <w:lang w:eastAsia="ru-RU"/>
+              </w:rPr>
+            </w:pPr>
+            <w:r>
+              <w:rPr>
+                <w:rFonts w:ascii="Times New Roman" w:eastAsia="Times New Roman" w:hAnsi="Times New Roman" w:cs="Times New Roman"/>
+                <w:sz w:val="24"/>
+                <w:szCs w:val="24"/>
+                <w:lang w:eastAsia="ru-RU"/>
+              </w:rPr>
+              <w:t>20.05.2027</w:t>
+            </w:r>
+          </w:p>
+        </w:tc>
+        <w:tc>
+          <w:tcPr>
+            <w:tcW w:w="0" w:type="auto"/>
+            <w:hideMark/>
+          </w:tcPr>
+          <w:p>
+            <w:pPr>
+              <w:rPr>
+                <w:rFonts w:ascii="Times New Roman" w:eastAsia="Times New Roman" w:hAnsi="Times New Roman" w:cs="Times New Roman"/>
+                <w:sz w:val="24"/>
+                <w:szCs w:val="24"/>
+                <w:lang w:eastAsia="ru-RU"/>
+              </w:rPr>
+            </w:pPr>
+            <w:r>
+              <w:rPr>
+                <w:rFonts w:ascii="Times New Roman" w:eastAsia="Times New Roman" w:hAnsi="Times New Roman" w:cs="Times New Roman"/>
+                <w:sz w:val="24"/>
+                <w:szCs w:val="24"/>
+                <w:lang w:eastAsia="ru-RU"/>
+              </w:rPr>
+              <w:t>–</w:t>
+            </w:r>
+          </w:p>
+        </w:tc>
+      </w:tr>
+    </w:tbl>
+    <w:p>
+      <w:pPr>
+        <w:spacing w:line="360" w:lineRule="auto"/>
+        <w:ind w:firstLine="708"/>
+        <w:contextualSpacing/>
+        <w:jc w:val="both"/>
+        <w:rPr>
+          <w:rFonts w:ascii="Times New Roman" w:hAnsi="Times New Roman" w:cs="Times New Roman"/>
+          <w:sz w:val="28"/>
+          <w:szCs w:val="28"/>
+        </w:rPr>
+      </w:pPr>
+      <w:r>
+        <w:rPr>
+          <w:rFonts w:ascii="Times New Roman" w:hAnsi="Times New Roman" w:cs="Times New Roman"/>
+          <w:sz w:val="28"/>
+          <w:szCs w:val="28"/>
+        </w:rPr>
+        <w:lastRenderedPageBreak/>
+        <w:t xml:space="preserve">На рисунке 1 представлен календарный план проекта в виде диаграммы </w:t>
+      </w:r>
+      <w:proofErr w:type="spellStart"/>
+      <w:r>
+        <w:rPr>
+          <w:rFonts w:ascii="Times New Roman" w:hAnsi="Times New Roman" w:cs="Times New Roman"/>
+          <w:sz w:val="28"/>
+          <w:szCs w:val="28"/>
+        </w:rPr>
+        <w:t>Ганта</w:t>
+      </w:r>
+      <w:proofErr w:type="spellEnd"/>
+      <w:r>
+        <w:rPr>
+          <w:rFonts w:ascii="Times New Roman" w:hAnsi="Times New Roman" w:cs="Times New Roman"/>
+          <w:sz w:val="28"/>
+          <w:szCs w:val="28"/>
+        </w:rPr>
+        <w:t>.</w:t>
+      </w:r>
+    </w:p>
+    <w:p>
+      <w:pPr>
+        <w:spacing w:line="360" w:lineRule="auto"/>
+        <w:ind w:firstLine="708"/>
+        <w:contextualSpacing/>
+        <w:jc w:val="both"/>
+        <w:rPr>
+          <w:rFonts w:ascii="Times New Roman" w:hAnsi="Times New Roman" w:cs="Times New Roman"/>
+          <w:sz w:val="28"/>
+          <w:szCs w:val="28"/>
+        </w:rPr>
+      </w:pPr>
+    </w:p>
+    <w:p>
+      <w:pPr>
+        <w:spacing w:line="360" w:lineRule="auto"/>
+        <w:ind w:firstLine="708"/>
+        <w:contextualSpacing/>
+        <w:jc w:val="center"/>
+        <w:rPr>
+          <w:rFonts w:ascii="Times New Roman" w:hAnsi="Times New Roman" w:cs="Times New Roman"/>
+          <w:sz w:val="28"/>
+          <w:szCs w:val="28"/>
+        </w:rPr>
+      </w:pPr>
+      <w:r>
+        <w:rPr>
+          <w:rFonts w:ascii="Times New Roman" w:hAnsi="Times New Roman" w:cs="Times New Roman"/>
+          <w:sz w:val="28"/>
+          <w:szCs w:val="28"/>
+        </w:rPr>
+        <w:t xml:space="preserve">Рисунок 1 – Диаграмма </w:t>
+      </w:r>
+      <w:proofErr w:type="spellStart"/>
+      <w:r>
+        <w:rPr>
+          <w:rFonts w:ascii="Times New Roman" w:hAnsi="Times New Roman" w:cs="Times New Roman"/>
+          <w:sz w:val="28"/>
+          <w:szCs w:val="28"/>
+        </w:rPr>
+        <w:t>Ганта</w:t>
+      </w:r>
+      <w:proofErr w:type="spellEnd"/>
+    </w:p>
+    <w:p>
+      <w:pPr>
+        <w:spacing w:line="360" w:lineRule="auto"/>
+        <w:ind w:firstLine="708"/>
+        <w:contextualSpacing/>
+        <w:jc w:val="center"/>
+        <w:rPr>
+          <w:rFonts w:ascii="Times New Roman" w:hAnsi="Times New Roman" w:cs="Times New Roman"/>
+          <w:sz w:val="28"/>
+          <w:szCs w:val="28"/>
+        </w:rPr>
+      </w:pPr>
+    </w:p>
+    <w:p>
+      <w:pPr>
+        <w:spacing w:line="360" w:lineRule="auto"/>
+        <w:ind w:firstLine="708"/>
+        <w:contextualSpacing/>
+        <w:rPr>
+          <w:rFonts w:ascii="Times New Roman" w:hAnsi="Times New Roman" w:cs="Times New Roman"/>
+          <w:sz w:val="28"/>
+          <w:szCs w:val="28"/>
+        </w:rPr>
+      </w:pPr>
+      <w:r>
+        <w:rPr>
+          <w:rFonts w:ascii="Times New Roman" w:hAnsi="Times New Roman" w:cs="Times New Roman"/>
+          <w:sz w:val="28"/>
+          <w:szCs w:val="28"/>
+        </w:rPr>
+        <w:t xml:space="preserve">1.4 Анализ рисков </w:t>
+      </w:r>
+    </w:p>
+    <w:p>
+      <w:pPr>
+        <w:spacing w:line="360" w:lineRule="auto"/>
+        <w:ind w:firstLine="708"/>
+        <w:contextualSpacing/>
+        <w:jc w:val="both"/>
+        <w:rPr>
+          <w:rFonts w:ascii="Times New Roman" w:hAnsi="Times New Roman" w:cs="Times New Roman"/>
+          <w:sz w:val="28"/>
+          <w:szCs w:val="28"/>
+        </w:rPr>
+      </w:pPr>
+      <w:r>
+        <w:rPr>
+          <w:rFonts w:ascii="Times New Roman" w:hAnsi="Times New Roman" w:cs="Times New Roman"/>
+          <w:sz w:val="28"/>
+          <w:szCs w:val="28"/>
+        </w:rPr>
+        <w:t>При разработке информационной системы адаптивного обучения начинающих водителей необходимо учитывать возможные риски, которые могут повлиять на сроки выполнения проекта и качество полученного результата. Одним из основных рисков является ограниченность времени разработки, поскольку проект выполняется в рамках учебного процесса и имеет установленный срок завершения. Совмещение работы над проектом с учебной нагрузкой может привести к сокращению времени, выделенного на отдельные этапы разработки, поэтому выполнение работ планируется поэтапно в соответствии с календарным планом.</w:t>
+      </w:r>
+    </w:p>
+    <w:p>
+      <w:pPr>
+        <w:spacing w:line="360" w:lineRule="auto"/>
+        <w:ind w:firstLine="708"/>
+        <w:contextualSpacing/>
+        <w:jc w:val="both"/>
+        <w:rPr>
+          <w:rFonts w:ascii="Times New Roman" w:hAnsi="Times New Roman" w:cs="Times New Roman"/>
+          <w:sz w:val="28"/>
+          <w:szCs w:val="28"/>
+        </w:rPr>
+      </w:pPr>
+      <w:r>
+        <w:rPr>
+          <w:rFonts w:ascii="Times New Roman" w:hAnsi="Times New Roman" w:cs="Times New Roman"/>
+          <w:sz w:val="28"/>
+          <w:szCs w:val="28"/>
+        </w:rPr>
+        <w:t>Также существует риск изменения требований к проекту. В процессе разработки могут возникнуть новые требования со стороны заказчика или необходимость изменения отдельных функций системы. Это может привести к увеличению объёма работ и изменению первоначальных сроков. Для снижения данного риска основные требования к системе должны быть определены на этапе проектирования, а существенные изменения согласованы с заказчиком.</w:t>
+      </w:r>
+    </w:p>
+    <w:p>
+      <w:pPr>
+        <w:spacing w:line="360" w:lineRule="auto"/>
+        <w:ind w:firstLine="708"/>
+        <w:contextualSpacing/>
+        <w:jc w:val="both"/>
+        <w:rPr>
+          <w:rFonts w:ascii="Times New Roman" w:hAnsi="Times New Roman" w:cs="Times New Roman"/>
+          <w:sz w:val="28"/>
+          <w:szCs w:val="28"/>
+        </w:rPr>
+      </w:pPr>
+      <w:r>
+        <w:rPr>
+          <w:rFonts w:ascii="Times New Roman" w:hAnsi="Times New Roman" w:cs="Times New Roman"/>
+          <w:sz w:val="28"/>
+          <w:szCs w:val="28"/>
+        </w:rPr>
+        <w:t>Дополнительным риском является недостаток практического опыта разработки веб-информационных систем. При реализации проекта могут возникнуть сложности при работе с серверной частью, базой данных, пользовательским интерфейсом и механизмом адаптивного обучения. Для снижения данного риска предполагается использовать официальную документацию выбранных технологий, готовые библиотеки и выполнять разработку отдельных компонентов последовательно.</w:t>
+      </w:r>
+    </w:p>
+    <w:p>
+      <w:pPr>
+        <w:spacing w:line="360" w:lineRule="auto"/>
+        <w:ind w:firstLine="708"/>
+        <w:contextualSpacing/>
+        <w:jc w:val="both"/>
+        <w:rPr>
+          <w:rFonts w:ascii="Times New Roman" w:hAnsi="Times New Roman" w:cs="Times New Roman"/>
+          <w:sz w:val="28"/>
+          <w:szCs w:val="28"/>
+        </w:rPr>
+      </w:pPr>
+      <w:r>
+        <w:rPr>
+          <w:rFonts w:ascii="Times New Roman" w:hAnsi="Times New Roman" w:cs="Times New Roman"/>
+          <w:sz w:val="28"/>
+          <w:szCs w:val="28"/>
+        </w:rPr>
+        <w:lastRenderedPageBreak/>
+        <w:t xml:space="preserve">В процессе разработки также возможны технические проблемы, связанные с программным обеспечением, совместимостью отдельных компонентов или потерей результатов работы. Для снижения данного риска планируется использовать систему контроля версий </w:t>
+      </w:r>
+      <w:proofErr w:type="spellStart"/>
+      <w:r>
+        <w:rPr>
+          <w:rFonts w:ascii="Times New Roman" w:hAnsi="Times New Roman" w:cs="Times New Roman"/>
+          <w:sz w:val="28"/>
+          <w:szCs w:val="28"/>
+        </w:rPr>
+        <w:t>Git</w:t>
+      </w:r>
+      <w:proofErr w:type="spellEnd"/>
+      <w:r>
+        <w:rPr>
+          <w:rFonts w:ascii="Times New Roman" w:hAnsi="Times New Roman" w:cs="Times New Roman"/>
+          <w:sz w:val="28"/>
+          <w:szCs w:val="28"/>
+        </w:rPr>
+        <w:t>, регулярно сохранять изменения проекта и проводить тестирование отдельных компонентов по мере их разработки.</w:t>
+      </w:r>
+    </w:p>
+    <w:p>
+      <w:pPr>
+        <w:spacing w:line="360" w:lineRule="auto"/>
+        <w:ind w:firstLine="708"/>
+        <w:contextualSpacing/>
+        <w:jc w:val="both"/>
+        <w:rPr>
+          <w:rFonts w:ascii="Times New Roman" w:hAnsi="Times New Roman" w:cs="Times New Roman"/>
+          <w:sz w:val="28"/>
+          <w:szCs w:val="28"/>
+        </w:rPr>
+      </w:pPr>
+      <w:r>
+        <w:rPr>
+          <w:rFonts w:ascii="Times New Roman" w:hAnsi="Times New Roman" w:cs="Times New Roman"/>
+          <w:sz w:val="28"/>
+          <w:szCs w:val="28"/>
+        </w:rPr>
+        <w:t>Таким образом, основными рисками проекта являются ограниченность времени, изменение требований, недостаток практического опыта и возможные технические проблемы. Их предварительное выявление позволяет предусмотреть меры по снижению их влияния на сроки и результаты разработки.</w:t>
+      </w:r>
+    </w:p>
+    <w:p>
+      <w:pPr>
+        <w:spacing w:line="360" w:lineRule="auto"/>
+        <w:ind w:firstLine="708"/>
+        <w:contextualSpacing/>
+        <w:jc w:val="both"/>
+        <w:rPr>
+          <w:rFonts w:ascii="Times New Roman" w:hAnsi="Times New Roman" w:cs="Times New Roman"/>
+          <w:sz w:val="28"/>
+          <w:szCs w:val="28"/>
+        </w:rPr>
+      </w:pPr>
+    </w:p>
+    <w:p>
+      <w:pPr>
+        <w:spacing w:line="360" w:lineRule="auto"/>
+        <w:ind w:firstLine="708"/>
+        <w:contextualSpacing/>
+        <w:jc w:val="both"/>
+        <w:rPr>
+          <w:rFonts w:ascii="Times New Roman" w:hAnsi="Times New Roman" w:cs="Times New Roman"/>
+          <w:sz w:val="28"/>
+          <w:szCs w:val="28"/>
+        </w:rPr>
+      </w:pPr>
+      <w:r>
+        <w:rPr>
+          <w:rFonts w:ascii="Times New Roman" w:hAnsi="Times New Roman" w:cs="Times New Roman"/>
+          <w:sz w:val="28"/>
+          <w:szCs w:val="28"/>
+        </w:rPr>
+        <w:t>1.5 Выбор и обоснование</w:t>
+      </w:r>
+    </w:p>
+    <w:p>
+      <w:pPr>
+        <w:spacing w:line="360" w:lineRule="auto"/>
+        <w:ind w:firstLine="708"/>
+        <w:contextualSpacing/>
+        <w:jc w:val="both"/>
+        <w:rPr>
+          <w:rFonts w:ascii="Times New Roman" w:hAnsi="Times New Roman" w:cs="Times New Roman"/>
+          <w:sz w:val="28"/>
+          <w:szCs w:val="28"/>
+        </w:rPr>
+      </w:pPr>
+      <w:r>
+        <w:rPr>
+          <w:rFonts w:ascii="Times New Roman" w:hAnsi="Times New Roman" w:cs="Times New Roman"/>
+          <w:sz w:val="28"/>
+          <w:szCs w:val="28"/>
+        </w:rPr>
+        <w:t>Для реализации информационной системы адаптивного обучения начинающих водителей необходимо выбрать методы разработки и программные инструменты, соответствующие требованиям проекта. При выборе учитывались функциональные возможности инструментов, сложность освоения, наличие документации и возможность дальнейшего развития системы.</w:t>
+      </w:r>
+    </w:p>
+    <w:p>
+      <w:pPr>
+        <w:spacing w:line="360" w:lineRule="auto"/>
+        <w:ind w:firstLine="708"/>
+        <w:contextualSpacing/>
+        <w:jc w:val="both"/>
+        <w:rPr>
+          <w:rFonts w:ascii="Times New Roman" w:hAnsi="Times New Roman" w:cs="Times New Roman"/>
+          <w:sz w:val="28"/>
+          <w:szCs w:val="28"/>
+        </w:rPr>
+      </w:pPr>
+      <w:r>
+        <w:rPr>
+          <w:rFonts w:ascii="Times New Roman" w:hAnsi="Times New Roman" w:cs="Times New Roman"/>
+          <w:sz w:val="28"/>
+          <w:szCs w:val="28"/>
+        </w:rPr>
+        <w:t>В качестве метода разработки проекта выбран итерационный подход. В отличие от каскадной модели, при которой основные этапы выполняются последовательно и изменения требований на поздних этапах могут привести к значительным затратам, итерационный подход позволяет разрабатывать систему отдельными этапами и постепенно уточнять её функциональность. Это особенно важно для данного проекта, поскольку требования к системе и механизму адаптивного обучения могут уточняться в процессе разработки.</w:t>
+      </w:r>
+    </w:p>
+    <w:p>
+      <w:pPr>
+        <w:spacing w:line="360" w:lineRule="auto"/>
+        <w:ind w:firstLine="708"/>
+        <w:contextualSpacing/>
+        <w:jc w:val="both"/>
+        <w:rPr>
+          <w:rFonts w:ascii="Times New Roman" w:hAnsi="Times New Roman" w:cs="Times New Roman"/>
+          <w:sz w:val="28"/>
+          <w:szCs w:val="28"/>
+        </w:rPr>
+      </w:pPr>
+      <w:r>
+        <w:rPr>
+          <w:rFonts w:ascii="Times New Roman" w:hAnsi="Times New Roman" w:cs="Times New Roman"/>
+          <w:sz w:val="28"/>
+          <w:szCs w:val="28"/>
+        </w:rPr>
+        <w:t xml:space="preserve">Для разработки клиентской части системы были рассмотрены Vue.js, </w:t>
+      </w:r>
+      <w:proofErr w:type="spellStart"/>
+      <w:r>
+        <w:rPr>
+          <w:rFonts w:ascii="Times New Roman" w:hAnsi="Times New Roman" w:cs="Times New Roman"/>
+          <w:sz w:val="28"/>
+          <w:szCs w:val="28"/>
+        </w:rPr>
+        <w:t>React</w:t>
+      </w:r>
+      <w:proofErr w:type="spellEnd"/>
+      <w:r>
+        <w:rPr>
+          <w:rFonts w:ascii="Times New Roman" w:hAnsi="Times New Roman" w:cs="Times New Roman"/>
+          <w:sz w:val="28"/>
+          <w:szCs w:val="28"/>
+        </w:rPr>
+        <w:t xml:space="preserve"> и </w:t>
+      </w:r>
+      <w:proofErr w:type="spellStart"/>
+      <w:r>
+        <w:rPr>
+          <w:rFonts w:ascii="Times New Roman" w:hAnsi="Times New Roman" w:cs="Times New Roman"/>
+          <w:sz w:val="28"/>
+          <w:szCs w:val="28"/>
+        </w:rPr>
+        <w:t>Angular</w:t>
+      </w:r>
+      <w:proofErr w:type="spellEnd"/>
+      <w:r>
+        <w:rPr>
+          <w:rFonts w:ascii="Times New Roman" w:hAnsi="Times New Roman" w:cs="Times New Roman"/>
+          <w:sz w:val="28"/>
+          <w:szCs w:val="28"/>
+        </w:rPr>
+        <w:t xml:space="preserve">. </w:t>
+      </w:r>
+      <w:proofErr w:type="spellStart"/>
+      <w:r>
+        <w:rPr>
+          <w:rFonts w:ascii="Times New Roman" w:hAnsi="Times New Roman" w:cs="Times New Roman"/>
+          <w:sz w:val="28"/>
+          <w:szCs w:val="28"/>
+        </w:rPr>
+        <w:t>React</w:t>
+      </w:r>
+      <w:proofErr w:type="spellEnd"/>
+      <w:r>
+        <w:rPr>
+          <w:rFonts w:ascii="Times New Roman" w:hAnsi="Times New Roman" w:cs="Times New Roman"/>
+          <w:sz w:val="28"/>
+          <w:szCs w:val="28"/>
+        </w:rPr>
+        <w:t xml:space="preserve"> предоставляет широкие возможности для создания интерфейсов и имеет большое количество дополнительных библиотек. </w:t>
+      </w:r>
+      <w:proofErr w:type="spellStart"/>
+      <w:r>
+        <w:rPr>
+          <w:rFonts w:ascii="Times New Roman" w:hAnsi="Times New Roman" w:cs="Times New Roman"/>
+          <w:sz w:val="28"/>
+          <w:szCs w:val="28"/>
+        </w:rPr>
+        <w:t>Angular</w:t>
+      </w:r>
+      <w:proofErr w:type="spellEnd"/>
+      <w:r>
+        <w:rPr>
+          <w:rFonts w:ascii="Times New Roman" w:hAnsi="Times New Roman" w:cs="Times New Roman"/>
+          <w:sz w:val="28"/>
+          <w:szCs w:val="28"/>
+        </w:rPr>
+        <w:t xml:space="preserve"> является полноценным фреймворком с большим набором встроенных </w:t>
+      </w:r>
+      <w:r>
+        <w:rPr>
+          <w:rFonts w:ascii="Times New Roman" w:hAnsi="Times New Roman" w:cs="Times New Roman"/>
+          <w:sz w:val="28"/>
+          <w:szCs w:val="28"/>
+        </w:rPr>
+        <w:lastRenderedPageBreak/>
+        <w:t>средств, однако обладает более сложной структурой. Vue.js имеет более простой синтаксис и позволяет постепенно добавлять необходимую функциональность в проект. С учётом требований проекта и необходимости освоения технологии был выбран Vue.js.</w:t>
+      </w:r>
+    </w:p>
+    <w:p>
+      <w:pPr>
+        <w:spacing w:line="360" w:lineRule="auto"/>
+        <w:ind w:firstLine="708"/>
+        <w:contextualSpacing/>
+        <w:jc w:val="both"/>
+        <w:rPr>
+          <w:rFonts w:ascii="Times New Roman" w:hAnsi="Times New Roman" w:cs="Times New Roman"/>
+          <w:sz w:val="28"/>
+          <w:szCs w:val="28"/>
+        </w:rPr>
+      </w:pPr>
+      <w:r>
+        <w:rPr>
+          <w:rFonts w:ascii="Times New Roman" w:hAnsi="Times New Roman" w:cs="Times New Roman"/>
+          <w:sz w:val="28"/>
+          <w:szCs w:val="28"/>
+        </w:rPr>
+        <w:t xml:space="preserve">Для разработки серверной части были рассмотрены </w:t>
+      </w:r>
+      <w:proofErr w:type="spellStart"/>
+      <w:r>
+        <w:rPr>
+          <w:rFonts w:ascii="Times New Roman" w:hAnsi="Times New Roman" w:cs="Times New Roman"/>
+          <w:sz w:val="28"/>
+          <w:szCs w:val="28"/>
+        </w:rPr>
+        <w:t>Django</w:t>
+      </w:r>
+      <w:proofErr w:type="spellEnd"/>
+      <w:r>
+        <w:rPr>
+          <w:rFonts w:ascii="Times New Roman" w:hAnsi="Times New Roman" w:cs="Times New Roman"/>
+          <w:sz w:val="28"/>
+          <w:szCs w:val="28"/>
+        </w:rPr>
+        <w:t xml:space="preserve">, Node.js и </w:t>
+      </w:r>
+      <w:proofErr w:type="spellStart"/>
+      <w:r>
+        <w:rPr>
+          <w:rFonts w:ascii="Times New Roman" w:hAnsi="Times New Roman" w:cs="Times New Roman"/>
+          <w:sz w:val="28"/>
+          <w:szCs w:val="28"/>
+        </w:rPr>
+        <w:t>Laravel</w:t>
+      </w:r>
+      <w:proofErr w:type="spellEnd"/>
+      <w:r>
+        <w:rPr>
+          <w:rFonts w:ascii="Times New Roman" w:hAnsi="Times New Roman" w:cs="Times New Roman"/>
+          <w:sz w:val="28"/>
+          <w:szCs w:val="28"/>
+        </w:rPr>
+        <w:t xml:space="preserve">. Node.js позволяет создавать серверные приложения на JavaScript и использовать один язык программирования на клиентской и серверной части. </w:t>
+      </w:r>
+      <w:proofErr w:type="spellStart"/>
+      <w:r>
+        <w:rPr>
+          <w:rFonts w:ascii="Times New Roman" w:hAnsi="Times New Roman" w:cs="Times New Roman"/>
+          <w:sz w:val="28"/>
+          <w:szCs w:val="28"/>
+        </w:rPr>
+        <w:t>Laravel</w:t>
+      </w:r>
+      <w:proofErr w:type="spellEnd"/>
+      <w:r>
+        <w:rPr>
+          <w:rFonts w:ascii="Times New Roman" w:hAnsi="Times New Roman" w:cs="Times New Roman"/>
+          <w:sz w:val="28"/>
+          <w:szCs w:val="28"/>
+        </w:rPr>
+        <w:t xml:space="preserve"> представляет собой PHP-фреймворк, ориентированный на разработку веб-приложений. </w:t>
+      </w:r>
+      <w:proofErr w:type="spellStart"/>
+      <w:r>
+        <w:rPr>
+          <w:rFonts w:ascii="Times New Roman" w:hAnsi="Times New Roman" w:cs="Times New Roman"/>
+          <w:sz w:val="28"/>
+          <w:szCs w:val="28"/>
+        </w:rPr>
+        <w:t>Django</w:t>
+      </w:r>
+      <w:proofErr w:type="spellEnd"/>
+      <w:r>
+        <w:rPr>
+          <w:rFonts w:ascii="Times New Roman" w:hAnsi="Times New Roman" w:cs="Times New Roman"/>
+          <w:sz w:val="28"/>
+          <w:szCs w:val="28"/>
+        </w:rPr>
+        <w:t xml:space="preserve"> является фреймворком на языке Python и предоставляет готовые средства для работы с маршрутизацией, базами данных, авторизацией пользователей и административной частью системы. В качестве серверной технологии выбран </w:t>
+      </w:r>
+      <w:proofErr w:type="spellStart"/>
+      <w:r>
+        <w:rPr>
+          <w:rFonts w:ascii="Times New Roman" w:hAnsi="Times New Roman" w:cs="Times New Roman"/>
+          <w:sz w:val="28"/>
+          <w:szCs w:val="28"/>
+        </w:rPr>
+        <w:t>Django</w:t>
+      </w:r>
+      <w:proofErr w:type="spellEnd"/>
+      <w:r>
+        <w:rPr>
+          <w:rFonts w:ascii="Times New Roman" w:hAnsi="Times New Roman" w:cs="Times New Roman"/>
+          <w:sz w:val="28"/>
+          <w:szCs w:val="28"/>
+        </w:rPr>
+        <w:t>, поскольку он позволяет реализовать основные функции проекта и предоставляет необходимые средства для работы с данными.</w:t>
+      </w:r>
+    </w:p>
+    <w:p>
+      <w:pPr>
+        <w:spacing w:line="360" w:lineRule="auto"/>
+        <w:ind w:firstLine="708"/>
+        <w:contextualSpacing/>
+        <w:jc w:val="both"/>
+        <w:rPr>
+          <w:rFonts w:ascii="Times New Roman" w:hAnsi="Times New Roman" w:cs="Times New Roman"/>
+          <w:sz w:val="28"/>
+          <w:szCs w:val="28"/>
+        </w:rPr>
+      </w:pPr>
+      <w:r>
+        <w:rPr>
+          <w:rFonts w:ascii="Times New Roman" w:hAnsi="Times New Roman" w:cs="Times New Roman"/>
+          <w:sz w:val="28"/>
+          <w:szCs w:val="28"/>
+        </w:rPr>
+        <w:t xml:space="preserve">Для хранения данных были рассмотрены </w:t>
+      </w:r>
+      <w:proofErr w:type="spellStart"/>
+      <w:r>
+        <w:rPr>
+          <w:rFonts w:ascii="Times New Roman" w:hAnsi="Times New Roman" w:cs="Times New Roman"/>
+          <w:sz w:val="28"/>
+          <w:szCs w:val="28"/>
+        </w:rPr>
+        <w:t>PostgreSQL</w:t>
+      </w:r>
+      <w:proofErr w:type="spellEnd"/>
+      <w:r>
+        <w:rPr>
+          <w:rFonts w:ascii="Times New Roman" w:hAnsi="Times New Roman" w:cs="Times New Roman"/>
+          <w:sz w:val="28"/>
+          <w:szCs w:val="28"/>
+        </w:rPr>
+        <w:t xml:space="preserve"> и MySQL. Обе системы управления базами данных поддерживают реляционную модель и подходят для хранения структурированной информации. Для проекта выбран </w:t>
+      </w:r>
+      <w:proofErr w:type="spellStart"/>
+      <w:r>
+        <w:rPr>
+          <w:rFonts w:ascii="Times New Roman" w:hAnsi="Times New Roman" w:cs="Times New Roman"/>
+          <w:sz w:val="28"/>
+          <w:szCs w:val="28"/>
+        </w:rPr>
+        <w:t>PostgreSQL</w:t>
+      </w:r>
+      <w:proofErr w:type="spellEnd"/>
+      <w:r>
+        <w:rPr>
+          <w:rFonts w:ascii="Times New Roman" w:hAnsi="Times New Roman" w:cs="Times New Roman"/>
+          <w:sz w:val="28"/>
+          <w:szCs w:val="28"/>
+        </w:rPr>
+        <w:t>, поскольку система предполагает хранение взаимосвязанных данных о пользователях, курсах, тестах, результатах обучения и рекомендациях.</w:t>
+      </w:r>
+    </w:p>
+    <w:p>
+      <w:pPr>
+        <w:spacing w:line="360" w:lineRule="auto"/>
+        <w:ind w:firstLine="708"/>
+        <w:contextualSpacing/>
+        <w:jc w:val="both"/>
+        <w:rPr>
+          <w:rFonts w:ascii="Times New Roman" w:hAnsi="Times New Roman" w:cs="Times New Roman"/>
+          <w:sz w:val="28"/>
+          <w:szCs w:val="28"/>
+        </w:rPr>
+      </w:pPr>
+      <w:r>
+        <w:rPr>
+          <w:rFonts w:ascii="Times New Roman" w:hAnsi="Times New Roman" w:cs="Times New Roman"/>
+          <w:sz w:val="28"/>
+          <w:szCs w:val="28"/>
+        </w:rPr>
+        <w:t xml:space="preserve">Для проектирования пользовательского интерфейса были рассмотрены </w:t>
+      </w:r>
+      <w:proofErr w:type="spellStart"/>
+      <w:r>
+        <w:rPr>
+          <w:rFonts w:ascii="Times New Roman" w:hAnsi="Times New Roman" w:cs="Times New Roman"/>
+          <w:sz w:val="28"/>
+          <w:szCs w:val="28"/>
+        </w:rPr>
+        <w:t>Figma</w:t>
+      </w:r>
+      <w:proofErr w:type="spellEnd"/>
+      <w:r>
+        <w:rPr>
+          <w:rFonts w:ascii="Times New Roman" w:hAnsi="Times New Roman" w:cs="Times New Roman"/>
+          <w:sz w:val="28"/>
+          <w:szCs w:val="28"/>
+        </w:rPr>
+        <w:t xml:space="preserve"> и Adobe XD. Оба инструмента позволяют создавать макеты и интерактивные прототипы интерфейсов. Для проекта выбрана </w:t>
+      </w:r>
+      <w:proofErr w:type="spellStart"/>
+      <w:r>
+        <w:rPr>
+          <w:rFonts w:ascii="Times New Roman" w:hAnsi="Times New Roman" w:cs="Times New Roman"/>
+          <w:sz w:val="28"/>
+          <w:szCs w:val="28"/>
+        </w:rPr>
+        <w:t>Figma</w:t>
+      </w:r>
+      <w:proofErr w:type="spellEnd"/>
+      <w:r>
+        <w:rPr>
+          <w:rFonts w:ascii="Times New Roman" w:hAnsi="Times New Roman" w:cs="Times New Roman"/>
+          <w:sz w:val="28"/>
+          <w:szCs w:val="28"/>
+        </w:rPr>
+        <w:t>, поскольку она позволяет создавать прототипы веб-интерфейса и удобно использовать их на этапе согласования структуры системы.</w:t>
+      </w:r>
+    </w:p>
+    <w:p>
+      <w:pPr>
+        <w:spacing w:line="360" w:lineRule="auto"/>
+        <w:ind w:firstLine="708"/>
+        <w:contextualSpacing/>
+        <w:jc w:val="both"/>
+        <w:rPr>
+          <w:rFonts w:ascii="Times New Roman" w:hAnsi="Times New Roman" w:cs="Times New Roman"/>
+          <w:sz w:val="28"/>
+          <w:szCs w:val="28"/>
+        </w:rPr>
+      </w:pPr>
+      <w:r>
+        <w:rPr>
+          <w:rFonts w:ascii="Times New Roman" w:hAnsi="Times New Roman" w:cs="Times New Roman"/>
+          <w:sz w:val="28"/>
+          <w:szCs w:val="28"/>
+        </w:rPr>
+        <w:t xml:space="preserve">Для контроля версий были рассмотрены </w:t>
+      </w:r>
+      <w:proofErr w:type="spellStart"/>
+      <w:r>
+        <w:rPr>
+          <w:rFonts w:ascii="Times New Roman" w:hAnsi="Times New Roman" w:cs="Times New Roman"/>
+          <w:sz w:val="28"/>
+          <w:szCs w:val="28"/>
+        </w:rPr>
+        <w:t>GitHub</w:t>
+      </w:r>
+      <w:proofErr w:type="spellEnd"/>
+      <w:r>
+        <w:rPr>
+          <w:rFonts w:ascii="Times New Roman" w:hAnsi="Times New Roman" w:cs="Times New Roman"/>
+          <w:sz w:val="28"/>
+          <w:szCs w:val="28"/>
+        </w:rPr>
+        <w:t xml:space="preserve"> и </w:t>
+      </w:r>
+      <w:proofErr w:type="spellStart"/>
+      <w:r>
+        <w:rPr>
+          <w:rFonts w:ascii="Times New Roman" w:hAnsi="Times New Roman" w:cs="Times New Roman"/>
+          <w:sz w:val="28"/>
+          <w:szCs w:val="28"/>
+        </w:rPr>
+        <w:t>GitLab</w:t>
+      </w:r>
+      <w:proofErr w:type="spellEnd"/>
+      <w:r>
+        <w:rPr>
+          <w:rFonts w:ascii="Times New Roman" w:hAnsi="Times New Roman" w:cs="Times New Roman"/>
+          <w:sz w:val="28"/>
+          <w:szCs w:val="28"/>
+        </w:rPr>
+        <w:t xml:space="preserve">. Оба сервиса предоставляют возможность хранения репозитория, контроля изменений и ведения разработки с использованием </w:t>
+      </w:r>
+      <w:proofErr w:type="spellStart"/>
+      <w:r>
+        <w:rPr>
+          <w:rFonts w:ascii="Times New Roman" w:hAnsi="Times New Roman" w:cs="Times New Roman"/>
+          <w:sz w:val="28"/>
+          <w:szCs w:val="28"/>
+        </w:rPr>
+        <w:t>Git</w:t>
+      </w:r>
+      <w:proofErr w:type="spellEnd"/>
+      <w:r>
+        <w:rPr>
+          <w:rFonts w:ascii="Times New Roman" w:hAnsi="Times New Roman" w:cs="Times New Roman"/>
+          <w:sz w:val="28"/>
+          <w:szCs w:val="28"/>
+        </w:rPr>
+        <w:t xml:space="preserve">. Для проекта выбран </w:t>
+      </w:r>
+      <w:proofErr w:type="spellStart"/>
+      <w:r>
+        <w:rPr>
+          <w:rFonts w:ascii="Times New Roman" w:hAnsi="Times New Roman" w:cs="Times New Roman"/>
+          <w:sz w:val="28"/>
+          <w:szCs w:val="28"/>
+        </w:rPr>
+        <w:t>GitHub</w:t>
+      </w:r>
+      <w:proofErr w:type="spellEnd"/>
+      <w:r>
+        <w:rPr>
+          <w:rFonts w:ascii="Times New Roman" w:hAnsi="Times New Roman" w:cs="Times New Roman"/>
+          <w:sz w:val="28"/>
+          <w:szCs w:val="28"/>
+        </w:rPr>
+        <w:t>, который будет использоваться для хранения исходного кода и контроля версий.</w:t>
+      </w:r>
+    </w:p>
+    <w:p>
+      <w:pPr>
+        <w:spacing w:line="360" w:lineRule="auto"/>
+        <w:ind w:firstLine="708"/>
+        <w:contextualSpacing/>
+        <w:jc w:val="both"/>
+        <w:rPr>
+          <w:rFonts w:ascii="Times New Roman" w:hAnsi="Times New Roman" w:cs="Times New Roman"/>
+          <w:sz w:val="28"/>
+          <w:szCs w:val="28"/>
+        </w:rPr>
+      </w:pPr>
+    </w:p>
+    <w:p>
+      <w:pPr>
+        <w:spacing w:line="360" w:lineRule="auto"/>
+        <w:ind w:firstLine="708"/>
+        <w:contextualSpacing/>
+        <w:jc w:val="both"/>
+        <w:rPr>
+          <w:rFonts w:ascii="Times New Roman" w:hAnsi="Times New Roman" w:cs="Times New Roman"/>
+          <w:sz w:val="28"/>
+          <w:szCs w:val="28"/>
+        </w:rPr>
+      </w:pPr>
+      <w:r>
+        <w:rPr>
+          <w:rFonts w:ascii="Times New Roman" w:hAnsi="Times New Roman" w:cs="Times New Roman"/>
+          <w:sz w:val="28"/>
+          <w:szCs w:val="28"/>
+        </w:rPr>
+        <w:t>В результате для разработки проекта выбран следующий набор методов и инструментов:</w:t>
+      </w:r>
+    </w:p>
+    <w:p>
+      <w:pPr>
+        <w:pStyle w:val="a5"/>
+        <w:numPr>
+          <w:ilvl w:val="0"/>
+          <w:numId w:val="10"/>
+        </w:numPr>
+        <w:spacing w:line="360" w:lineRule="auto"/>
+        <w:jc w:val="both"/>
+        <w:rPr>
+          <w:rFonts w:ascii="Times New Roman" w:hAnsi="Times New Roman" w:cs="Times New Roman"/>
+          <w:sz w:val="28"/>
+          <w:szCs w:val="28"/>
+        </w:rPr>
+      </w:pPr>
+      <w:r>
+        <w:rPr>
+          <w:rFonts w:ascii="Times New Roman" w:hAnsi="Times New Roman" w:cs="Times New Roman"/>
+          <w:sz w:val="28"/>
+          <w:szCs w:val="28"/>
+        </w:rPr>
+        <w:t xml:space="preserve">проектирование интерфейса </w:t>
+      </w:r>
+      <w:r>
+        <w:rPr>
+          <w:rFonts w:ascii="Times New Roman" w:hAnsi="Times New Roman" w:cs="Times New Roman"/>
+          <w:sz w:val="28"/>
+          <w:szCs w:val="28"/>
+        </w:rPr>
+        <w:t>–</w:t>
+      </w:r>
+      <w:r>
+        <w:rPr>
+          <w:rFonts w:ascii="Times New Roman" w:hAnsi="Times New Roman" w:cs="Times New Roman"/>
+          <w:sz w:val="28"/>
+          <w:szCs w:val="28"/>
+        </w:rPr>
+        <w:t xml:space="preserve"> </w:t>
+      </w:r>
+      <w:proofErr w:type="spellStart"/>
+      <w:r>
+        <w:rPr>
+          <w:rFonts w:ascii="Times New Roman" w:hAnsi="Times New Roman" w:cs="Times New Roman"/>
+          <w:sz w:val="28"/>
+          <w:szCs w:val="28"/>
+        </w:rPr>
+        <w:t>Figma</w:t>
+      </w:r>
+      <w:proofErr w:type="spellEnd"/>
+      <w:r>
+        <w:rPr>
+          <w:rFonts w:ascii="Times New Roman" w:hAnsi="Times New Roman" w:cs="Times New Roman"/>
+          <w:sz w:val="28"/>
+          <w:szCs w:val="28"/>
+        </w:rPr>
+        <w:t>;</w:t>
+      </w:r>
+    </w:p>
+    <w:p>
+      <w:pPr>
+        <w:pStyle w:val="a5"/>
+        <w:numPr>
+          <w:ilvl w:val="0"/>
+          <w:numId w:val="10"/>
+        </w:numPr>
+        <w:spacing w:line="360" w:lineRule="auto"/>
+        <w:jc w:val="both"/>
+        <w:rPr>
+          <w:rFonts w:ascii="Times New Roman" w:hAnsi="Times New Roman" w:cs="Times New Roman"/>
+          <w:sz w:val="28"/>
+          <w:szCs w:val="28"/>
+        </w:rPr>
+      </w:pPr>
+      <w:r>
+        <w:rPr>
+          <w:rFonts w:ascii="Times New Roman" w:hAnsi="Times New Roman" w:cs="Times New Roman"/>
+          <w:sz w:val="28"/>
+          <w:szCs w:val="28"/>
+        </w:rPr>
+        <w:t xml:space="preserve">разработка клиентской части </w:t>
+      </w:r>
+      <w:r>
+        <w:rPr>
+          <w:rFonts w:ascii="Times New Roman" w:hAnsi="Times New Roman" w:cs="Times New Roman"/>
+          <w:sz w:val="28"/>
+          <w:szCs w:val="28"/>
+        </w:rPr>
+        <w:t>–</w:t>
+      </w:r>
+      <w:r>
+        <w:rPr>
+          <w:rFonts w:ascii="Times New Roman" w:hAnsi="Times New Roman" w:cs="Times New Roman"/>
+          <w:sz w:val="28"/>
+          <w:szCs w:val="28"/>
+        </w:rPr>
+        <w:t xml:space="preserve"> Vue.js, HTML, CSS;</w:t>
+      </w:r>
+    </w:p>
+    <w:p>
+      <w:pPr>
+        <w:pStyle w:val="a5"/>
+        <w:numPr>
+          <w:ilvl w:val="0"/>
+          <w:numId w:val="10"/>
+        </w:numPr>
+        <w:spacing w:line="360" w:lineRule="auto"/>
+        <w:jc w:val="both"/>
+        <w:rPr>
+          <w:rFonts w:ascii="Times New Roman" w:hAnsi="Times New Roman" w:cs="Times New Roman"/>
+          <w:sz w:val="28"/>
+          <w:szCs w:val="28"/>
+        </w:rPr>
+      </w:pPr>
+      <w:r>
+        <w:rPr>
+          <w:rFonts w:ascii="Times New Roman" w:hAnsi="Times New Roman" w:cs="Times New Roman"/>
+          <w:sz w:val="28"/>
+          <w:szCs w:val="28"/>
+        </w:rPr>
+        <w:t xml:space="preserve">разработка серверной части </w:t>
+      </w:r>
+      <w:r>
+        <w:rPr>
+          <w:rFonts w:ascii="Times New Roman" w:hAnsi="Times New Roman" w:cs="Times New Roman"/>
+          <w:sz w:val="28"/>
+          <w:szCs w:val="28"/>
+        </w:rPr>
+        <w:t>–</w:t>
+      </w:r>
+      <w:r>
+        <w:rPr>
+          <w:rFonts w:ascii="Times New Roman" w:hAnsi="Times New Roman" w:cs="Times New Roman"/>
+          <w:sz w:val="28"/>
+          <w:szCs w:val="28"/>
+        </w:rPr>
+        <w:t xml:space="preserve"> Python, </w:t>
+      </w:r>
+      <w:proofErr w:type="spellStart"/>
+      <w:r>
+        <w:rPr>
+          <w:rFonts w:ascii="Times New Roman" w:hAnsi="Times New Roman" w:cs="Times New Roman"/>
+          <w:sz w:val="28"/>
+          <w:szCs w:val="28"/>
+        </w:rPr>
+        <w:t>Django</w:t>
+      </w:r>
+      <w:proofErr w:type="spellEnd"/>
+      <w:r>
+        <w:rPr>
+          <w:rFonts w:ascii="Times New Roman" w:hAnsi="Times New Roman" w:cs="Times New Roman"/>
+          <w:sz w:val="28"/>
+          <w:szCs w:val="28"/>
+        </w:rPr>
+        <w:t>;</w:t>
+      </w:r>
+    </w:p>
+    <w:p>
+      <w:pPr>
+        <w:pStyle w:val="a5"/>
+        <w:numPr>
+          <w:ilvl w:val="0"/>
+          <w:numId w:val="10"/>
+        </w:numPr>
+        <w:spacing w:line="360" w:lineRule="auto"/>
+        <w:jc w:val="both"/>
+        <w:rPr>
+          <w:rFonts w:ascii="Times New Roman" w:hAnsi="Times New Roman" w:cs="Times New Roman"/>
+          <w:sz w:val="28"/>
+          <w:szCs w:val="28"/>
+        </w:rPr>
+      </w:pPr>
+      <w:r>
+        <w:rPr>
+          <w:rFonts w:ascii="Times New Roman" w:hAnsi="Times New Roman" w:cs="Times New Roman"/>
+          <w:sz w:val="28"/>
+          <w:szCs w:val="28"/>
+        </w:rPr>
+        <w:t xml:space="preserve">хранение данных </w:t>
+      </w:r>
+      <w:r>
+        <w:rPr>
+          <w:rFonts w:ascii="Times New Roman" w:hAnsi="Times New Roman" w:cs="Times New Roman"/>
+          <w:sz w:val="28"/>
+          <w:szCs w:val="28"/>
+        </w:rPr>
+        <w:t>–</w:t>
+      </w:r>
+      <w:r>
+        <w:rPr>
+          <w:rFonts w:ascii="Times New Roman" w:hAnsi="Times New Roman" w:cs="Times New Roman"/>
+          <w:sz w:val="28"/>
+          <w:szCs w:val="28"/>
+        </w:rPr>
+        <w:t xml:space="preserve"> </w:t>
+      </w:r>
+      <w:proofErr w:type="spellStart"/>
+      <w:r>
+        <w:rPr>
+          <w:rFonts w:ascii="Times New Roman" w:hAnsi="Times New Roman" w:cs="Times New Roman"/>
+          <w:sz w:val="28"/>
+          <w:szCs w:val="28"/>
+        </w:rPr>
+        <w:t>PostgreSQL</w:t>
+      </w:r>
+      <w:proofErr w:type="spellEnd"/>
+      <w:r>
+        <w:rPr>
+          <w:rFonts w:ascii="Times New Roman" w:hAnsi="Times New Roman" w:cs="Times New Roman"/>
+          <w:sz w:val="28"/>
+          <w:szCs w:val="28"/>
+        </w:rPr>
+        <w:t>;</w:t>
+      </w:r>
+    </w:p>
+    <w:p>
+      <w:pPr>
+        <w:pStyle w:val="a5"/>
+        <w:numPr>
+          <w:ilvl w:val="0"/>
+          <w:numId w:val="10"/>
+        </w:numPr>
+        <w:spacing w:line="360" w:lineRule="auto"/>
+        <w:jc w:val="both"/>
+        <w:rPr>
+          <w:rFonts w:ascii="Times New Roman" w:hAnsi="Times New Roman" w:cs="Times New Roman"/>
+          <w:sz w:val="28"/>
+          <w:szCs w:val="28"/>
+        </w:rPr>
+      </w:pPr>
+      <w:r>
+        <w:rPr>
+          <w:rFonts w:ascii="Times New Roman" w:hAnsi="Times New Roman" w:cs="Times New Roman"/>
+          <w:sz w:val="28"/>
+          <w:szCs w:val="28"/>
+        </w:rPr>
+        <w:t xml:space="preserve">контроль версий </w:t>
+      </w:r>
+      <w:r>
+        <w:rPr>
+          <w:rFonts w:ascii="Times New Roman" w:hAnsi="Times New Roman" w:cs="Times New Roman"/>
+          <w:sz w:val="28"/>
+          <w:szCs w:val="28"/>
+        </w:rPr>
+        <w:t>–</w:t>
+      </w:r>
+      <w:r>
+        <w:rPr>
+          <w:rFonts w:ascii="Times New Roman" w:hAnsi="Times New Roman" w:cs="Times New Roman"/>
+          <w:sz w:val="28"/>
+          <w:szCs w:val="28"/>
+        </w:rPr>
+        <w:t xml:space="preserve"> </w:t>
+      </w:r>
+      <w:proofErr w:type="spellStart"/>
+      <w:r>
+        <w:rPr>
+          <w:rFonts w:ascii="Times New Roman" w:hAnsi="Times New Roman" w:cs="Times New Roman"/>
+          <w:sz w:val="28"/>
+          <w:szCs w:val="28"/>
+        </w:rPr>
+        <w:t>Git</w:t>
+      </w:r>
+      <w:proofErr w:type="spellEnd"/>
+      <w:r>
+        <w:rPr>
+          <w:rFonts w:ascii="Times New Roman" w:hAnsi="Times New Roman" w:cs="Times New Roman"/>
+          <w:sz w:val="28"/>
+          <w:szCs w:val="28"/>
+        </w:rPr>
+        <w:t xml:space="preserve">, </w:t>
+      </w:r>
+      <w:proofErr w:type="spellStart"/>
+      <w:r>
+        <w:rPr>
+          <w:rFonts w:ascii="Times New Roman" w:hAnsi="Times New Roman" w:cs="Times New Roman"/>
+          <w:sz w:val="28"/>
+          <w:szCs w:val="28"/>
+        </w:rPr>
+        <w:t>GitHub</w:t>
+      </w:r>
+      <w:proofErr w:type="spellEnd"/>
+      <w:r>
+        <w:rPr>
+          <w:rFonts w:ascii="Times New Roman" w:hAnsi="Times New Roman" w:cs="Times New Roman"/>
+          <w:sz w:val="28"/>
+          <w:szCs w:val="28"/>
+        </w:rPr>
+        <w:t>;</w:t>
+      </w:r>
+    </w:p>
+    <w:p>
+      <w:pPr>
+        <w:pStyle w:val="a5"/>
+        <w:numPr>
+          <w:ilvl w:val="0"/>
+          <w:numId w:val="10"/>
+        </w:numPr>
+        <w:spacing w:line="360" w:lineRule="auto"/>
+        <w:jc w:val="both"/>
+        <w:rPr>
+          <w:rFonts w:ascii="Times New Roman" w:hAnsi="Times New Roman" w:cs="Times New Roman"/>
+          <w:sz w:val="28"/>
+          <w:szCs w:val="28"/>
+        </w:rPr>
+      </w:pPr>
+      <w:r>
+        <w:rPr>
+          <w:rFonts w:ascii="Times New Roman" w:hAnsi="Times New Roman" w:cs="Times New Roman"/>
+          <w:sz w:val="28"/>
+          <w:szCs w:val="28"/>
+        </w:rPr>
+        <w:t xml:space="preserve">тестирование </w:t>
+      </w:r>
+      <w:r>
+        <w:rPr>
+          <w:rFonts w:ascii="Times New Roman" w:hAnsi="Times New Roman" w:cs="Times New Roman"/>
+          <w:sz w:val="28"/>
+          <w:szCs w:val="28"/>
+        </w:rPr>
+        <w:t>–</w:t>
+      </w:r>
+      <w:r>
+        <w:rPr>
+          <w:rFonts w:ascii="Times New Roman" w:hAnsi="Times New Roman" w:cs="Times New Roman"/>
+          <w:sz w:val="28"/>
+          <w:szCs w:val="28"/>
+        </w:rPr>
+        <w:t xml:space="preserve"> ручное функциональное тестирование.</w:t>
+      </w:r>
+    </w:p>
+    <w:p>
+      <w:pPr>
+        <w:spacing w:line="360" w:lineRule="auto"/>
+        <w:ind w:firstLine="708"/>
+        <w:contextualSpacing/>
+        <w:jc w:val="both"/>
+        <w:rPr>
+          <w:rFonts w:ascii="Times New Roman" w:hAnsi="Times New Roman" w:cs="Times New Roman"/>
+          <w:sz w:val="28"/>
+          <w:szCs w:val="28"/>
+        </w:rPr>
+      </w:pPr>
+      <w:r>
+        <w:rPr>
+          <w:rFonts w:ascii="Times New Roman" w:hAnsi="Times New Roman" w:cs="Times New Roman"/>
+          <w:sz w:val="28"/>
+          <w:szCs w:val="28"/>
+        </w:rPr>
+        <w:t>Выбранный набор инструментов позволяет реализовать основные компоненты информационной системы и в дальнейшем расширять её функциональность. Отдельное внимание при выборе технологий уделено возможности постепенного развития системы, что соответствует итерационному подходу к разработке проекта.</w:t>
+      </w:r>
     </w:p>
     <w:sectPr>
       <w:pgSz w:w="11906" w:h="16838"/>
@@ -484,6 +4833,95 @@
 <file path=word/numbering.xml><?xml version="1.0" encoding="utf-8"?>
 <w:numbering xmlns:wpc="http://schemas.microsoft.com/office/word/2010/wordprocessingCanvas" xmlns:cx="http://schemas.microsoft.com/office/drawing/2014/chartex" xmlns:cx1="http://schemas.microsoft.com/office/drawing/2015/9/8/chartex" xmlns:cx2="http://schemas.microsoft.com/office/drawing/2015/10/21/chartex" xmlns:cx3="http://schemas.microsoft.com/office/drawing/2016/5/9/chartex" xmlns:cx4="http://schemas.microsoft.com/office/drawing/2016/5/10/chartex" xmlns:cx5="http://schemas.microsoft.com/office/drawing/2016/5/11/chartex" xmlns:cx6="http://schemas.microsoft.com/office/drawing/2016/5/12/chartex" xmlns:cx7="http://schemas.microsoft.com/office/drawing/2016/5/13/chartex" xmlns:cx8="http://schemas.microsoft.com/office/drawing/2016/5/14/chartex" xmlns:mc="http://schemas.openxmlformats.org/markup-compatibility/2006" xmlns:aink="http://schemas.microsoft.com/office/drawing/2016/ink" xmlns:am3d="http://schemas.microsoft.com/office/drawing/2017/model3d" xmlns:o="urn:schemas-microsoft-com:office:office" xmlns:r="http://schemas.openxmlformats.org/officeDocument/2006/relationships" xmlns:m="http://schemas.openxmlformats.org/officeDocument/2006/math" xmlns:v="urn:schemas-microsoft-com:vml" xmlns:wp14="http://schemas.microsoft.com/office/word/2010/wordprocessingDrawing" xmlns:wp="http://schemas.openxmlformats.org/drawingml/2006/wordprocessingDrawing" xmlns:w10="urn:schemas-microsoft-com:office:word" xmlns:w="http://schemas.openxmlformats.org/wordprocessingml/2006/main" xmlns:w14="http://schemas.microsoft.com/office/word/2010/wordml" xmlns:w15="http://schemas.microsoft.com/office/word/2012/wordml" xmlns:w16cex="http://schemas.microsoft.com/office/word/2018/wordml/cex" xmlns:w16cid="http://schemas.microsoft.com/office/word/2016/wordml/cid" xmlns:w16="http://schemas.microsoft.com/office/word/2018/wordml" xmlns:w16sdtdh="http://schemas.microsoft.com/office/word/2020/wordml/sdtdatahash" xmlns:w16se="http://schemas.microsoft.com/office/word/2015/wordml/symex" xmlns:wpg="http://schemas.microsoft.com/office/word/2010/wordprocessingGroup" xmlns:wpi="http://schemas.microsoft.com/office/word/2010/wordprocessingInk" xmlns:wne="http://schemas.microsoft.com/office/word/2006/wordml" xmlns:wps="http://schemas.microsoft.com/office/word/2010/wordprocessingShape" mc:Ignorable="w14 w15 w16se w16cid w16 w16cex w16sdtdh wp14">
   <w:abstractNum w:abstractNumId="0" w15:restartNumberingAfterBreak="0">
+    <w:nsid w:val="12197C91"/>
+    <w:multiLevelType w:val="hybridMultilevel"/>
+    <w:tmpl w:val="99B2C362"/>
+    <w:lvl w:ilvl="0" w:tplc="BA144B06">
+      <w:start w:val="1"/>
+      <w:numFmt w:val="decimal"/>
+      <w:lvlText w:val="%1."/>
+      <w:lvlJc w:val="left"/>
+      <w:pPr>
+        <w:ind w:left="1068" w:hanging="360"/>
+      </w:pPr>
+      <w:rPr>
+        <w:rFonts w:hint="default"/>
+      </w:rPr>
+    </w:lvl>
+    <w:lvl w:ilvl="1" w:tplc="04190019" w:tentative="1">
+      <w:start w:val="1"/>
+      <w:numFmt w:val="lowerLetter"/>
+      <w:lvlText w:val="%2."/>
+      <w:lvlJc w:val="left"/>
+      <w:pPr>
+        <w:ind w:left="1788" w:hanging="360"/>
+      </w:pPr>
+    </w:lvl>
+    <w:lvl w:ilvl="2" w:tplc="0419001B" w:tentative="1">
+      <w:start w:val="1"/>
+      <w:numFmt w:val="lowerRoman"/>
+      <w:lvlText w:val="%3."/>
+      <w:lvlJc w:val="right"/>
+      <w:pPr>
+        <w:ind w:left="2508" w:hanging="180"/>
+      </w:pPr>
+    </w:lvl>
+    <w:lvl w:ilvl="3" w:tplc="0419000F" w:tentative="1">
+      <w:start w:val="1"/>
+      <w:numFmt w:val="decimal"/>
+      <w:lvlText w:val="%4."/>
+      <w:lvlJc w:val="left"/>
+      <w:pPr>
+        <w:ind w:left="3228" w:hanging="360"/>
+      </w:pPr>
+    </w:lvl>
+    <w:lvl w:ilvl="4" w:tplc="04190019" w:tentative="1">
+      <w:start w:val="1"/>
+      <w:numFmt w:val="lowerLetter"/>
+      <w:lvlText w:val="%5."/>
+      <w:lvlJc w:val="left"/>
+      <w:pPr>
+        <w:ind w:left="3948" w:hanging="360"/>
+      </w:pPr>
+    </w:lvl>
+    <w:lvl w:ilvl="5" w:tplc="0419001B" w:tentative="1">
+      <w:start w:val="1"/>
+      <w:numFmt w:val="lowerRoman"/>
+      <w:lvlText w:val="%6."/>
+      <w:lvlJc w:val="right"/>
+      <w:pPr>
+        <w:ind w:left="4668" w:hanging="180"/>
+      </w:pPr>
+    </w:lvl>
+    <w:lvl w:ilvl="6" w:tplc="0419000F" w:tentative="1">
+      <w:start w:val="1"/>
+      <w:numFmt w:val="decimal"/>
+      <w:lvlText w:val="%7."/>
+      <w:lvlJc w:val="left"/>
+      <w:pPr>
+        <w:ind w:left="5388" w:hanging="360"/>
+      </w:pPr>
+    </w:lvl>
+    <w:lvl w:ilvl="7" w:tplc="04190019" w:tentative="1">
+      <w:start w:val="1"/>
+      <w:numFmt w:val="lowerLetter"/>
+      <w:lvlText w:val="%8."/>
+      <w:lvlJc w:val="left"/>
+      <w:pPr>
+        <w:ind w:left="6108" w:hanging="360"/>
+      </w:pPr>
+    </w:lvl>
+    <w:lvl w:ilvl="8" w:tplc="0419001B" w:tentative="1">
+      <w:start w:val="1"/>
+      <w:numFmt w:val="lowerRoman"/>
+      <w:lvlText w:val="%9."/>
+      <w:lvlJc w:val="right"/>
+      <w:pPr>
+        <w:ind w:left="6828" w:hanging="180"/>
+      </w:pPr>
+    </w:lvl>
+  </w:abstractNum>
+  <w:abstractNum w:abstractNumId="1" w15:restartNumberingAfterBreak="0">
     <w:nsid w:val="14577E03"/>
     <w:multiLevelType w:val="multilevel"/>
     <w:tmpl w:val="F81E3A5A"/>
@@ -632,7 +5070,459 @@
       </w:rPr>
     </w:lvl>
   </w:abstractNum>
-  <w:abstractNum w:abstractNumId="1" w15:restartNumberingAfterBreak="0">
+  <w:abstractNum w:abstractNumId="2" w15:restartNumberingAfterBreak="0">
+    <w:nsid w:val="16172A4D"/>
+    <w:multiLevelType w:val="hybridMultilevel"/>
+    <w:tmpl w:val="1486BF24"/>
+    <w:lvl w:ilvl="0" w:tplc="04190001">
+      <w:start w:val="1"/>
+      <w:numFmt w:val="bullet"/>
+      <w:lvlText w:val=""/>
+      <w:lvlJc w:val="left"/>
+      <w:pPr>
+        <w:ind w:left="1429" w:hanging="360"/>
+      </w:pPr>
+      <w:rPr>
+        <w:rFonts w:ascii="Symbol" w:hAnsi="Symbol" w:hint="default"/>
+      </w:rPr>
+    </w:lvl>
+    <w:lvl w:ilvl="1" w:tplc="04190003" w:tentative="1">
+      <w:start w:val="1"/>
+      <w:numFmt w:val="bullet"/>
+      <w:lvlText w:val="o"/>
+      <w:lvlJc w:val="left"/>
+      <w:pPr>
+        <w:ind w:left="2149" w:hanging="360"/>
+      </w:pPr>
+      <w:rPr>
+        <w:rFonts w:ascii="Courier New" w:hAnsi="Courier New" w:cs="Courier New" w:hint="default"/>
+      </w:rPr>
+    </w:lvl>
+    <w:lvl w:ilvl="2" w:tplc="04190005" w:tentative="1">
+      <w:start w:val="1"/>
+      <w:numFmt w:val="bullet"/>
+      <w:lvlText w:val=""/>
+      <w:lvlJc w:val="left"/>
+      <w:pPr>
+        <w:ind w:left="2869" w:hanging="360"/>
+      </w:pPr>
+      <w:rPr>
+        <w:rFonts w:ascii="Wingdings" w:hAnsi="Wingdings" w:hint="default"/>
+      </w:rPr>
+    </w:lvl>
+    <w:lvl w:ilvl="3" w:tplc="04190001" w:tentative="1">
+      <w:start w:val="1"/>
+      <w:numFmt w:val="bullet"/>
+      <w:lvlText w:val=""/>
+      <w:lvlJc w:val="left"/>
+      <w:pPr>
+        <w:ind w:left="3589" w:hanging="360"/>
+      </w:pPr>
+      <w:rPr>
+        <w:rFonts w:ascii="Symbol" w:hAnsi="Symbol" w:hint="default"/>
+      </w:rPr>
+    </w:lvl>
+    <w:lvl w:ilvl="4" w:tplc="04190003" w:tentative="1">
+      <w:start w:val="1"/>
+      <w:numFmt w:val="bullet"/>
+      <w:lvlText w:val="o"/>
+      <w:lvlJc w:val="left"/>
+      <w:pPr>
+        <w:ind w:left="4309" w:hanging="360"/>
+      </w:pPr>
+      <w:rPr>
+        <w:rFonts w:ascii="Courier New" w:hAnsi="Courier New" w:cs="Courier New" w:hint="default"/>
+      </w:rPr>
+    </w:lvl>
+    <w:lvl w:ilvl="5" w:tplc="04190005" w:tentative="1">
+      <w:start w:val="1"/>
+      <w:numFmt w:val="bullet"/>
+      <w:lvlText w:val=""/>
+      <w:lvlJc w:val="left"/>
+      <w:pPr>
+        <w:ind w:left="5029" w:hanging="360"/>
+      </w:pPr>
+      <w:rPr>
+        <w:rFonts w:ascii="Wingdings" w:hAnsi="Wingdings" w:hint="default"/>
+      </w:rPr>
+    </w:lvl>
+    <w:lvl w:ilvl="6" w:tplc="04190001" w:tentative="1">
+      <w:start w:val="1"/>
+      <w:numFmt w:val="bullet"/>
+      <w:lvlText w:val=""/>
+      <w:lvlJc w:val="left"/>
+      <w:pPr>
+        <w:ind w:left="5749" w:hanging="360"/>
+      </w:pPr>
+      <w:rPr>
+        <w:rFonts w:ascii="Symbol" w:hAnsi="Symbol" w:hint="default"/>
+      </w:rPr>
+    </w:lvl>
+    <w:lvl w:ilvl="7" w:tplc="04190003" w:tentative="1">
+      <w:start w:val="1"/>
+      <w:numFmt w:val="bullet"/>
+      <w:lvlText w:val="o"/>
+      <w:lvlJc w:val="left"/>
+      <w:pPr>
+        <w:ind w:left="6469" w:hanging="360"/>
+      </w:pPr>
+      <w:rPr>
+        <w:rFonts w:ascii="Courier New" w:hAnsi="Courier New" w:cs="Courier New" w:hint="default"/>
+      </w:rPr>
+    </w:lvl>
+    <w:lvl w:ilvl="8" w:tplc="04190005" w:tentative="1">
+      <w:start w:val="1"/>
+      <w:numFmt w:val="bullet"/>
+      <w:lvlText w:val=""/>
+      <w:lvlJc w:val="left"/>
+      <w:pPr>
+        <w:ind w:left="7189" w:hanging="360"/>
+      </w:pPr>
+      <w:rPr>
+        <w:rFonts w:ascii="Wingdings" w:hAnsi="Wingdings" w:hint="default"/>
+      </w:rPr>
+    </w:lvl>
+  </w:abstractNum>
+  <w:abstractNum w:abstractNumId="3" w15:restartNumberingAfterBreak="0">
+    <w:nsid w:val="1D575A95"/>
+    <w:multiLevelType w:val="hybridMultilevel"/>
+    <w:tmpl w:val="C20AA80E"/>
+    <w:lvl w:ilvl="0" w:tplc="1E64271A">
+      <w:start w:val="1"/>
+      <w:numFmt w:val="bullet"/>
+      <w:lvlText w:val=""/>
+      <w:lvlJc w:val="left"/>
+      <w:pPr>
+        <w:ind w:left="1428" w:hanging="360"/>
+      </w:pPr>
+      <w:rPr>
+        <w:rFonts w:ascii="Symbol" w:hAnsi="Symbol" w:hint="default"/>
+      </w:rPr>
+    </w:lvl>
+    <w:lvl w:ilvl="1" w:tplc="04190003" w:tentative="1">
+      <w:start w:val="1"/>
+      <w:numFmt w:val="bullet"/>
+      <w:lvlText w:val="o"/>
+      <w:lvlJc w:val="left"/>
+      <w:pPr>
+        <w:ind w:left="2148" w:hanging="360"/>
+      </w:pPr>
+      <w:rPr>
+        <w:rFonts w:ascii="Courier New" w:hAnsi="Courier New" w:cs="Courier New" w:hint="default"/>
+      </w:rPr>
+    </w:lvl>
+    <w:lvl w:ilvl="2" w:tplc="04190005" w:tentative="1">
+      <w:start w:val="1"/>
+      <w:numFmt w:val="bullet"/>
+      <w:lvlText w:val=""/>
+      <w:lvlJc w:val="left"/>
+      <w:pPr>
+        <w:ind w:left="2868" w:hanging="360"/>
+      </w:pPr>
+      <w:rPr>
+        <w:rFonts w:ascii="Wingdings" w:hAnsi="Wingdings" w:hint="default"/>
+      </w:rPr>
+    </w:lvl>
+    <w:lvl w:ilvl="3" w:tplc="04190001" w:tentative="1">
+      <w:start w:val="1"/>
+      <w:numFmt w:val="bullet"/>
+      <w:lvlText w:val=""/>
+      <w:lvlJc w:val="left"/>
+      <w:pPr>
+        <w:ind w:left="3588" w:hanging="360"/>
+      </w:pPr>
+      <w:rPr>
+        <w:rFonts w:ascii="Symbol" w:hAnsi="Symbol" w:hint="default"/>
+      </w:rPr>
+    </w:lvl>
+    <w:lvl w:ilvl="4" w:tplc="04190003" w:tentative="1">
+      <w:start w:val="1"/>
+      <w:numFmt w:val="bullet"/>
+      <w:lvlText w:val="o"/>
+      <w:lvlJc w:val="left"/>
+      <w:pPr>
+        <w:ind w:left="4308" w:hanging="360"/>
+      </w:pPr>
+      <w:rPr>
+        <w:rFonts w:ascii="Courier New" w:hAnsi="Courier New" w:cs="Courier New" w:hint="default"/>
+      </w:rPr>
+    </w:lvl>
+    <w:lvl w:ilvl="5" w:tplc="04190005" w:tentative="1">
+      <w:start w:val="1"/>
+      <w:numFmt w:val="bullet"/>
+      <w:lvlText w:val=""/>
+      <w:lvlJc w:val="left"/>
+      <w:pPr>
+        <w:ind w:left="5028" w:hanging="360"/>
+      </w:pPr>
+      <w:rPr>
+        <w:rFonts w:ascii="Wingdings" w:hAnsi="Wingdings" w:hint="default"/>
+      </w:rPr>
+    </w:lvl>
+    <w:lvl w:ilvl="6" w:tplc="04190001" w:tentative="1">
+      <w:start w:val="1"/>
+      <w:numFmt w:val="bullet"/>
+      <w:lvlText w:val=""/>
+      <w:lvlJc w:val="left"/>
+      <w:pPr>
+        <w:ind w:left="5748" w:hanging="360"/>
+      </w:pPr>
+      <w:rPr>
+        <w:rFonts w:ascii="Symbol" w:hAnsi="Symbol" w:hint="default"/>
+      </w:rPr>
+    </w:lvl>
+    <w:lvl w:ilvl="7" w:tplc="04190003" w:tentative="1">
+      <w:start w:val="1"/>
+      <w:numFmt w:val="bullet"/>
+      <w:lvlText w:val="o"/>
+      <w:lvlJc w:val="left"/>
+      <w:pPr>
+        <w:ind w:left="6468" w:hanging="360"/>
+      </w:pPr>
+      <w:rPr>
+        <w:rFonts w:ascii="Courier New" w:hAnsi="Courier New" w:cs="Courier New" w:hint="default"/>
+      </w:rPr>
+    </w:lvl>
+    <w:lvl w:ilvl="8" w:tplc="04190005" w:tentative="1">
+      <w:start w:val="1"/>
+      <w:numFmt w:val="bullet"/>
+      <w:lvlText w:val=""/>
+      <w:lvlJc w:val="left"/>
+      <w:pPr>
+        <w:ind w:left="7188" w:hanging="360"/>
+      </w:pPr>
+      <w:rPr>
+        <w:rFonts w:ascii="Wingdings" w:hAnsi="Wingdings" w:hint="default"/>
+      </w:rPr>
+    </w:lvl>
+  </w:abstractNum>
+  <w:abstractNum w:abstractNumId="4" w15:restartNumberingAfterBreak="0">
+    <w:nsid w:val="2EB6364B"/>
+    <w:multiLevelType w:val="hybridMultilevel"/>
+    <w:tmpl w:val="585C4102"/>
+    <w:lvl w:ilvl="0" w:tplc="04190001">
+      <w:start w:val="1"/>
+      <w:numFmt w:val="bullet"/>
+      <w:lvlText w:val=""/>
+      <w:lvlJc w:val="left"/>
+      <w:pPr>
+        <w:ind w:left="1429" w:hanging="360"/>
+      </w:pPr>
+      <w:rPr>
+        <w:rFonts w:ascii="Symbol" w:hAnsi="Symbol" w:hint="default"/>
+      </w:rPr>
+    </w:lvl>
+    <w:lvl w:ilvl="1" w:tplc="04190003" w:tentative="1">
+      <w:start w:val="1"/>
+      <w:numFmt w:val="bullet"/>
+      <w:lvlText w:val="o"/>
+      <w:lvlJc w:val="left"/>
+      <w:pPr>
+        <w:ind w:left="2149" w:hanging="360"/>
+      </w:pPr>
+      <w:rPr>
+        <w:rFonts w:ascii="Courier New" w:hAnsi="Courier New" w:cs="Courier New" w:hint="default"/>
+      </w:rPr>
+    </w:lvl>
+    <w:lvl w:ilvl="2" w:tplc="04190005" w:tentative="1">
+      <w:start w:val="1"/>
+      <w:numFmt w:val="bullet"/>
+      <w:lvlText w:val=""/>
+      <w:lvlJc w:val="left"/>
+      <w:pPr>
+        <w:ind w:left="2869" w:hanging="360"/>
+      </w:pPr>
+      <w:rPr>
+        <w:rFonts w:ascii="Wingdings" w:hAnsi="Wingdings" w:hint="default"/>
+      </w:rPr>
+    </w:lvl>
+    <w:lvl w:ilvl="3" w:tplc="04190001" w:tentative="1">
+      <w:start w:val="1"/>
+      <w:numFmt w:val="bullet"/>
+      <w:lvlText w:val=""/>
+      <w:lvlJc w:val="left"/>
+      <w:pPr>
+        <w:ind w:left="3589" w:hanging="360"/>
+      </w:pPr>
+      <w:rPr>
+        <w:rFonts w:ascii="Symbol" w:hAnsi="Symbol" w:hint="default"/>
+      </w:rPr>
+    </w:lvl>
+    <w:lvl w:ilvl="4" w:tplc="04190003" w:tentative="1">
+      <w:start w:val="1"/>
+      <w:numFmt w:val="bullet"/>
+      <w:lvlText w:val="o"/>
+      <w:lvlJc w:val="left"/>
+      <w:pPr>
+        <w:ind w:left="4309" w:hanging="360"/>
+      </w:pPr>
+      <w:rPr>
+        <w:rFonts w:ascii="Courier New" w:hAnsi="Courier New" w:cs="Courier New" w:hint="default"/>
+      </w:rPr>
+    </w:lvl>
+    <w:lvl w:ilvl="5" w:tplc="04190005" w:tentative="1">
+      <w:start w:val="1"/>
+      <w:numFmt w:val="bullet"/>
+      <w:lvlText w:val=""/>
+      <w:lvlJc w:val="left"/>
+      <w:pPr>
+        <w:ind w:left="5029" w:hanging="360"/>
+      </w:pPr>
+      <w:rPr>
+        <w:rFonts w:ascii="Wingdings" w:hAnsi="Wingdings" w:hint="default"/>
+      </w:rPr>
+    </w:lvl>
+    <w:lvl w:ilvl="6" w:tplc="04190001" w:tentative="1">
+      <w:start w:val="1"/>
+      <w:numFmt w:val="bullet"/>
+      <w:lvlText w:val=""/>
+      <w:lvlJc w:val="left"/>
+      <w:pPr>
+        <w:ind w:left="5749" w:hanging="360"/>
+      </w:pPr>
+      <w:rPr>
+        <w:rFonts w:ascii="Symbol" w:hAnsi="Symbol" w:hint="default"/>
+      </w:rPr>
+    </w:lvl>
+    <w:lvl w:ilvl="7" w:tplc="04190003" w:tentative="1">
+      <w:start w:val="1"/>
+      <w:numFmt w:val="bullet"/>
+      <w:lvlText w:val="o"/>
+      <w:lvlJc w:val="left"/>
+      <w:pPr>
+        <w:ind w:left="6469" w:hanging="360"/>
+      </w:pPr>
+      <w:rPr>
+        <w:rFonts w:ascii="Courier New" w:hAnsi="Courier New" w:cs="Courier New" w:hint="default"/>
+      </w:rPr>
+    </w:lvl>
+    <w:lvl w:ilvl="8" w:tplc="04190005" w:tentative="1">
+      <w:start w:val="1"/>
+      <w:numFmt w:val="bullet"/>
+      <w:lvlText w:val=""/>
+      <w:lvlJc w:val="left"/>
+      <w:pPr>
+        <w:ind w:left="7189" w:hanging="360"/>
+      </w:pPr>
+      <w:rPr>
+        <w:rFonts w:ascii="Wingdings" w:hAnsi="Wingdings" w:hint="default"/>
+      </w:rPr>
+    </w:lvl>
+  </w:abstractNum>
+  <w:abstractNum w:abstractNumId="5" w15:restartNumberingAfterBreak="0">
+    <w:nsid w:val="36905EDB"/>
+    <w:multiLevelType w:val="hybridMultilevel"/>
+    <w:tmpl w:val="65C2521A"/>
+    <w:lvl w:ilvl="0" w:tplc="04190001">
+      <w:start w:val="1"/>
+      <w:numFmt w:val="bullet"/>
+      <w:lvlText w:val=""/>
+      <w:lvlJc w:val="left"/>
+      <w:pPr>
+        <w:ind w:left="1429" w:hanging="360"/>
+      </w:pPr>
+      <w:rPr>
+        <w:rFonts w:ascii="Symbol" w:hAnsi="Symbol" w:hint="default"/>
+      </w:rPr>
+    </w:lvl>
+    <w:lvl w:ilvl="1" w:tplc="04190003" w:tentative="1">
+      <w:start w:val="1"/>
+      <w:numFmt w:val="bullet"/>
+      <w:lvlText w:val="o"/>
+      <w:lvlJc w:val="left"/>
+      <w:pPr>
+        <w:ind w:left="2149" w:hanging="360"/>
+      </w:pPr>
+      <w:rPr>
+        <w:rFonts w:ascii="Courier New" w:hAnsi="Courier New" w:cs="Courier New" w:hint="default"/>
+      </w:rPr>
+    </w:lvl>
+    <w:lvl w:ilvl="2" w:tplc="04190005" w:tentative="1">
+      <w:start w:val="1"/>
+      <w:numFmt w:val="bullet"/>
+      <w:lvlText w:val=""/>
+      <w:lvlJc w:val="left"/>
+      <w:pPr>
+        <w:ind w:left="2869" w:hanging="360"/>
+      </w:pPr>
+      <w:rPr>
+        <w:rFonts w:ascii="Wingdings" w:hAnsi="Wingdings" w:hint="default"/>
+      </w:rPr>
+    </w:lvl>
+    <w:lvl w:ilvl="3" w:tplc="04190001" w:tentative="1">
+      <w:start w:val="1"/>
+      <w:numFmt w:val="bullet"/>
+      <w:lvlText w:val=""/>
+      <w:lvlJc w:val="left"/>
+      <w:pPr>
+        <w:ind w:left="3589" w:hanging="360"/>
+      </w:pPr>
+      <w:rPr>
+        <w:rFonts w:ascii="Symbol" w:hAnsi="Symbol" w:hint="default"/>
+      </w:rPr>
+    </w:lvl>
+    <w:lvl w:ilvl="4" w:tplc="04190003" w:tentative="1">
+      <w:start w:val="1"/>
+      <w:numFmt w:val="bullet"/>
+      <w:lvlText w:val="o"/>
+      <w:lvlJc w:val="left"/>
+      <w:pPr>
+        <w:ind w:left="4309" w:hanging="360"/>
+      </w:pPr>
+      <w:rPr>
+        <w:rFonts w:ascii="Courier New" w:hAnsi="Courier New" w:cs="Courier New" w:hint="default"/>
+      </w:rPr>
+    </w:lvl>
+    <w:lvl w:ilvl="5" w:tplc="04190005" w:tentative="1">
+      <w:start w:val="1"/>
+      <w:numFmt w:val="bullet"/>
+      <w:lvlText w:val=""/>
+      <w:lvlJc w:val="left"/>
+      <w:pPr>
+        <w:ind w:left="5029" w:hanging="360"/>
+      </w:pPr>
+      <w:rPr>
+        <w:rFonts w:ascii="Wingdings" w:hAnsi="Wingdings" w:hint="default"/>
+      </w:rPr>
+    </w:lvl>
+    <w:lvl w:ilvl="6" w:tplc="04190001" w:tentative="1">
+      <w:start w:val="1"/>
+      <w:numFmt w:val="bullet"/>
+      <w:lvlText w:val=""/>
+      <w:lvlJc w:val="left"/>
+      <w:pPr>
+        <w:ind w:left="5749" w:hanging="360"/>
+      </w:pPr>
+      <w:rPr>
+        <w:rFonts w:ascii="Symbol" w:hAnsi="Symbol" w:hint="default"/>
+      </w:rPr>
+    </w:lvl>
+    <w:lvl w:ilvl="7" w:tplc="04190003" w:tentative="1">
+      <w:start w:val="1"/>
+      <w:numFmt w:val="bullet"/>
+      <w:lvlText w:val="o"/>
+      <w:lvlJc w:val="left"/>
+      <w:pPr>
+        <w:ind w:left="6469" w:hanging="360"/>
+      </w:pPr>
+      <w:rPr>
+        <w:rFonts w:ascii="Courier New" w:hAnsi="Courier New" w:cs="Courier New" w:hint="default"/>
+      </w:rPr>
+    </w:lvl>
+    <w:lvl w:ilvl="8" w:tplc="04190005" w:tentative="1">
+      <w:start w:val="1"/>
+      <w:numFmt w:val="bullet"/>
+      <w:lvlText w:val=""/>
+      <w:lvlJc w:val="left"/>
+      <w:pPr>
+        <w:ind w:left="7189" w:hanging="360"/>
+      </w:pPr>
+      <w:rPr>
+        <w:rFonts w:ascii="Wingdings" w:hAnsi="Wingdings" w:hint="default"/>
+      </w:rPr>
+    </w:lvl>
+  </w:abstractNum>
+  <w:abstractNum w:abstractNumId="6" w15:restartNumberingAfterBreak="0">
     <w:nsid w:val="36E82950"/>
     <w:multiLevelType w:val="multilevel"/>
     <w:tmpl w:val="4644250C"/>
@@ -781,7 +5671,7 @@
       </w:rPr>
     </w:lvl>
   </w:abstractNum>
-  <w:abstractNum w:abstractNumId="2" w15:restartNumberingAfterBreak="0">
+  <w:abstractNum w:abstractNumId="7" w15:restartNumberingAfterBreak="0">
     <w:nsid w:val="5C4505A6"/>
     <w:multiLevelType w:val="hybridMultilevel"/>
     <w:tmpl w:val="CA7ED3A8"/>
@@ -894,7 +5784,7 @@
       </w:rPr>
     </w:lvl>
   </w:abstractNum>
-  <w:abstractNum w:abstractNumId="3" w15:restartNumberingAfterBreak="0">
+  <w:abstractNum w:abstractNumId="8" w15:restartNumberingAfterBreak="0">
     <w:nsid w:val="6C8C1279"/>
     <w:multiLevelType w:val="multilevel"/>
     <w:tmpl w:val="B634A20E"/>
@@ -1043,17 +5933,148 @@
       </w:rPr>
     </w:lvl>
   </w:abstractNum>
+  <w:abstractNum w:abstractNumId="9" w15:restartNumberingAfterBreak="0">
+    <w:nsid w:val="72630884"/>
+    <w:multiLevelType w:val="hybridMultilevel"/>
+    <w:tmpl w:val="E0EEBFDE"/>
+    <w:lvl w:ilvl="0" w:tplc="04190001">
+      <w:start w:val="1"/>
+      <w:numFmt w:val="bullet"/>
+      <w:lvlText w:val=""/>
+      <w:lvlJc w:val="left"/>
+      <w:pPr>
+        <w:ind w:left="1429" w:hanging="360"/>
+      </w:pPr>
+      <w:rPr>
+        <w:rFonts w:ascii="Symbol" w:hAnsi="Symbol" w:hint="default"/>
+      </w:rPr>
+    </w:lvl>
+    <w:lvl w:ilvl="1" w:tplc="04190003" w:tentative="1">
+      <w:start w:val="1"/>
+      <w:numFmt w:val="bullet"/>
+      <w:lvlText w:val="o"/>
+      <w:lvlJc w:val="left"/>
+      <w:pPr>
+        <w:ind w:left="2149" w:hanging="360"/>
+      </w:pPr>
+      <w:rPr>
+        <w:rFonts w:ascii="Courier New" w:hAnsi="Courier New" w:cs="Courier New" w:hint="default"/>
+      </w:rPr>
+    </w:lvl>
+    <w:lvl w:ilvl="2" w:tplc="04190005" w:tentative="1">
+      <w:start w:val="1"/>
+      <w:numFmt w:val="bullet"/>
+      <w:lvlText w:val=""/>
+      <w:lvlJc w:val="left"/>
+      <w:pPr>
+        <w:ind w:left="2869" w:hanging="360"/>
+      </w:pPr>
+      <w:rPr>
+        <w:rFonts w:ascii="Wingdings" w:hAnsi="Wingdings" w:hint="default"/>
+      </w:rPr>
+    </w:lvl>
+    <w:lvl w:ilvl="3" w:tplc="04190001" w:tentative="1">
+      <w:start w:val="1"/>
+      <w:numFmt w:val="bullet"/>
+      <w:lvlText w:val=""/>
+      <w:lvlJc w:val="left"/>
+      <w:pPr>
+        <w:ind w:left="3589" w:hanging="360"/>
+      </w:pPr>
+      <w:rPr>
+        <w:rFonts w:ascii="Symbol" w:hAnsi="Symbol" w:hint="default"/>
+      </w:rPr>
+    </w:lvl>
+    <w:lvl w:ilvl="4" w:tplc="04190003" w:tentative="1">
+      <w:start w:val="1"/>
+      <w:numFmt w:val="bullet"/>
+      <w:lvlText w:val="o"/>
+      <w:lvlJc w:val="left"/>
+      <w:pPr>
+        <w:ind w:left="4309" w:hanging="360"/>
+      </w:pPr>
+      <w:rPr>
+        <w:rFonts w:ascii="Courier New" w:hAnsi="Courier New" w:cs="Courier New" w:hint="default"/>
+      </w:rPr>
+    </w:lvl>
+    <w:lvl w:ilvl="5" w:tplc="04190005" w:tentative="1">
+      <w:start w:val="1"/>
+      <w:numFmt w:val="bullet"/>
+      <w:lvlText w:val=""/>
+      <w:lvlJc w:val="left"/>
+      <w:pPr>
+        <w:ind w:left="5029" w:hanging="360"/>
+      </w:pPr>
+      <w:rPr>
+        <w:rFonts w:ascii="Wingdings" w:hAnsi="Wingdings" w:hint="default"/>
+      </w:rPr>
+    </w:lvl>
+    <w:lvl w:ilvl="6" w:tplc="04190001" w:tentative="1">
+      <w:start w:val="1"/>
+      <w:numFmt w:val="bullet"/>
+      <w:lvlText w:val=""/>
+      <w:lvlJc w:val="left"/>
+      <w:pPr>
+        <w:ind w:left="5749" w:hanging="360"/>
+      </w:pPr>
+      <w:rPr>
+        <w:rFonts w:ascii="Symbol" w:hAnsi="Symbol" w:hint="default"/>
+      </w:rPr>
+    </w:lvl>
+    <w:lvl w:ilvl="7" w:tplc="04190003" w:tentative="1">
+      <w:start w:val="1"/>
+      <w:numFmt w:val="bullet"/>
+      <w:lvlText w:val="o"/>
+      <w:lvlJc w:val="left"/>
+      <w:pPr>
+        <w:ind w:left="6469" w:hanging="360"/>
+      </w:pPr>
+      <w:rPr>
+        <w:rFonts w:ascii="Courier New" w:hAnsi="Courier New" w:cs="Courier New" w:hint="default"/>
+      </w:rPr>
+    </w:lvl>
+    <w:lvl w:ilvl="8" w:tplc="04190005" w:tentative="1">
+      <w:start w:val="1"/>
+      <w:numFmt w:val="bullet"/>
+      <w:lvlText w:val=""/>
+      <w:lvlJc w:val="left"/>
+      <w:pPr>
+        <w:ind w:left="7189" w:hanging="360"/>
+      </w:pPr>
+      <w:rPr>
+        <w:rFonts w:ascii="Wingdings" w:hAnsi="Wingdings" w:hint="default"/>
+      </w:rPr>
+    </w:lvl>
+  </w:abstractNum>
   <w:num w:numId="1">
+    <w:abstractNumId w:val="7"/>
+  </w:num>
+  <w:num w:numId="2">
+    <w:abstractNumId w:val="8"/>
+  </w:num>
+  <w:num w:numId="3">
+    <w:abstractNumId w:val="6"/>
+  </w:num>
+  <w:num w:numId="4">
+    <w:abstractNumId w:val="1"/>
+  </w:num>
+  <w:num w:numId="5">
+    <w:abstractNumId w:val="9"/>
+  </w:num>
+  <w:num w:numId="6">
     <w:abstractNumId w:val="2"/>
   </w:num>
-  <w:num w:numId="2">
+  <w:num w:numId="7">
+    <w:abstractNumId w:val="5"/>
+  </w:num>
+  <w:num w:numId="8">
+    <w:abstractNumId w:val="4"/>
+  </w:num>
+  <w:num w:numId="9">
+    <w:abstractNumId w:val="0"/>
+  </w:num>
+  <w:num w:numId="10">
     <w:abstractNumId w:val="3"/>
-  </w:num>
-  <w:num w:numId="3">
-    <w:abstractNumId w:val="1"/>
-  </w:num>
-  <w:num w:numId="4">
-    <w:abstractNumId w:val="0"/>
   </w:num>
 </w:numbering>
 </file>
@@ -1567,7 +6588,6 @@
     <w:name w:val="Normal (Web)"/>
     <w:basedOn w:val="a"/>
     <w:uiPriority w:val="99"/>
-    <w:semiHidden/>
     <w:unhideWhenUsed/>
     <w:rsid w:val="001079CF"/>
     <w:pPr>
@@ -1628,6 +6648,25 @@
       <w:sz w:val="26"/>
       <w:szCs w:val="26"/>
     </w:rPr>
+  </w:style>
+  <w:style w:type="table" w:styleId="a6">
+    <w:name w:val="Grid Table Light"/>
+    <w:basedOn w:val="a1"/>
+    <w:uiPriority w:val="40"/>
+    <w:rsid w:val="00792D26"/>
+    <w:pPr>
+      <w:spacing w:after="0" w:line="240" w:lineRule="auto"/>
+    </w:pPr>
+    <w:tblPr>
+      <w:tblBorders>
+        <w:top w:val="single" w:sz="4" w:space="0" w:color="BFBFBF" w:themeColor="background1" w:themeShade="BF"/>
+        <w:left w:val="single" w:sz="4" w:space="0" w:color="BFBFBF" w:themeColor="background1" w:themeShade="BF"/>
+        <w:bottom w:val="single" w:sz="4" w:space="0" w:color="BFBFBF" w:themeColor="background1" w:themeShade="BF"/>
+        <w:right w:val="single" w:sz="4" w:space="0" w:color="BFBFBF" w:themeColor="background1" w:themeShade="BF"/>
+        <w:insideH w:val="single" w:sz="4" w:space="0" w:color="BFBFBF" w:themeColor="background1" w:themeShade="BF"/>
+        <w:insideV w:val="single" w:sz="4" w:space="0" w:color="BFBFBF" w:themeColor="background1" w:themeShade="BF"/>
+      </w:tblBorders>
+    </w:tblPr>
   </w:style>
 </w:styles>
 </file>

--- a/docx/Инициация и планирование проекта.docx
+++ b/docx/Инициация и планирование проекта.docx
@@ -5,9 +5,12 @@
     <w:p>
       <w:pPr>
         <w:pStyle w:val="3"/>
-        <w:spacing w:line="360" w:lineRule="auto"/>
-        <w:ind w:firstLine="709"/>
-        <w:contextualSpacing/>
+        <w:numPr>
+          <w:ilvl w:val="0"/>
+          <w:numId w:val="15"/>
+        </w:numPr>
+        <w:spacing w:before="480" w:beforeAutospacing="0" w:after="480" w:afterAutospacing="0" w:line="360" w:lineRule="auto"/>
+        <w:ind w:left="0" w:firstLine="709"/>
         <w:jc w:val="both"/>
         <w:rPr>
           <w:b w:val="0"/>
@@ -23,7 +26,34 @@
           <w:sz w:val="28"/>
           <w:szCs w:val="28"/>
         </w:rPr>
-        <w:t>1.1 Анализ предметной области и целевой аудитории</w:t>
+        <w:t>Инициация и планирование проекта</w:t>
+      </w:r>
+    </w:p>
+    <w:p>
+      <w:pPr>
+        <w:pStyle w:val="3"/>
+        <w:numPr>
+          <w:ilvl w:val="1"/>
+          <w:numId w:val="15"/>
+        </w:numPr>
+        <w:spacing w:before="0" w:beforeAutospacing="0" w:after="480" w:afterAutospacing="0" w:line="360" w:lineRule="auto"/>
+        <w:ind w:left="0" w:firstLine="709"/>
+        <w:jc w:val="both"/>
+        <w:rPr>
+          <w:b w:val="0"/>
+          <w:bCs w:val="0"/>
+          <w:sz w:val="28"/>
+          <w:szCs w:val="28"/>
+        </w:rPr>
+      </w:pPr>
+      <w:r>
+        <w:rPr>
+          <w:b w:val="0"/>
+          <w:bCs w:val="0"/>
+          <w:sz w:val="28"/>
+          <w:szCs w:val="28"/>
+        </w:rPr>
+        <w:t>Анализ предметной области и целевой аудитории</w:t>
       </w:r>
     </w:p>
     <w:p>
@@ -139,7 +169,7 @@
           <w:sz w:val="28"/>
           <w:szCs w:val="28"/>
         </w:rPr>
-        <w:t xml:space="preserve"> характеристики целевая аудитория состоит из людей, заинтересованных в изучении правил дорожного движения и повышении уровня знаний в области вождения. С поведенческой характеристики аудиторию можно разделить на начинающих пользователей, </w:t>
+        <w:t xml:space="preserve"> характеристики целевая аудитория </w:t>
       </w:r>
       <w:r>
         <w:rPr>
@@ -147,7 +177,28 @@
           <w:szCs w:val="28"/>
         </w:rPr>
         <w:lastRenderedPageBreak/>
-        <w:t>которые только готовятся к получению водительского удостоверения, и опытных водителей, которым необходимо повторить отдельные темы. С технологической характеристики целевая аудитория включает пользователей, которые используют персональные компьютеры и мобильные устройства для получения информации и обучения. Для таких пользователей важными характеристиками системы являются понятный интерфейс, доступность материалов через веб-браузер и возможность продолжить обучение с места остановки.</w:t>
+        <w:t xml:space="preserve">состоит из людей, заинтересованных в изучении правил дорожного движения и повышении уровня знаний в области вождения. </w:t>
+      </w:r>
+      <w:r>
+        <w:rPr>
+          <w:sz w:val="28"/>
+          <w:szCs w:val="28"/>
+        </w:rPr>
+        <w:t>С демографической точки зрения целевую аудиторию проекта составляют преимущественно лица, достигшие возраста, необходимого для обучения вождению и получения водительского удостоверения, а также водители, желающие повысить уровень своих знаний. По социальному признаку пользователями могут быть учащиеся автошкол, самостоятельно готовящиеся к экзамену кандидаты в водители и действующие водители.</w:t>
+      </w:r>
+      <w:r>
+        <w:rPr>
+          <w:sz w:val="28"/>
+          <w:szCs w:val="28"/>
+        </w:rPr>
+        <w:t xml:space="preserve"> </w:t>
+      </w:r>
+      <w:r>
+        <w:rPr>
+          <w:sz w:val="28"/>
+          <w:szCs w:val="28"/>
+        </w:rPr>
+        <w:t>С поведенческой характеристики аудиторию можно разделить на начинающих пользователей, которые только готовятся к получению водительского удостоверения, и опытных водителей, которым необходимо повторить отдельные темы. С технологической характеристики целевая аудитория включает пользователей, которые используют персональные компьютеры и мобильные устройства для получения информации и обучения. Для таких пользователей важными характеристиками системы являются понятный интерфейс, доступность материалов через веб-браузер и возможность продолжить обучение с места остановки.</w:t>
       </w:r>
     </w:p>
     <w:p>
@@ -257,6 +308,7 @@
           <w:sz w:val="28"/>
           <w:szCs w:val="28"/>
         </w:rPr>
+        <w:lastRenderedPageBreak/>
         <w:t xml:space="preserve">подписки и платежи; </w:t>
       </w:r>
     </w:p>
@@ -452,7 +504,6 @@
           <w:sz w:val="28"/>
           <w:szCs w:val="28"/>
         </w:rPr>
-        <w:lastRenderedPageBreak/>
         <w:t>С точки зрения иерархической модели система состоит из пользовательской и административной частей. Пользовательская часть включает личный кабинет, каталог курсов, просмотр видеоматериалов, прохождение тестов, просмотр результатов и получение рекомендаций. Административная часть предназначена для управления содержимым системы и просмотра информации об активности пользователей.</w:t>
       </w:r>
     </w:p>
@@ -499,9 +550,12 @@
     <w:p>
       <w:pPr>
         <w:pStyle w:val="a3"/>
-        <w:spacing w:line="360" w:lineRule="auto"/>
-        <w:ind w:firstLine="709"/>
-        <w:contextualSpacing/>
+        <w:numPr>
+          <w:ilvl w:val="1"/>
+          <w:numId w:val="15"/>
+        </w:numPr>
+        <w:spacing w:before="480" w:beforeAutospacing="0" w:after="480" w:afterAutospacing="0" w:line="360" w:lineRule="auto"/>
+        <w:ind w:left="0" w:firstLine="709"/>
         <w:jc w:val="both"/>
         <w:rPr>
           <w:sz w:val="28"/>
@@ -513,7 +567,21 @@
           <w:sz w:val="28"/>
           <w:szCs w:val="28"/>
         </w:rPr>
-        <w:t>1.2 Устав проекта</w:t>
+        <w:t>Описание сквозной технологии и е</w:t>
+      </w:r>
+      <w:r>
+        <w:rPr>
+          <w:sz w:val="28"/>
+          <w:szCs w:val="28"/>
+        </w:rPr>
+        <w:t>ё</w:t>
+      </w:r>
+      <w:r>
+        <w:rPr>
+          <w:sz w:val="28"/>
+          <w:szCs w:val="28"/>
+        </w:rPr>
+        <w:t xml:space="preserve"> планируемой роли в проекте (если предусмотрено)</w:t>
       </w:r>
     </w:p>
     <w:p>
@@ -533,7 +601,7 @@
           <w:sz w:val="28"/>
           <w:szCs w:val="28"/>
         </w:rPr>
-        <w:t>Наименование проекта: «Разработка информационной системы адаптивного обучения начинающих водителей».</w:t>
+        <w:t>В проекте не предусмотрена сквозная технология</w:t>
       </w:r>
     </w:p>
     <w:p>
@@ -548,55 +616,6 @@
           <w:szCs w:val="28"/>
         </w:rPr>
       </w:pPr>
-      <w:r>
-        <w:rPr>
-          <w:sz w:val="28"/>
-          <w:szCs w:val="28"/>
-        </w:rPr>
-        <w:t xml:space="preserve">Дата начала проекта: </w:t>
-      </w:r>
-      <w:r>
-        <w:rPr>
-          <w:sz w:val="28"/>
-          <w:szCs w:val="28"/>
-        </w:rPr>
-        <w:t>04</w:t>
-      </w:r>
-      <w:r>
-        <w:rPr>
-          <w:sz w:val="28"/>
-          <w:szCs w:val="28"/>
-        </w:rPr>
-        <w:t>.</w:t>
-      </w:r>
-      <w:r>
-        <w:rPr>
-          <w:sz w:val="28"/>
-          <w:szCs w:val="28"/>
-        </w:rPr>
-        <w:t>09</w:t>
-      </w:r>
-      <w:r>
-        <w:rPr>
-          <w:sz w:val="28"/>
-          <w:szCs w:val="28"/>
-        </w:rPr>
-        <w:t>.20</w:t>
-      </w:r>
-      <w:r>
-        <w:rPr>
-          <w:sz w:val="28"/>
-          <w:szCs w:val="28"/>
-        </w:rPr>
-        <w:t>26</w:t>
-      </w:r>
-      <w:r>
-        <w:rPr>
-          <w:sz w:val="28"/>
-          <w:szCs w:val="28"/>
-        </w:rPr>
-        <w:t>г.</w:t>
-      </w:r>
     </w:p>
     <w:p>
       <w:pPr>
@@ -610,6 +629,151 @@
           <w:szCs w:val="28"/>
         </w:rPr>
       </w:pPr>
+    </w:p>
+    <w:p>
+      <w:pPr>
+        <w:pStyle w:val="a3"/>
+        <w:spacing w:line="360" w:lineRule="auto"/>
+        <w:ind w:firstLine="709"/>
+        <w:contextualSpacing/>
+        <w:jc w:val="both"/>
+        <w:rPr>
+          <w:sz w:val="28"/>
+          <w:szCs w:val="28"/>
+        </w:rPr>
+      </w:pPr>
+    </w:p>
+    <w:p>
+      <w:pPr>
+        <w:pStyle w:val="a3"/>
+        <w:spacing w:line="360" w:lineRule="auto"/>
+        <w:ind w:firstLine="709"/>
+        <w:contextualSpacing/>
+        <w:jc w:val="both"/>
+        <w:rPr>
+          <w:sz w:val="28"/>
+          <w:szCs w:val="28"/>
+        </w:rPr>
+      </w:pPr>
+    </w:p>
+    <w:p>
+      <w:pPr>
+        <w:pStyle w:val="a3"/>
+        <w:numPr>
+          <w:ilvl w:val="1"/>
+          <w:numId w:val="15"/>
+        </w:numPr>
+        <w:spacing w:before="480" w:beforeAutospacing="0" w:after="480" w:afterAutospacing="0" w:line="360" w:lineRule="auto"/>
+        <w:ind w:left="0" w:firstLine="709"/>
+        <w:jc w:val="both"/>
+        <w:rPr>
+          <w:sz w:val="28"/>
+          <w:szCs w:val="28"/>
+        </w:rPr>
+      </w:pPr>
+      <w:r>
+        <w:rPr>
+          <w:sz w:val="28"/>
+          <w:szCs w:val="28"/>
+        </w:rPr>
+        <w:lastRenderedPageBreak/>
+        <w:t>Устав проекта</w:t>
+      </w:r>
+    </w:p>
+    <w:p>
+      <w:pPr>
+        <w:pStyle w:val="a3"/>
+        <w:spacing w:line="360" w:lineRule="auto"/>
+        <w:ind w:firstLine="709"/>
+        <w:contextualSpacing/>
+        <w:jc w:val="both"/>
+        <w:rPr>
+          <w:sz w:val="28"/>
+          <w:szCs w:val="28"/>
+        </w:rPr>
+      </w:pPr>
+      <w:r>
+        <w:rPr>
+          <w:sz w:val="28"/>
+          <w:szCs w:val="28"/>
+        </w:rPr>
+        <w:t>Наименование проекта: «Разработка информационной системы адаптивного обучения начинающих водителей».</w:t>
+      </w:r>
+    </w:p>
+    <w:p>
+      <w:pPr>
+        <w:pStyle w:val="a3"/>
+        <w:spacing w:line="360" w:lineRule="auto"/>
+        <w:ind w:firstLine="709"/>
+        <w:contextualSpacing/>
+        <w:jc w:val="both"/>
+        <w:rPr>
+          <w:sz w:val="28"/>
+          <w:szCs w:val="28"/>
+        </w:rPr>
+      </w:pPr>
+      <w:r>
+        <w:rPr>
+          <w:sz w:val="28"/>
+          <w:szCs w:val="28"/>
+        </w:rPr>
+        <w:t xml:space="preserve">Дата начала проекта: </w:t>
+      </w:r>
+      <w:r>
+        <w:rPr>
+          <w:sz w:val="28"/>
+          <w:szCs w:val="28"/>
+        </w:rPr>
+        <w:t>04</w:t>
+      </w:r>
+      <w:r>
+        <w:rPr>
+          <w:sz w:val="28"/>
+          <w:szCs w:val="28"/>
+        </w:rPr>
+        <w:t>.</w:t>
+      </w:r>
+      <w:r>
+        <w:rPr>
+          <w:sz w:val="28"/>
+          <w:szCs w:val="28"/>
+        </w:rPr>
+        <w:t>09</w:t>
+      </w:r>
+      <w:r>
+        <w:rPr>
+          <w:sz w:val="28"/>
+          <w:szCs w:val="28"/>
+        </w:rPr>
+        <w:t>.20</w:t>
+      </w:r>
+      <w:r>
+        <w:rPr>
+          <w:sz w:val="28"/>
+          <w:szCs w:val="28"/>
+        </w:rPr>
+        <w:t>26</w:t>
+      </w:r>
+      <w:r>
+        <w:rPr>
+          <w:sz w:val="28"/>
+          <w:szCs w:val="28"/>
+        </w:rPr>
+        <w:t>г.</w:t>
+      </w:r>
+    </w:p>
+    <w:p>
+      <w:pPr>
+        <w:pStyle w:val="a3"/>
+        <w:spacing w:line="360" w:lineRule="auto"/>
+        <w:ind w:firstLine="709"/>
+        <w:contextualSpacing/>
+        <w:jc w:val="both"/>
+        <w:rPr>
+          <w:sz w:val="28"/>
+          <w:szCs w:val="28"/>
+        </w:rPr>
+      </w:pPr>
       <w:r>
         <w:rPr>
           <w:sz w:val="28"/>
@@ -622,7 +786,7 @@
           <w:sz w:val="28"/>
           <w:szCs w:val="28"/>
         </w:rPr>
-        <w:t>29</w:t>
+        <w:t>14</w:t>
       </w:r>
       <w:r>
         <w:rPr>
@@ -870,7 +1034,6 @@
           <w:sz w:val="28"/>
           <w:szCs w:val="28"/>
         </w:rPr>
-        <w:lastRenderedPageBreak/>
         <w:t>разработать механизм определения слабых тем пользователя и формирования рекомендаций;</w:t>
       </w:r>
     </w:p>
@@ -1115,6 +1278,7 @@
           <w:sz w:val="28"/>
           <w:szCs w:val="28"/>
         </w:rPr>
+        <w:lastRenderedPageBreak/>
         <w:t>заказчик проекта</w:t>
       </w:r>
       <w:r>
@@ -1297,6 +1461,20 @@
           <w:szCs w:val="28"/>
         </w:rPr>
         <w:t>Последовательность работ по проекту:</w:t>
+      </w:r>
+    </w:p>
+    <w:p>
+      <w:pPr>
+        <w:keepNext/>
+        <w:spacing w:after="60"/>
+        <w:ind w:firstLine="709"/>
+      </w:pPr>
+      <w:r>
+        <w:rPr>
+          <w:rFonts w:ascii="Times New Roman" w:hAnsi="Times New Roman"/>
+          <w:sz w:val="28"/>
+        </w:rPr>
+        <w:t>Таблица 1 – Этапы проекта</w:t>
       </w:r>
     </w:p>
     <w:tbl>
@@ -1322,6 +1500,7 @@
             <w:pPr>
               <w:widowControl w:val="0"/>
               <w:ind w:left="113" w:right="57"/>
+              <w:jc w:val="both"/>
               <w:rPr>
                 <w:rFonts w:ascii="Times New Roman" w:eastAsia="SimSun" w:hAnsi="Times New Roman" w:cs="Times New Roman"/>
                 <w:sz w:val="20"/>
@@ -1348,6 +1527,7 @@
             <w:pPr>
               <w:widowControl w:val="0"/>
               <w:ind w:left="113" w:right="57"/>
+              <w:jc w:val="both"/>
               <w:rPr>
                 <w:rFonts w:ascii="Times New Roman" w:eastAsia="SimSun" w:hAnsi="Times New Roman" w:cs="Times New Roman"/>
                 <w:sz w:val="20"/>
@@ -1379,6 +1559,7 @@
             <w:pPr>
               <w:widowControl w:val="0"/>
               <w:ind w:left="113" w:right="57"/>
+              <w:jc w:val="both"/>
               <w:rPr>
                 <w:rFonts w:ascii="Times New Roman" w:eastAsia="SimSun" w:hAnsi="Times New Roman" w:cs="Times New Roman"/>
                 <w:sz w:val="20"/>
@@ -1405,6 +1586,7 @@
             <w:pPr>
               <w:widowControl w:val="0"/>
               <w:ind w:left="113" w:right="57"/>
+              <w:jc w:val="both"/>
               <w:rPr>
                 <w:rFonts w:ascii="Times New Roman" w:eastAsia="SimSun" w:hAnsi="Times New Roman" w:cs="Times New Roman"/>
                 <w:sz w:val="20"/>
@@ -1436,6 +1618,7 @@
             <w:pPr>
               <w:widowControl w:val="0"/>
               <w:ind w:left="113" w:right="57"/>
+              <w:jc w:val="both"/>
               <w:rPr>
                 <w:rFonts w:ascii="Times New Roman" w:eastAsia="SimSun" w:hAnsi="Times New Roman" w:cs="Times New Roman"/>
                 <w:sz w:val="20"/>
@@ -1462,6 +1645,7 @@
             <w:pPr>
               <w:widowControl w:val="0"/>
               <w:ind w:left="113" w:right="57"/>
+              <w:jc w:val="both"/>
               <w:rPr>
                 <w:rFonts w:ascii="Times New Roman" w:eastAsia="SimSun" w:hAnsi="Times New Roman" w:cs="Times New Roman"/>
                 <w:sz w:val="20"/>
@@ -1493,6 +1677,7 @@
             <w:pPr>
               <w:widowControl w:val="0"/>
               <w:ind w:left="113" w:right="57"/>
+              <w:jc w:val="both"/>
               <w:rPr>
                 <w:rFonts w:ascii="Times New Roman" w:eastAsia="SimSun" w:hAnsi="Times New Roman" w:cs="Times New Roman"/>
                 <w:sz w:val="20"/>
@@ -1519,6 +1704,7 @@
             <w:pPr>
               <w:widowControl w:val="0"/>
               <w:ind w:left="113" w:right="57"/>
+              <w:jc w:val="both"/>
               <w:rPr>
                 <w:rFonts w:ascii="Times New Roman" w:eastAsia="SimSun" w:hAnsi="Times New Roman" w:cs="Times New Roman"/>
                 <w:sz w:val="20"/>
@@ -1550,6 +1736,7 @@
             <w:pPr>
               <w:widowControl w:val="0"/>
               <w:ind w:left="113" w:right="57"/>
+              <w:jc w:val="both"/>
               <w:rPr>
                 <w:rFonts w:ascii="Times New Roman" w:eastAsia="SimSun" w:hAnsi="Times New Roman" w:cs="Times New Roman"/>
                 <w:sz w:val="20"/>
@@ -1576,6 +1763,7 @@
             <w:pPr>
               <w:widowControl w:val="0"/>
               <w:ind w:left="113" w:right="57"/>
+              <w:jc w:val="both"/>
               <w:rPr>
                 <w:rFonts w:ascii="Times New Roman" w:eastAsia="SimSun" w:hAnsi="Times New Roman" w:cs="Times New Roman"/>
                 <w:sz w:val="20"/>
@@ -1618,6 +1806,7 @@
             <w:pPr>
               <w:widowControl w:val="0"/>
               <w:ind w:left="113" w:right="57"/>
+              <w:jc w:val="both"/>
               <w:rPr>
                 <w:rFonts w:ascii="Times New Roman" w:eastAsia="SimSun" w:hAnsi="Times New Roman" w:cs="Times New Roman"/>
                 <w:sz w:val="20"/>
@@ -1644,6 +1833,7 @@
             <w:pPr>
               <w:widowControl w:val="0"/>
               <w:ind w:left="113" w:right="57"/>
+              <w:jc w:val="both"/>
               <w:rPr>
                 <w:rFonts w:ascii="Times New Roman" w:eastAsia="SimSun" w:hAnsi="Times New Roman" w:cs="Times New Roman"/>
                 <w:sz w:val="20"/>
@@ -1675,6 +1865,7 @@
             <w:pPr>
               <w:widowControl w:val="0"/>
               <w:ind w:left="113" w:right="57"/>
+              <w:jc w:val="both"/>
               <w:rPr>
                 <w:rFonts w:ascii="Times New Roman" w:eastAsia="SimSun" w:hAnsi="Times New Roman" w:cs="Times New Roman"/>
                 <w:sz w:val="20"/>
@@ -1701,6 +1892,7 @@
             <w:pPr>
               <w:widowControl w:val="0"/>
               <w:ind w:left="113" w:right="57"/>
+              <w:jc w:val="both"/>
               <w:rPr>
                 <w:rFonts w:ascii="Times New Roman" w:eastAsia="SimSun" w:hAnsi="Times New Roman" w:cs="Times New Roman"/>
                 <w:sz w:val="20"/>
@@ -1732,6 +1924,7 @@
             <w:pPr>
               <w:widowControl w:val="0"/>
               <w:ind w:left="113" w:right="57"/>
+              <w:jc w:val="both"/>
               <w:rPr>
                 <w:rFonts w:ascii="Times New Roman" w:eastAsia="SimSun" w:hAnsi="Times New Roman" w:cs="Times New Roman"/>
                 <w:sz w:val="20"/>
@@ -1758,6 +1951,7 @@
             <w:pPr>
               <w:widowControl w:val="0"/>
               <w:ind w:left="113" w:right="57"/>
+              <w:jc w:val="both"/>
               <w:rPr>
                 <w:rFonts w:ascii="Times New Roman" w:eastAsia="SimSun" w:hAnsi="Times New Roman" w:cs="Times New Roman"/>
                 <w:sz w:val="20"/>
@@ -1789,6 +1983,7 @@
             <w:pPr>
               <w:widowControl w:val="0"/>
               <w:ind w:left="113" w:right="57"/>
+              <w:jc w:val="both"/>
               <w:rPr>
                 <w:rFonts w:ascii="Times New Roman" w:eastAsia="SimSun" w:hAnsi="Times New Roman" w:cs="Times New Roman"/>
                 <w:sz w:val="20"/>
@@ -1824,6 +2019,7 @@
             <w:pPr>
               <w:widowControl w:val="0"/>
               <w:ind w:left="113" w:right="57"/>
+              <w:jc w:val="both"/>
               <w:rPr>
                 <w:rFonts w:ascii="Times New Roman" w:eastAsia="SimSun" w:hAnsi="Times New Roman" w:cs="Times New Roman"/>
                 <w:sz w:val="20"/>
@@ -1855,6 +2051,7 @@
             <w:pPr>
               <w:widowControl w:val="0"/>
               <w:ind w:left="113" w:right="57"/>
+              <w:jc w:val="both"/>
               <w:rPr>
                 <w:rFonts w:ascii="Times New Roman" w:eastAsia="SimSun" w:hAnsi="Times New Roman" w:cs="Times New Roman"/>
                 <w:sz w:val="20"/>
@@ -1869,7 +2066,6 @@
                 <w:szCs w:val="28"/>
                 <w:lang w:eastAsia="ru-RU"/>
               </w:rPr>
-              <w:lastRenderedPageBreak/>
               <w:t>3.3</w:t>
             </w:r>
           </w:p>
@@ -1882,6 +2078,7 @@
             <w:pPr>
               <w:widowControl w:val="0"/>
               <w:ind w:left="113" w:right="57"/>
+              <w:jc w:val="both"/>
               <w:rPr>
                 <w:rFonts w:ascii="Times New Roman" w:eastAsia="SimSun" w:hAnsi="Times New Roman" w:cs="Times New Roman"/>
                 <w:sz w:val="20"/>
@@ -1913,6 +2110,7 @@
             <w:pPr>
               <w:widowControl w:val="0"/>
               <w:ind w:left="113" w:right="57"/>
+              <w:jc w:val="both"/>
               <w:rPr>
                 <w:rFonts w:ascii="Times New Roman" w:eastAsia="SimSun" w:hAnsi="Times New Roman" w:cs="Times New Roman"/>
                 <w:sz w:val="20"/>
@@ -1939,6 +2137,7 @@
             <w:pPr>
               <w:widowControl w:val="0"/>
               <w:ind w:left="113" w:right="57"/>
+              <w:jc w:val="both"/>
               <w:rPr>
                 <w:rFonts w:ascii="Times New Roman" w:eastAsia="SimSun" w:hAnsi="Times New Roman" w:cs="Times New Roman"/>
                 <w:sz w:val="20"/>
@@ -1970,6 +2169,7 @@
             <w:pPr>
               <w:widowControl w:val="0"/>
               <w:ind w:left="113" w:right="57"/>
+              <w:jc w:val="both"/>
               <w:rPr>
                 <w:rFonts w:ascii="Times New Roman" w:eastAsia="SimSun" w:hAnsi="Times New Roman" w:cs="Times New Roman"/>
                 <w:sz w:val="20"/>
@@ -1996,6 +2196,7 @@
             <w:pPr>
               <w:widowControl w:val="0"/>
               <w:ind w:left="113" w:right="57"/>
+              <w:jc w:val="both"/>
               <w:rPr>
                 <w:rFonts w:ascii="Times New Roman" w:eastAsia="SimSun" w:hAnsi="Times New Roman" w:cs="Times New Roman"/>
                 <w:sz w:val="20"/>
@@ -2027,6 +2228,7 @@
             <w:pPr>
               <w:widowControl w:val="0"/>
               <w:ind w:left="113" w:right="57"/>
+              <w:jc w:val="both"/>
               <w:rPr>
                 <w:rFonts w:ascii="Times New Roman" w:eastAsia="SimSun" w:hAnsi="Times New Roman" w:cs="Times New Roman"/>
                 <w:sz w:val="20"/>
@@ -2086,6 +2288,7 @@
             <w:pPr>
               <w:widowControl w:val="0"/>
               <w:ind w:left="113" w:right="57"/>
+              <w:jc w:val="both"/>
               <w:rPr>
                 <w:rFonts w:ascii="Times New Roman" w:eastAsia="SimSun" w:hAnsi="Times New Roman" w:cs="Times New Roman"/>
                 <w:sz w:val="20"/>
@@ -2112,6 +2315,7 @@
             <w:pPr>
               <w:widowControl w:val="0"/>
               <w:ind w:left="113" w:right="57"/>
+              <w:jc w:val="both"/>
               <w:rPr>
                 <w:rFonts w:ascii="Times New Roman" w:eastAsia="SimSun" w:hAnsi="Times New Roman" w:cs="Times New Roman"/>
                 <w:sz w:val="20"/>
@@ -2155,8 +2359,11 @@
     <w:p>
       <w:pPr>
         <w:pStyle w:val="a3"/>
+        <w:numPr>
+          <w:ilvl w:val="0"/>
+          <w:numId w:val="11"/>
+        </w:numPr>
         <w:spacing w:line="360" w:lineRule="auto"/>
-        <w:ind w:firstLine="709"/>
         <w:contextualSpacing/>
         <w:jc w:val="both"/>
         <w:rPr>
@@ -2169,22 +2376,33 @@
           <w:sz w:val="28"/>
           <w:szCs w:val="28"/>
         </w:rPr>
-        <w:t></w:t>
-      </w:r>
-      <w:r>
-        <w:rPr>
-          <w:sz w:val="28"/>
-          <w:szCs w:val="28"/>
-        </w:rPr>
-        <w:tab/>
-        <w:t>заказчик проекта – _______________________________________</w:t>
+        <w:t xml:space="preserve">заказчик проекта – </w:t>
+      </w:r>
+      <w:proofErr w:type="spellStart"/>
+      <w:r>
+        <w:rPr>
+          <w:sz w:val="28"/>
+          <w:szCs w:val="28"/>
+        </w:rPr>
+        <w:t>Ваданюк</w:t>
+      </w:r>
+      <w:proofErr w:type="spellEnd"/>
+      <w:r>
+        <w:rPr>
+          <w:sz w:val="28"/>
+          <w:szCs w:val="28"/>
+        </w:rPr>
+        <w:t xml:space="preserve"> Александр Сергеевич</w:t>
       </w:r>
     </w:p>
     <w:p>
       <w:pPr>
         <w:pStyle w:val="a3"/>
+        <w:numPr>
+          <w:ilvl w:val="0"/>
+          <w:numId w:val="11"/>
+        </w:numPr>
         <w:spacing w:line="360" w:lineRule="auto"/>
-        <w:ind w:firstLine="709"/>
         <w:contextualSpacing/>
         <w:jc w:val="both"/>
         <w:rPr>
@@ -2197,22 +2415,24 @@
           <w:sz w:val="28"/>
           <w:szCs w:val="28"/>
         </w:rPr>
-        <w:t></w:t>
-      </w:r>
-      <w:r>
-        <w:rPr>
-          <w:sz w:val="28"/>
-          <w:szCs w:val="28"/>
-        </w:rPr>
-        <w:tab/>
-        <w:t>научный руководитель проекта – _____________________________</w:t>
+        <w:t xml:space="preserve">научный руководитель проекта – </w:t>
+      </w:r>
+      <w:r>
+        <w:rPr>
+          <w:sz w:val="28"/>
+          <w:szCs w:val="28"/>
+        </w:rPr>
+        <w:t>Маслова Елена Владимировна</w:t>
       </w:r>
     </w:p>
     <w:p>
       <w:pPr>
         <w:pStyle w:val="a3"/>
+        <w:numPr>
+          <w:ilvl w:val="0"/>
+          <w:numId w:val="11"/>
+        </w:numPr>
         <w:spacing w:line="360" w:lineRule="auto"/>
-        <w:ind w:firstLine="709"/>
         <w:contextualSpacing/>
         <w:jc w:val="both"/>
         <w:rPr>
@@ -2225,22 +2445,24 @@
           <w:sz w:val="28"/>
           <w:szCs w:val="28"/>
         </w:rPr>
-        <w:t></w:t>
-      </w:r>
-      <w:r>
-        <w:rPr>
-          <w:sz w:val="28"/>
-          <w:szCs w:val="28"/>
-        </w:rPr>
-        <w:tab/>
-        <w:t>руководитель проекта – ___________________________________</w:t>
+        <w:t xml:space="preserve">руководитель проекта – </w:t>
+      </w:r>
+      <w:r>
+        <w:rPr>
+          <w:sz w:val="28"/>
+          <w:szCs w:val="28"/>
+        </w:rPr>
+        <w:t>Пермякова Елена Павловна</w:t>
       </w:r>
     </w:p>
     <w:p>
       <w:pPr>
         <w:pStyle w:val="a3"/>
+        <w:numPr>
+          <w:ilvl w:val="0"/>
+          <w:numId w:val="11"/>
+        </w:numPr>
         <w:spacing w:line="360" w:lineRule="auto"/>
-        <w:ind w:firstLine="709"/>
         <w:contextualSpacing/>
         <w:jc w:val="both"/>
         <w:rPr>
@@ -2253,15 +2475,14 @@
           <w:sz w:val="28"/>
           <w:szCs w:val="28"/>
         </w:rPr>
-        <w:t></w:t>
-      </w:r>
-      <w:r>
-        <w:rPr>
-          <w:sz w:val="28"/>
-          <w:szCs w:val="28"/>
-        </w:rPr>
-        <w:tab/>
-        <w:t>участники проектной группы_______________________________</w:t>
+        <w:t>участники проектной группы</w:t>
+      </w:r>
+      <w:r>
+        <w:rPr>
+          <w:sz w:val="28"/>
+          <w:szCs w:val="28"/>
+        </w:rPr>
+        <w:t xml:space="preserve"> – Незнамов Иван Викторович</w:t>
       </w:r>
     </w:p>
     <w:p>
@@ -2275,13 +2496,6 @@
           <w:szCs w:val="28"/>
         </w:rPr>
       </w:pPr>
-      <w:r>
-        <w:rPr>
-          <w:sz w:val="28"/>
-          <w:szCs w:val="28"/>
-        </w:rPr>
-        <w:t>_____________________________________________________________</w:t>
-      </w:r>
     </w:p>
     <w:p>
       <w:pPr>
@@ -2294,33 +2508,6 @@
           <w:szCs w:val="28"/>
         </w:rPr>
       </w:pPr>
-      <w:r>
-        <w:rPr>
-          <w:sz w:val="28"/>
-          <w:szCs w:val="28"/>
-        </w:rPr>
-        <w:t>_____________________________________________________________</w:t>
-      </w:r>
-    </w:p>
-    <w:p>
-      <w:pPr>
-        <w:pStyle w:val="a3"/>
-        <w:spacing w:line="360" w:lineRule="auto"/>
-        <w:ind w:firstLine="709"/>
-        <w:contextualSpacing/>
-        <w:jc w:val="both"/>
-        <w:rPr>
-          <w:sz w:val="28"/>
-          <w:szCs w:val="28"/>
-        </w:rPr>
-      </w:pPr>
-      <w:r>
-        <w:rPr>
-          <w:sz w:val="28"/>
-          <w:szCs w:val="28"/>
-        </w:rPr>
-        <w:t>Средства коммуникации участников проекта: __________________</w:t>
-      </w:r>
     </w:p>
     <w:p>
       <w:pPr>
@@ -2333,41 +2520,31 @@
           <w:szCs w:val="28"/>
         </w:rPr>
       </w:pPr>
-      <w:r>
-        <w:rPr>
-          <w:sz w:val="28"/>
-          <w:szCs w:val="28"/>
-        </w:rPr>
-        <w:t>_____________________________________________________________</w:t>
-      </w:r>
-    </w:p>
-    <w:p>
-      <w:pPr>
-        <w:pStyle w:val="a3"/>
-        <w:spacing w:line="360" w:lineRule="auto"/>
-        <w:contextualSpacing/>
+    </w:p>
+    <w:p>
+      <w:pPr>
+        <w:pStyle w:val="a5"/>
+        <w:numPr>
+          <w:ilvl w:val="1"/>
+          <w:numId w:val="15"/>
+        </w:numPr>
+        <w:spacing w:before="480" w:after="480" w:line="360" w:lineRule="auto"/>
+        <w:ind w:left="0" w:firstLine="709"/>
         <w:jc w:val="both"/>
-      </w:pPr>
-    </w:p>
-    <w:p>
-      <w:pPr>
-        <w:spacing w:line="360" w:lineRule="auto"/>
-        <w:ind w:firstLine="708"/>
-        <w:contextualSpacing/>
-        <w:jc w:val="both"/>
-        <w:rPr>
-          <w:rFonts w:ascii="Times New Roman" w:hAnsi="Times New Roman" w:cs="Times New Roman"/>
-          <w:sz w:val="28"/>
-          <w:szCs w:val="28"/>
-        </w:rPr>
-      </w:pPr>
-      <w:r>
-        <w:rPr>
-          <w:rFonts w:ascii="Times New Roman" w:hAnsi="Times New Roman" w:cs="Times New Roman"/>
-          <w:sz w:val="28"/>
-          <w:szCs w:val="28"/>
-        </w:rPr>
-        <w:t>1.3 Календарный план</w:t>
+        <w:rPr>
+          <w:rFonts w:ascii="Times New Roman" w:hAnsi="Times New Roman" w:cs="Times New Roman"/>
+          <w:sz w:val="28"/>
+          <w:szCs w:val="28"/>
+        </w:rPr>
+      </w:pPr>
+      <w:r>
+        <w:rPr>
+          <w:rFonts w:ascii="Times New Roman" w:hAnsi="Times New Roman" w:cs="Times New Roman"/>
+          <w:sz w:val="28"/>
+          <w:szCs w:val="28"/>
+        </w:rPr>
+        <w:lastRenderedPageBreak/>
+        <w:t>Календарный план</w:t>
       </w:r>
     </w:p>
     <w:p>
@@ -2419,10 +2596,10 @@
         <w:tblLook w:val="04A0" w:firstRow="1" w:lastRow="0" w:firstColumn="1" w:lastColumn="0" w:noHBand="0" w:noVBand="1"/>
       </w:tblPr>
       <w:tblGrid>
-        <w:gridCol w:w="783"/>
-        <w:gridCol w:w="5828"/>
+        <w:gridCol w:w="761"/>
+        <w:gridCol w:w="5943"/>
         <w:gridCol w:w="1296"/>
-        <w:gridCol w:w="1438"/>
+        <w:gridCol w:w="1345"/>
       </w:tblGrid>
       <w:tr>
         <w:tc>
@@ -2432,7 +2609,2653 @@
           </w:tcPr>
           <w:p>
             <w:pPr>
-              <w:jc w:val="right"/>
+              <w:jc w:val="both"/>
+              <w:rPr>
+                <w:rFonts w:ascii="Times New Roman" w:eastAsia="Times New Roman" w:hAnsi="Times New Roman" w:cs="Times New Roman"/>
+                <w:sz w:val="24"/>
+                <w:szCs w:val="24"/>
+                <w:lang w:eastAsia="ru-RU"/>
+              </w:rPr>
+            </w:pPr>
+            <w:r>
+              <w:rPr>
+                <w:rFonts w:ascii="Times New Roman" w:hAnsi="Times New Roman" w:cs="Times New Roman"/>
+                <w:sz w:val="24"/>
+                <w:szCs w:val="24"/>
+              </w:rPr>
+              <w:t>№ п/п</w:t>
+            </w:r>
+          </w:p>
+        </w:tc>
+        <w:tc>
+          <w:tcPr>
+            <w:tcW w:w="0" w:type="auto"/>
+            <w:hideMark/>
+          </w:tcPr>
+          <w:p>
+            <w:pPr>
+              <w:jc w:val="both"/>
+              <w:rPr>
+                <w:rFonts w:ascii="Times New Roman" w:eastAsia="Times New Roman" w:hAnsi="Times New Roman" w:cs="Times New Roman"/>
+                <w:sz w:val="24"/>
+                <w:szCs w:val="24"/>
+                <w:lang w:eastAsia="ru-RU"/>
+              </w:rPr>
+            </w:pPr>
+            <w:r>
+              <w:rPr>
+                <w:rFonts w:ascii="Times New Roman" w:hAnsi="Times New Roman" w:cs="Times New Roman"/>
+                <w:sz w:val="24"/>
+                <w:szCs w:val="24"/>
+              </w:rPr>
+              <w:t>Этапы проекта</w:t>
+            </w:r>
+          </w:p>
+        </w:tc>
+        <w:tc>
+          <w:tcPr>
+            <w:tcW w:w="0" w:type="auto"/>
+            <w:hideMark/>
+          </w:tcPr>
+          <w:p>
+            <w:pPr>
+              <w:jc w:val="both"/>
+              <w:rPr>
+                <w:rFonts w:ascii="Times New Roman" w:eastAsia="Times New Roman" w:hAnsi="Times New Roman" w:cs="Times New Roman"/>
+                <w:sz w:val="24"/>
+                <w:szCs w:val="24"/>
+                <w:lang w:eastAsia="ru-RU"/>
+              </w:rPr>
+            </w:pPr>
+            <w:r>
+              <w:rPr>
+                <w:rFonts w:ascii="Times New Roman" w:hAnsi="Times New Roman" w:cs="Times New Roman"/>
+                <w:sz w:val="24"/>
+                <w:szCs w:val="24"/>
+              </w:rPr>
+              <w:t>Начало</w:t>
+            </w:r>
+          </w:p>
+        </w:tc>
+        <w:tc>
+          <w:tcPr>
+            <w:tcW w:w="0" w:type="auto"/>
+            <w:hideMark/>
+          </w:tcPr>
+          <w:p>
+            <w:pPr>
+              <w:jc w:val="both"/>
+              <w:rPr>
+                <w:rFonts w:ascii="Times New Roman" w:eastAsia="Times New Roman" w:hAnsi="Times New Roman" w:cs="Times New Roman"/>
+                <w:sz w:val="24"/>
+                <w:szCs w:val="24"/>
+                <w:lang w:eastAsia="ru-RU"/>
+              </w:rPr>
+            </w:pPr>
+            <w:r>
+              <w:rPr>
+                <w:rFonts w:ascii="Times New Roman" w:hAnsi="Times New Roman" w:cs="Times New Roman"/>
+                <w:sz w:val="24"/>
+                <w:szCs w:val="24"/>
+              </w:rPr>
+              <w:t>Окончание</w:t>
+            </w:r>
+          </w:p>
+        </w:tc>
+      </w:tr>
+      <w:tr>
+        <w:tc>
+          <w:tcPr>
+            <w:tcW w:w="0" w:type="auto"/>
+            <w:hideMark/>
+          </w:tcPr>
+          <w:p>
+            <w:pPr>
+              <w:jc w:val="both"/>
+              <w:rPr>
+                <w:rFonts w:ascii="Times New Roman" w:eastAsia="Times New Roman" w:hAnsi="Times New Roman" w:cs="Times New Roman"/>
+                <w:sz w:val="24"/>
+                <w:szCs w:val="24"/>
+                <w:lang w:eastAsia="ru-RU"/>
+              </w:rPr>
+            </w:pPr>
+            <w:r>
+              <w:rPr>
+                <w:rFonts w:ascii="Times New Roman" w:hAnsi="Times New Roman" w:cs="Times New Roman"/>
+                <w:sz w:val="24"/>
+                <w:szCs w:val="24"/>
+              </w:rPr>
+              <w:t>1</w:t>
+            </w:r>
+          </w:p>
+        </w:tc>
+        <w:tc>
+          <w:tcPr>
+            <w:tcW w:w="0" w:type="auto"/>
+            <w:hideMark/>
+          </w:tcPr>
+          <w:p>
+            <w:pPr>
+              <w:jc w:val="both"/>
+              <w:rPr>
+                <w:rFonts w:ascii="Times New Roman" w:eastAsia="Times New Roman" w:hAnsi="Times New Roman" w:cs="Times New Roman"/>
+                <w:sz w:val="24"/>
+                <w:szCs w:val="24"/>
+                <w:lang w:eastAsia="ru-RU"/>
+              </w:rPr>
+            </w:pPr>
+            <w:r>
+              <w:rPr>
+                <w:rFonts w:ascii="Times New Roman" w:hAnsi="Times New Roman" w:cs="Times New Roman"/>
+                <w:sz w:val="24"/>
+                <w:szCs w:val="24"/>
+              </w:rPr>
+              <w:t>Инициация проекта. Разработка устава проекта</w:t>
+            </w:r>
+          </w:p>
+        </w:tc>
+        <w:tc>
+          <w:tcPr>
+            <w:tcW w:w="0" w:type="auto"/>
+            <w:hideMark/>
+          </w:tcPr>
+          <w:p>
+            <w:pPr>
+              <w:jc w:val="both"/>
+              <w:rPr>
+                <w:rFonts w:ascii="Times New Roman" w:eastAsia="Times New Roman" w:hAnsi="Times New Roman" w:cs="Times New Roman"/>
+                <w:sz w:val="24"/>
+                <w:szCs w:val="24"/>
+                <w:lang w:eastAsia="ru-RU"/>
+              </w:rPr>
+            </w:pPr>
+            <w:r>
+              <w:rPr>
+                <w:rFonts w:ascii="Times New Roman" w:hAnsi="Times New Roman" w:cs="Times New Roman"/>
+                <w:sz w:val="24"/>
+                <w:szCs w:val="24"/>
+              </w:rPr>
+              <w:t>04.09.2026</w:t>
+            </w:r>
+          </w:p>
+        </w:tc>
+        <w:tc>
+          <w:tcPr>
+            <w:tcW w:w="0" w:type="auto"/>
+            <w:hideMark/>
+          </w:tcPr>
+          <w:p>
+            <w:pPr>
+              <w:jc w:val="both"/>
+              <w:rPr>
+                <w:rFonts w:ascii="Times New Roman" w:eastAsia="Times New Roman" w:hAnsi="Times New Roman" w:cs="Times New Roman"/>
+                <w:sz w:val="24"/>
+                <w:szCs w:val="24"/>
+                <w:lang w:eastAsia="ru-RU"/>
+              </w:rPr>
+            </w:pPr>
+            <w:r>
+              <w:rPr>
+                <w:rFonts w:ascii="Times New Roman" w:hAnsi="Times New Roman" w:cs="Times New Roman"/>
+                <w:sz w:val="24"/>
+                <w:szCs w:val="24"/>
+              </w:rPr>
+              <w:t>18.09.2026</w:t>
+            </w:r>
+          </w:p>
+        </w:tc>
+      </w:tr>
+      <w:tr>
+        <w:tc>
+          <w:tcPr>
+            <w:tcW w:w="0" w:type="auto"/>
+            <w:hideMark/>
+          </w:tcPr>
+          <w:p>
+            <w:pPr>
+              <w:jc w:val="both"/>
+              <w:rPr>
+                <w:rFonts w:ascii="Times New Roman" w:eastAsia="Times New Roman" w:hAnsi="Times New Roman" w:cs="Times New Roman"/>
+                <w:sz w:val="24"/>
+                <w:szCs w:val="24"/>
+                <w:lang w:eastAsia="ru-RU"/>
+              </w:rPr>
+            </w:pPr>
+            <w:r>
+              <w:rPr>
+                <w:rFonts w:ascii="Times New Roman" w:hAnsi="Times New Roman" w:cs="Times New Roman"/>
+                <w:sz w:val="24"/>
+                <w:szCs w:val="24"/>
+              </w:rPr>
+              <w:t>2</w:t>
+            </w:r>
+          </w:p>
+        </w:tc>
+        <w:tc>
+          <w:tcPr>
+            <w:tcW w:w="0" w:type="auto"/>
+            <w:hideMark/>
+          </w:tcPr>
+          <w:p>
+            <w:pPr>
+              <w:jc w:val="both"/>
+              <w:rPr>
+                <w:rFonts w:ascii="Times New Roman" w:eastAsia="Times New Roman" w:hAnsi="Times New Roman" w:cs="Times New Roman"/>
+                <w:sz w:val="24"/>
+                <w:szCs w:val="24"/>
+                <w:lang w:eastAsia="ru-RU"/>
+              </w:rPr>
+            </w:pPr>
+            <w:r>
+              <w:rPr>
+                <w:rFonts w:ascii="Times New Roman" w:hAnsi="Times New Roman" w:cs="Times New Roman"/>
+                <w:sz w:val="24"/>
+                <w:szCs w:val="24"/>
+              </w:rPr>
+              <w:t>Планирование проекта</w:t>
+            </w:r>
+          </w:p>
+        </w:tc>
+        <w:tc>
+          <w:tcPr>
+            <w:tcW w:w="0" w:type="auto"/>
+            <w:hideMark/>
+          </w:tcPr>
+          <w:p>
+            <w:pPr>
+              <w:jc w:val="both"/>
+              <w:rPr>
+                <w:rFonts w:ascii="Times New Roman" w:eastAsia="Times New Roman" w:hAnsi="Times New Roman" w:cs="Times New Roman"/>
+                <w:sz w:val="24"/>
+                <w:szCs w:val="24"/>
+                <w:lang w:eastAsia="ru-RU"/>
+              </w:rPr>
+            </w:pPr>
+            <w:r>
+              <w:rPr>
+                <w:rFonts w:ascii="Times New Roman" w:hAnsi="Times New Roman" w:cs="Times New Roman"/>
+                <w:sz w:val="24"/>
+                <w:szCs w:val="24"/>
+              </w:rPr>
+              <w:t>19.09.2026</w:t>
+            </w:r>
+          </w:p>
+        </w:tc>
+        <w:tc>
+          <w:tcPr>
+            <w:tcW w:w="0" w:type="auto"/>
+            <w:hideMark/>
+          </w:tcPr>
+          <w:p>
+            <w:pPr>
+              <w:jc w:val="both"/>
+              <w:rPr>
+                <w:rFonts w:ascii="Times New Roman" w:eastAsia="Times New Roman" w:hAnsi="Times New Roman" w:cs="Times New Roman"/>
+                <w:sz w:val="24"/>
+                <w:szCs w:val="24"/>
+                <w:lang w:eastAsia="ru-RU"/>
+              </w:rPr>
+            </w:pPr>
+            <w:r>
+              <w:rPr>
+                <w:rFonts w:ascii="Times New Roman" w:hAnsi="Times New Roman" w:cs="Times New Roman"/>
+                <w:sz w:val="24"/>
+                <w:szCs w:val="24"/>
+              </w:rPr>
+              <w:t>08.10.2026</w:t>
+            </w:r>
+          </w:p>
+        </w:tc>
+      </w:tr>
+      <w:tr>
+        <w:tc>
+          <w:tcPr>
+            <w:tcW w:w="0" w:type="auto"/>
+            <w:hideMark/>
+          </w:tcPr>
+          <w:p>
+            <w:pPr>
+              <w:jc w:val="both"/>
+              <w:rPr>
+                <w:rFonts w:ascii="Times New Roman" w:eastAsia="Times New Roman" w:hAnsi="Times New Roman" w:cs="Times New Roman"/>
+                <w:sz w:val="24"/>
+                <w:szCs w:val="24"/>
+                <w:lang w:eastAsia="ru-RU"/>
+              </w:rPr>
+            </w:pPr>
+            <w:r>
+              <w:rPr>
+                <w:rFonts w:ascii="Times New Roman" w:hAnsi="Times New Roman" w:cs="Times New Roman"/>
+                <w:sz w:val="24"/>
+                <w:szCs w:val="24"/>
+              </w:rPr>
+              <w:t>3</w:t>
+            </w:r>
+          </w:p>
+        </w:tc>
+        <w:tc>
+          <w:tcPr>
+            <w:tcW w:w="0" w:type="auto"/>
+            <w:hideMark/>
+          </w:tcPr>
+          <w:p>
+            <w:pPr>
+              <w:jc w:val="both"/>
+              <w:rPr>
+                <w:rFonts w:ascii="Times New Roman" w:eastAsia="Times New Roman" w:hAnsi="Times New Roman" w:cs="Times New Roman"/>
+                <w:sz w:val="24"/>
+                <w:szCs w:val="24"/>
+                <w:lang w:eastAsia="ru-RU"/>
+              </w:rPr>
+            </w:pPr>
+            <w:r>
+              <w:rPr>
+                <w:rFonts w:ascii="Times New Roman" w:hAnsi="Times New Roman" w:cs="Times New Roman"/>
+                <w:sz w:val="24"/>
+                <w:szCs w:val="24"/>
+              </w:rPr>
+              <w:t>Анализ предметной области и целевой аудитории</w:t>
+            </w:r>
+          </w:p>
+        </w:tc>
+        <w:tc>
+          <w:tcPr>
+            <w:tcW w:w="0" w:type="auto"/>
+            <w:hideMark/>
+          </w:tcPr>
+          <w:p>
+            <w:pPr>
+              <w:jc w:val="both"/>
+              <w:rPr>
+                <w:rFonts w:ascii="Times New Roman" w:eastAsia="Times New Roman" w:hAnsi="Times New Roman" w:cs="Times New Roman"/>
+                <w:sz w:val="24"/>
+                <w:szCs w:val="24"/>
+                <w:lang w:eastAsia="ru-RU"/>
+              </w:rPr>
+            </w:pPr>
+            <w:r>
+              <w:rPr>
+                <w:rFonts w:ascii="Times New Roman" w:hAnsi="Times New Roman" w:cs="Times New Roman"/>
+                <w:sz w:val="24"/>
+                <w:szCs w:val="24"/>
+              </w:rPr>
+              <w:t>09.10.2026</w:t>
+            </w:r>
+          </w:p>
+        </w:tc>
+        <w:tc>
+          <w:tcPr>
+            <w:tcW w:w="0" w:type="auto"/>
+            <w:hideMark/>
+          </w:tcPr>
+          <w:p>
+            <w:pPr>
+              <w:jc w:val="both"/>
+              <w:rPr>
+                <w:rFonts w:ascii="Times New Roman" w:eastAsia="Times New Roman" w:hAnsi="Times New Roman" w:cs="Times New Roman"/>
+                <w:sz w:val="24"/>
+                <w:szCs w:val="24"/>
+                <w:lang w:eastAsia="ru-RU"/>
+              </w:rPr>
+            </w:pPr>
+            <w:r>
+              <w:rPr>
+                <w:rFonts w:ascii="Times New Roman" w:hAnsi="Times New Roman" w:cs="Times New Roman"/>
+                <w:sz w:val="24"/>
+                <w:szCs w:val="24"/>
+              </w:rPr>
+              <w:t>28.10.2026</w:t>
+            </w:r>
+          </w:p>
+        </w:tc>
+      </w:tr>
+      <w:tr>
+        <w:tc>
+          <w:tcPr>
+            <w:tcW w:w="0" w:type="auto"/>
+            <w:hideMark/>
+          </w:tcPr>
+          <w:p>
+            <w:pPr>
+              <w:jc w:val="both"/>
+              <w:rPr>
+                <w:rFonts w:ascii="Times New Roman" w:eastAsia="Times New Roman" w:hAnsi="Times New Roman" w:cs="Times New Roman"/>
+                <w:sz w:val="24"/>
+                <w:szCs w:val="24"/>
+                <w:lang w:eastAsia="ru-RU"/>
+              </w:rPr>
+            </w:pPr>
+            <w:r>
+              <w:rPr>
+                <w:rFonts w:ascii="Times New Roman" w:hAnsi="Times New Roman" w:cs="Times New Roman"/>
+                <w:sz w:val="24"/>
+                <w:szCs w:val="24"/>
+              </w:rPr>
+              <w:t>4</w:t>
+            </w:r>
+          </w:p>
+        </w:tc>
+        <w:tc>
+          <w:tcPr>
+            <w:tcW w:w="0" w:type="auto"/>
+            <w:hideMark/>
+          </w:tcPr>
+          <w:p>
+            <w:pPr>
+              <w:jc w:val="both"/>
+              <w:rPr>
+                <w:rFonts w:ascii="Times New Roman" w:eastAsia="Times New Roman" w:hAnsi="Times New Roman" w:cs="Times New Roman"/>
+                <w:sz w:val="24"/>
+                <w:szCs w:val="24"/>
+                <w:lang w:eastAsia="ru-RU"/>
+              </w:rPr>
+            </w:pPr>
+            <w:r>
+              <w:rPr>
+                <w:rFonts w:ascii="Times New Roman" w:hAnsi="Times New Roman" w:cs="Times New Roman"/>
+                <w:sz w:val="24"/>
+                <w:szCs w:val="24"/>
+              </w:rPr>
+              <w:t>Анализ существующих решений и определение требований</w:t>
+            </w:r>
+          </w:p>
+        </w:tc>
+        <w:tc>
+          <w:tcPr>
+            <w:tcW w:w="0" w:type="auto"/>
+            <w:hideMark/>
+          </w:tcPr>
+          <w:p>
+            <w:pPr>
+              <w:jc w:val="both"/>
+              <w:rPr>
+                <w:rFonts w:ascii="Times New Roman" w:eastAsia="Times New Roman" w:hAnsi="Times New Roman" w:cs="Times New Roman"/>
+                <w:sz w:val="24"/>
+                <w:szCs w:val="24"/>
+                <w:lang w:eastAsia="ru-RU"/>
+              </w:rPr>
+            </w:pPr>
+            <w:r>
+              <w:rPr>
+                <w:rFonts w:ascii="Times New Roman" w:hAnsi="Times New Roman" w:cs="Times New Roman"/>
+                <w:sz w:val="24"/>
+                <w:szCs w:val="24"/>
+              </w:rPr>
+              <w:t>29.10.2026</w:t>
+            </w:r>
+          </w:p>
+        </w:tc>
+        <w:tc>
+          <w:tcPr>
+            <w:tcW w:w="0" w:type="auto"/>
+            <w:hideMark/>
+          </w:tcPr>
+          <w:p>
+            <w:pPr>
+              <w:jc w:val="both"/>
+              <w:rPr>
+                <w:rFonts w:ascii="Times New Roman" w:eastAsia="Times New Roman" w:hAnsi="Times New Roman" w:cs="Times New Roman"/>
+                <w:sz w:val="24"/>
+                <w:szCs w:val="24"/>
+                <w:lang w:eastAsia="ru-RU"/>
+              </w:rPr>
+            </w:pPr>
+            <w:r>
+              <w:rPr>
+                <w:rFonts w:ascii="Times New Roman" w:hAnsi="Times New Roman" w:cs="Times New Roman"/>
+                <w:sz w:val="24"/>
+                <w:szCs w:val="24"/>
+              </w:rPr>
+              <w:t>19.11.2026</w:t>
+            </w:r>
+          </w:p>
+        </w:tc>
+      </w:tr>
+      <w:tr>
+        <w:tc>
+          <w:tcPr>
+            <w:tcW w:w="0" w:type="auto"/>
+            <w:hideMark/>
+          </w:tcPr>
+          <w:p>
+            <w:pPr>
+              <w:jc w:val="both"/>
+              <w:rPr>
+                <w:rFonts w:ascii="Times New Roman" w:eastAsia="Times New Roman" w:hAnsi="Times New Roman" w:cs="Times New Roman"/>
+                <w:sz w:val="24"/>
+                <w:szCs w:val="24"/>
+                <w:lang w:eastAsia="ru-RU"/>
+              </w:rPr>
+            </w:pPr>
+            <w:r>
+              <w:rPr>
+                <w:rFonts w:ascii="Times New Roman" w:hAnsi="Times New Roman" w:cs="Times New Roman"/>
+                <w:sz w:val="24"/>
+                <w:szCs w:val="24"/>
+              </w:rPr>
+              <w:t>5</w:t>
+            </w:r>
+          </w:p>
+        </w:tc>
+        <w:tc>
+          <w:tcPr>
+            <w:tcW w:w="0" w:type="auto"/>
+            <w:hideMark/>
+          </w:tcPr>
+          <w:p>
+            <w:pPr>
+              <w:jc w:val="both"/>
+              <w:rPr>
+                <w:rFonts w:ascii="Times New Roman" w:eastAsia="Times New Roman" w:hAnsi="Times New Roman" w:cs="Times New Roman"/>
+                <w:sz w:val="24"/>
+                <w:szCs w:val="24"/>
+                <w:lang w:eastAsia="ru-RU"/>
+              </w:rPr>
+            </w:pPr>
+            <w:r>
+              <w:rPr>
+                <w:rFonts w:ascii="Times New Roman" w:hAnsi="Times New Roman" w:cs="Times New Roman"/>
+                <w:sz w:val="24"/>
+                <w:szCs w:val="24"/>
+              </w:rPr>
+              <w:t>Выбор и обоснование методов и инструментов реализации проекта</w:t>
+            </w:r>
+          </w:p>
+        </w:tc>
+        <w:tc>
+          <w:tcPr>
+            <w:tcW w:w="0" w:type="auto"/>
+            <w:hideMark/>
+          </w:tcPr>
+          <w:p>
+            <w:pPr>
+              <w:jc w:val="both"/>
+              <w:rPr>
+                <w:rFonts w:ascii="Times New Roman" w:eastAsia="Times New Roman" w:hAnsi="Times New Roman" w:cs="Times New Roman"/>
+                <w:sz w:val="24"/>
+                <w:szCs w:val="24"/>
+                <w:lang w:eastAsia="ru-RU"/>
+              </w:rPr>
+            </w:pPr>
+            <w:r>
+              <w:rPr>
+                <w:rFonts w:ascii="Times New Roman" w:hAnsi="Times New Roman" w:cs="Times New Roman"/>
+                <w:sz w:val="24"/>
+                <w:szCs w:val="24"/>
+              </w:rPr>
+              <w:t>20.11.2026</w:t>
+            </w:r>
+          </w:p>
+        </w:tc>
+        <w:tc>
+          <w:tcPr>
+            <w:tcW w:w="0" w:type="auto"/>
+            <w:hideMark/>
+          </w:tcPr>
+          <w:p>
+            <w:pPr>
+              <w:jc w:val="both"/>
+              <w:rPr>
+                <w:rFonts w:ascii="Times New Roman" w:eastAsia="Times New Roman" w:hAnsi="Times New Roman" w:cs="Times New Roman"/>
+                <w:sz w:val="24"/>
+                <w:szCs w:val="24"/>
+                <w:lang w:eastAsia="ru-RU"/>
+              </w:rPr>
+            </w:pPr>
+            <w:r>
+              <w:rPr>
+                <w:rFonts w:ascii="Times New Roman" w:hAnsi="Times New Roman" w:cs="Times New Roman"/>
+                <w:sz w:val="24"/>
+                <w:szCs w:val="24"/>
+              </w:rPr>
+              <w:t>10.12.2026</w:t>
+            </w:r>
+          </w:p>
+        </w:tc>
+      </w:tr>
+      <w:tr>
+        <w:tc>
+          <w:tcPr>
+            <w:tcW w:w="0" w:type="auto"/>
+            <w:hideMark/>
+          </w:tcPr>
+          <w:p>
+            <w:pPr>
+              <w:jc w:val="both"/>
+              <w:rPr>
+                <w:rFonts w:ascii="Times New Roman" w:eastAsia="Times New Roman" w:hAnsi="Times New Roman" w:cs="Times New Roman"/>
+                <w:sz w:val="24"/>
+                <w:szCs w:val="24"/>
+                <w:lang w:eastAsia="ru-RU"/>
+              </w:rPr>
+            </w:pPr>
+            <w:r>
+              <w:rPr>
+                <w:rFonts w:ascii="Times New Roman" w:hAnsi="Times New Roman" w:cs="Times New Roman"/>
+                <w:sz w:val="24"/>
+                <w:szCs w:val="24"/>
+              </w:rPr>
+              <w:t>6</w:t>
+            </w:r>
+          </w:p>
+        </w:tc>
+        <w:tc>
+          <w:tcPr>
+            <w:tcW w:w="0" w:type="auto"/>
+            <w:hideMark/>
+          </w:tcPr>
+          <w:p>
+            <w:pPr>
+              <w:jc w:val="both"/>
+              <w:rPr>
+                <w:rFonts w:ascii="Times New Roman" w:eastAsia="Times New Roman" w:hAnsi="Times New Roman" w:cs="Times New Roman"/>
+                <w:sz w:val="24"/>
+                <w:szCs w:val="24"/>
+                <w:lang w:eastAsia="ru-RU"/>
+              </w:rPr>
+            </w:pPr>
+            <w:r>
+              <w:rPr>
+                <w:rFonts w:ascii="Times New Roman" w:hAnsi="Times New Roman" w:cs="Times New Roman"/>
+                <w:sz w:val="24"/>
+                <w:szCs w:val="24"/>
+              </w:rPr>
+              <w:t>Проектирование информационной системы</w:t>
+            </w:r>
+          </w:p>
+        </w:tc>
+        <w:tc>
+          <w:tcPr>
+            <w:tcW w:w="0" w:type="auto"/>
+            <w:hideMark/>
+          </w:tcPr>
+          <w:p>
+            <w:pPr>
+              <w:jc w:val="both"/>
+              <w:rPr>
+                <w:rFonts w:ascii="Times New Roman" w:eastAsia="Times New Roman" w:hAnsi="Times New Roman" w:cs="Times New Roman"/>
+                <w:sz w:val="24"/>
+                <w:szCs w:val="24"/>
+                <w:lang w:eastAsia="ru-RU"/>
+              </w:rPr>
+            </w:pPr>
+            <w:r>
+              <w:rPr>
+                <w:rFonts w:ascii="Times New Roman" w:hAnsi="Times New Roman" w:cs="Times New Roman"/>
+                <w:sz w:val="24"/>
+                <w:szCs w:val="24"/>
+              </w:rPr>
+              <w:t>11.12.2026</w:t>
+            </w:r>
+          </w:p>
+        </w:tc>
+        <w:tc>
+          <w:tcPr>
+            <w:tcW w:w="0" w:type="auto"/>
+            <w:hideMark/>
+          </w:tcPr>
+          <w:p>
+            <w:pPr>
+              <w:jc w:val="both"/>
+              <w:rPr>
+                <w:rFonts w:ascii="Times New Roman" w:eastAsia="Times New Roman" w:hAnsi="Times New Roman" w:cs="Times New Roman"/>
+                <w:sz w:val="24"/>
+                <w:szCs w:val="24"/>
+                <w:lang w:eastAsia="ru-RU"/>
+              </w:rPr>
+            </w:pPr>
+            <w:r>
+              <w:rPr>
+                <w:rFonts w:ascii="Times New Roman" w:hAnsi="Times New Roman" w:cs="Times New Roman"/>
+                <w:sz w:val="24"/>
+                <w:szCs w:val="24"/>
+              </w:rPr>
+              <w:t>31.12.2026</w:t>
+            </w:r>
+          </w:p>
+        </w:tc>
+      </w:tr>
+      <w:tr>
+        <w:tc>
+          <w:tcPr>
+            <w:tcW w:w="0" w:type="auto"/>
+            <w:hideMark/>
+          </w:tcPr>
+          <w:p>
+            <w:pPr>
+              <w:jc w:val="both"/>
+              <w:rPr>
+                <w:rFonts w:ascii="Times New Roman" w:eastAsia="Times New Roman" w:hAnsi="Times New Roman" w:cs="Times New Roman"/>
+                <w:sz w:val="24"/>
+                <w:szCs w:val="24"/>
+                <w:lang w:eastAsia="ru-RU"/>
+              </w:rPr>
+            </w:pPr>
+            <w:r>
+              <w:rPr>
+                <w:rFonts w:ascii="Times New Roman" w:hAnsi="Times New Roman" w:cs="Times New Roman"/>
+                <w:sz w:val="24"/>
+                <w:szCs w:val="24"/>
+              </w:rPr>
+              <w:t>7</w:t>
+            </w:r>
+          </w:p>
+        </w:tc>
+        <w:tc>
+          <w:tcPr>
+            <w:tcW w:w="0" w:type="auto"/>
+            <w:hideMark/>
+          </w:tcPr>
+          <w:p>
+            <w:pPr>
+              <w:jc w:val="both"/>
+              <w:rPr>
+                <w:rFonts w:ascii="Times New Roman" w:eastAsia="Times New Roman" w:hAnsi="Times New Roman" w:cs="Times New Roman"/>
+                <w:sz w:val="24"/>
+                <w:szCs w:val="24"/>
+                <w:lang w:eastAsia="ru-RU"/>
+              </w:rPr>
+            </w:pPr>
+            <w:r>
+              <w:rPr>
+                <w:rFonts w:ascii="Times New Roman" w:hAnsi="Times New Roman" w:cs="Times New Roman"/>
+                <w:sz w:val="24"/>
+                <w:szCs w:val="24"/>
+              </w:rPr>
+              <w:t>Разработка прототипа пользовательского интерфейса</w:t>
+            </w:r>
+          </w:p>
+        </w:tc>
+        <w:tc>
+          <w:tcPr>
+            <w:tcW w:w="0" w:type="auto"/>
+            <w:hideMark/>
+          </w:tcPr>
+          <w:p>
+            <w:pPr>
+              <w:jc w:val="both"/>
+              <w:rPr>
+                <w:rFonts w:ascii="Times New Roman" w:eastAsia="Times New Roman" w:hAnsi="Times New Roman" w:cs="Times New Roman"/>
+                <w:sz w:val="24"/>
+                <w:szCs w:val="24"/>
+                <w:lang w:eastAsia="ru-RU"/>
+              </w:rPr>
+            </w:pPr>
+            <w:r>
+              <w:rPr>
+                <w:rFonts w:ascii="Times New Roman" w:hAnsi="Times New Roman" w:cs="Times New Roman"/>
+                <w:sz w:val="24"/>
+                <w:szCs w:val="24"/>
+              </w:rPr>
+              <w:t>01.01.2027</w:t>
+            </w:r>
+          </w:p>
+        </w:tc>
+        <w:tc>
+          <w:tcPr>
+            <w:tcW w:w="0" w:type="auto"/>
+            <w:hideMark/>
+          </w:tcPr>
+          <w:p>
+            <w:pPr>
+              <w:jc w:val="both"/>
+              <w:rPr>
+                <w:rFonts w:ascii="Times New Roman" w:eastAsia="Times New Roman" w:hAnsi="Times New Roman" w:cs="Times New Roman"/>
+                <w:sz w:val="24"/>
+                <w:szCs w:val="24"/>
+                <w:lang w:eastAsia="ru-RU"/>
+              </w:rPr>
+            </w:pPr>
+            <w:r>
+              <w:rPr>
+                <w:rFonts w:ascii="Times New Roman" w:hAnsi="Times New Roman" w:cs="Times New Roman"/>
+                <w:sz w:val="24"/>
+                <w:szCs w:val="24"/>
+              </w:rPr>
+              <w:t>25.01.2027</w:t>
+            </w:r>
+          </w:p>
+        </w:tc>
+      </w:tr>
+      <w:tr>
+        <w:tc>
+          <w:tcPr>
+            <w:tcW w:w="0" w:type="auto"/>
+            <w:hideMark/>
+          </w:tcPr>
+          <w:p>
+            <w:pPr>
+              <w:jc w:val="both"/>
+              <w:rPr>
+                <w:rFonts w:ascii="Times New Roman" w:eastAsia="Times New Roman" w:hAnsi="Times New Roman" w:cs="Times New Roman"/>
+                <w:sz w:val="24"/>
+                <w:szCs w:val="24"/>
+                <w:lang w:eastAsia="ru-RU"/>
+              </w:rPr>
+            </w:pPr>
+            <w:r>
+              <w:rPr>
+                <w:rFonts w:ascii="Times New Roman" w:hAnsi="Times New Roman" w:cs="Times New Roman"/>
+                <w:sz w:val="24"/>
+                <w:szCs w:val="24"/>
+              </w:rPr>
+              <w:t>8</w:t>
+            </w:r>
+          </w:p>
+        </w:tc>
+        <w:tc>
+          <w:tcPr>
+            <w:tcW w:w="0" w:type="auto"/>
+            <w:hideMark/>
+          </w:tcPr>
+          <w:p>
+            <w:pPr>
+              <w:jc w:val="both"/>
+              <w:rPr>
+                <w:rFonts w:ascii="Times New Roman" w:eastAsia="Times New Roman" w:hAnsi="Times New Roman" w:cs="Times New Roman"/>
+                <w:sz w:val="24"/>
+                <w:szCs w:val="24"/>
+                <w:lang w:eastAsia="ru-RU"/>
+              </w:rPr>
+            </w:pPr>
+            <w:r>
+              <w:rPr>
+                <w:rFonts w:ascii="Times New Roman" w:hAnsi="Times New Roman" w:cs="Times New Roman"/>
+                <w:sz w:val="24"/>
+                <w:szCs w:val="24"/>
+              </w:rPr>
+              <w:t>Разработка основных компонентов информационной системы</w:t>
+            </w:r>
+          </w:p>
+        </w:tc>
+        <w:tc>
+          <w:tcPr>
+            <w:tcW w:w="0" w:type="auto"/>
+            <w:hideMark/>
+          </w:tcPr>
+          <w:p>
+            <w:pPr>
+              <w:jc w:val="both"/>
+              <w:rPr>
+                <w:rFonts w:ascii="Times New Roman" w:eastAsia="Times New Roman" w:hAnsi="Times New Roman" w:cs="Times New Roman"/>
+                <w:sz w:val="24"/>
+                <w:szCs w:val="24"/>
+                <w:lang w:eastAsia="ru-RU"/>
+              </w:rPr>
+            </w:pPr>
+            <w:r>
+              <w:rPr>
+                <w:rFonts w:ascii="Times New Roman" w:hAnsi="Times New Roman" w:cs="Times New Roman"/>
+                <w:sz w:val="24"/>
+                <w:szCs w:val="24"/>
+              </w:rPr>
+              <w:t>26.01.2027</w:t>
+            </w:r>
+          </w:p>
+        </w:tc>
+        <w:tc>
+          <w:tcPr>
+            <w:tcW w:w="0" w:type="auto"/>
+            <w:hideMark/>
+          </w:tcPr>
+          <w:p>
+            <w:pPr>
+              <w:jc w:val="both"/>
+              <w:rPr>
+                <w:rFonts w:ascii="Times New Roman" w:eastAsia="Times New Roman" w:hAnsi="Times New Roman" w:cs="Times New Roman"/>
+                <w:sz w:val="24"/>
+                <w:szCs w:val="24"/>
+                <w:lang w:eastAsia="ru-RU"/>
+              </w:rPr>
+            </w:pPr>
+            <w:r>
+              <w:rPr>
+                <w:rFonts w:ascii="Times New Roman" w:hAnsi="Times New Roman" w:cs="Times New Roman"/>
+                <w:sz w:val="24"/>
+                <w:szCs w:val="24"/>
+              </w:rPr>
+              <w:t>15.03.2027</w:t>
+            </w:r>
+          </w:p>
+        </w:tc>
+      </w:tr>
+      <w:tr>
+        <w:tc>
+          <w:tcPr>
+            <w:tcW w:w="0" w:type="auto"/>
+            <w:hideMark/>
+          </w:tcPr>
+          <w:p>
+            <w:pPr>
+              <w:jc w:val="both"/>
+              <w:rPr>
+                <w:rFonts w:ascii="Times New Roman" w:eastAsia="Times New Roman" w:hAnsi="Times New Roman" w:cs="Times New Roman"/>
+                <w:sz w:val="24"/>
+                <w:szCs w:val="24"/>
+                <w:lang w:eastAsia="ru-RU"/>
+              </w:rPr>
+            </w:pPr>
+            <w:r>
+              <w:rPr>
+                <w:rFonts w:ascii="Times New Roman" w:hAnsi="Times New Roman" w:cs="Times New Roman"/>
+                <w:sz w:val="24"/>
+                <w:szCs w:val="24"/>
+              </w:rPr>
+              <w:t>9</w:t>
+            </w:r>
+          </w:p>
+        </w:tc>
+        <w:tc>
+          <w:tcPr>
+            <w:tcW w:w="0" w:type="auto"/>
+            <w:hideMark/>
+          </w:tcPr>
+          <w:p>
+            <w:pPr>
+              <w:jc w:val="both"/>
+              <w:rPr>
+                <w:rFonts w:ascii="Times New Roman" w:eastAsia="Times New Roman" w:hAnsi="Times New Roman" w:cs="Times New Roman"/>
+                <w:sz w:val="24"/>
+                <w:szCs w:val="24"/>
+                <w:lang w:eastAsia="ru-RU"/>
+              </w:rPr>
+            </w:pPr>
+            <w:r>
+              <w:rPr>
+                <w:rFonts w:ascii="Times New Roman" w:hAnsi="Times New Roman" w:cs="Times New Roman"/>
+                <w:sz w:val="24"/>
+                <w:szCs w:val="24"/>
+              </w:rPr>
+              <w:t>Тестирование и доработка информационной системы</w:t>
+            </w:r>
+          </w:p>
+        </w:tc>
+        <w:tc>
+          <w:tcPr>
+            <w:tcW w:w="0" w:type="auto"/>
+            <w:hideMark/>
+          </w:tcPr>
+          <w:p>
+            <w:pPr>
+              <w:jc w:val="both"/>
+              <w:rPr>
+                <w:rFonts w:ascii="Times New Roman" w:eastAsia="Times New Roman" w:hAnsi="Times New Roman" w:cs="Times New Roman"/>
+                <w:sz w:val="24"/>
+                <w:szCs w:val="24"/>
+                <w:lang w:eastAsia="ru-RU"/>
+              </w:rPr>
+            </w:pPr>
+            <w:r>
+              <w:rPr>
+                <w:rFonts w:ascii="Times New Roman" w:hAnsi="Times New Roman" w:cs="Times New Roman"/>
+                <w:sz w:val="24"/>
+                <w:szCs w:val="24"/>
+              </w:rPr>
+              <w:t>16.03.2027</w:t>
+            </w:r>
+          </w:p>
+        </w:tc>
+        <w:tc>
+          <w:tcPr>
+            <w:tcW w:w="0" w:type="auto"/>
+            <w:hideMark/>
+          </w:tcPr>
+          <w:p>
+            <w:pPr>
+              <w:jc w:val="both"/>
+              <w:rPr>
+                <w:rFonts w:ascii="Times New Roman" w:eastAsia="Times New Roman" w:hAnsi="Times New Roman" w:cs="Times New Roman"/>
+                <w:sz w:val="24"/>
+                <w:szCs w:val="24"/>
+                <w:lang w:eastAsia="ru-RU"/>
+              </w:rPr>
+            </w:pPr>
+            <w:r>
+              <w:rPr>
+                <w:rFonts w:ascii="Times New Roman" w:hAnsi="Times New Roman" w:cs="Times New Roman"/>
+                <w:sz w:val="24"/>
+                <w:szCs w:val="24"/>
+              </w:rPr>
+              <w:t>10.04.2027</w:t>
+            </w:r>
+          </w:p>
+        </w:tc>
+      </w:tr>
+      <w:tr>
+        <w:tc>
+          <w:tcPr>
+            <w:tcW w:w="0" w:type="auto"/>
+            <w:hideMark/>
+          </w:tcPr>
+          <w:p>
+            <w:pPr>
+              <w:jc w:val="both"/>
+              <w:rPr>
+                <w:rFonts w:ascii="Times New Roman" w:eastAsia="Times New Roman" w:hAnsi="Times New Roman" w:cs="Times New Roman"/>
+                <w:sz w:val="24"/>
+                <w:szCs w:val="24"/>
+                <w:lang w:eastAsia="ru-RU"/>
+              </w:rPr>
+            </w:pPr>
+            <w:r>
+              <w:rPr>
+                <w:rFonts w:ascii="Times New Roman" w:hAnsi="Times New Roman" w:cs="Times New Roman"/>
+                <w:sz w:val="24"/>
+                <w:szCs w:val="24"/>
+              </w:rPr>
+              <w:t>10</w:t>
+            </w:r>
+          </w:p>
+        </w:tc>
+        <w:tc>
+          <w:tcPr>
+            <w:tcW w:w="0" w:type="auto"/>
+            <w:hideMark/>
+          </w:tcPr>
+          <w:p>
+            <w:pPr>
+              <w:jc w:val="both"/>
+              <w:rPr>
+                <w:rFonts w:ascii="Times New Roman" w:eastAsia="Times New Roman" w:hAnsi="Times New Roman" w:cs="Times New Roman"/>
+                <w:sz w:val="24"/>
+                <w:szCs w:val="24"/>
+                <w:lang w:eastAsia="ru-RU"/>
+              </w:rPr>
+            </w:pPr>
+            <w:r>
+              <w:rPr>
+                <w:rFonts w:ascii="Times New Roman" w:hAnsi="Times New Roman" w:cs="Times New Roman"/>
+                <w:sz w:val="24"/>
+                <w:szCs w:val="24"/>
+              </w:rPr>
+              <w:t>Подготовка материалов к защите проекта</w:t>
+            </w:r>
+          </w:p>
+        </w:tc>
+        <w:tc>
+          <w:tcPr>
+            <w:tcW w:w="0" w:type="auto"/>
+            <w:hideMark/>
+          </w:tcPr>
+          <w:p>
+            <w:pPr>
+              <w:jc w:val="both"/>
+              <w:rPr>
+                <w:rFonts w:ascii="Times New Roman" w:eastAsia="Times New Roman" w:hAnsi="Times New Roman" w:cs="Times New Roman"/>
+                <w:sz w:val="24"/>
+                <w:szCs w:val="24"/>
+                <w:lang w:eastAsia="ru-RU"/>
+              </w:rPr>
+            </w:pPr>
+            <w:r>
+              <w:rPr>
+                <w:rFonts w:ascii="Times New Roman" w:hAnsi="Times New Roman" w:cs="Times New Roman"/>
+                <w:sz w:val="24"/>
+                <w:szCs w:val="24"/>
+              </w:rPr>
+              <w:t>11.04.2027</w:t>
+            </w:r>
+          </w:p>
+        </w:tc>
+        <w:tc>
+          <w:tcPr>
+            <w:tcW w:w="0" w:type="auto"/>
+            <w:hideMark/>
+          </w:tcPr>
+          <w:p>
+            <w:pPr>
+              <w:jc w:val="both"/>
+              <w:rPr>
+                <w:rFonts w:ascii="Times New Roman" w:eastAsia="Times New Roman" w:hAnsi="Times New Roman" w:cs="Times New Roman"/>
+                <w:sz w:val="24"/>
+                <w:szCs w:val="24"/>
+                <w:lang w:eastAsia="ru-RU"/>
+              </w:rPr>
+            </w:pPr>
+            <w:r>
+              <w:rPr>
+                <w:rFonts w:ascii="Times New Roman" w:hAnsi="Times New Roman" w:cs="Times New Roman"/>
+                <w:sz w:val="24"/>
+                <w:szCs w:val="24"/>
+              </w:rPr>
+              <w:t>1</w:t>
+            </w:r>
+            <w:r>
+              <w:rPr>
+                <w:rFonts w:ascii="Times New Roman" w:hAnsi="Times New Roman" w:cs="Times New Roman"/>
+                <w:sz w:val="24"/>
+                <w:szCs w:val="24"/>
+              </w:rPr>
+              <w:t>3</w:t>
+            </w:r>
+            <w:r>
+              <w:rPr>
+                <w:rFonts w:ascii="Times New Roman" w:hAnsi="Times New Roman" w:cs="Times New Roman"/>
+                <w:sz w:val="24"/>
+                <w:szCs w:val="24"/>
+              </w:rPr>
+              <w:t>.05.2027</w:t>
+            </w:r>
+          </w:p>
+        </w:tc>
+      </w:tr>
+      <w:tr>
+        <w:tc>
+          <w:tcPr>
+            <w:tcW w:w="0" w:type="auto"/>
+          </w:tcPr>
+          <w:p>
+            <w:pPr>
+              <w:jc w:val="both"/>
+              <w:rPr>
+                <w:rFonts w:ascii="Times New Roman" w:hAnsi="Times New Roman" w:cs="Times New Roman"/>
+                <w:sz w:val="24"/>
+                <w:szCs w:val="24"/>
+              </w:rPr>
+            </w:pPr>
+            <w:r>
+              <w:rPr>
+                <w:rFonts w:ascii="Times New Roman" w:hAnsi="Times New Roman" w:cs="Times New Roman"/>
+                <w:sz w:val="24"/>
+                <w:szCs w:val="24"/>
+              </w:rPr>
+              <w:t>11</w:t>
+            </w:r>
+          </w:p>
+        </w:tc>
+        <w:tc>
+          <w:tcPr>
+            <w:tcW w:w="0" w:type="auto"/>
+          </w:tcPr>
+          <w:p>
+            <w:pPr>
+              <w:jc w:val="both"/>
+              <w:rPr>
+                <w:rFonts w:ascii="Times New Roman" w:hAnsi="Times New Roman" w:cs="Times New Roman"/>
+                <w:sz w:val="24"/>
+                <w:szCs w:val="24"/>
+              </w:rPr>
+            </w:pPr>
+            <w:r>
+              <w:rPr>
+                <w:rFonts w:ascii="Times New Roman" w:hAnsi="Times New Roman" w:cs="Times New Roman"/>
+                <w:sz w:val="24"/>
+                <w:szCs w:val="24"/>
+              </w:rPr>
+              <w:t>Демонстрация и защита проекта</w:t>
+            </w:r>
+          </w:p>
+        </w:tc>
+        <w:tc>
+          <w:tcPr>
+            <w:tcW w:w="0" w:type="auto"/>
+          </w:tcPr>
+          <w:p>
+            <w:pPr>
+              <w:jc w:val="both"/>
+              <w:rPr>
+                <w:rFonts w:ascii="Times New Roman" w:hAnsi="Times New Roman" w:cs="Times New Roman"/>
+                <w:sz w:val="24"/>
+                <w:szCs w:val="24"/>
+              </w:rPr>
+            </w:pPr>
+            <w:r>
+              <w:rPr>
+                <w:rFonts w:ascii="Times New Roman" w:hAnsi="Times New Roman" w:cs="Times New Roman"/>
+                <w:sz w:val="24"/>
+                <w:szCs w:val="24"/>
+              </w:rPr>
+              <w:t>1</w:t>
+            </w:r>
+            <w:r>
+              <w:rPr>
+                <w:rFonts w:ascii="Times New Roman" w:hAnsi="Times New Roman" w:cs="Times New Roman"/>
+                <w:sz w:val="24"/>
+                <w:szCs w:val="24"/>
+              </w:rPr>
+              <w:t>3</w:t>
+            </w:r>
+            <w:r>
+              <w:rPr>
+                <w:rFonts w:ascii="Times New Roman" w:hAnsi="Times New Roman" w:cs="Times New Roman"/>
+                <w:sz w:val="24"/>
+                <w:szCs w:val="24"/>
+              </w:rPr>
+              <w:t>.05.2027</w:t>
+            </w:r>
+          </w:p>
+        </w:tc>
+        <w:tc>
+          <w:tcPr>
+            <w:tcW w:w="0" w:type="auto"/>
+          </w:tcPr>
+          <w:p>
+            <w:pPr>
+              <w:jc w:val="both"/>
+              <w:rPr>
+                <w:rFonts w:ascii="Times New Roman" w:hAnsi="Times New Roman" w:cs="Times New Roman"/>
+                <w:sz w:val="24"/>
+                <w:szCs w:val="24"/>
+              </w:rPr>
+            </w:pPr>
+            <w:r>
+              <w:rPr>
+                <w:rFonts w:ascii="Times New Roman" w:hAnsi="Times New Roman" w:cs="Times New Roman"/>
+                <w:sz w:val="24"/>
+                <w:szCs w:val="24"/>
+              </w:rPr>
+              <w:t>14</w:t>
+            </w:r>
+            <w:r>
+              <w:rPr>
+                <w:rFonts w:ascii="Times New Roman" w:hAnsi="Times New Roman" w:cs="Times New Roman"/>
+                <w:sz w:val="24"/>
+                <w:szCs w:val="24"/>
+              </w:rPr>
+              <w:t>.05.2027</w:t>
+            </w:r>
+          </w:p>
+        </w:tc>
+      </w:tr>
+    </w:tbl>
+    <w:p>
+      <w:pPr>
+        <w:spacing w:before="160" w:line="360" w:lineRule="auto"/>
+        <w:ind w:firstLine="709"/>
+        <w:jc w:val="both"/>
+        <w:rPr>
+          <w:rFonts w:ascii="Times New Roman" w:hAnsi="Times New Roman" w:cs="Times New Roman"/>
+          <w:sz w:val="28"/>
+          <w:szCs w:val="28"/>
+        </w:rPr>
+      </w:pPr>
+      <w:r>
+        <w:rPr>
+          <w:rFonts w:ascii="Times New Roman" w:hAnsi="Times New Roman" w:cs="Times New Roman"/>
+          <w:sz w:val="28"/>
+          <w:szCs w:val="28"/>
+        </w:rPr>
+        <w:t xml:space="preserve">На рисунке 1 представлен календарный план проекта в виде диаграммы </w:t>
+      </w:r>
+      <w:proofErr w:type="spellStart"/>
+      <w:r>
+        <w:rPr>
+          <w:rFonts w:ascii="Times New Roman" w:hAnsi="Times New Roman" w:cs="Times New Roman"/>
+          <w:sz w:val="28"/>
+          <w:szCs w:val="28"/>
+        </w:rPr>
+        <w:t>Ганта</w:t>
+      </w:r>
+      <w:proofErr w:type="spellEnd"/>
+      <w:r>
+        <w:rPr>
+          <w:rFonts w:ascii="Times New Roman" w:hAnsi="Times New Roman" w:cs="Times New Roman"/>
+          <w:sz w:val="28"/>
+          <w:szCs w:val="28"/>
+        </w:rPr>
+        <w:t>.</w:t>
+      </w:r>
+    </w:p>
+    <w:p>
+      <w:pPr>
+        <w:spacing w:line="360" w:lineRule="auto"/>
+        <w:contextualSpacing/>
+        <w:jc w:val="both"/>
+        <w:rPr>
+          <w:rFonts w:ascii="Times New Roman" w:hAnsi="Times New Roman" w:cs="Times New Roman"/>
+          <w:sz w:val="28"/>
+          <w:szCs w:val="28"/>
+        </w:rPr>
+      </w:pPr>
+      <w:r>
+        <w:rPr>
+          <w:rFonts w:ascii="Times New Roman" w:hAnsi="Times New Roman" w:cs="Times New Roman"/>
+          <w:noProof/>
+          <w:sz w:val="28"/>
+          <w:szCs w:val="28"/>
+        </w:rPr>
+        <w:drawing>
+          <wp:inline distT="0" distB="0" distL="0" distR="0" wp14:anchorId="62926978" wp14:editId="25E51A21">
+            <wp:extent cx="5940425" cy="1950085"/>
+            <wp:effectExtent l="0" t="0" r="3175" b="0"/>
+            <wp:docPr id="764951722" name="Рисунок 1"/>
+            <wp:cNvGraphicFramePr>
+              <a:graphicFrameLocks xmlns:a="http://schemas.openxmlformats.org/drawingml/2006/main" noChangeAspect="1"/>
+            </wp:cNvGraphicFramePr>
+            <a:graphic xmlns:a="http://schemas.openxmlformats.org/drawingml/2006/main">
+              <a:graphicData uri="http://schemas.openxmlformats.org/drawingml/2006/picture">
+                <pic:pic xmlns:pic="http://schemas.openxmlformats.org/drawingml/2006/picture">
+                  <pic:nvPicPr>
+                    <pic:cNvPr id="764951722" name=""/>
+                    <pic:cNvPicPr/>
+                  </pic:nvPicPr>
+                  <pic:blipFill>
+                    <a:blip r:embed="rId5"/>
+                    <a:stretch>
+                      <a:fillRect/>
+                    </a:stretch>
+                  </pic:blipFill>
+                  <pic:spPr>
+                    <a:xfrm>
+                      <a:off x="0" y="0"/>
+                      <a:ext cx="5940425" cy="1950085"/>
+                    </a:xfrm>
+                    <a:prstGeom prst="rect">
+                      <a:avLst/>
+                    </a:prstGeom>
+                  </pic:spPr>
+                </pic:pic>
+              </a:graphicData>
+            </a:graphic>
+          </wp:inline>
+        </w:drawing>
+      </w:r>
+    </w:p>
+    <w:p>
+      <w:pPr>
+        <w:spacing w:line="360" w:lineRule="auto"/>
+        <w:contextualSpacing/>
+        <w:jc w:val="both"/>
+        <w:rPr>
+          <w:rFonts w:ascii="Times New Roman" w:hAnsi="Times New Roman" w:cs="Times New Roman"/>
+          <w:sz w:val="28"/>
+          <w:szCs w:val="28"/>
+        </w:rPr>
+      </w:pPr>
+      <w:r>
+        <w:rPr>
+          <w:rFonts w:ascii="Times New Roman" w:hAnsi="Times New Roman" w:cs="Times New Roman"/>
+          <w:sz w:val="28"/>
+          <w:szCs w:val="28"/>
+        </w:rPr>
+        <w:t xml:space="preserve">Рисунок 1 – Диаграмма </w:t>
+      </w:r>
+      <w:proofErr w:type="spellStart"/>
+      <w:r>
+        <w:rPr>
+          <w:rFonts w:ascii="Times New Roman" w:hAnsi="Times New Roman" w:cs="Times New Roman"/>
+          <w:sz w:val="28"/>
+          <w:szCs w:val="28"/>
+        </w:rPr>
+        <w:t>Ганта</w:t>
+      </w:r>
+      <w:proofErr w:type="spellEnd"/>
+    </w:p>
+    <w:p>
+      <w:pPr>
+        <w:pStyle w:val="a5"/>
+        <w:numPr>
+          <w:ilvl w:val="1"/>
+          <w:numId w:val="15"/>
+        </w:numPr>
+        <w:spacing w:before="480" w:after="480" w:line="240" w:lineRule="auto"/>
+        <w:ind w:left="0" w:firstLine="709"/>
+        <w:jc w:val="both"/>
+        <w:outlineLvl w:val="2"/>
+        <w:rPr>
+          <w:rFonts w:ascii="Times New Roman" w:eastAsia="Times New Roman" w:hAnsi="Times New Roman" w:cs="Times New Roman"/>
+          <w:b/>
+          <w:bCs/>
+          <w:sz w:val="27"/>
+          <w:szCs w:val="27"/>
+          <w:lang w:eastAsia="ru-RU"/>
+        </w:rPr>
+      </w:pPr>
+      <w:r>
+        <w:rPr>
+          <w:rFonts w:ascii="Times New Roman" w:eastAsia="Times New Roman" w:hAnsi="Times New Roman" w:cs="Times New Roman"/>
+          <w:sz w:val="27"/>
+          <w:szCs w:val="27"/>
+          <w:lang w:eastAsia="ru-RU"/>
+        </w:rPr>
+        <w:t>Анализ рисков</w:t>
+      </w:r>
+    </w:p>
+    <w:p>
+      <w:pPr>
+        <w:spacing w:before="100" w:beforeAutospacing="1" w:after="100" w:afterAutospacing="1" w:line="360" w:lineRule="auto"/>
+        <w:ind w:firstLine="709"/>
+        <w:contextualSpacing/>
+        <w:jc w:val="both"/>
+        <w:rPr>
+          <w:rFonts w:ascii="Times New Roman" w:eastAsia="Times New Roman" w:hAnsi="Times New Roman" w:cs="Times New Roman"/>
+          <w:sz w:val="28"/>
+          <w:szCs w:val="28"/>
+          <w:lang w:eastAsia="ru-RU"/>
+        </w:rPr>
+      </w:pPr>
+      <w:r>
+        <w:rPr>
+          <w:rFonts w:ascii="Times New Roman" w:eastAsia="Times New Roman" w:hAnsi="Times New Roman" w:cs="Times New Roman"/>
+          <w:sz w:val="28"/>
+          <w:szCs w:val="28"/>
+          <w:lang w:eastAsia="ru-RU"/>
+        </w:rPr>
+        <w:t xml:space="preserve">Для выявления и оценки рисков проекта «Разработка информационной системы адаптивного обучения начинающих водителей» был проведён </w:t>
+      </w:r>
+      <w:r>
+        <w:rPr>
+          <w:rFonts w:ascii="Times New Roman" w:eastAsia="Times New Roman" w:hAnsi="Times New Roman" w:cs="Times New Roman"/>
+          <w:sz w:val="28"/>
+          <w:szCs w:val="28"/>
+          <w:lang w:eastAsia="ru-RU"/>
+        </w:rPr>
+        <w:lastRenderedPageBreak/>
+        <w:t xml:space="preserve">качественный анализ. Оценка рисков осуществлялась по двум параметрам: вероятность возникновения риска (В) и влияние на проект (П) по пятибалльной шкале, где 1 </w:t>
+      </w:r>
+      <w:r>
+        <w:rPr>
+          <w:rFonts w:ascii="Times New Roman" w:eastAsia="Times New Roman" w:hAnsi="Times New Roman" w:cs="Times New Roman"/>
+          <w:sz w:val="28"/>
+          <w:szCs w:val="28"/>
+          <w:lang w:eastAsia="ru-RU"/>
+        </w:rPr>
+        <w:t>–</w:t>
+      </w:r>
+      <w:r>
+        <w:rPr>
+          <w:rFonts w:ascii="Times New Roman" w:eastAsia="Times New Roman" w:hAnsi="Times New Roman" w:cs="Times New Roman"/>
+          <w:sz w:val="28"/>
+          <w:szCs w:val="28"/>
+          <w:lang w:eastAsia="ru-RU"/>
+        </w:rPr>
+        <w:t xml:space="preserve"> минимальное значение, 5 </w:t>
+      </w:r>
+      <w:r>
+        <w:rPr>
+          <w:rFonts w:ascii="Times New Roman" w:eastAsia="Times New Roman" w:hAnsi="Times New Roman" w:cs="Times New Roman"/>
+          <w:sz w:val="28"/>
+          <w:szCs w:val="28"/>
+          <w:lang w:eastAsia="ru-RU"/>
+        </w:rPr>
+        <w:t>–</w:t>
+      </w:r>
+      <w:r>
+        <w:rPr>
+          <w:rFonts w:ascii="Times New Roman" w:eastAsia="Times New Roman" w:hAnsi="Times New Roman" w:cs="Times New Roman"/>
+          <w:sz w:val="28"/>
+          <w:szCs w:val="28"/>
+          <w:lang w:eastAsia="ru-RU"/>
+        </w:rPr>
+        <w:t xml:space="preserve"> максимальное.</w:t>
+      </w:r>
+    </w:p>
+    <w:p>
+      <w:pPr>
+        <w:spacing w:before="100" w:beforeAutospacing="1" w:after="100" w:afterAutospacing="1" w:line="360" w:lineRule="auto"/>
+        <w:ind w:firstLine="709"/>
+        <w:contextualSpacing/>
+        <w:jc w:val="both"/>
+        <w:rPr>
+          <w:rFonts w:ascii="Times New Roman" w:eastAsia="Times New Roman" w:hAnsi="Times New Roman" w:cs="Times New Roman"/>
+          <w:sz w:val="28"/>
+          <w:szCs w:val="28"/>
+          <w:lang w:eastAsia="ru-RU"/>
+        </w:rPr>
+      </w:pPr>
+      <w:r>
+        <w:rPr>
+          <w:rFonts w:ascii="Times New Roman" w:eastAsia="Times New Roman" w:hAnsi="Times New Roman" w:cs="Times New Roman"/>
+          <w:sz w:val="28"/>
+          <w:szCs w:val="28"/>
+          <w:lang w:eastAsia="ru-RU"/>
+        </w:rPr>
+        <w:t>Коэффициент риска (Кр) рассчитывался по формуле:</w:t>
+      </w:r>
+      <w:r>
+        <w:rPr>
+          <w:rFonts w:ascii="Times New Roman" w:eastAsia="Times New Roman" w:hAnsi="Times New Roman" w:cs="Times New Roman"/>
+          <w:sz w:val="28"/>
+          <w:szCs w:val="28"/>
+          <w:lang w:eastAsia="ru-RU"/>
+        </w:rPr>
+        <w:t xml:space="preserve"> </w:t>
+      </w:r>
+      <w:r>
+        <w:rPr>
+          <w:rFonts w:ascii="Times New Roman" w:eastAsia="Times New Roman" w:hAnsi="Times New Roman" w:cs="Times New Roman"/>
+          <w:sz w:val="28"/>
+          <w:szCs w:val="28"/>
+          <w:lang w:eastAsia="ru-RU"/>
+        </w:rPr>
+        <w:t>Кр = В × П</w:t>
+      </w:r>
+      <w:r>
+        <w:rPr>
+          <w:rFonts w:ascii="Times New Roman" w:eastAsia="Times New Roman" w:hAnsi="Times New Roman" w:cs="Times New Roman"/>
+          <w:sz w:val="28"/>
+          <w:szCs w:val="28"/>
+          <w:lang w:eastAsia="ru-RU"/>
+        </w:rPr>
+        <w:t>.</w:t>
+      </w:r>
+    </w:p>
+    <w:p>
+      <w:pPr>
+        <w:spacing w:before="100" w:beforeAutospacing="1" w:after="100" w:afterAutospacing="1" w:line="360" w:lineRule="auto"/>
+        <w:ind w:firstLine="709"/>
+        <w:contextualSpacing/>
+        <w:jc w:val="both"/>
+        <w:rPr>
+          <w:rFonts w:ascii="Times New Roman" w:eastAsia="Times New Roman" w:hAnsi="Times New Roman" w:cs="Times New Roman"/>
+          <w:sz w:val="28"/>
+          <w:szCs w:val="28"/>
+          <w:lang w:eastAsia="ru-RU"/>
+        </w:rPr>
+      </w:pPr>
+      <w:r>
+        <w:rPr>
+          <w:rFonts w:ascii="Times New Roman" w:eastAsia="Times New Roman" w:hAnsi="Times New Roman" w:cs="Times New Roman"/>
+          <w:sz w:val="28"/>
+          <w:szCs w:val="28"/>
+          <w:lang w:eastAsia="ru-RU"/>
+        </w:rPr>
+        <w:t>По полученному значению определялся уровень риска:</w:t>
+      </w:r>
+    </w:p>
+    <w:p>
+      <w:pPr>
+        <w:numPr>
+          <w:ilvl w:val="0"/>
+          <w:numId w:val="12"/>
+        </w:numPr>
+        <w:spacing w:before="100" w:beforeAutospacing="1" w:after="100" w:afterAutospacing="1" w:line="360" w:lineRule="auto"/>
+        <w:ind w:left="0" w:firstLine="709"/>
+        <w:contextualSpacing/>
+        <w:jc w:val="both"/>
+        <w:rPr>
+          <w:rFonts w:ascii="Times New Roman" w:eastAsia="Times New Roman" w:hAnsi="Times New Roman" w:cs="Times New Roman"/>
+          <w:sz w:val="28"/>
+          <w:szCs w:val="28"/>
+          <w:lang w:eastAsia="ru-RU"/>
+        </w:rPr>
+      </w:pPr>
+      <w:r>
+        <w:rPr>
+          <w:rFonts w:ascii="Times New Roman" w:eastAsia="Times New Roman" w:hAnsi="Times New Roman" w:cs="Times New Roman"/>
+          <w:sz w:val="28"/>
+          <w:szCs w:val="28"/>
+          <w:lang w:eastAsia="ru-RU"/>
+        </w:rPr>
+        <w:t xml:space="preserve">1–5 баллов </w:t>
+      </w:r>
+      <w:r>
+        <w:rPr>
+          <w:rFonts w:ascii="Times New Roman" w:eastAsia="Times New Roman" w:hAnsi="Times New Roman" w:cs="Times New Roman"/>
+          <w:sz w:val="28"/>
+          <w:szCs w:val="28"/>
+          <w:lang w:eastAsia="ru-RU"/>
+        </w:rPr>
+        <w:t>–</w:t>
+      </w:r>
+      <w:r>
+        <w:rPr>
+          <w:rFonts w:ascii="Times New Roman" w:eastAsia="Times New Roman" w:hAnsi="Times New Roman" w:cs="Times New Roman"/>
+          <w:sz w:val="28"/>
+          <w:szCs w:val="28"/>
+          <w:lang w:eastAsia="ru-RU"/>
+        </w:rPr>
+        <w:t xml:space="preserve"> низкий риск: принятие риска и наблюдение;</w:t>
+      </w:r>
+    </w:p>
+    <w:p>
+      <w:pPr>
+        <w:numPr>
+          <w:ilvl w:val="0"/>
+          <w:numId w:val="12"/>
+        </w:numPr>
+        <w:spacing w:before="100" w:beforeAutospacing="1" w:after="100" w:afterAutospacing="1" w:line="360" w:lineRule="auto"/>
+        <w:ind w:left="0" w:firstLine="709"/>
+        <w:contextualSpacing/>
+        <w:jc w:val="both"/>
+        <w:rPr>
+          <w:rFonts w:ascii="Times New Roman" w:eastAsia="Times New Roman" w:hAnsi="Times New Roman" w:cs="Times New Roman"/>
+          <w:sz w:val="28"/>
+          <w:szCs w:val="28"/>
+          <w:lang w:eastAsia="ru-RU"/>
+        </w:rPr>
+      </w:pPr>
+      <w:r>
+        <w:rPr>
+          <w:rFonts w:ascii="Times New Roman" w:eastAsia="Times New Roman" w:hAnsi="Times New Roman" w:cs="Times New Roman"/>
+          <w:sz w:val="28"/>
+          <w:szCs w:val="28"/>
+          <w:lang w:eastAsia="ru-RU"/>
+        </w:rPr>
+        <w:t xml:space="preserve">6–15 баллов </w:t>
+      </w:r>
+      <w:r>
+        <w:rPr>
+          <w:rFonts w:ascii="Times New Roman" w:eastAsia="Times New Roman" w:hAnsi="Times New Roman" w:cs="Times New Roman"/>
+          <w:sz w:val="28"/>
+          <w:szCs w:val="28"/>
+          <w:lang w:eastAsia="ru-RU"/>
+        </w:rPr>
+        <w:t>–</w:t>
+      </w:r>
+      <w:r>
+        <w:rPr>
+          <w:rFonts w:ascii="Times New Roman" w:eastAsia="Times New Roman" w:hAnsi="Times New Roman" w:cs="Times New Roman"/>
+          <w:sz w:val="28"/>
+          <w:szCs w:val="28"/>
+          <w:lang w:eastAsia="ru-RU"/>
+        </w:rPr>
+        <w:t xml:space="preserve"> средний риск: мониторинг и снижение;</w:t>
+      </w:r>
+    </w:p>
+    <w:p>
+      <w:pPr>
+        <w:numPr>
+          <w:ilvl w:val="0"/>
+          <w:numId w:val="12"/>
+        </w:numPr>
+        <w:spacing w:before="100" w:beforeAutospacing="1" w:after="100" w:afterAutospacing="1" w:line="360" w:lineRule="auto"/>
+        <w:ind w:left="0" w:firstLine="709"/>
+        <w:contextualSpacing/>
+        <w:jc w:val="both"/>
+        <w:rPr>
+          <w:rFonts w:ascii="Times New Roman" w:eastAsia="Times New Roman" w:hAnsi="Times New Roman" w:cs="Times New Roman"/>
+          <w:sz w:val="28"/>
+          <w:szCs w:val="28"/>
+          <w:lang w:eastAsia="ru-RU"/>
+        </w:rPr>
+      </w:pPr>
+      <w:r>
+        <w:rPr>
+          <w:rFonts w:ascii="Times New Roman" w:eastAsia="Times New Roman" w:hAnsi="Times New Roman" w:cs="Times New Roman"/>
+          <w:sz w:val="28"/>
+          <w:szCs w:val="28"/>
+          <w:lang w:eastAsia="ru-RU"/>
+        </w:rPr>
+        <w:t xml:space="preserve">16–25 баллов </w:t>
+      </w:r>
+      <w:r>
+        <w:rPr>
+          <w:rFonts w:ascii="Times New Roman" w:eastAsia="Times New Roman" w:hAnsi="Times New Roman" w:cs="Times New Roman"/>
+          <w:sz w:val="28"/>
+          <w:szCs w:val="28"/>
+          <w:lang w:eastAsia="ru-RU"/>
+        </w:rPr>
+        <w:t>–</w:t>
+      </w:r>
+      <w:r>
+        <w:rPr>
+          <w:rFonts w:ascii="Times New Roman" w:eastAsia="Times New Roman" w:hAnsi="Times New Roman" w:cs="Times New Roman"/>
+          <w:sz w:val="28"/>
+          <w:szCs w:val="28"/>
+          <w:lang w:eastAsia="ru-RU"/>
+        </w:rPr>
+        <w:t xml:space="preserve"> высокий риск: активное снижение или устранение.</w:t>
+      </w:r>
+    </w:p>
+    <w:p>
+      <w:pPr>
+        <w:spacing w:before="100" w:beforeAutospacing="1" w:after="100" w:afterAutospacing="1" w:line="360" w:lineRule="auto"/>
+        <w:jc w:val="both"/>
+        <w:rPr>
+          <w:rFonts w:ascii="Times New Roman" w:eastAsia="Times New Roman" w:hAnsi="Times New Roman" w:cs="Times New Roman"/>
+          <w:sz w:val="28"/>
+          <w:szCs w:val="28"/>
+          <w:lang w:eastAsia="ru-RU"/>
+        </w:rPr>
+      </w:pPr>
+      <w:r>
+        <w:rPr>
+          <w:rFonts w:ascii="Times New Roman" w:eastAsia="Times New Roman" w:hAnsi="Times New Roman" w:cs="Times New Roman"/>
+          <w:sz w:val="28"/>
+          <w:szCs w:val="28"/>
+          <w:lang w:eastAsia="ru-RU"/>
+        </w:rPr>
+        <w:t xml:space="preserve">Таблица 3 </w:t>
+      </w:r>
+      <w:r>
+        <w:rPr>
+          <w:rFonts w:ascii="Times New Roman" w:eastAsia="Times New Roman" w:hAnsi="Times New Roman" w:cs="Times New Roman"/>
+          <w:sz w:val="28"/>
+          <w:szCs w:val="28"/>
+          <w:lang w:eastAsia="ru-RU"/>
+        </w:rPr>
+        <w:t>–</w:t>
+      </w:r>
+      <w:r>
+        <w:rPr>
+          <w:rFonts w:ascii="Times New Roman" w:eastAsia="Times New Roman" w:hAnsi="Times New Roman" w:cs="Times New Roman"/>
+          <w:sz w:val="28"/>
+          <w:szCs w:val="28"/>
+          <w:lang w:eastAsia="ru-RU"/>
+        </w:rPr>
+        <w:t xml:space="preserve"> Качественный анализ рисков проекта</w:t>
+      </w:r>
+    </w:p>
+    <w:tbl>
+      <w:tblPr>
+        <w:tblStyle w:val="a7"/>
+        <w:tblW w:w="0" w:type="auto"/>
+        <w:tblLayout w:type="fixed"/>
+        <w:tblLook w:val="04A0" w:firstRow="1" w:lastRow="0" w:firstColumn="1" w:lastColumn="0" w:noHBand="0" w:noVBand="1"/>
+      </w:tblPr>
+      <w:tblGrid>
+        <w:gridCol w:w="2830"/>
+        <w:gridCol w:w="1408"/>
+        <w:gridCol w:w="959"/>
+        <w:gridCol w:w="1073"/>
+        <w:gridCol w:w="1370"/>
+        <w:gridCol w:w="1270"/>
+      </w:tblGrid>
+      <w:tr>
+        <w:tc>
+          <w:tcPr>
+            <w:tcW w:w="2830" w:type="dxa"/>
+            <w:hideMark/>
+          </w:tcPr>
+          <w:p>
+            <w:pPr>
+              <w:spacing w:line="360" w:lineRule="auto"/>
+              <w:jc w:val="both"/>
+              <w:rPr>
+                <w:rFonts w:ascii="Times New Roman" w:eastAsia="Times New Roman" w:hAnsi="Times New Roman" w:cs="Times New Roman"/>
+                <w:sz w:val="24"/>
+                <w:szCs w:val="24"/>
+                <w:lang w:eastAsia="ru-RU"/>
+              </w:rPr>
+            </w:pPr>
+            <w:r>
+              <w:rPr>
+                <w:rFonts w:ascii="Times New Roman" w:eastAsia="Times New Roman" w:hAnsi="Times New Roman" w:cs="Times New Roman"/>
+                <w:sz w:val="24"/>
+                <w:szCs w:val="24"/>
+                <w:lang w:eastAsia="ru-RU"/>
+              </w:rPr>
+              <w:t>Описание риска</w:t>
+            </w:r>
+          </w:p>
+        </w:tc>
+        <w:tc>
+          <w:tcPr>
+            <w:tcW w:w="1408" w:type="dxa"/>
+            <w:hideMark/>
+          </w:tcPr>
+          <w:p>
+            <w:pPr>
+              <w:spacing w:line="360" w:lineRule="auto"/>
+              <w:jc w:val="both"/>
+              <w:rPr>
+                <w:rFonts w:ascii="Times New Roman" w:eastAsia="Times New Roman" w:hAnsi="Times New Roman" w:cs="Times New Roman"/>
+                <w:sz w:val="24"/>
+                <w:szCs w:val="24"/>
+                <w:lang w:eastAsia="ru-RU"/>
+              </w:rPr>
+            </w:pPr>
+            <w:r>
+              <w:rPr>
+                <w:rFonts w:ascii="Times New Roman" w:eastAsia="Times New Roman" w:hAnsi="Times New Roman" w:cs="Times New Roman"/>
+                <w:sz w:val="24"/>
+                <w:szCs w:val="24"/>
+                <w:lang w:eastAsia="ru-RU"/>
+              </w:rPr>
+              <w:t>Категория</w:t>
+            </w:r>
+          </w:p>
+        </w:tc>
+        <w:tc>
+          <w:tcPr>
+            <w:tcW w:w="959" w:type="dxa"/>
+            <w:hideMark/>
+          </w:tcPr>
+          <w:p>
+            <w:pPr>
+              <w:spacing w:line="360" w:lineRule="auto"/>
+              <w:jc w:val="both"/>
+              <w:rPr>
+                <w:rFonts w:ascii="Times New Roman" w:eastAsia="Times New Roman" w:hAnsi="Times New Roman" w:cs="Times New Roman"/>
+                <w:sz w:val="24"/>
+                <w:szCs w:val="24"/>
+                <w:lang w:eastAsia="ru-RU"/>
+              </w:rPr>
+            </w:pPr>
+            <w:r>
+              <w:rPr>
+                <w:rFonts w:ascii="Times New Roman" w:eastAsia="Times New Roman" w:hAnsi="Times New Roman" w:cs="Times New Roman"/>
+                <w:sz w:val="24"/>
+                <w:szCs w:val="24"/>
+                <w:lang w:eastAsia="ru-RU"/>
+              </w:rPr>
+              <w:t>Вероятность (В)</w:t>
+            </w:r>
+          </w:p>
+        </w:tc>
+        <w:tc>
+          <w:tcPr>
+            <w:tcW w:w="1073" w:type="dxa"/>
+            <w:hideMark/>
+          </w:tcPr>
+          <w:p>
+            <w:pPr>
+              <w:spacing w:line="360" w:lineRule="auto"/>
+              <w:jc w:val="both"/>
+              <w:rPr>
+                <w:rFonts w:ascii="Times New Roman" w:eastAsia="Times New Roman" w:hAnsi="Times New Roman" w:cs="Times New Roman"/>
+                <w:sz w:val="24"/>
+                <w:szCs w:val="24"/>
+                <w:lang w:eastAsia="ru-RU"/>
+              </w:rPr>
+            </w:pPr>
+            <w:r>
+              <w:rPr>
+                <w:rFonts w:ascii="Times New Roman" w:eastAsia="Times New Roman" w:hAnsi="Times New Roman" w:cs="Times New Roman"/>
+                <w:sz w:val="24"/>
+                <w:szCs w:val="24"/>
+                <w:lang w:eastAsia="ru-RU"/>
+              </w:rPr>
+              <w:t>Влияние (П)</w:t>
+            </w:r>
+          </w:p>
+        </w:tc>
+        <w:tc>
+          <w:tcPr>
+            <w:tcW w:w="1370" w:type="dxa"/>
+            <w:hideMark/>
+          </w:tcPr>
+          <w:p>
+            <w:pPr>
+              <w:spacing w:line="360" w:lineRule="auto"/>
+              <w:jc w:val="both"/>
+              <w:rPr>
+                <w:rFonts w:ascii="Times New Roman" w:eastAsia="Times New Roman" w:hAnsi="Times New Roman" w:cs="Times New Roman"/>
+                <w:sz w:val="24"/>
+                <w:szCs w:val="24"/>
+                <w:lang w:eastAsia="ru-RU"/>
+              </w:rPr>
+            </w:pPr>
+            <w:r>
+              <w:rPr>
+                <w:rFonts w:ascii="Times New Roman" w:eastAsia="Times New Roman" w:hAnsi="Times New Roman" w:cs="Times New Roman"/>
+                <w:sz w:val="24"/>
+                <w:szCs w:val="24"/>
+                <w:lang w:eastAsia="ru-RU"/>
+              </w:rPr>
+              <w:t>Коэффициент риска (Кр)</w:t>
+            </w:r>
+          </w:p>
+        </w:tc>
+        <w:tc>
+          <w:tcPr>
+            <w:tcW w:w="1270" w:type="dxa"/>
+            <w:hideMark/>
+          </w:tcPr>
+          <w:p>
+            <w:pPr>
+              <w:spacing w:line="360" w:lineRule="auto"/>
+              <w:jc w:val="both"/>
+              <w:rPr>
+                <w:rFonts w:ascii="Times New Roman" w:eastAsia="Times New Roman" w:hAnsi="Times New Roman" w:cs="Times New Roman"/>
+                <w:sz w:val="24"/>
+                <w:szCs w:val="24"/>
+                <w:lang w:eastAsia="ru-RU"/>
+              </w:rPr>
+            </w:pPr>
+            <w:r>
+              <w:rPr>
+                <w:rFonts w:ascii="Times New Roman" w:eastAsia="Times New Roman" w:hAnsi="Times New Roman" w:cs="Times New Roman"/>
+                <w:sz w:val="24"/>
+                <w:szCs w:val="24"/>
+                <w:lang w:eastAsia="ru-RU"/>
+              </w:rPr>
+              <w:t>Уровень риска</w:t>
+            </w:r>
+          </w:p>
+        </w:tc>
+      </w:tr>
+      <w:tr>
+        <w:tc>
+          <w:tcPr>
+            <w:tcW w:w="2830" w:type="dxa"/>
+            <w:hideMark/>
+          </w:tcPr>
+          <w:p>
+            <w:pPr>
+              <w:spacing w:line="360" w:lineRule="auto"/>
+              <w:jc w:val="both"/>
+              <w:rPr>
+                <w:rFonts w:ascii="Times New Roman" w:eastAsia="Times New Roman" w:hAnsi="Times New Roman" w:cs="Times New Roman"/>
+                <w:sz w:val="24"/>
+                <w:szCs w:val="24"/>
+                <w:lang w:eastAsia="ru-RU"/>
+              </w:rPr>
+            </w:pPr>
+            <w:r>
+              <w:rPr>
+                <w:rFonts w:ascii="Times New Roman" w:eastAsia="Times New Roman" w:hAnsi="Times New Roman" w:cs="Times New Roman"/>
+                <w:sz w:val="24"/>
+                <w:szCs w:val="24"/>
+                <w:lang w:eastAsia="ru-RU"/>
+              </w:rPr>
+              <w:t>Срыв сроков разработки из-за учебной нагрузки и ограниченного времени</w:t>
+            </w:r>
+          </w:p>
+        </w:tc>
+        <w:tc>
+          <w:tcPr>
+            <w:tcW w:w="1408" w:type="dxa"/>
+            <w:hideMark/>
+          </w:tcPr>
+          <w:p>
+            <w:pPr>
+              <w:spacing w:line="360" w:lineRule="auto"/>
+              <w:jc w:val="both"/>
+              <w:rPr>
+                <w:rFonts w:ascii="Times New Roman" w:eastAsia="Times New Roman" w:hAnsi="Times New Roman" w:cs="Times New Roman"/>
+                <w:sz w:val="24"/>
+                <w:szCs w:val="24"/>
+                <w:lang w:eastAsia="ru-RU"/>
+              </w:rPr>
+            </w:pPr>
+            <w:r>
+              <w:rPr>
+                <w:rFonts w:ascii="Times New Roman" w:eastAsia="Times New Roman" w:hAnsi="Times New Roman" w:cs="Times New Roman"/>
+                <w:sz w:val="24"/>
+                <w:szCs w:val="24"/>
+                <w:lang w:eastAsia="ru-RU"/>
+              </w:rPr>
+              <w:t>Организационный</w:t>
+            </w:r>
+          </w:p>
+        </w:tc>
+        <w:tc>
+          <w:tcPr>
+            <w:tcW w:w="959" w:type="dxa"/>
+            <w:hideMark/>
+          </w:tcPr>
+          <w:p>
+            <w:pPr>
+              <w:spacing w:line="360" w:lineRule="auto"/>
+              <w:jc w:val="both"/>
+              <w:rPr>
+                <w:rFonts w:ascii="Times New Roman" w:eastAsia="Times New Roman" w:hAnsi="Times New Roman" w:cs="Times New Roman"/>
+                <w:sz w:val="24"/>
+                <w:szCs w:val="24"/>
+                <w:lang w:eastAsia="ru-RU"/>
+              </w:rPr>
+            </w:pPr>
+            <w:r>
+              <w:rPr>
+                <w:rFonts w:ascii="Times New Roman" w:eastAsia="Times New Roman" w:hAnsi="Times New Roman" w:cs="Times New Roman"/>
+                <w:sz w:val="24"/>
+                <w:szCs w:val="24"/>
+                <w:lang w:eastAsia="ru-RU"/>
+              </w:rPr>
+              <w:t>4</w:t>
+            </w:r>
+          </w:p>
+        </w:tc>
+        <w:tc>
+          <w:tcPr>
+            <w:tcW w:w="1073" w:type="dxa"/>
+            <w:hideMark/>
+          </w:tcPr>
+          <w:p>
+            <w:pPr>
+              <w:spacing w:line="360" w:lineRule="auto"/>
+              <w:jc w:val="both"/>
+              <w:rPr>
+                <w:rFonts w:ascii="Times New Roman" w:eastAsia="Times New Roman" w:hAnsi="Times New Roman" w:cs="Times New Roman"/>
+                <w:sz w:val="24"/>
+                <w:szCs w:val="24"/>
+                <w:lang w:eastAsia="ru-RU"/>
+              </w:rPr>
+            </w:pPr>
+            <w:r>
+              <w:rPr>
+                <w:rFonts w:ascii="Times New Roman" w:eastAsia="Times New Roman" w:hAnsi="Times New Roman" w:cs="Times New Roman"/>
+                <w:sz w:val="24"/>
+                <w:szCs w:val="24"/>
+                <w:lang w:eastAsia="ru-RU"/>
+              </w:rPr>
+              <w:t>5</w:t>
+            </w:r>
+          </w:p>
+        </w:tc>
+        <w:tc>
+          <w:tcPr>
+            <w:tcW w:w="1370" w:type="dxa"/>
+            <w:hideMark/>
+          </w:tcPr>
+          <w:p>
+            <w:pPr>
+              <w:spacing w:line="360" w:lineRule="auto"/>
+              <w:jc w:val="both"/>
+              <w:rPr>
+                <w:rFonts w:ascii="Times New Roman" w:eastAsia="Times New Roman" w:hAnsi="Times New Roman" w:cs="Times New Roman"/>
+                <w:sz w:val="24"/>
+                <w:szCs w:val="24"/>
+                <w:lang w:eastAsia="ru-RU"/>
+              </w:rPr>
+            </w:pPr>
+            <w:r>
+              <w:rPr>
+                <w:rFonts w:ascii="Times New Roman" w:eastAsia="Times New Roman" w:hAnsi="Times New Roman" w:cs="Times New Roman"/>
+                <w:sz w:val="24"/>
+                <w:szCs w:val="24"/>
+                <w:lang w:eastAsia="ru-RU"/>
+              </w:rPr>
+              <w:t>20</w:t>
+            </w:r>
+          </w:p>
+        </w:tc>
+        <w:tc>
+          <w:tcPr>
+            <w:tcW w:w="1270" w:type="dxa"/>
+            <w:hideMark/>
+          </w:tcPr>
+          <w:p>
+            <w:pPr>
+              <w:spacing w:line="360" w:lineRule="auto"/>
+              <w:jc w:val="both"/>
+              <w:rPr>
+                <w:rFonts w:ascii="Times New Roman" w:eastAsia="Times New Roman" w:hAnsi="Times New Roman" w:cs="Times New Roman"/>
+                <w:sz w:val="24"/>
+                <w:szCs w:val="24"/>
+                <w:lang w:eastAsia="ru-RU"/>
+              </w:rPr>
+            </w:pPr>
+            <w:r>
+              <w:rPr>
+                <w:rFonts w:ascii="Times New Roman" w:eastAsia="Times New Roman" w:hAnsi="Times New Roman" w:cs="Times New Roman"/>
+                <w:sz w:val="24"/>
+                <w:szCs w:val="24"/>
+                <w:lang w:eastAsia="ru-RU"/>
+              </w:rPr>
+              <w:t>Высокий</w:t>
+            </w:r>
+          </w:p>
+        </w:tc>
+      </w:tr>
+      <w:tr>
+        <w:tc>
+          <w:tcPr>
+            <w:tcW w:w="2830" w:type="dxa"/>
+            <w:hideMark/>
+          </w:tcPr>
+          <w:p>
+            <w:pPr>
+              <w:spacing w:line="360" w:lineRule="auto"/>
+              <w:jc w:val="both"/>
+              <w:rPr>
+                <w:rFonts w:ascii="Times New Roman" w:eastAsia="Times New Roman" w:hAnsi="Times New Roman" w:cs="Times New Roman"/>
+                <w:sz w:val="24"/>
+                <w:szCs w:val="24"/>
+                <w:lang w:eastAsia="ru-RU"/>
+              </w:rPr>
+            </w:pPr>
+            <w:r>
+              <w:rPr>
+                <w:rFonts w:ascii="Times New Roman" w:eastAsia="Times New Roman" w:hAnsi="Times New Roman" w:cs="Times New Roman"/>
+                <w:sz w:val="24"/>
+                <w:szCs w:val="24"/>
+                <w:lang w:eastAsia="ru-RU"/>
+              </w:rPr>
+              <w:t>Изменение требований заказчика в процессе разработки</w:t>
+            </w:r>
+          </w:p>
+        </w:tc>
+        <w:tc>
+          <w:tcPr>
+            <w:tcW w:w="1408" w:type="dxa"/>
+            <w:hideMark/>
+          </w:tcPr>
+          <w:p>
+            <w:pPr>
+              <w:spacing w:line="360" w:lineRule="auto"/>
+              <w:jc w:val="both"/>
+              <w:rPr>
+                <w:rFonts w:ascii="Times New Roman" w:eastAsia="Times New Roman" w:hAnsi="Times New Roman" w:cs="Times New Roman"/>
+                <w:sz w:val="24"/>
+                <w:szCs w:val="24"/>
+                <w:lang w:eastAsia="ru-RU"/>
+              </w:rPr>
+            </w:pPr>
+            <w:r>
+              <w:rPr>
+                <w:rFonts w:ascii="Times New Roman" w:eastAsia="Times New Roman" w:hAnsi="Times New Roman" w:cs="Times New Roman"/>
+                <w:sz w:val="24"/>
+                <w:szCs w:val="24"/>
+                <w:lang w:eastAsia="ru-RU"/>
+              </w:rPr>
+              <w:t>Организационный</w:t>
+            </w:r>
+          </w:p>
+        </w:tc>
+        <w:tc>
+          <w:tcPr>
+            <w:tcW w:w="959" w:type="dxa"/>
+            <w:hideMark/>
+          </w:tcPr>
+          <w:p>
+            <w:pPr>
+              <w:spacing w:line="360" w:lineRule="auto"/>
+              <w:jc w:val="both"/>
+              <w:rPr>
+                <w:rFonts w:ascii="Times New Roman" w:eastAsia="Times New Roman" w:hAnsi="Times New Roman" w:cs="Times New Roman"/>
+                <w:sz w:val="24"/>
+                <w:szCs w:val="24"/>
+                <w:lang w:eastAsia="ru-RU"/>
+              </w:rPr>
+            </w:pPr>
+            <w:r>
+              <w:rPr>
+                <w:rFonts w:ascii="Times New Roman" w:eastAsia="Times New Roman" w:hAnsi="Times New Roman" w:cs="Times New Roman"/>
+                <w:sz w:val="24"/>
+                <w:szCs w:val="24"/>
+                <w:lang w:eastAsia="ru-RU"/>
+              </w:rPr>
+              <w:t>3</w:t>
+            </w:r>
+          </w:p>
+        </w:tc>
+        <w:tc>
+          <w:tcPr>
+            <w:tcW w:w="1073" w:type="dxa"/>
+            <w:hideMark/>
+          </w:tcPr>
+          <w:p>
+            <w:pPr>
+              <w:spacing w:line="360" w:lineRule="auto"/>
+              <w:jc w:val="both"/>
+              <w:rPr>
+                <w:rFonts w:ascii="Times New Roman" w:eastAsia="Times New Roman" w:hAnsi="Times New Roman" w:cs="Times New Roman"/>
+                <w:sz w:val="24"/>
+                <w:szCs w:val="24"/>
+                <w:lang w:eastAsia="ru-RU"/>
+              </w:rPr>
+            </w:pPr>
+            <w:r>
+              <w:rPr>
+                <w:rFonts w:ascii="Times New Roman" w:eastAsia="Times New Roman" w:hAnsi="Times New Roman" w:cs="Times New Roman"/>
+                <w:sz w:val="24"/>
+                <w:szCs w:val="24"/>
+                <w:lang w:eastAsia="ru-RU"/>
+              </w:rPr>
+              <w:t>4</w:t>
+            </w:r>
+          </w:p>
+        </w:tc>
+        <w:tc>
+          <w:tcPr>
+            <w:tcW w:w="1370" w:type="dxa"/>
+            <w:hideMark/>
+          </w:tcPr>
+          <w:p>
+            <w:pPr>
+              <w:spacing w:line="360" w:lineRule="auto"/>
+              <w:jc w:val="both"/>
+              <w:rPr>
+                <w:rFonts w:ascii="Times New Roman" w:eastAsia="Times New Roman" w:hAnsi="Times New Roman" w:cs="Times New Roman"/>
+                <w:sz w:val="24"/>
+                <w:szCs w:val="24"/>
+                <w:lang w:eastAsia="ru-RU"/>
+              </w:rPr>
+            </w:pPr>
+            <w:r>
+              <w:rPr>
+                <w:rFonts w:ascii="Times New Roman" w:eastAsia="Times New Roman" w:hAnsi="Times New Roman" w:cs="Times New Roman"/>
+                <w:sz w:val="24"/>
+                <w:szCs w:val="24"/>
+                <w:lang w:eastAsia="ru-RU"/>
+              </w:rPr>
+              <w:t>12</w:t>
+            </w:r>
+          </w:p>
+        </w:tc>
+        <w:tc>
+          <w:tcPr>
+            <w:tcW w:w="1270" w:type="dxa"/>
+            <w:hideMark/>
+          </w:tcPr>
+          <w:p>
+            <w:pPr>
+              <w:spacing w:line="360" w:lineRule="auto"/>
+              <w:jc w:val="both"/>
+              <w:rPr>
+                <w:rFonts w:ascii="Times New Roman" w:eastAsia="Times New Roman" w:hAnsi="Times New Roman" w:cs="Times New Roman"/>
+                <w:sz w:val="24"/>
+                <w:szCs w:val="24"/>
+                <w:lang w:eastAsia="ru-RU"/>
+              </w:rPr>
+            </w:pPr>
+            <w:r>
+              <w:rPr>
+                <w:rFonts w:ascii="Times New Roman" w:eastAsia="Times New Roman" w:hAnsi="Times New Roman" w:cs="Times New Roman"/>
+                <w:sz w:val="24"/>
+                <w:szCs w:val="24"/>
+                <w:lang w:eastAsia="ru-RU"/>
+              </w:rPr>
+              <w:t>Средний</w:t>
+            </w:r>
+          </w:p>
+        </w:tc>
+      </w:tr>
+      <w:tr>
+        <w:tc>
+          <w:tcPr>
+            <w:tcW w:w="2830" w:type="dxa"/>
+            <w:hideMark/>
+          </w:tcPr>
+          <w:p>
+            <w:pPr>
+              <w:spacing w:line="360" w:lineRule="auto"/>
+              <w:jc w:val="both"/>
+              <w:rPr>
+                <w:rFonts w:ascii="Times New Roman" w:eastAsia="Times New Roman" w:hAnsi="Times New Roman" w:cs="Times New Roman"/>
+                <w:sz w:val="24"/>
+                <w:szCs w:val="24"/>
+                <w:lang w:eastAsia="ru-RU"/>
+              </w:rPr>
+            </w:pPr>
+            <w:r>
+              <w:rPr>
+                <w:rFonts w:ascii="Times New Roman" w:eastAsia="Times New Roman" w:hAnsi="Times New Roman" w:cs="Times New Roman"/>
+                <w:sz w:val="24"/>
+                <w:szCs w:val="24"/>
+                <w:lang w:eastAsia="ru-RU"/>
+              </w:rPr>
+              <w:t>Недостаток практического опыта при разработке серверной части и механизма адаптивного обучения</w:t>
+            </w:r>
+          </w:p>
+        </w:tc>
+        <w:tc>
+          <w:tcPr>
+            <w:tcW w:w="1408" w:type="dxa"/>
+            <w:hideMark/>
+          </w:tcPr>
+          <w:p>
+            <w:pPr>
+              <w:spacing w:line="360" w:lineRule="auto"/>
+              <w:jc w:val="both"/>
+              <w:rPr>
+                <w:rFonts w:ascii="Times New Roman" w:eastAsia="Times New Roman" w:hAnsi="Times New Roman" w:cs="Times New Roman"/>
+                <w:sz w:val="24"/>
+                <w:szCs w:val="24"/>
+                <w:lang w:eastAsia="ru-RU"/>
+              </w:rPr>
+            </w:pPr>
+            <w:r>
+              <w:rPr>
+                <w:rFonts w:ascii="Times New Roman" w:eastAsia="Times New Roman" w:hAnsi="Times New Roman" w:cs="Times New Roman"/>
+                <w:sz w:val="24"/>
+                <w:szCs w:val="24"/>
+                <w:lang w:eastAsia="ru-RU"/>
+              </w:rPr>
+              <w:t>Технический</w:t>
+            </w:r>
+          </w:p>
+        </w:tc>
+        <w:tc>
+          <w:tcPr>
+            <w:tcW w:w="959" w:type="dxa"/>
+            <w:hideMark/>
+          </w:tcPr>
+          <w:p>
+            <w:pPr>
+              <w:spacing w:line="360" w:lineRule="auto"/>
+              <w:jc w:val="both"/>
+              <w:rPr>
+                <w:rFonts w:ascii="Times New Roman" w:eastAsia="Times New Roman" w:hAnsi="Times New Roman" w:cs="Times New Roman"/>
+                <w:sz w:val="24"/>
+                <w:szCs w:val="24"/>
+                <w:lang w:eastAsia="ru-RU"/>
+              </w:rPr>
+            </w:pPr>
+            <w:r>
+              <w:rPr>
+                <w:rFonts w:ascii="Times New Roman" w:eastAsia="Times New Roman" w:hAnsi="Times New Roman" w:cs="Times New Roman"/>
+                <w:sz w:val="24"/>
+                <w:szCs w:val="24"/>
+                <w:lang w:eastAsia="ru-RU"/>
+              </w:rPr>
+              <w:t>4</w:t>
+            </w:r>
+          </w:p>
+        </w:tc>
+        <w:tc>
+          <w:tcPr>
+            <w:tcW w:w="1073" w:type="dxa"/>
+            <w:hideMark/>
+          </w:tcPr>
+          <w:p>
+            <w:pPr>
+              <w:spacing w:line="360" w:lineRule="auto"/>
+              <w:jc w:val="both"/>
+              <w:rPr>
+                <w:rFonts w:ascii="Times New Roman" w:eastAsia="Times New Roman" w:hAnsi="Times New Roman" w:cs="Times New Roman"/>
+                <w:sz w:val="24"/>
+                <w:szCs w:val="24"/>
+                <w:lang w:eastAsia="ru-RU"/>
+              </w:rPr>
+            </w:pPr>
+            <w:r>
+              <w:rPr>
+                <w:rFonts w:ascii="Times New Roman" w:eastAsia="Times New Roman" w:hAnsi="Times New Roman" w:cs="Times New Roman"/>
+                <w:sz w:val="24"/>
+                <w:szCs w:val="24"/>
+                <w:lang w:eastAsia="ru-RU"/>
+              </w:rPr>
+              <w:t>4</w:t>
+            </w:r>
+          </w:p>
+        </w:tc>
+        <w:tc>
+          <w:tcPr>
+            <w:tcW w:w="1370" w:type="dxa"/>
+            <w:hideMark/>
+          </w:tcPr>
+          <w:p>
+            <w:pPr>
+              <w:spacing w:line="360" w:lineRule="auto"/>
+              <w:jc w:val="both"/>
+              <w:rPr>
+                <w:rFonts w:ascii="Times New Roman" w:eastAsia="Times New Roman" w:hAnsi="Times New Roman" w:cs="Times New Roman"/>
+                <w:sz w:val="24"/>
+                <w:szCs w:val="24"/>
+                <w:lang w:eastAsia="ru-RU"/>
+              </w:rPr>
+            </w:pPr>
+            <w:r>
+              <w:rPr>
+                <w:rFonts w:ascii="Times New Roman" w:eastAsia="Times New Roman" w:hAnsi="Times New Roman" w:cs="Times New Roman"/>
+                <w:sz w:val="24"/>
+                <w:szCs w:val="24"/>
+                <w:lang w:eastAsia="ru-RU"/>
+              </w:rPr>
+              <w:t>16</w:t>
+            </w:r>
+          </w:p>
+        </w:tc>
+        <w:tc>
+          <w:tcPr>
+            <w:tcW w:w="1270" w:type="dxa"/>
+            <w:hideMark/>
+          </w:tcPr>
+          <w:p>
+            <w:pPr>
+              <w:spacing w:line="360" w:lineRule="auto"/>
+              <w:jc w:val="both"/>
+              <w:rPr>
+                <w:rFonts w:ascii="Times New Roman" w:eastAsia="Times New Roman" w:hAnsi="Times New Roman" w:cs="Times New Roman"/>
+                <w:sz w:val="24"/>
+                <w:szCs w:val="24"/>
+                <w:lang w:eastAsia="ru-RU"/>
+              </w:rPr>
+            </w:pPr>
+            <w:r>
+              <w:rPr>
+                <w:rFonts w:ascii="Times New Roman" w:eastAsia="Times New Roman" w:hAnsi="Times New Roman" w:cs="Times New Roman"/>
+                <w:sz w:val="24"/>
+                <w:szCs w:val="24"/>
+                <w:lang w:eastAsia="ru-RU"/>
+              </w:rPr>
+              <w:t>Высокий</w:t>
+            </w:r>
+          </w:p>
+        </w:tc>
+      </w:tr>
+      <w:tr>
+        <w:tc>
+          <w:tcPr>
+            <w:tcW w:w="2830" w:type="dxa"/>
+            <w:hideMark/>
+          </w:tcPr>
+          <w:p>
+            <w:pPr>
+              <w:spacing w:line="360" w:lineRule="auto"/>
+              <w:jc w:val="both"/>
+              <w:rPr>
+                <w:rFonts w:ascii="Times New Roman" w:eastAsia="Times New Roman" w:hAnsi="Times New Roman" w:cs="Times New Roman"/>
+                <w:sz w:val="24"/>
+                <w:szCs w:val="24"/>
+                <w:lang w:eastAsia="ru-RU"/>
+              </w:rPr>
+            </w:pPr>
+            <w:r>
+              <w:rPr>
+                <w:rFonts w:ascii="Times New Roman" w:eastAsia="Times New Roman" w:hAnsi="Times New Roman" w:cs="Times New Roman"/>
+                <w:sz w:val="24"/>
+                <w:szCs w:val="24"/>
+                <w:lang w:eastAsia="ru-RU"/>
+              </w:rPr>
+              <w:t>Ошибки программного обеспечения, несовместимость компонентов или потеря результатов работы</w:t>
+            </w:r>
+          </w:p>
+        </w:tc>
+        <w:tc>
+          <w:tcPr>
+            <w:tcW w:w="1408" w:type="dxa"/>
+            <w:hideMark/>
+          </w:tcPr>
+          <w:p>
+            <w:pPr>
+              <w:spacing w:line="360" w:lineRule="auto"/>
+              <w:jc w:val="both"/>
+              <w:rPr>
+                <w:rFonts w:ascii="Times New Roman" w:eastAsia="Times New Roman" w:hAnsi="Times New Roman" w:cs="Times New Roman"/>
+                <w:sz w:val="24"/>
+                <w:szCs w:val="24"/>
+                <w:lang w:eastAsia="ru-RU"/>
+              </w:rPr>
+            </w:pPr>
+            <w:r>
+              <w:rPr>
+                <w:rFonts w:ascii="Times New Roman" w:eastAsia="Times New Roman" w:hAnsi="Times New Roman" w:cs="Times New Roman"/>
+                <w:sz w:val="24"/>
+                <w:szCs w:val="24"/>
+                <w:lang w:eastAsia="ru-RU"/>
+              </w:rPr>
+              <w:t>Технический</w:t>
+            </w:r>
+          </w:p>
+        </w:tc>
+        <w:tc>
+          <w:tcPr>
+            <w:tcW w:w="959" w:type="dxa"/>
+            <w:hideMark/>
+          </w:tcPr>
+          <w:p>
+            <w:pPr>
+              <w:spacing w:line="360" w:lineRule="auto"/>
+              <w:jc w:val="both"/>
+              <w:rPr>
+                <w:rFonts w:ascii="Times New Roman" w:eastAsia="Times New Roman" w:hAnsi="Times New Roman" w:cs="Times New Roman"/>
+                <w:sz w:val="24"/>
+                <w:szCs w:val="24"/>
+                <w:lang w:eastAsia="ru-RU"/>
+              </w:rPr>
+            </w:pPr>
+            <w:r>
+              <w:rPr>
+                <w:rFonts w:ascii="Times New Roman" w:eastAsia="Times New Roman" w:hAnsi="Times New Roman" w:cs="Times New Roman"/>
+                <w:sz w:val="24"/>
+                <w:szCs w:val="24"/>
+                <w:lang w:eastAsia="ru-RU"/>
+              </w:rPr>
+              <w:t>3</w:t>
+            </w:r>
+          </w:p>
+        </w:tc>
+        <w:tc>
+          <w:tcPr>
+            <w:tcW w:w="1073" w:type="dxa"/>
+            <w:hideMark/>
+          </w:tcPr>
+          <w:p>
+            <w:pPr>
+              <w:spacing w:line="360" w:lineRule="auto"/>
+              <w:jc w:val="both"/>
+              <w:rPr>
+                <w:rFonts w:ascii="Times New Roman" w:eastAsia="Times New Roman" w:hAnsi="Times New Roman" w:cs="Times New Roman"/>
+                <w:sz w:val="24"/>
+                <w:szCs w:val="24"/>
+                <w:lang w:eastAsia="ru-RU"/>
+              </w:rPr>
+            </w:pPr>
+            <w:r>
+              <w:rPr>
+                <w:rFonts w:ascii="Times New Roman" w:eastAsia="Times New Roman" w:hAnsi="Times New Roman" w:cs="Times New Roman"/>
+                <w:sz w:val="24"/>
+                <w:szCs w:val="24"/>
+                <w:lang w:eastAsia="ru-RU"/>
+              </w:rPr>
+              <w:t>4</w:t>
+            </w:r>
+          </w:p>
+        </w:tc>
+        <w:tc>
+          <w:tcPr>
+            <w:tcW w:w="1370" w:type="dxa"/>
+            <w:hideMark/>
+          </w:tcPr>
+          <w:p>
+            <w:pPr>
+              <w:spacing w:line="360" w:lineRule="auto"/>
+              <w:jc w:val="both"/>
+              <w:rPr>
+                <w:rFonts w:ascii="Times New Roman" w:eastAsia="Times New Roman" w:hAnsi="Times New Roman" w:cs="Times New Roman"/>
+                <w:sz w:val="24"/>
+                <w:szCs w:val="24"/>
+                <w:lang w:eastAsia="ru-RU"/>
+              </w:rPr>
+            </w:pPr>
+            <w:r>
+              <w:rPr>
+                <w:rFonts w:ascii="Times New Roman" w:eastAsia="Times New Roman" w:hAnsi="Times New Roman" w:cs="Times New Roman"/>
+                <w:sz w:val="24"/>
+                <w:szCs w:val="24"/>
+                <w:lang w:eastAsia="ru-RU"/>
+              </w:rPr>
+              <w:t>12</w:t>
+            </w:r>
+          </w:p>
+        </w:tc>
+        <w:tc>
+          <w:tcPr>
+            <w:tcW w:w="1270" w:type="dxa"/>
+            <w:hideMark/>
+          </w:tcPr>
+          <w:p>
+            <w:pPr>
+              <w:spacing w:line="360" w:lineRule="auto"/>
+              <w:jc w:val="both"/>
+              <w:rPr>
+                <w:rFonts w:ascii="Times New Roman" w:eastAsia="Times New Roman" w:hAnsi="Times New Roman" w:cs="Times New Roman"/>
+                <w:sz w:val="24"/>
+                <w:szCs w:val="24"/>
+                <w:lang w:eastAsia="ru-RU"/>
+              </w:rPr>
+            </w:pPr>
+            <w:r>
+              <w:rPr>
+                <w:rFonts w:ascii="Times New Roman" w:eastAsia="Times New Roman" w:hAnsi="Times New Roman" w:cs="Times New Roman"/>
+                <w:sz w:val="24"/>
+                <w:szCs w:val="24"/>
+                <w:lang w:eastAsia="ru-RU"/>
+              </w:rPr>
+              <w:t>Средний</w:t>
+            </w:r>
+          </w:p>
+        </w:tc>
+      </w:tr>
+    </w:tbl>
+    <w:p>
+      <w:pPr>
+        <w:spacing w:before="100" w:beforeAutospacing="1" w:after="100" w:afterAutospacing="1" w:line="360" w:lineRule="auto"/>
+        <w:ind w:firstLine="709"/>
+        <w:jc w:val="both"/>
+        <w:rPr>
+          <w:rFonts w:ascii="Times New Roman" w:eastAsia="Times New Roman" w:hAnsi="Times New Roman" w:cs="Times New Roman"/>
+          <w:sz w:val="28"/>
+          <w:szCs w:val="28"/>
+          <w:lang w:eastAsia="ru-RU"/>
+        </w:rPr>
+      </w:pPr>
+      <w:r>
+        <w:rPr>
+          <w:rFonts w:ascii="Times New Roman" w:eastAsia="Times New Roman" w:hAnsi="Times New Roman" w:cs="Times New Roman"/>
+          <w:sz w:val="28"/>
+          <w:szCs w:val="28"/>
+          <w:lang w:eastAsia="ru-RU"/>
+        </w:rPr>
+        <w:t xml:space="preserve">На основе качественного анализа была разработана карта рисков с определением стратегий реагирования. Для снижения влияния рисков предусмотрены предварительное планирование работ, согласование </w:t>
+      </w:r>
+      <w:r>
+        <w:rPr>
+          <w:rFonts w:ascii="Times New Roman" w:eastAsia="Times New Roman" w:hAnsi="Times New Roman" w:cs="Times New Roman"/>
+          <w:sz w:val="28"/>
+          <w:szCs w:val="28"/>
+          <w:lang w:eastAsia="ru-RU"/>
+        </w:rPr>
+        <w:lastRenderedPageBreak/>
+        <w:t>требований с заказчиком, последовательная разработка компонентов и использование системы контроля версий.</w:t>
+      </w:r>
+    </w:p>
+    <w:p>
+      <w:pPr>
+        <w:spacing w:before="100" w:beforeAutospacing="1" w:after="100" w:afterAutospacing="1" w:line="360" w:lineRule="auto"/>
+        <w:jc w:val="both"/>
+        <w:rPr>
+          <w:rFonts w:ascii="Times New Roman" w:eastAsia="Times New Roman" w:hAnsi="Times New Roman" w:cs="Times New Roman"/>
+          <w:sz w:val="28"/>
+          <w:szCs w:val="28"/>
+          <w:lang w:eastAsia="ru-RU"/>
+        </w:rPr>
+      </w:pPr>
+      <w:r>
+        <w:rPr>
+          <w:rFonts w:ascii="Times New Roman" w:eastAsia="Times New Roman" w:hAnsi="Times New Roman" w:cs="Times New Roman"/>
+          <w:sz w:val="28"/>
+          <w:szCs w:val="28"/>
+          <w:lang w:eastAsia="ru-RU"/>
+        </w:rPr>
+        <w:t xml:space="preserve">Таблица 4 </w:t>
+      </w:r>
+      <w:r>
+        <w:rPr>
+          <w:rFonts w:ascii="Times New Roman" w:eastAsia="Times New Roman" w:hAnsi="Times New Roman" w:cs="Times New Roman"/>
+          <w:sz w:val="28"/>
+          <w:szCs w:val="28"/>
+          <w:lang w:eastAsia="ru-RU"/>
+        </w:rPr>
+        <w:t>–</w:t>
+      </w:r>
+      <w:r>
+        <w:rPr>
+          <w:rFonts w:ascii="Times New Roman" w:eastAsia="Times New Roman" w:hAnsi="Times New Roman" w:cs="Times New Roman"/>
+          <w:sz w:val="28"/>
+          <w:szCs w:val="28"/>
+          <w:lang w:eastAsia="ru-RU"/>
+        </w:rPr>
+        <w:t xml:space="preserve"> Карта рисков и план реагирования</w:t>
+      </w:r>
+    </w:p>
+    <w:tbl>
+      <w:tblPr>
+        <w:tblStyle w:val="a7"/>
+        <w:tblW w:w="0" w:type="auto"/>
+        <w:tblLook w:val="04A0" w:firstRow="1" w:lastRow="0" w:firstColumn="1" w:lastColumn="0" w:noHBand="0" w:noVBand="1"/>
+      </w:tblPr>
+      <w:tblGrid>
+        <w:gridCol w:w="1710"/>
+        <w:gridCol w:w="1829"/>
+        <w:gridCol w:w="3868"/>
+        <w:gridCol w:w="1938"/>
+      </w:tblGrid>
+      <w:tr>
+        <w:tc>
+          <w:tcPr>
+            <w:tcW w:w="1710" w:type="dxa"/>
+            <w:hideMark/>
+          </w:tcPr>
+          <w:p>
+            <w:pPr>
+              <w:spacing w:line="360" w:lineRule="auto"/>
+              <w:jc w:val="both"/>
               <w:rPr>
                 <w:rFonts w:ascii="Times New Roman" w:eastAsia="Times New Roman" w:hAnsi="Times New Roman" w:cs="Times New Roman"/>
                 <w:b/>
@@ -2451,18 +5274,19 @@
                 <w:szCs w:val="24"/>
                 <w:lang w:eastAsia="ru-RU"/>
               </w:rPr>
-              <w:t>№ п/п</w:t>
-            </w:r>
-          </w:p>
-        </w:tc>
-        <w:tc>
-          <w:tcPr>
-            <w:tcW w:w="0" w:type="auto"/>
+              <w:t>Риск</w:t>
+            </w:r>
+          </w:p>
+        </w:tc>
+        <w:tc>
+          <w:tcPr>
+            <w:tcW w:w="1829" w:type="dxa"/>
             <w:hideMark/>
           </w:tcPr>
           <w:p>
             <w:pPr>
-              <w:jc w:val="center"/>
+              <w:spacing w:line="360" w:lineRule="auto"/>
+              <w:jc w:val="both"/>
               <w:rPr>
                 <w:rFonts w:ascii="Times New Roman" w:eastAsia="Times New Roman" w:hAnsi="Times New Roman" w:cs="Times New Roman"/>
                 <w:b/>
@@ -2481,18 +5305,19 @@
                 <w:szCs w:val="24"/>
                 <w:lang w:eastAsia="ru-RU"/>
               </w:rPr>
-              <w:t>Этапы проекта</w:t>
-            </w:r>
-          </w:p>
-        </w:tc>
-        <w:tc>
-          <w:tcPr>
-            <w:tcW w:w="0" w:type="auto"/>
+              <w:t>Стратегия реагирования</w:t>
+            </w:r>
+          </w:p>
+        </w:tc>
+        <w:tc>
+          <w:tcPr>
+            <w:tcW w:w="3868" w:type="dxa"/>
             <w:hideMark/>
           </w:tcPr>
           <w:p>
             <w:pPr>
-              <w:jc w:val="center"/>
+              <w:spacing w:line="360" w:lineRule="auto"/>
+              <w:jc w:val="both"/>
               <w:rPr>
                 <w:rFonts w:ascii="Times New Roman" w:eastAsia="Times New Roman" w:hAnsi="Times New Roman" w:cs="Times New Roman"/>
                 <w:b/>
@@ -2511,18 +5336,19 @@
                 <w:szCs w:val="24"/>
                 <w:lang w:eastAsia="ru-RU"/>
               </w:rPr>
-              <w:t>Начало</w:t>
-            </w:r>
-          </w:p>
-        </w:tc>
-        <w:tc>
-          <w:tcPr>
-            <w:tcW w:w="0" w:type="auto"/>
+              <w:t>План действий по снижению или устранению риска</w:t>
+            </w:r>
+          </w:p>
+        </w:tc>
+        <w:tc>
+          <w:tcPr>
+            <w:tcW w:w="1938" w:type="dxa"/>
             <w:hideMark/>
           </w:tcPr>
           <w:p>
             <w:pPr>
-              <w:jc w:val="center"/>
+              <w:spacing w:line="360" w:lineRule="auto"/>
+              <w:jc w:val="both"/>
               <w:rPr>
                 <w:rFonts w:ascii="Times New Roman" w:eastAsia="Times New Roman" w:hAnsi="Times New Roman" w:cs="Times New Roman"/>
                 <w:b/>
@@ -2541,7 +5367,7 @@
                 <w:szCs w:val="24"/>
                 <w:lang w:eastAsia="ru-RU"/>
               </w:rPr>
-              <w:t>Окончание</w:t>
+              <w:t>Ответственный</w:t>
             </w:r>
           </w:p>
         </w:tc>
@@ -2549,120 +5375,109 @@
       <w:tr>
         <w:tc>
           <w:tcPr>
-            <w:tcW w:w="0" w:type="auto"/>
+            <w:tcW w:w="1710" w:type="dxa"/>
             <w:hideMark/>
           </w:tcPr>
           <w:p>
             <w:pPr>
-              <w:jc w:val="right"/>
-              <w:rPr>
-                <w:rFonts w:ascii="Times New Roman" w:eastAsia="Times New Roman" w:hAnsi="Times New Roman" w:cs="Times New Roman"/>
-                <w:sz w:val="24"/>
-                <w:szCs w:val="24"/>
-                <w:lang w:eastAsia="ru-RU"/>
-              </w:rPr>
-            </w:pPr>
-            <w:r>
-              <w:rPr>
-                <w:rFonts w:ascii="Times New Roman" w:eastAsia="Times New Roman" w:hAnsi="Times New Roman" w:cs="Times New Roman"/>
-                <w:sz w:val="24"/>
-                <w:szCs w:val="24"/>
-                <w:lang w:eastAsia="ru-RU"/>
-              </w:rPr>
-              <w:t>1</w:t>
-            </w:r>
-          </w:p>
-        </w:tc>
-        <w:tc>
-          <w:tcPr>
-            <w:tcW w:w="0" w:type="auto"/>
+              <w:spacing w:line="360" w:lineRule="auto"/>
+              <w:jc w:val="both"/>
+              <w:rPr>
+                <w:rFonts w:ascii="Times New Roman" w:eastAsia="Times New Roman" w:hAnsi="Times New Roman" w:cs="Times New Roman"/>
+                <w:sz w:val="24"/>
+                <w:szCs w:val="24"/>
+                <w:lang w:eastAsia="ru-RU"/>
+              </w:rPr>
+            </w:pPr>
+            <w:r>
+              <w:rPr>
+                <w:rFonts w:ascii="Times New Roman" w:eastAsia="Times New Roman" w:hAnsi="Times New Roman" w:cs="Times New Roman"/>
+                <w:sz w:val="24"/>
+                <w:szCs w:val="24"/>
+                <w:lang w:eastAsia="ru-RU"/>
+              </w:rPr>
+              <w:t>Срыв сроков разработки</w:t>
+            </w:r>
+          </w:p>
+        </w:tc>
+        <w:tc>
+          <w:tcPr>
+            <w:tcW w:w="1829" w:type="dxa"/>
             <w:hideMark/>
           </w:tcPr>
           <w:p>
             <w:pPr>
-              <w:rPr>
-                <w:rFonts w:ascii="Times New Roman" w:eastAsia="Times New Roman" w:hAnsi="Times New Roman" w:cs="Times New Roman"/>
-                <w:sz w:val="24"/>
-                <w:szCs w:val="24"/>
-                <w:lang w:eastAsia="ru-RU"/>
-              </w:rPr>
-            </w:pPr>
-            <w:r>
-              <w:rPr>
-                <w:rFonts w:ascii="Times New Roman" w:eastAsia="Times New Roman" w:hAnsi="Times New Roman" w:cs="Times New Roman"/>
-                <w:sz w:val="24"/>
-                <w:szCs w:val="24"/>
-                <w:lang w:eastAsia="ru-RU"/>
-              </w:rPr>
-              <w:t>Инициация проекта. Разработка устава проекта</w:t>
-            </w:r>
-          </w:p>
-        </w:tc>
-        <w:tc>
-          <w:tcPr>
-            <w:tcW w:w="0" w:type="auto"/>
+              <w:spacing w:line="360" w:lineRule="auto"/>
+              <w:jc w:val="both"/>
+              <w:rPr>
+                <w:rFonts w:ascii="Times New Roman" w:eastAsia="Times New Roman" w:hAnsi="Times New Roman" w:cs="Times New Roman"/>
+                <w:sz w:val="24"/>
+                <w:szCs w:val="24"/>
+                <w:lang w:eastAsia="ru-RU"/>
+              </w:rPr>
+            </w:pPr>
+            <w:r>
+              <w:rPr>
+                <w:rFonts w:ascii="Times New Roman" w:eastAsia="Times New Roman" w:hAnsi="Times New Roman" w:cs="Times New Roman"/>
+                <w:sz w:val="24"/>
+                <w:szCs w:val="24"/>
+                <w:lang w:eastAsia="ru-RU"/>
+              </w:rPr>
+              <w:t>Снижение</w:t>
+            </w:r>
+          </w:p>
+        </w:tc>
+        <w:tc>
+          <w:tcPr>
+            <w:tcW w:w="3868" w:type="dxa"/>
             <w:hideMark/>
           </w:tcPr>
           <w:p>
             <w:pPr>
-              <w:rPr>
-                <w:rFonts w:ascii="Times New Roman" w:eastAsia="Times New Roman" w:hAnsi="Times New Roman" w:cs="Times New Roman"/>
-                <w:sz w:val="24"/>
-                <w:szCs w:val="24"/>
-                <w:lang w:eastAsia="ru-RU"/>
-              </w:rPr>
-            </w:pPr>
-            <w:r>
-              <w:rPr>
-                <w:rFonts w:ascii="Times New Roman" w:eastAsia="Times New Roman" w:hAnsi="Times New Roman" w:cs="Times New Roman"/>
-                <w:sz w:val="24"/>
-                <w:szCs w:val="24"/>
-                <w:lang w:eastAsia="ru-RU"/>
-              </w:rPr>
-              <w:t>0</w:t>
-            </w:r>
-            <w:r>
-              <w:rPr>
-                <w:rFonts w:ascii="Times New Roman" w:eastAsia="Times New Roman" w:hAnsi="Times New Roman" w:cs="Times New Roman"/>
-                <w:sz w:val="24"/>
-                <w:szCs w:val="24"/>
-                <w:lang w:eastAsia="ru-RU"/>
-              </w:rPr>
-              <w:t>4</w:t>
-            </w:r>
-            <w:r>
-              <w:rPr>
-                <w:rFonts w:ascii="Times New Roman" w:eastAsia="Times New Roman" w:hAnsi="Times New Roman" w:cs="Times New Roman"/>
-                <w:sz w:val="24"/>
-                <w:szCs w:val="24"/>
-                <w:lang w:eastAsia="ru-RU"/>
-              </w:rPr>
-              <w:t>.09.2026</w:t>
-            </w:r>
-          </w:p>
-        </w:tc>
-        <w:tc>
-          <w:tcPr>
-            <w:tcW w:w="0" w:type="auto"/>
+              <w:spacing w:line="360" w:lineRule="auto"/>
+              <w:jc w:val="both"/>
+              <w:rPr>
+                <w:rFonts w:ascii="Times New Roman" w:eastAsia="Times New Roman" w:hAnsi="Times New Roman" w:cs="Times New Roman"/>
+                <w:sz w:val="24"/>
+                <w:szCs w:val="24"/>
+                <w:lang w:eastAsia="ru-RU"/>
+              </w:rPr>
+            </w:pPr>
+            <w:r>
+              <w:rPr>
+                <w:rFonts w:ascii="Times New Roman" w:eastAsia="Times New Roman" w:hAnsi="Times New Roman" w:cs="Times New Roman"/>
+                <w:sz w:val="24"/>
+                <w:szCs w:val="24"/>
+                <w:lang w:eastAsia="ru-RU"/>
+              </w:rPr>
+              <w:t>1. Контролировать выполнение этапов календарного плана. 2. В первую очередь реализовывать основные функции системы. 3. Предусмотреть резерв времени для устранения выявленных ошибок.</w:t>
+            </w:r>
+          </w:p>
+        </w:tc>
+        <w:tc>
+          <w:tcPr>
+            <w:tcW w:w="1938" w:type="dxa"/>
             <w:hideMark/>
           </w:tcPr>
           <w:p>
             <w:pPr>
-              <w:rPr>
-                <w:rFonts w:ascii="Times New Roman" w:eastAsia="Times New Roman" w:hAnsi="Times New Roman" w:cs="Times New Roman"/>
-                <w:sz w:val="24"/>
-                <w:szCs w:val="24"/>
-                <w:lang w:eastAsia="ru-RU"/>
-              </w:rPr>
-            </w:pPr>
-            <w:r>
-              <w:rPr>
-                <w:rFonts w:ascii="Times New Roman" w:eastAsia="Times New Roman" w:hAnsi="Times New Roman" w:cs="Times New Roman"/>
-                <w:sz w:val="24"/>
-                <w:szCs w:val="24"/>
-                <w:lang w:eastAsia="ru-RU"/>
-              </w:rPr>
-              <w:t>15.09.2026</w:t>
+              <w:spacing w:line="360" w:lineRule="auto"/>
+              <w:jc w:val="both"/>
+              <w:rPr>
+                <w:rFonts w:ascii="Times New Roman" w:eastAsia="Times New Roman" w:hAnsi="Times New Roman" w:cs="Times New Roman"/>
+                <w:sz w:val="24"/>
+                <w:szCs w:val="24"/>
+                <w:lang w:eastAsia="ru-RU"/>
+              </w:rPr>
+            </w:pPr>
+            <w:r>
+              <w:rPr>
+                <w:rFonts w:ascii="Times New Roman" w:eastAsia="Times New Roman" w:hAnsi="Times New Roman" w:cs="Times New Roman"/>
+                <w:sz w:val="24"/>
+                <w:szCs w:val="24"/>
+                <w:lang w:eastAsia="ru-RU"/>
+              </w:rPr>
+              <w:t>Разработчик проекта</w:t>
             </w:r>
           </w:p>
         </w:tc>
@@ -2670,102 +5485,109 @@
       <w:tr>
         <w:tc>
           <w:tcPr>
-            <w:tcW w:w="0" w:type="auto"/>
+            <w:tcW w:w="1710" w:type="dxa"/>
             <w:hideMark/>
           </w:tcPr>
           <w:p>
             <w:pPr>
-              <w:jc w:val="right"/>
-              <w:rPr>
-                <w:rFonts w:ascii="Times New Roman" w:eastAsia="Times New Roman" w:hAnsi="Times New Roman" w:cs="Times New Roman"/>
-                <w:sz w:val="24"/>
-                <w:szCs w:val="24"/>
-                <w:lang w:eastAsia="ru-RU"/>
-              </w:rPr>
-            </w:pPr>
-            <w:r>
-              <w:rPr>
-                <w:rFonts w:ascii="Times New Roman" w:eastAsia="Times New Roman" w:hAnsi="Times New Roman" w:cs="Times New Roman"/>
-                <w:sz w:val="24"/>
-                <w:szCs w:val="24"/>
-                <w:lang w:eastAsia="ru-RU"/>
-              </w:rPr>
-              <w:t>2</w:t>
-            </w:r>
-          </w:p>
-        </w:tc>
-        <w:tc>
-          <w:tcPr>
-            <w:tcW w:w="0" w:type="auto"/>
+              <w:spacing w:line="360" w:lineRule="auto"/>
+              <w:jc w:val="both"/>
+              <w:rPr>
+                <w:rFonts w:ascii="Times New Roman" w:eastAsia="Times New Roman" w:hAnsi="Times New Roman" w:cs="Times New Roman"/>
+                <w:sz w:val="24"/>
+                <w:szCs w:val="24"/>
+                <w:lang w:eastAsia="ru-RU"/>
+              </w:rPr>
+            </w:pPr>
+            <w:r>
+              <w:rPr>
+                <w:rFonts w:ascii="Times New Roman" w:eastAsia="Times New Roman" w:hAnsi="Times New Roman" w:cs="Times New Roman"/>
+                <w:sz w:val="24"/>
+                <w:szCs w:val="24"/>
+                <w:lang w:eastAsia="ru-RU"/>
+              </w:rPr>
+              <w:t>Изменение требований заказчика</w:t>
+            </w:r>
+          </w:p>
+        </w:tc>
+        <w:tc>
+          <w:tcPr>
+            <w:tcW w:w="1829" w:type="dxa"/>
             <w:hideMark/>
           </w:tcPr>
           <w:p>
             <w:pPr>
-              <w:rPr>
-                <w:rFonts w:ascii="Times New Roman" w:eastAsia="Times New Roman" w:hAnsi="Times New Roman" w:cs="Times New Roman"/>
-                <w:sz w:val="24"/>
-                <w:szCs w:val="24"/>
-                <w:lang w:eastAsia="ru-RU"/>
-              </w:rPr>
-            </w:pPr>
-            <w:r>
-              <w:rPr>
-                <w:rFonts w:ascii="Times New Roman" w:eastAsia="Times New Roman" w:hAnsi="Times New Roman" w:cs="Times New Roman"/>
-                <w:sz w:val="24"/>
-                <w:szCs w:val="24"/>
-                <w:lang w:eastAsia="ru-RU"/>
-              </w:rPr>
-              <w:t>Планирование проекта</w:t>
-            </w:r>
-          </w:p>
-        </w:tc>
-        <w:tc>
-          <w:tcPr>
-            <w:tcW w:w="0" w:type="auto"/>
+              <w:spacing w:line="360" w:lineRule="auto"/>
+              <w:jc w:val="both"/>
+              <w:rPr>
+                <w:rFonts w:ascii="Times New Roman" w:eastAsia="Times New Roman" w:hAnsi="Times New Roman" w:cs="Times New Roman"/>
+                <w:sz w:val="24"/>
+                <w:szCs w:val="24"/>
+                <w:lang w:eastAsia="ru-RU"/>
+              </w:rPr>
+            </w:pPr>
+            <w:r>
+              <w:rPr>
+                <w:rFonts w:ascii="Times New Roman" w:eastAsia="Times New Roman" w:hAnsi="Times New Roman" w:cs="Times New Roman"/>
+                <w:sz w:val="24"/>
+                <w:szCs w:val="24"/>
+                <w:lang w:eastAsia="ru-RU"/>
+              </w:rPr>
+              <w:t>Снижение</w:t>
+            </w:r>
+          </w:p>
+        </w:tc>
+        <w:tc>
+          <w:tcPr>
+            <w:tcW w:w="3868" w:type="dxa"/>
             <w:hideMark/>
           </w:tcPr>
           <w:p>
             <w:pPr>
-              <w:rPr>
-                <w:rFonts w:ascii="Times New Roman" w:eastAsia="Times New Roman" w:hAnsi="Times New Roman" w:cs="Times New Roman"/>
-                <w:sz w:val="24"/>
-                <w:szCs w:val="24"/>
-                <w:lang w:eastAsia="ru-RU"/>
-              </w:rPr>
-            </w:pPr>
-            <w:r>
-              <w:rPr>
-                <w:rFonts w:ascii="Times New Roman" w:eastAsia="Times New Roman" w:hAnsi="Times New Roman" w:cs="Times New Roman"/>
-                <w:sz w:val="24"/>
-                <w:szCs w:val="24"/>
-                <w:lang w:eastAsia="ru-RU"/>
-              </w:rPr>
-              <w:t>16.09.2026</w:t>
-            </w:r>
-          </w:p>
-        </w:tc>
-        <w:tc>
-          <w:tcPr>
-            <w:tcW w:w="0" w:type="auto"/>
+              <w:spacing w:line="360" w:lineRule="auto"/>
+              <w:jc w:val="both"/>
+              <w:rPr>
+                <w:rFonts w:ascii="Times New Roman" w:eastAsia="Times New Roman" w:hAnsi="Times New Roman" w:cs="Times New Roman"/>
+                <w:sz w:val="24"/>
+                <w:szCs w:val="24"/>
+                <w:lang w:eastAsia="ru-RU"/>
+              </w:rPr>
+            </w:pPr>
+            <w:r>
+              <w:rPr>
+                <w:rFonts w:ascii="Times New Roman" w:eastAsia="Times New Roman" w:hAnsi="Times New Roman" w:cs="Times New Roman"/>
+                <w:sz w:val="24"/>
+                <w:szCs w:val="24"/>
+                <w:lang w:eastAsia="ru-RU"/>
+              </w:rPr>
+              <w:t>1. Согласовать основные требования до начала реализации. 2. Фиксировать согласованные изменения. 3. Оценивать влияние новых требований на сроки и объём работ до их реализации.</w:t>
+            </w:r>
+          </w:p>
+        </w:tc>
+        <w:tc>
+          <w:tcPr>
+            <w:tcW w:w="1938" w:type="dxa"/>
             <w:hideMark/>
           </w:tcPr>
           <w:p>
             <w:pPr>
-              <w:rPr>
-                <w:rFonts w:ascii="Times New Roman" w:eastAsia="Times New Roman" w:hAnsi="Times New Roman" w:cs="Times New Roman"/>
-                <w:sz w:val="24"/>
-                <w:szCs w:val="24"/>
-                <w:lang w:eastAsia="ru-RU"/>
-              </w:rPr>
-            </w:pPr>
-            <w:r>
-              <w:rPr>
-                <w:rFonts w:ascii="Times New Roman" w:eastAsia="Times New Roman" w:hAnsi="Times New Roman" w:cs="Times New Roman"/>
-                <w:sz w:val="24"/>
-                <w:szCs w:val="24"/>
-                <w:lang w:eastAsia="ru-RU"/>
-              </w:rPr>
-              <w:t>30.09.2026</w:t>
+              <w:spacing w:line="360" w:lineRule="auto"/>
+              <w:jc w:val="both"/>
+              <w:rPr>
+                <w:rFonts w:ascii="Times New Roman" w:eastAsia="Times New Roman" w:hAnsi="Times New Roman" w:cs="Times New Roman"/>
+                <w:sz w:val="24"/>
+                <w:szCs w:val="24"/>
+                <w:lang w:eastAsia="ru-RU"/>
+              </w:rPr>
+            </w:pPr>
+            <w:r>
+              <w:rPr>
+                <w:rFonts w:ascii="Times New Roman" w:eastAsia="Times New Roman" w:hAnsi="Times New Roman" w:cs="Times New Roman"/>
+                <w:sz w:val="24"/>
+                <w:szCs w:val="24"/>
+                <w:lang w:eastAsia="ru-RU"/>
+              </w:rPr>
+              <w:t>Разработчик проекта, заказчик</w:t>
             </w:r>
           </w:p>
         </w:tc>
@@ -2773,102 +5595,109 @@
       <w:tr>
         <w:tc>
           <w:tcPr>
-            <w:tcW w:w="0" w:type="auto"/>
+            <w:tcW w:w="1710" w:type="dxa"/>
             <w:hideMark/>
           </w:tcPr>
           <w:p>
             <w:pPr>
-              <w:jc w:val="right"/>
-              <w:rPr>
-                <w:rFonts w:ascii="Times New Roman" w:eastAsia="Times New Roman" w:hAnsi="Times New Roman" w:cs="Times New Roman"/>
-                <w:sz w:val="24"/>
-                <w:szCs w:val="24"/>
-                <w:lang w:eastAsia="ru-RU"/>
-              </w:rPr>
-            </w:pPr>
-            <w:r>
-              <w:rPr>
-                <w:rFonts w:ascii="Times New Roman" w:eastAsia="Times New Roman" w:hAnsi="Times New Roman" w:cs="Times New Roman"/>
-                <w:sz w:val="24"/>
-                <w:szCs w:val="24"/>
-                <w:lang w:eastAsia="ru-RU"/>
-              </w:rPr>
-              <w:t>3</w:t>
-            </w:r>
-          </w:p>
-        </w:tc>
-        <w:tc>
-          <w:tcPr>
-            <w:tcW w:w="0" w:type="auto"/>
+              <w:spacing w:line="360" w:lineRule="auto"/>
+              <w:jc w:val="both"/>
+              <w:rPr>
+                <w:rFonts w:ascii="Times New Roman" w:eastAsia="Times New Roman" w:hAnsi="Times New Roman" w:cs="Times New Roman"/>
+                <w:sz w:val="24"/>
+                <w:szCs w:val="24"/>
+                <w:lang w:eastAsia="ru-RU"/>
+              </w:rPr>
+            </w:pPr>
+            <w:r>
+              <w:rPr>
+                <w:rFonts w:ascii="Times New Roman" w:eastAsia="Times New Roman" w:hAnsi="Times New Roman" w:cs="Times New Roman"/>
+                <w:sz w:val="24"/>
+                <w:szCs w:val="24"/>
+                <w:lang w:eastAsia="ru-RU"/>
+              </w:rPr>
+              <w:t>Недостаток практического опыта</w:t>
+            </w:r>
+          </w:p>
+        </w:tc>
+        <w:tc>
+          <w:tcPr>
+            <w:tcW w:w="1829" w:type="dxa"/>
             <w:hideMark/>
           </w:tcPr>
           <w:p>
             <w:pPr>
-              <w:rPr>
-                <w:rFonts w:ascii="Times New Roman" w:eastAsia="Times New Roman" w:hAnsi="Times New Roman" w:cs="Times New Roman"/>
-                <w:sz w:val="24"/>
-                <w:szCs w:val="24"/>
-                <w:lang w:eastAsia="ru-RU"/>
-              </w:rPr>
-            </w:pPr>
-            <w:r>
-              <w:rPr>
-                <w:rFonts w:ascii="Times New Roman" w:eastAsia="Times New Roman" w:hAnsi="Times New Roman" w:cs="Times New Roman"/>
-                <w:sz w:val="24"/>
-                <w:szCs w:val="24"/>
-                <w:lang w:eastAsia="ru-RU"/>
-              </w:rPr>
-              <w:t>Анализ предметной области и целевой аудитории</w:t>
-            </w:r>
-          </w:p>
-        </w:tc>
-        <w:tc>
-          <w:tcPr>
-            <w:tcW w:w="0" w:type="auto"/>
+              <w:spacing w:line="360" w:lineRule="auto"/>
+              <w:jc w:val="both"/>
+              <w:rPr>
+                <w:rFonts w:ascii="Times New Roman" w:eastAsia="Times New Roman" w:hAnsi="Times New Roman" w:cs="Times New Roman"/>
+                <w:sz w:val="24"/>
+                <w:szCs w:val="24"/>
+                <w:lang w:eastAsia="ru-RU"/>
+              </w:rPr>
+            </w:pPr>
+            <w:r>
+              <w:rPr>
+                <w:rFonts w:ascii="Times New Roman" w:eastAsia="Times New Roman" w:hAnsi="Times New Roman" w:cs="Times New Roman"/>
+                <w:sz w:val="24"/>
+                <w:szCs w:val="24"/>
+                <w:lang w:eastAsia="ru-RU"/>
+              </w:rPr>
+              <w:t>Снижение</w:t>
+            </w:r>
+          </w:p>
+        </w:tc>
+        <w:tc>
+          <w:tcPr>
+            <w:tcW w:w="3868" w:type="dxa"/>
             <w:hideMark/>
           </w:tcPr>
           <w:p>
             <w:pPr>
-              <w:rPr>
-                <w:rFonts w:ascii="Times New Roman" w:eastAsia="Times New Roman" w:hAnsi="Times New Roman" w:cs="Times New Roman"/>
-                <w:sz w:val="24"/>
-                <w:szCs w:val="24"/>
-                <w:lang w:eastAsia="ru-RU"/>
-              </w:rPr>
-            </w:pPr>
-            <w:r>
-              <w:rPr>
-                <w:rFonts w:ascii="Times New Roman" w:eastAsia="Times New Roman" w:hAnsi="Times New Roman" w:cs="Times New Roman"/>
-                <w:sz w:val="24"/>
-                <w:szCs w:val="24"/>
-                <w:lang w:eastAsia="ru-RU"/>
-              </w:rPr>
-              <w:t>01.10.2026</w:t>
-            </w:r>
-          </w:p>
-        </w:tc>
-        <w:tc>
-          <w:tcPr>
-            <w:tcW w:w="0" w:type="auto"/>
+              <w:spacing w:line="360" w:lineRule="auto"/>
+              <w:jc w:val="both"/>
+              <w:rPr>
+                <w:rFonts w:ascii="Times New Roman" w:eastAsia="Times New Roman" w:hAnsi="Times New Roman" w:cs="Times New Roman"/>
+                <w:sz w:val="24"/>
+                <w:szCs w:val="24"/>
+                <w:lang w:eastAsia="ru-RU"/>
+              </w:rPr>
+            </w:pPr>
+            <w:r>
+              <w:rPr>
+                <w:rFonts w:ascii="Times New Roman" w:eastAsia="Times New Roman" w:hAnsi="Times New Roman" w:cs="Times New Roman"/>
+                <w:sz w:val="24"/>
+                <w:szCs w:val="24"/>
+                <w:lang w:eastAsia="ru-RU"/>
+              </w:rPr>
+              <w:t>1. Изучать официальную документацию выбранных технологий. 2. Разрабатывать систему поэтапно. 3. Проверять отдельные компоненты на небольших примерах до их интеграции в систему.</w:t>
+            </w:r>
+          </w:p>
+        </w:tc>
+        <w:tc>
+          <w:tcPr>
+            <w:tcW w:w="1938" w:type="dxa"/>
             <w:hideMark/>
           </w:tcPr>
           <w:p>
             <w:pPr>
-              <w:rPr>
-                <w:rFonts w:ascii="Times New Roman" w:eastAsia="Times New Roman" w:hAnsi="Times New Roman" w:cs="Times New Roman"/>
-                <w:sz w:val="24"/>
-                <w:szCs w:val="24"/>
-                <w:lang w:eastAsia="ru-RU"/>
-              </w:rPr>
-            </w:pPr>
-            <w:r>
-              <w:rPr>
-                <w:rFonts w:ascii="Times New Roman" w:eastAsia="Times New Roman" w:hAnsi="Times New Roman" w:cs="Times New Roman"/>
-                <w:sz w:val="24"/>
-                <w:szCs w:val="24"/>
-                <w:lang w:eastAsia="ru-RU"/>
-              </w:rPr>
-              <w:t>10.10.2026</w:t>
+              <w:spacing w:line="360" w:lineRule="auto"/>
+              <w:jc w:val="both"/>
+              <w:rPr>
+                <w:rFonts w:ascii="Times New Roman" w:eastAsia="Times New Roman" w:hAnsi="Times New Roman" w:cs="Times New Roman"/>
+                <w:sz w:val="24"/>
+                <w:szCs w:val="24"/>
+                <w:lang w:eastAsia="ru-RU"/>
+              </w:rPr>
+            </w:pPr>
+            <w:r>
+              <w:rPr>
+                <w:rFonts w:ascii="Times New Roman" w:eastAsia="Times New Roman" w:hAnsi="Times New Roman" w:cs="Times New Roman"/>
+                <w:sz w:val="24"/>
+                <w:szCs w:val="24"/>
+                <w:lang w:eastAsia="ru-RU"/>
+              </w:rPr>
+              <w:t>Разработчик проекта</w:t>
             </w:r>
           </w:p>
         </w:tc>
@@ -2876,828 +5705,182 @@
       <w:tr>
         <w:tc>
           <w:tcPr>
-            <w:tcW w:w="0" w:type="auto"/>
+            <w:tcW w:w="1710" w:type="dxa"/>
             <w:hideMark/>
           </w:tcPr>
           <w:p>
             <w:pPr>
-              <w:jc w:val="right"/>
-              <w:rPr>
-                <w:rFonts w:ascii="Times New Roman" w:eastAsia="Times New Roman" w:hAnsi="Times New Roman" w:cs="Times New Roman"/>
-                <w:sz w:val="24"/>
-                <w:szCs w:val="24"/>
-                <w:lang w:eastAsia="ru-RU"/>
-              </w:rPr>
-            </w:pPr>
-            <w:r>
-              <w:rPr>
-                <w:rFonts w:ascii="Times New Roman" w:eastAsia="Times New Roman" w:hAnsi="Times New Roman" w:cs="Times New Roman"/>
-                <w:sz w:val="24"/>
-                <w:szCs w:val="24"/>
-                <w:lang w:eastAsia="ru-RU"/>
-              </w:rPr>
-              <w:t>4</w:t>
-            </w:r>
-          </w:p>
-        </w:tc>
-        <w:tc>
-          <w:tcPr>
-            <w:tcW w:w="0" w:type="auto"/>
+              <w:spacing w:line="360" w:lineRule="auto"/>
+              <w:jc w:val="both"/>
+              <w:rPr>
+                <w:rFonts w:ascii="Times New Roman" w:eastAsia="Times New Roman" w:hAnsi="Times New Roman" w:cs="Times New Roman"/>
+                <w:sz w:val="24"/>
+                <w:szCs w:val="24"/>
+                <w:lang w:eastAsia="ru-RU"/>
+              </w:rPr>
+            </w:pPr>
+            <w:r>
+              <w:rPr>
+                <w:rFonts w:ascii="Times New Roman" w:eastAsia="Times New Roman" w:hAnsi="Times New Roman" w:cs="Times New Roman"/>
+                <w:sz w:val="24"/>
+                <w:szCs w:val="24"/>
+                <w:lang w:eastAsia="ru-RU"/>
+              </w:rPr>
+              <w:t>Технические ошибки и потеря результатов работы</w:t>
+            </w:r>
+          </w:p>
+        </w:tc>
+        <w:tc>
+          <w:tcPr>
+            <w:tcW w:w="1829" w:type="dxa"/>
             <w:hideMark/>
           </w:tcPr>
           <w:p>
             <w:pPr>
-              <w:rPr>
-                <w:rFonts w:ascii="Times New Roman" w:eastAsia="Times New Roman" w:hAnsi="Times New Roman" w:cs="Times New Roman"/>
-                <w:sz w:val="24"/>
-                <w:szCs w:val="24"/>
-                <w:lang w:eastAsia="ru-RU"/>
-              </w:rPr>
-            </w:pPr>
-            <w:r>
-              <w:rPr>
-                <w:rFonts w:ascii="Times New Roman" w:eastAsia="Times New Roman" w:hAnsi="Times New Roman" w:cs="Times New Roman"/>
-                <w:sz w:val="24"/>
-                <w:szCs w:val="24"/>
-                <w:lang w:eastAsia="ru-RU"/>
-              </w:rPr>
-              <w:t>Анализ существующих решений и определение требований</w:t>
-            </w:r>
-          </w:p>
-        </w:tc>
-        <w:tc>
-          <w:tcPr>
-            <w:tcW w:w="0" w:type="auto"/>
+              <w:spacing w:line="360" w:lineRule="auto"/>
+              <w:jc w:val="both"/>
+              <w:rPr>
+                <w:rFonts w:ascii="Times New Roman" w:eastAsia="Times New Roman" w:hAnsi="Times New Roman" w:cs="Times New Roman"/>
+                <w:sz w:val="24"/>
+                <w:szCs w:val="24"/>
+                <w:lang w:eastAsia="ru-RU"/>
+              </w:rPr>
+            </w:pPr>
+            <w:r>
+              <w:rPr>
+                <w:rFonts w:ascii="Times New Roman" w:eastAsia="Times New Roman" w:hAnsi="Times New Roman" w:cs="Times New Roman"/>
+                <w:sz w:val="24"/>
+                <w:szCs w:val="24"/>
+                <w:lang w:eastAsia="ru-RU"/>
+              </w:rPr>
+              <w:t>Снижение</w:t>
+            </w:r>
+          </w:p>
+        </w:tc>
+        <w:tc>
+          <w:tcPr>
+            <w:tcW w:w="3868" w:type="dxa"/>
             <w:hideMark/>
           </w:tcPr>
           <w:p>
             <w:pPr>
-              <w:rPr>
-                <w:rFonts w:ascii="Times New Roman" w:eastAsia="Times New Roman" w:hAnsi="Times New Roman" w:cs="Times New Roman"/>
-                <w:sz w:val="24"/>
-                <w:szCs w:val="24"/>
-                <w:lang w:eastAsia="ru-RU"/>
-              </w:rPr>
-            </w:pPr>
-            <w:r>
-              <w:rPr>
-                <w:rFonts w:ascii="Times New Roman" w:eastAsia="Times New Roman" w:hAnsi="Times New Roman" w:cs="Times New Roman"/>
-                <w:sz w:val="24"/>
-                <w:szCs w:val="24"/>
-                <w:lang w:eastAsia="ru-RU"/>
-              </w:rPr>
-              <w:t>11.10.2026</w:t>
-            </w:r>
-          </w:p>
-        </w:tc>
-        <w:tc>
-          <w:tcPr>
-            <w:tcW w:w="0" w:type="auto"/>
+              <w:spacing w:line="360" w:lineRule="auto"/>
+              <w:jc w:val="both"/>
+              <w:rPr>
+                <w:rFonts w:ascii="Times New Roman" w:eastAsia="Times New Roman" w:hAnsi="Times New Roman" w:cs="Times New Roman"/>
+                <w:sz w:val="24"/>
+                <w:szCs w:val="24"/>
+                <w:lang w:eastAsia="ru-RU"/>
+              </w:rPr>
+            </w:pPr>
+            <w:r>
+              <w:rPr>
+                <w:rFonts w:ascii="Times New Roman" w:eastAsia="Times New Roman" w:hAnsi="Times New Roman" w:cs="Times New Roman"/>
+                <w:sz w:val="24"/>
+                <w:szCs w:val="24"/>
+                <w:lang w:eastAsia="ru-RU"/>
+              </w:rPr>
+              <w:t xml:space="preserve">1. Использовать </w:t>
+            </w:r>
+            <w:proofErr w:type="spellStart"/>
+            <w:r>
+              <w:rPr>
+                <w:rFonts w:ascii="Times New Roman" w:eastAsia="Times New Roman" w:hAnsi="Times New Roman" w:cs="Times New Roman"/>
+                <w:sz w:val="24"/>
+                <w:szCs w:val="24"/>
+                <w:lang w:eastAsia="ru-RU"/>
+              </w:rPr>
+              <w:t>Git</w:t>
+            </w:r>
+            <w:proofErr w:type="spellEnd"/>
+            <w:r>
+              <w:rPr>
+                <w:rFonts w:ascii="Times New Roman" w:eastAsia="Times New Roman" w:hAnsi="Times New Roman" w:cs="Times New Roman"/>
+                <w:sz w:val="24"/>
+                <w:szCs w:val="24"/>
+                <w:lang w:eastAsia="ru-RU"/>
+              </w:rPr>
+              <w:t xml:space="preserve"> для контроля версий. 2. Регулярно сохранять изменения в удалённом репозитории. 3. Проводить тестирование компонентов и проверять их совместимость перед объединением.</w:t>
+            </w:r>
+          </w:p>
+        </w:tc>
+        <w:tc>
+          <w:tcPr>
+            <w:tcW w:w="1938" w:type="dxa"/>
             <w:hideMark/>
           </w:tcPr>
           <w:p>
             <w:pPr>
-              <w:rPr>
-                <w:rFonts w:ascii="Times New Roman" w:eastAsia="Times New Roman" w:hAnsi="Times New Roman" w:cs="Times New Roman"/>
-                <w:sz w:val="24"/>
-                <w:szCs w:val="24"/>
-                <w:lang w:eastAsia="ru-RU"/>
-              </w:rPr>
-            </w:pPr>
-            <w:r>
-              <w:rPr>
-                <w:rFonts w:ascii="Times New Roman" w:eastAsia="Times New Roman" w:hAnsi="Times New Roman" w:cs="Times New Roman"/>
-                <w:sz w:val="24"/>
-                <w:szCs w:val="24"/>
-                <w:lang w:eastAsia="ru-RU"/>
-              </w:rPr>
-              <w:t>31.10.2026</w:t>
-            </w:r>
-          </w:p>
-        </w:tc>
-      </w:tr>
-      <w:tr>
-        <w:tc>
-          <w:tcPr>
-            <w:tcW w:w="0" w:type="auto"/>
-            <w:hideMark/>
-          </w:tcPr>
-          <w:p>
-            <w:pPr>
-              <w:jc w:val="right"/>
-              <w:rPr>
-                <w:rFonts w:ascii="Times New Roman" w:eastAsia="Times New Roman" w:hAnsi="Times New Roman" w:cs="Times New Roman"/>
-                <w:sz w:val="24"/>
-                <w:szCs w:val="24"/>
-                <w:lang w:eastAsia="ru-RU"/>
-              </w:rPr>
-            </w:pPr>
-            <w:r>
-              <w:rPr>
-                <w:rFonts w:ascii="Times New Roman" w:eastAsia="Times New Roman" w:hAnsi="Times New Roman" w:cs="Times New Roman"/>
-                <w:sz w:val="24"/>
-                <w:szCs w:val="24"/>
-                <w:lang w:eastAsia="ru-RU"/>
-              </w:rPr>
-              <w:t>5</w:t>
-            </w:r>
-          </w:p>
-        </w:tc>
-        <w:tc>
-          <w:tcPr>
-            <w:tcW w:w="0" w:type="auto"/>
-            <w:hideMark/>
-          </w:tcPr>
-          <w:p>
-            <w:pPr>
-              <w:rPr>
-                <w:rFonts w:ascii="Times New Roman" w:eastAsia="Times New Roman" w:hAnsi="Times New Roman" w:cs="Times New Roman"/>
-                <w:sz w:val="24"/>
-                <w:szCs w:val="24"/>
-                <w:lang w:eastAsia="ru-RU"/>
-              </w:rPr>
-            </w:pPr>
-            <w:r>
-              <w:rPr>
-                <w:rFonts w:ascii="Times New Roman" w:eastAsia="Times New Roman" w:hAnsi="Times New Roman" w:cs="Times New Roman"/>
-                <w:sz w:val="24"/>
-                <w:szCs w:val="24"/>
-                <w:lang w:eastAsia="ru-RU"/>
-              </w:rPr>
-              <w:t>Выбор и обоснование методов и инструментов реализации проекта</w:t>
-            </w:r>
-          </w:p>
-        </w:tc>
-        <w:tc>
-          <w:tcPr>
-            <w:tcW w:w="0" w:type="auto"/>
-            <w:hideMark/>
-          </w:tcPr>
-          <w:p>
-            <w:pPr>
-              <w:rPr>
-                <w:rFonts w:ascii="Times New Roman" w:eastAsia="Times New Roman" w:hAnsi="Times New Roman" w:cs="Times New Roman"/>
-                <w:sz w:val="24"/>
-                <w:szCs w:val="24"/>
-                <w:lang w:eastAsia="ru-RU"/>
-              </w:rPr>
-            </w:pPr>
-            <w:r>
-              <w:rPr>
-                <w:rFonts w:ascii="Times New Roman" w:eastAsia="Times New Roman" w:hAnsi="Times New Roman" w:cs="Times New Roman"/>
-                <w:sz w:val="24"/>
-                <w:szCs w:val="24"/>
-                <w:lang w:eastAsia="ru-RU"/>
-              </w:rPr>
-              <w:t>01.11.2026</w:t>
-            </w:r>
-          </w:p>
-        </w:tc>
-        <w:tc>
-          <w:tcPr>
-            <w:tcW w:w="0" w:type="auto"/>
-            <w:hideMark/>
-          </w:tcPr>
-          <w:p>
-            <w:pPr>
-              <w:rPr>
-                <w:rFonts w:ascii="Times New Roman" w:eastAsia="Times New Roman" w:hAnsi="Times New Roman" w:cs="Times New Roman"/>
-                <w:sz w:val="24"/>
-                <w:szCs w:val="24"/>
-                <w:lang w:eastAsia="ru-RU"/>
-              </w:rPr>
-            </w:pPr>
-            <w:r>
-              <w:rPr>
-                <w:rFonts w:ascii="Times New Roman" w:eastAsia="Times New Roman" w:hAnsi="Times New Roman" w:cs="Times New Roman"/>
-                <w:sz w:val="24"/>
-                <w:szCs w:val="24"/>
-                <w:lang w:eastAsia="ru-RU"/>
-              </w:rPr>
-              <w:t>15.11.2026</w:t>
-            </w:r>
-          </w:p>
-        </w:tc>
-      </w:tr>
-      <w:tr>
-        <w:tc>
-          <w:tcPr>
-            <w:tcW w:w="0" w:type="auto"/>
-            <w:hideMark/>
-          </w:tcPr>
-          <w:p>
-            <w:pPr>
-              <w:jc w:val="right"/>
-              <w:rPr>
-                <w:rFonts w:ascii="Times New Roman" w:eastAsia="Times New Roman" w:hAnsi="Times New Roman" w:cs="Times New Roman"/>
-                <w:sz w:val="24"/>
-                <w:szCs w:val="24"/>
-                <w:lang w:eastAsia="ru-RU"/>
-              </w:rPr>
-            </w:pPr>
-            <w:r>
-              <w:rPr>
-                <w:rFonts w:ascii="Times New Roman" w:eastAsia="Times New Roman" w:hAnsi="Times New Roman" w:cs="Times New Roman"/>
-                <w:sz w:val="24"/>
-                <w:szCs w:val="24"/>
-                <w:lang w:eastAsia="ru-RU"/>
-              </w:rPr>
-              <w:t>6</w:t>
-            </w:r>
-          </w:p>
-        </w:tc>
-        <w:tc>
-          <w:tcPr>
-            <w:tcW w:w="0" w:type="auto"/>
-            <w:hideMark/>
-          </w:tcPr>
-          <w:p>
-            <w:pPr>
-              <w:rPr>
-                <w:rFonts w:ascii="Times New Roman" w:eastAsia="Times New Roman" w:hAnsi="Times New Roman" w:cs="Times New Roman"/>
-                <w:sz w:val="24"/>
-                <w:szCs w:val="24"/>
-                <w:lang w:eastAsia="ru-RU"/>
-              </w:rPr>
-            </w:pPr>
-            <w:r>
-              <w:rPr>
-                <w:rFonts w:ascii="Times New Roman" w:eastAsia="Times New Roman" w:hAnsi="Times New Roman" w:cs="Times New Roman"/>
-                <w:sz w:val="24"/>
-                <w:szCs w:val="24"/>
-                <w:lang w:eastAsia="ru-RU"/>
-              </w:rPr>
-              <w:t>Проектирование информационной системы</w:t>
-            </w:r>
-          </w:p>
-        </w:tc>
-        <w:tc>
-          <w:tcPr>
-            <w:tcW w:w="0" w:type="auto"/>
-            <w:hideMark/>
-          </w:tcPr>
-          <w:p>
-            <w:pPr>
-              <w:rPr>
-                <w:rFonts w:ascii="Times New Roman" w:eastAsia="Times New Roman" w:hAnsi="Times New Roman" w:cs="Times New Roman"/>
-                <w:sz w:val="24"/>
-                <w:szCs w:val="24"/>
-                <w:lang w:eastAsia="ru-RU"/>
-              </w:rPr>
-            </w:pPr>
-            <w:r>
-              <w:rPr>
-                <w:rFonts w:ascii="Times New Roman" w:eastAsia="Times New Roman" w:hAnsi="Times New Roman" w:cs="Times New Roman"/>
-                <w:sz w:val="24"/>
-                <w:szCs w:val="24"/>
-                <w:lang w:eastAsia="ru-RU"/>
-              </w:rPr>
-              <w:t>16.11.2026</w:t>
-            </w:r>
-          </w:p>
-        </w:tc>
-        <w:tc>
-          <w:tcPr>
-            <w:tcW w:w="0" w:type="auto"/>
-            <w:hideMark/>
-          </w:tcPr>
-          <w:p>
-            <w:pPr>
-              <w:rPr>
-                <w:rFonts w:ascii="Times New Roman" w:eastAsia="Times New Roman" w:hAnsi="Times New Roman" w:cs="Times New Roman"/>
-                <w:sz w:val="24"/>
-                <w:szCs w:val="24"/>
-                <w:lang w:eastAsia="ru-RU"/>
-              </w:rPr>
-            </w:pPr>
-            <w:r>
-              <w:rPr>
-                <w:rFonts w:ascii="Times New Roman" w:eastAsia="Times New Roman" w:hAnsi="Times New Roman" w:cs="Times New Roman"/>
-                <w:sz w:val="24"/>
-                <w:szCs w:val="24"/>
-                <w:lang w:eastAsia="ru-RU"/>
-              </w:rPr>
-              <w:t>15.12.2026</w:t>
-            </w:r>
-          </w:p>
-        </w:tc>
-      </w:tr>
-      <w:tr>
-        <w:tc>
-          <w:tcPr>
-            <w:tcW w:w="0" w:type="auto"/>
-            <w:hideMark/>
-          </w:tcPr>
-          <w:p>
-            <w:pPr>
-              <w:jc w:val="right"/>
-              <w:rPr>
-                <w:rFonts w:ascii="Times New Roman" w:eastAsia="Times New Roman" w:hAnsi="Times New Roman" w:cs="Times New Roman"/>
-                <w:sz w:val="24"/>
-                <w:szCs w:val="24"/>
-                <w:lang w:eastAsia="ru-RU"/>
-              </w:rPr>
-            </w:pPr>
-            <w:r>
-              <w:rPr>
-                <w:rFonts w:ascii="Times New Roman" w:eastAsia="Times New Roman" w:hAnsi="Times New Roman" w:cs="Times New Roman"/>
-                <w:sz w:val="24"/>
-                <w:szCs w:val="24"/>
-                <w:lang w:eastAsia="ru-RU"/>
-              </w:rPr>
-              <w:t>7</w:t>
-            </w:r>
-          </w:p>
-        </w:tc>
-        <w:tc>
-          <w:tcPr>
-            <w:tcW w:w="0" w:type="auto"/>
-            <w:hideMark/>
-          </w:tcPr>
-          <w:p>
-            <w:pPr>
-              <w:rPr>
-                <w:rFonts w:ascii="Times New Roman" w:eastAsia="Times New Roman" w:hAnsi="Times New Roman" w:cs="Times New Roman"/>
-                <w:sz w:val="24"/>
-                <w:szCs w:val="24"/>
-                <w:lang w:eastAsia="ru-RU"/>
-              </w:rPr>
-            </w:pPr>
-            <w:r>
-              <w:rPr>
-                <w:rFonts w:ascii="Times New Roman" w:eastAsia="Times New Roman" w:hAnsi="Times New Roman" w:cs="Times New Roman"/>
-                <w:sz w:val="24"/>
-                <w:szCs w:val="24"/>
-                <w:lang w:eastAsia="ru-RU"/>
-              </w:rPr>
-              <w:t>Разработка прототипа пользовательского интерфейса</w:t>
-            </w:r>
-          </w:p>
-        </w:tc>
-        <w:tc>
-          <w:tcPr>
-            <w:tcW w:w="0" w:type="auto"/>
-            <w:hideMark/>
-          </w:tcPr>
-          <w:p>
-            <w:pPr>
-              <w:rPr>
-                <w:rFonts w:ascii="Times New Roman" w:eastAsia="Times New Roman" w:hAnsi="Times New Roman" w:cs="Times New Roman"/>
-                <w:sz w:val="24"/>
-                <w:szCs w:val="24"/>
-                <w:lang w:eastAsia="ru-RU"/>
-              </w:rPr>
-            </w:pPr>
-            <w:r>
-              <w:rPr>
-                <w:rFonts w:ascii="Times New Roman" w:eastAsia="Times New Roman" w:hAnsi="Times New Roman" w:cs="Times New Roman"/>
-                <w:sz w:val="24"/>
-                <w:szCs w:val="24"/>
-                <w:lang w:eastAsia="ru-RU"/>
-              </w:rPr>
-              <w:t>16.12.2026</w:t>
-            </w:r>
-          </w:p>
-        </w:tc>
-        <w:tc>
-          <w:tcPr>
-            <w:tcW w:w="0" w:type="auto"/>
-            <w:hideMark/>
-          </w:tcPr>
-          <w:p>
-            <w:pPr>
-              <w:rPr>
-                <w:rFonts w:ascii="Times New Roman" w:eastAsia="Times New Roman" w:hAnsi="Times New Roman" w:cs="Times New Roman"/>
-                <w:sz w:val="24"/>
-                <w:szCs w:val="24"/>
-                <w:lang w:eastAsia="ru-RU"/>
-              </w:rPr>
-            </w:pPr>
-            <w:r>
-              <w:rPr>
-                <w:rFonts w:ascii="Times New Roman" w:eastAsia="Times New Roman" w:hAnsi="Times New Roman" w:cs="Times New Roman"/>
-                <w:sz w:val="24"/>
-                <w:szCs w:val="24"/>
-                <w:lang w:eastAsia="ru-RU"/>
-              </w:rPr>
-              <w:t>15.01.2027</w:t>
-            </w:r>
-          </w:p>
-        </w:tc>
-      </w:tr>
-      <w:tr>
-        <w:tc>
-          <w:tcPr>
-            <w:tcW w:w="0" w:type="auto"/>
-            <w:hideMark/>
-          </w:tcPr>
-          <w:p>
-            <w:pPr>
-              <w:jc w:val="right"/>
-              <w:rPr>
-                <w:rFonts w:ascii="Times New Roman" w:eastAsia="Times New Roman" w:hAnsi="Times New Roman" w:cs="Times New Roman"/>
-                <w:sz w:val="24"/>
-                <w:szCs w:val="24"/>
-                <w:lang w:eastAsia="ru-RU"/>
-              </w:rPr>
-            </w:pPr>
-            <w:r>
-              <w:rPr>
-                <w:rFonts w:ascii="Times New Roman" w:eastAsia="Times New Roman" w:hAnsi="Times New Roman" w:cs="Times New Roman"/>
-                <w:sz w:val="24"/>
-                <w:szCs w:val="24"/>
-                <w:lang w:eastAsia="ru-RU"/>
-              </w:rPr>
-              <w:t>8</w:t>
-            </w:r>
-          </w:p>
-        </w:tc>
-        <w:tc>
-          <w:tcPr>
-            <w:tcW w:w="0" w:type="auto"/>
-            <w:hideMark/>
-          </w:tcPr>
-          <w:p>
-            <w:pPr>
-              <w:rPr>
-                <w:rFonts w:ascii="Times New Roman" w:eastAsia="Times New Roman" w:hAnsi="Times New Roman" w:cs="Times New Roman"/>
-                <w:sz w:val="24"/>
-                <w:szCs w:val="24"/>
-                <w:lang w:eastAsia="ru-RU"/>
-              </w:rPr>
-            </w:pPr>
-            <w:r>
-              <w:rPr>
-                <w:rFonts w:ascii="Times New Roman" w:eastAsia="Times New Roman" w:hAnsi="Times New Roman" w:cs="Times New Roman"/>
-                <w:sz w:val="24"/>
-                <w:szCs w:val="24"/>
-                <w:lang w:eastAsia="ru-RU"/>
-              </w:rPr>
-              <w:t>Разработка основных компонентов информационной системы</w:t>
-            </w:r>
-          </w:p>
-        </w:tc>
-        <w:tc>
-          <w:tcPr>
-            <w:tcW w:w="0" w:type="auto"/>
-            <w:hideMark/>
-          </w:tcPr>
-          <w:p>
-            <w:pPr>
-              <w:rPr>
-                <w:rFonts w:ascii="Times New Roman" w:eastAsia="Times New Roman" w:hAnsi="Times New Roman" w:cs="Times New Roman"/>
-                <w:sz w:val="24"/>
-                <w:szCs w:val="24"/>
-                <w:lang w:eastAsia="ru-RU"/>
-              </w:rPr>
-            </w:pPr>
-            <w:r>
-              <w:rPr>
-                <w:rFonts w:ascii="Times New Roman" w:eastAsia="Times New Roman" w:hAnsi="Times New Roman" w:cs="Times New Roman"/>
-                <w:sz w:val="24"/>
-                <w:szCs w:val="24"/>
-                <w:lang w:eastAsia="ru-RU"/>
-              </w:rPr>
-              <w:t>16.01.2027</w:t>
-            </w:r>
-          </w:p>
-        </w:tc>
-        <w:tc>
-          <w:tcPr>
-            <w:tcW w:w="0" w:type="auto"/>
-            <w:hideMark/>
-          </w:tcPr>
-          <w:p>
-            <w:pPr>
-              <w:rPr>
-                <w:rFonts w:ascii="Times New Roman" w:eastAsia="Times New Roman" w:hAnsi="Times New Roman" w:cs="Times New Roman"/>
-                <w:sz w:val="24"/>
-                <w:szCs w:val="24"/>
-                <w:lang w:eastAsia="ru-RU"/>
-              </w:rPr>
-            </w:pPr>
-            <w:r>
-              <w:rPr>
-                <w:rFonts w:ascii="Times New Roman" w:eastAsia="Times New Roman" w:hAnsi="Times New Roman" w:cs="Times New Roman"/>
-                <w:sz w:val="24"/>
-                <w:szCs w:val="24"/>
-                <w:lang w:eastAsia="ru-RU"/>
-              </w:rPr>
-              <w:t>25.03.2027</w:t>
-            </w:r>
-          </w:p>
-        </w:tc>
-      </w:tr>
-      <w:tr>
-        <w:tc>
-          <w:tcPr>
-            <w:tcW w:w="0" w:type="auto"/>
-            <w:hideMark/>
-          </w:tcPr>
-          <w:p>
-            <w:pPr>
-              <w:jc w:val="right"/>
-              <w:rPr>
-                <w:rFonts w:ascii="Times New Roman" w:eastAsia="Times New Roman" w:hAnsi="Times New Roman" w:cs="Times New Roman"/>
-                <w:sz w:val="24"/>
-                <w:szCs w:val="24"/>
-                <w:lang w:eastAsia="ru-RU"/>
-              </w:rPr>
-            </w:pPr>
-            <w:r>
-              <w:rPr>
-                <w:rFonts w:ascii="Times New Roman" w:eastAsia="Times New Roman" w:hAnsi="Times New Roman" w:cs="Times New Roman"/>
-                <w:sz w:val="24"/>
-                <w:szCs w:val="24"/>
-                <w:lang w:eastAsia="ru-RU"/>
-              </w:rPr>
-              <w:t>9</w:t>
-            </w:r>
-          </w:p>
-        </w:tc>
-        <w:tc>
-          <w:tcPr>
-            <w:tcW w:w="0" w:type="auto"/>
-            <w:hideMark/>
-          </w:tcPr>
-          <w:p>
-            <w:pPr>
-              <w:rPr>
-                <w:rFonts w:ascii="Times New Roman" w:eastAsia="Times New Roman" w:hAnsi="Times New Roman" w:cs="Times New Roman"/>
-                <w:sz w:val="24"/>
-                <w:szCs w:val="24"/>
-                <w:lang w:eastAsia="ru-RU"/>
-              </w:rPr>
-            </w:pPr>
-            <w:r>
-              <w:rPr>
-                <w:rFonts w:ascii="Times New Roman" w:eastAsia="Times New Roman" w:hAnsi="Times New Roman" w:cs="Times New Roman"/>
-                <w:sz w:val="24"/>
-                <w:szCs w:val="24"/>
-                <w:lang w:eastAsia="ru-RU"/>
-              </w:rPr>
-              <w:t>Тестирование и доработка информационной системы</w:t>
-            </w:r>
-          </w:p>
-        </w:tc>
-        <w:tc>
-          <w:tcPr>
-            <w:tcW w:w="0" w:type="auto"/>
-            <w:hideMark/>
-          </w:tcPr>
-          <w:p>
-            <w:pPr>
-              <w:rPr>
-                <w:rFonts w:ascii="Times New Roman" w:eastAsia="Times New Roman" w:hAnsi="Times New Roman" w:cs="Times New Roman"/>
-                <w:sz w:val="24"/>
-                <w:szCs w:val="24"/>
-                <w:lang w:eastAsia="ru-RU"/>
-              </w:rPr>
-            </w:pPr>
-            <w:r>
-              <w:rPr>
-                <w:rFonts w:ascii="Times New Roman" w:eastAsia="Times New Roman" w:hAnsi="Times New Roman" w:cs="Times New Roman"/>
-                <w:sz w:val="24"/>
-                <w:szCs w:val="24"/>
-                <w:lang w:eastAsia="ru-RU"/>
-              </w:rPr>
-              <w:t>26.03.2027</w:t>
-            </w:r>
-          </w:p>
-        </w:tc>
-        <w:tc>
-          <w:tcPr>
-            <w:tcW w:w="0" w:type="auto"/>
-            <w:hideMark/>
-          </w:tcPr>
-          <w:p>
-            <w:pPr>
-              <w:rPr>
-                <w:rFonts w:ascii="Times New Roman" w:eastAsia="Times New Roman" w:hAnsi="Times New Roman" w:cs="Times New Roman"/>
-                <w:sz w:val="24"/>
-                <w:szCs w:val="24"/>
-                <w:lang w:eastAsia="ru-RU"/>
-              </w:rPr>
-            </w:pPr>
-            <w:r>
-              <w:rPr>
-                <w:rFonts w:ascii="Times New Roman" w:eastAsia="Times New Roman" w:hAnsi="Times New Roman" w:cs="Times New Roman"/>
-                <w:sz w:val="24"/>
-                <w:szCs w:val="24"/>
-                <w:lang w:eastAsia="ru-RU"/>
-              </w:rPr>
-              <w:t>10.05.2027</w:t>
-            </w:r>
-          </w:p>
-        </w:tc>
-      </w:tr>
-      <w:tr>
-        <w:tc>
-          <w:tcPr>
-            <w:tcW w:w="0" w:type="auto"/>
-            <w:hideMark/>
-          </w:tcPr>
-          <w:p>
-            <w:pPr>
-              <w:jc w:val="right"/>
-              <w:rPr>
-                <w:rFonts w:ascii="Times New Roman" w:eastAsia="Times New Roman" w:hAnsi="Times New Roman" w:cs="Times New Roman"/>
-                <w:sz w:val="24"/>
-                <w:szCs w:val="24"/>
-                <w:lang w:eastAsia="ru-RU"/>
-              </w:rPr>
-            </w:pPr>
-            <w:r>
-              <w:rPr>
-                <w:rFonts w:ascii="Times New Roman" w:eastAsia="Times New Roman" w:hAnsi="Times New Roman" w:cs="Times New Roman"/>
-                <w:sz w:val="24"/>
-                <w:szCs w:val="24"/>
-                <w:lang w:eastAsia="ru-RU"/>
-              </w:rPr>
-              <w:t>10</w:t>
-            </w:r>
-          </w:p>
-        </w:tc>
-        <w:tc>
-          <w:tcPr>
-            <w:tcW w:w="0" w:type="auto"/>
-            <w:hideMark/>
-          </w:tcPr>
-          <w:p>
-            <w:pPr>
-              <w:rPr>
-                <w:rFonts w:ascii="Times New Roman" w:eastAsia="Times New Roman" w:hAnsi="Times New Roman" w:cs="Times New Roman"/>
-                <w:sz w:val="24"/>
-                <w:szCs w:val="24"/>
-                <w:lang w:eastAsia="ru-RU"/>
-              </w:rPr>
-            </w:pPr>
-            <w:r>
-              <w:rPr>
-                <w:rFonts w:ascii="Times New Roman" w:eastAsia="Times New Roman" w:hAnsi="Times New Roman" w:cs="Times New Roman"/>
-                <w:sz w:val="24"/>
-                <w:szCs w:val="24"/>
-                <w:lang w:eastAsia="ru-RU"/>
-              </w:rPr>
-              <w:t>Подготовка материалов к защите проекта</w:t>
-            </w:r>
-          </w:p>
-        </w:tc>
-        <w:tc>
-          <w:tcPr>
-            <w:tcW w:w="0" w:type="auto"/>
-            <w:hideMark/>
-          </w:tcPr>
-          <w:p>
-            <w:pPr>
-              <w:rPr>
-                <w:rFonts w:ascii="Times New Roman" w:eastAsia="Times New Roman" w:hAnsi="Times New Roman" w:cs="Times New Roman"/>
-                <w:sz w:val="24"/>
-                <w:szCs w:val="24"/>
-                <w:lang w:eastAsia="ru-RU"/>
-              </w:rPr>
-            </w:pPr>
-            <w:r>
-              <w:rPr>
-                <w:rFonts w:ascii="Times New Roman" w:eastAsia="Times New Roman" w:hAnsi="Times New Roman" w:cs="Times New Roman"/>
-                <w:sz w:val="24"/>
-                <w:szCs w:val="24"/>
-                <w:lang w:eastAsia="ru-RU"/>
-              </w:rPr>
-              <w:t>11.05.2027</w:t>
-            </w:r>
-          </w:p>
-        </w:tc>
-        <w:tc>
-          <w:tcPr>
-            <w:tcW w:w="0" w:type="auto"/>
-            <w:hideMark/>
-          </w:tcPr>
-          <w:p>
-            <w:pPr>
-              <w:rPr>
-                <w:rFonts w:ascii="Times New Roman" w:eastAsia="Times New Roman" w:hAnsi="Times New Roman" w:cs="Times New Roman"/>
-                <w:sz w:val="24"/>
-                <w:szCs w:val="24"/>
-                <w:lang w:eastAsia="ru-RU"/>
-              </w:rPr>
-            </w:pPr>
-            <w:r>
-              <w:rPr>
-                <w:rFonts w:ascii="Times New Roman" w:eastAsia="Times New Roman" w:hAnsi="Times New Roman" w:cs="Times New Roman"/>
-                <w:sz w:val="24"/>
-                <w:szCs w:val="24"/>
-                <w:lang w:eastAsia="ru-RU"/>
-              </w:rPr>
-              <w:t>19.05.2027</w:t>
-            </w:r>
-          </w:p>
-        </w:tc>
-      </w:tr>
-      <w:tr>
-        <w:tc>
-          <w:tcPr>
-            <w:tcW w:w="0" w:type="auto"/>
-            <w:hideMark/>
-          </w:tcPr>
-          <w:p>
-            <w:pPr>
-              <w:jc w:val="right"/>
-              <w:rPr>
-                <w:rFonts w:ascii="Times New Roman" w:eastAsia="Times New Roman" w:hAnsi="Times New Roman" w:cs="Times New Roman"/>
-                <w:sz w:val="24"/>
-                <w:szCs w:val="24"/>
-                <w:lang w:eastAsia="ru-RU"/>
-              </w:rPr>
-            </w:pPr>
-            <w:r>
-              <w:rPr>
-                <w:rFonts w:ascii="Times New Roman" w:eastAsia="Times New Roman" w:hAnsi="Times New Roman" w:cs="Times New Roman"/>
-                <w:sz w:val="24"/>
-                <w:szCs w:val="24"/>
-                <w:lang w:eastAsia="ru-RU"/>
-              </w:rPr>
-              <w:t>11</w:t>
-            </w:r>
-          </w:p>
-        </w:tc>
-        <w:tc>
-          <w:tcPr>
-            <w:tcW w:w="0" w:type="auto"/>
-            <w:hideMark/>
-          </w:tcPr>
-          <w:p>
-            <w:pPr>
-              <w:rPr>
-                <w:rFonts w:ascii="Times New Roman" w:eastAsia="Times New Roman" w:hAnsi="Times New Roman" w:cs="Times New Roman"/>
-                <w:sz w:val="24"/>
-                <w:szCs w:val="24"/>
-                <w:lang w:eastAsia="ru-RU"/>
-              </w:rPr>
-            </w:pPr>
-            <w:r>
-              <w:rPr>
-                <w:rFonts w:ascii="Times New Roman" w:eastAsia="Times New Roman" w:hAnsi="Times New Roman" w:cs="Times New Roman"/>
-                <w:sz w:val="24"/>
-                <w:szCs w:val="24"/>
-                <w:lang w:eastAsia="ru-RU"/>
-              </w:rPr>
-              <w:t>Демонстрация и защита проекта</w:t>
-            </w:r>
-          </w:p>
-        </w:tc>
-        <w:tc>
-          <w:tcPr>
-            <w:tcW w:w="0" w:type="auto"/>
-            <w:hideMark/>
-          </w:tcPr>
-          <w:p>
-            <w:pPr>
-              <w:rPr>
-                <w:rFonts w:ascii="Times New Roman" w:eastAsia="Times New Roman" w:hAnsi="Times New Roman" w:cs="Times New Roman"/>
-                <w:sz w:val="24"/>
-                <w:szCs w:val="24"/>
-                <w:lang w:eastAsia="ru-RU"/>
-              </w:rPr>
-            </w:pPr>
-            <w:r>
-              <w:rPr>
-                <w:rFonts w:ascii="Times New Roman" w:eastAsia="Times New Roman" w:hAnsi="Times New Roman" w:cs="Times New Roman"/>
-                <w:sz w:val="24"/>
-                <w:szCs w:val="24"/>
-                <w:lang w:eastAsia="ru-RU"/>
-              </w:rPr>
-              <w:t>20.05.2027</w:t>
-            </w:r>
-          </w:p>
-        </w:tc>
-        <w:tc>
-          <w:tcPr>
-            <w:tcW w:w="0" w:type="auto"/>
-            <w:hideMark/>
-          </w:tcPr>
-          <w:p>
-            <w:pPr>
-              <w:rPr>
-                <w:rFonts w:ascii="Times New Roman" w:eastAsia="Times New Roman" w:hAnsi="Times New Roman" w:cs="Times New Roman"/>
-                <w:sz w:val="24"/>
-                <w:szCs w:val="24"/>
-                <w:lang w:eastAsia="ru-RU"/>
-              </w:rPr>
-            </w:pPr>
-            <w:r>
-              <w:rPr>
-                <w:rFonts w:ascii="Times New Roman" w:eastAsia="Times New Roman" w:hAnsi="Times New Roman" w:cs="Times New Roman"/>
-                <w:sz w:val="24"/>
-                <w:szCs w:val="24"/>
-                <w:lang w:eastAsia="ru-RU"/>
-              </w:rPr>
-              <w:t>–</w:t>
+              <w:spacing w:line="360" w:lineRule="auto"/>
+              <w:jc w:val="both"/>
+              <w:rPr>
+                <w:rFonts w:ascii="Times New Roman" w:eastAsia="Times New Roman" w:hAnsi="Times New Roman" w:cs="Times New Roman"/>
+                <w:sz w:val="24"/>
+                <w:szCs w:val="24"/>
+                <w:lang w:eastAsia="ru-RU"/>
+              </w:rPr>
+            </w:pPr>
+            <w:r>
+              <w:rPr>
+                <w:rFonts w:ascii="Times New Roman" w:eastAsia="Times New Roman" w:hAnsi="Times New Roman" w:cs="Times New Roman"/>
+                <w:sz w:val="24"/>
+                <w:szCs w:val="24"/>
+                <w:lang w:eastAsia="ru-RU"/>
+              </w:rPr>
+              <w:t>Разработчик проекта</w:t>
             </w:r>
           </w:p>
         </w:tc>
       </w:tr>
     </w:tbl>
+    <w:p>
+      <w:pPr>
+        <w:spacing w:before="100" w:beforeAutospacing="1" w:after="100" w:afterAutospacing="1" w:line="360" w:lineRule="auto"/>
+        <w:ind w:firstLine="709"/>
+        <w:jc w:val="both"/>
+        <w:rPr>
+          <w:rFonts w:ascii="Times New Roman" w:eastAsia="Times New Roman" w:hAnsi="Times New Roman" w:cs="Times New Roman"/>
+          <w:sz w:val="28"/>
+          <w:szCs w:val="28"/>
+          <w:lang w:eastAsia="ru-RU"/>
+        </w:rPr>
+      </w:pPr>
+      <w:r>
+        <w:rPr>
+          <w:rFonts w:ascii="Times New Roman" w:eastAsia="Times New Roman" w:hAnsi="Times New Roman" w:cs="Times New Roman"/>
+          <w:sz w:val="28"/>
+          <w:szCs w:val="28"/>
+          <w:lang w:eastAsia="ru-RU"/>
+        </w:rPr>
+        <w:lastRenderedPageBreak/>
+        <w:t>Вывод: проведённый анализ показал, что основными рисками проекта являются срыв сроков разработки и недостаток практического опыта, получившие высокий уровень риска. Для их снижения предусмотрены контроль выполнения календарного плана, поэтапная разработка и последовательное тестирование компонентов. Остальные риски относятся к среднему уровню и могут контролироваться посредством согласования требований, использования системы контроля версий и регулярной проверки результатов работы. Реализация предусмотренных мер позволит уменьшить влияние рисков на сроки и качество разработки информационной системы.</w:t>
+      </w:r>
+    </w:p>
+    <w:p>
+      <w:pPr>
+        <w:pStyle w:val="a5"/>
+        <w:numPr>
+          <w:ilvl w:val="1"/>
+          <w:numId w:val="15"/>
+        </w:numPr>
+        <w:spacing w:before="480" w:after="480" w:line="360" w:lineRule="auto"/>
+        <w:ind w:left="0" w:firstLine="709"/>
+        <w:jc w:val="both"/>
+        <w:rPr>
+          <w:rFonts w:ascii="Times New Roman" w:hAnsi="Times New Roman" w:cs="Times New Roman"/>
+          <w:sz w:val="28"/>
+          <w:szCs w:val="28"/>
+        </w:rPr>
+      </w:pPr>
+      <w:r>
+        <w:rPr>
+          <w:rFonts w:ascii="Times New Roman" w:hAnsi="Times New Roman" w:cs="Times New Roman"/>
+          <w:sz w:val="28"/>
+          <w:szCs w:val="28"/>
+        </w:rPr>
+        <w:t>Выбор и обоснование</w:t>
+      </w:r>
+    </w:p>
     <w:p>
       <w:pPr>
         <w:spacing w:line="360" w:lineRule="auto"/>
@@ -3716,26 +5899,7 @@
           <w:sz w:val="28"/>
           <w:szCs w:val="28"/>
         </w:rPr>
-        <w:lastRenderedPageBreak/>
-        <w:t xml:space="preserve">На рисунке 1 представлен календарный план проекта в виде диаграммы </w:t>
-      </w:r>
-      <w:proofErr w:type="spellStart"/>
-      <w:r>
-        <w:rPr>
-          <w:rFonts w:ascii="Times New Roman" w:hAnsi="Times New Roman" w:cs="Times New Roman"/>
-          <w:sz w:val="28"/>
-          <w:szCs w:val="28"/>
-        </w:rPr>
-        <w:t>Ганта</w:t>
-      </w:r>
-      <w:proofErr w:type="spellEnd"/>
-      <w:r>
-        <w:rPr>
-          <w:rFonts w:ascii="Times New Roman" w:hAnsi="Times New Roman" w:cs="Times New Roman"/>
-          <w:sz w:val="28"/>
-          <w:szCs w:val="28"/>
-        </w:rPr>
-        <w:t>.</w:t>
+        <w:t>Для реализации информационной системы адаптивного обучения начинающих водителей необходимо выбрать методы разработки и программные инструменты, соответствующие требованиям проекта. При выборе учитывались функциональные возможности инструментов, сложность освоения, наличие документации и возможность дальнейшего развития системы.</w:t>
       </w:r>
     </w:p>
     <w:p>
@@ -3750,69 +5914,13 @@
           <w:szCs w:val="28"/>
         </w:rPr>
       </w:pPr>
-    </w:p>
-    <w:p>
-      <w:pPr>
-        <w:spacing w:line="360" w:lineRule="auto"/>
-        <w:ind w:firstLine="708"/>
-        <w:contextualSpacing/>
-        <w:jc w:val="center"/>
-        <w:rPr>
-          <w:rFonts w:ascii="Times New Roman" w:hAnsi="Times New Roman" w:cs="Times New Roman"/>
-          <w:sz w:val="28"/>
-          <w:szCs w:val="28"/>
-        </w:rPr>
-      </w:pPr>
-      <w:r>
-        <w:rPr>
-          <w:rFonts w:ascii="Times New Roman" w:hAnsi="Times New Roman" w:cs="Times New Roman"/>
-          <w:sz w:val="28"/>
-          <w:szCs w:val="28"/>
-        </w:rPr>
-        <w:t xml:space="preserve">Рисунок 1 – Диаграмма </w:t>
-      </w:r>
-      <w:proofErr w:type="spellStart"/>
-      <w:r>
-        <w:rPr>
-          <w:rFonts w:ascii="Times New Roman" w:hAnsi="Times New Roman" w:cs="Times New Roman"/>
-          <w:sz w:val="28"/>
-          <w:szCs w:val="28"/>
-        </w:rPr>
-        <w:t>Ганта</w:t>
-      </w:r>
-      <w:proofErr w:type="spellEnd"/>
-    </w:p>
-    <w:p>
-      <w:pPr>
-        <w:spacing w:line="360" w:lineRule="auto"/>
-        <w:ind w:firstLine="708"/>
-        <w:contextualSpacing/>
-        <w:jc w:val="center"/>
-        <w:rPr>
-          <w:rFonts w:ascii="Times New Roman" w:hAnsi="Times New Roman" w:cs="Times New Roman"/>
-          <w:sz w:val="28"/>
-          <w:szCs w:val="28"/>
-        </w:rPr>
-      </w:pPr>
-    </w:p>
-    <w:p>
-      <w:pPr>
-        <w:spacing w:line="360" w:lineRule="auto"/>
-        <w:ind w:firstLine="708"/>
-        <w:contextualSpacing/>
-        <w:rPr>
-          <w:rFonts w:ascii="Times New Roman" w:hAnsi="Times New Roman" w:cs="Times New Roman"/>
-          <w:sz w:val="28"/>
-          <w:szCs w:val="28"/>
-        </w:rPr>
-      </w:pPr>
-      <w:r>
-        <w:rPr>
-          <w:rFonts w:ascii="Times New Roman" w:hAnsi="Times New Roman" w:cs="Times New Roman"/>
-          <w:sz w:val="28"/>
-          <w:szCs w:val="28"/>
-        </w:rPr>
-        <w:t xml:space="preserve">1.4 Анализ рисков </w:t>
+      <w:r>
+        <w:rPr>
+          <w:rFonts w:ascii="Times New Roman" w:hAnsi="Times New Roman" w:cs="Times New Roman"/>
+          <w:sz w:val="28"/>
+          <w:szCs w:val="28"/>
+        </w:rPr>
+        <w:t>В качестве метода разработки проекта выбран итерационный подход. В отличие от каскадной модели, при которой основные этапы выполняются последовательно и изменения требований на поздних этапах могут привести к значительным затратам, итерационный подход позволяет разрабатывать систему отдельными этапами и постепенно уточнять её функциональность. Это особенно важно для данного проекта, поскольку требования к системе и механизму адаптивного обучения могут уточняться в процессе разработки.</w:t>
       </w:r>
     </w:p>
     <w:p>
@@ -3833,7 +5941,88 @@
           <w:sz w:val="28"/>
           <w:szCs w:val="28"/>
         </w:rPr>
-        <w:t>При разработке информационной системы адаптивного обучения начинающих водителей необходимо учитывать возможные риски, которые могут повлиять на сроки выполнения проекта и качество полученного результата. Одним из основных рисков является ограниченность времени разработки, поскольку проект выполняется в рамках учебного процесса и имеет установленный срок завершения. Совмещение работы над проектом с учебной нагрузкой может привести к сокращению времени, выделенного на отдельные этапы разработки, поэтому выполнение работ планируется поэтапно в соответствии с календарным планом.</w:t>
+        <w:t xml:space="preserve">Для разработки клиентской части системы были рассмотрены Vue.js, </w:t>
+      </w:r>
+      <w:proofErr w:type="spellStart"/>
+      <w:r>
+        <w:rPr>
+          <w:rFonts w:ascii="Times New Roman" w:hAnsi="Times New Roman" w:cs="Times New Roman"/>
+          <w:sz w:val="28"/>
+          <w:szCs w:val="28"/>
+        </w:rPr>
+        <w:t>React</w:t>
+      </w:r>
+      <w:proofErr w:type="spellEnd"/>
+      <w:r>
+        <w:rPr>
+          <w:rFonts w:ascii="Times New Roman" w:hAnsi="Times New Roman" w:cs="Times New Roman"/>
+          <w:sz w:val="28"/>
+          <w:szCs w:val="28"/>
+        </w:rPr>
+        <w:t xml:space="preserve"> и </w:t>
+      </w:r>
+      <w:proofErr w:type="spellStart"/>
+      <w:r>
+        <w:rPr>
+          <w:rFonts w:ascii="Times New Roman" w:hAnsi="Times New Roman" w:cs="Times New Roman"/>
+          <w:sz w:val="28"/>
+          <w:szCs w:val="28"/>
+        </w:rPr>
+        <w:t>Angular</w:t>
+      </w:r>
+      <w:proofErr w:type="spellEnd"/>
+      <w:r>
+        <w:rPr>
+          <w:rFonts w:ascii="Times New Roman" w:hAnsi="Times New Roman" w:cs="Times New Roman"/>
+          <w:sz w:val="28"/>
+          <w:szCs w:val="28"/>
+        </w:rPr>
+        <w:t xml:space="preserve">. </w:t>
+      </w:r>
+      <w:proofErr w:type="spellStart"/>
+      <w:r>
+        <w:rPr>
+          <w:rFonts w:ascii="Times New Roman" w:hAnsi="Times New Roman" w:cs="Times New Roman"/>
+          <w:sz w:val="28"/>
+          <w:szCs w:val="28"/>
+        </w:rPr>
+        <w:t>React</w:t>
+      </w:r>
+      <w:proofErr w:type="spellEnd"/>
+      <w:r>
+        <w:rPr>
+          <w:rFonts w:ascii="Times New Roman" w:hAnsi="Times New Roman" w:cs="Times New Roman"/>
+          <w:sz w:val="28"/>
+          <w:szCs w:val="28"/>
+        </w:rPr>
+        <w:t xml:space="preserve"> предоставляет широкие возможности для создания интерфейсов и имеет большое количество дополнительных библиотек. </w:t>
+      </w:r>
+      <w:proofErr w:type="spellStart"/>
+      <w:r>
+        <w:rPr>
+          <w:rFonts w:ascii="Times New Roman" w:hAnsi="Times New Roman" w:cs="Times New Roman"/>
+          <w:sz w:val="28"/>
+          <w:szCs w:val="28"/>
+        </w:rPr>
+        <w:t>Angular</w:t>
+      </w:r>
+      <w:proofErr w:type="spellEnd"/>
+      <w:r>
+        <w:rPr>
+          <w:rFonts w:ascii="Times New Roman" w:hAnsi="Times New Roman" w:cs="Times New Roman"/>
+          <w:sz w:val="28"/>
+          <w:szCs w:val="28"/>
+        </w:rPr>
+        <w:t xml:space="preserve"> является полноценным фреймворком с большим набором встроенных средств, однако обладает более сложной структурой. Vue.js имеет более </w:t>
+      </w:r>
+      <w:r>
+        <w:rPr>
+          <w:rFonts w:ascii="Times New Roman" w:hAnsi="Times New Roman" w:cs="Times New Roman"/>
+          <w:sz w:val="28"/>
+          <w:szCs w:val="28"/>
+        </w:rPr>
+        <w:lastRenderedPageBreak/>
+        <w:t>простой синтаксис и позволяет постепенно добавлять необходимую функциональность в проект. С учётом требований проекта и необходимости освоения технологии был выбран Vue.js.</w:t>
       </w:r>
     </w:p>
     <w:p>
@@ -3854,7 +6043,97 @@
           <w:sz w:val="28"/>
           <w:szCs w:val="28"/>
         </w:rPr>
-        <w:t>Также существует риск изменения требований к проекту. В процессе разработки могут возникнуть новые требования со стороны заказчика или необходимость изменения отдельных функций системы. Это может привести к увеличению объёма работ и изменению первоначальных сроков. Для снижения данного риска основные требования к системе должны быть определены на этапе проектирования, а существенные изменения согласованы с заказчиком.</w:t>
+        <w:t xml:space="preserve">Для разработки серверной части были рассмотрены </w:t>
+      </w:r>
+      <w:proofErr w:type="spellStart"/>
+      <w:r>
+        <w:rPr>
+          <w:rFonts w:ascii="Times New Roman" w:hAnsi="Times New Roman" w:cs="Times New Roman"/>
+          <w:sz w:val="28"/>
+          <w:szCs w:val="28"/>
+        </w:rPr>
+        <w:t>Django</w:t>
+      </w:r>
+      <w:proofErr w:type="spellEnd"/>
+      <w:r>
+        <w:rPr>
+          <w:rFonts w:ascii="Times New Roman" w:hAnsi="Times New Roman" w:cs="Times New Roman"/>
+          <w:sz w:val="28"/>
+          <w:szCs w:val="28"/>
+        </w:rPr>
+        <w:t xml:space="preserve">, Node.js и </w:t>
+      </w:r>
+      <w:proofErr w:type="spellStart"/>
+      <w:r>
+        <w:rPr>
+          <w:rFonts w:ascii="Times New Roman" w:hAnsi="Times New Roman" w:cs="Times New Roman"/>
+          <w:sz w:val="28"/>
+          <w:szCs w:val="28"/>
+        </w:rPr>
+        <w:t>Laravel</w:t>
+      </w:r>
+      <w:proofErr w:type="spellEnd"/>
+      <w:r>
+        <w:rPr>
+          <w:rFonts w:ascii="Times New Roman" w:hAnsi="Times New Roman" w:cs="Times New Roman"/>
+          <w:sz w:val="28"/>
+          <w:szCs w:val="28"/>
+        </w:rPr>
+        <w:t xml:space="preserve">. Node.js позволяет создавать серверные приложения на JavaScript и использовать один язык программирования на клиентской и серверной части. </w:t>
+      </w:r>
+      <w:proofErr w:type="spellStart"/>
+      <w:r>
+        <w:rPr>
+          <w:rFonts w:ascii="Times New Roman" w:hAnsi="Times New Roman" w:cs="Times New Roman"/>
+          <w:sz w:val="28"/>
+          <w:szCs w:val="28"/>
+        </w:rPr>
+        <w:t>Laravel</w:t>
+      </w:r>
+      <w:proofErr w:type="spellEnd"/>
+      <w:r>
+        <w:rPr>
+          <w:rFonts w:ascii="Times New Roman" w:hAnsi="Times New Roman" w:cs="Times New Roman"/>
+          <w:sz w:val="28"/>
+          <w:szCs w:val="28"/>
+        </w:rPr>
+        <w:t xml:space="preserve"> представляет собой PHP-фреймворк, ориентированный на разработку веб-приложений. </w:t>
+      </w:r>
+      <w:proofErr w:type="spellStart"/>
+      <w:r>
+        <w:rPr>
+          <w:rFonts w:ascii="Times New Roman" w:hAnsi="Times New Roman" w:cs="Times New Roman"/>
+          <w:sz w:val="28"/>
+          <w:szCs w:val="28"/>
+        </w:rPr>
+        <w:t>Django</w:t>
+      </w:r>
+      <w:proofErr w:type="spellEnd"/>
+      <w:r>
+        <w:rPr>
+          <w:rFonts w:ascii="Times New Roman" w:hAnsi="Times New Roman" w:cs="Times New Roman"/>
+          <w:sz w:val="28"/>
+          <w:szCs w:val="28"/>
+        </w:rPr>
+        <w:t xml:space="preserve"> является фреймворком на языке Python и предоставляет готовые средства для работы с маршрутизацией, базами данных, авторизацией пользователей и административной частью системы. В качестве серверной технологии выбран </w:t>
+      </w:r>
+      <w:proofErr w:type="spellStart"/>
+      <w:r>
+        <w:rPr>
+          <w:rFonts w:ascii="Times New Roman" w:hAnsi="Times New Roman" w:cs="Times New Roman"/>
+          <w:sz w:val="28"/>
+          <w:szCs w:val="28"/>
+        </w:rPr>
+        <w:t>Django</w:t>
+      </w:r>
+      <w:proofErr w:type="spellEnd"/>
+      <w:r>
+        <w:rPr>
+          <w:rFonts w:ascii="Times New Roman" w:hAnsi="Times New Roman" w:cs="Times New Roman"/>
+          <w:sz w:val="28"/>
+          <w:szCs w:val="28"/>
+        </w:rPr>
+        <w:t>, поскольку он позволяет реализовать основные функции проекта и предоставляет необходимые средства для работы с данными.</w:t>
       </w:r>
     </w:p>
     <w:p>
@@ -3875,7 +6154,43 @@
           <w:sz w:val="28"/>
           <w:szCs w:val="28"/>
         </w:rPr>
-        <w:t>Дополнительным риском является недостаток практического опыта разработки веб-информационных систем. При реализации проекта могут возникнуть сложности при работе с серверной частью, базой данных, пользовательским интерфейсом и механизмом адаптивного обучения. Для снижения данного риска предполагается использовать официальную документацию выбранных технологий, готовые библиотеки и выполнять разработку отдельных компонентов последовательно.</w:t>
+        <w:t xml:space="preserve">Для хранения данных были рассмотрены </w:t>
+      </w:r>
+      <w:proofErr w:type="spellStart"/>
+      <w:r>
+        <w:rPr>
+          <w:rFonts w:ascii="Times New Roman" w:hAnsi="Times New Roman" w:cs="Times New Roman"/>
+          <w:sz w:val="28"/>
+          <w:szCs w:val="28"/>
+        </w:rPr>
+        <w:t>PostgreSQL</w:t>
+      </w:r>
+      <w:proofErr w:type="spellEnd"/>
+      <w:r>
+        <w:rPr>
+          <w:rFonts w:ascii="Times New Roman" w:hAnsi="Times New Roman" w:cs="Times New Roman"/>
+          <w:sz w:val="28"/>
+          <w:szCs w:val="28"/>
+        </w:rPr>
+        <w:t xml:space="preserve"> и MySQL. Обе системы управления базами данных поддерживают реляционную модель и подходят для хранения структурированной информации. Для проекта выбран </w:t>
+      </w:r>
+      <w:proofErr w:type="spellStart"/>
+      <w:r>
+        <w:rPr>
+          <w:rFonts w:ascii="Times New Roman" w:hAnsi="Times New Roman" w:cs="Times New Roman"/>
+          <w:sz w:val="28"/>
+          <w:szCs w:val="28"/>
+        </w:rPr>
+        <w:t>PostgreSQL</w:t>
+      </w:r>
+      <w:proofErr w:type="spellEnd"/>
+      <w:r>
+        <w:rPr>
+          <w:rFonts w:ascii="Times New Roman" w:hAnsi="Times New Roman" w:cs="Times New Roman"/>
+          <w:sz w:val="28"/>
+          <w:szCs w:val="28"/>
+        </w:rPr>
+        <w:t>, поскольку система предполагает хранение взаимосвязанных данных о пользователях, курсах, тестах, результатах обучения и рекомендациях.</w:t>
       </w:r>
     </w:p>
     <w:p>
@@ -3896,8 +6211,7 @@
           <w:sz w:val="28"/>
           <w:szCs w:val="28"/>
         </w:rPr>
-        <w:lastRenderedPageBreak/>
-        <w:t xml:space="preserve">В процессе разработки также возможны технические проблемы, связанные с программным обеспечением, совместимостью отдельных компонентов или потерей результатов работы. Для снижения данного риска планируется использовать систему контроля версий </w:t>
+        <w:t xml:space="preserve">Для проектирования пользовательского интерфейса были рассмотрены </w:t>
       </w:r>
       <w:proofErr w:type="spellStart"/>
       <w:r>
@@ -3906,7 +6220,7 @@
           <w:sz w:val="28"/>
           <w:szCs w:val="28"/>
         </w:rPr>
-        <w:t>Git</w:t>
+        <w:t>Figma</w:t>
       </w:r>
       <w:proofErr w:type="spellEnd"/>
       <w:r>
@@ -3915,7 +6229,25 @@
           <w:sz w:val="28"/>
           <w:szCs w:val="28"/>
         </w:rPr>
-        <w:t>, регулярно сохранять изменения проекта и проводить тестирование отдельных компонентов по мере их разработки.</w:t>
+        <w:t xml:space="preserve"> и Adobe XD. Оба инструмента позволяют создавать макеты и интерактивные прототипы интерфейсов. Для проекта выбрана </w:t>
+      </w:r>
+      <w:proofErr w:type="spellStart"/>
+      <w:r>
+        <w:rPr>
+          <w:rFonts w:ascii="Times New Roman" w:hAnsi="Times New Roman" w:cs="Times New Roman"/>
+          <w:sz w:val="28"/>
+          <w:szCs w:val="28"/>
+        </w:rPr>
+        <w:t>Figma</w:t>
+      </w:r>
+      <w:proofErr w:type="spellEnd"/>
+      <w:r>
+        <w:rPr>
+          <w:rFonts w:ascii="Times New Roman" w:hAnsi="Times New Roman" w:cs="Times New Roman"/>
+          <w:sz w:val="28"/>
+          <w:szCs w:val="28"/>
+        </w:rPr>
+        <w:t>, поскольку она позволяет создавать прототипы веб-интерфейса и удобно использовать их на этапе согласования структуры системы.</w:t>
       </w:r>
     </w:p>
     <w:p>
@@ -3936,7 +6268,79 @@
           <w:sz w:val="28"/>
           <w:szCs w:val="28"/>
         </w:rPr>
-        <w:t>Таким образом, основными рисками проекта являются ограниченность времени, изменение требований, недостаток практического опыта и возможные технические проблемы. Их предварительное выявление позволяет предусмотреть меры по снижению их влияния на сроки и результаты разработки.</w:t>
+        <w:t xml:space="preserve">Для контроля версий были рассмотрены </w:t>
+      </w:r>
+      <w:proofErr w:type="spellStart"/>
+      <w:r>
+        <w:rPr>
+          <w:rFonts w:ascii="Times New Roman" w:hAnsi="Times New Roman" w:cs="Times New Roman"/>
+          <w:sz w:val="28"/>
+          <w:szCs w:val="28"/>
+        </w:rPr>
+        <w:t>GitHub</w:t>
+      </w:r>
+      <w:proofErr w:type="spellEnd"/>
+      <w:r>
+        <w:rPr>
+          <w:rFonts w:ascii="Times New Roman" w:hAnsi="Times New Roman" w:cs="Times New Roman"/>
+          <w:sz w:val="28"/>
+          <w:szCs w:val="28"/>
+        </w:rPr>
+        <w:t xml:space="preserve"> и </w:t>
+      </w:r>
+      <w:proofErr w:type="spellStart"/>
+      <w:r>
+        <w:rPr>
+          <w:rFonts w:ascii="Times New Roman" w:hAnsi="Times New Roman" w:cs="Times New Roman"/>
+          <w:sz w:val="28"/>
+          <w:szCs w:val="28"/>
+        </w:rPr>
+        <w:t>GitLab</w:t>
+      </w:r>
+      <w:proofErr w:type="spellEnd"/>
+      <w:r>
+        <w:rPr>
+          <w:rFonts w:ascii="Times New Roman" w:hAnsi="Times New Roman" w:cs="Times New Roman"/>
+          <w:sz w:val="28"/>
+          <w:szCs w:val="28"/>
+        </w:rPr>
+        <w:t xml:space="preserve">. Оба сервиса предоставляют возможность хранения репозитория, контроля изменений и ведения разработки с использованием </w:t>
+      </w:r>
+      <w:proofErr w:type="spellStart"/>
+      <w:r>
+        <w:rPr>
+          <w:rFonts w:ascii="Times New Roman" w:hAnsi="Times New Roman" w:cs="Times New Roman"/>
+          <w:sz w:val="28"/>
+          <w:szCs w:val="28"/>
+        </w:rPr>
+        <w:t>Git</w:t>
+      </w:r>
+      <w:proofErr w:type="spellEnd"/>
+      <w:r>
+        <w:rPr>
+          <w:rFonts w:ascii="Times New Roman" w:hAnsi="Times New Roman" w:cs="Times New Roman"/>
+          <w:sz w:val="28"/>
+          <w:szCs w:val="28"/>
+        </w:rPr>
+        <w:t xml:space="preserve">. Для проекта выбран </w:t>
+      </w:r>
+      <w:proofErr w:type="spellStart"/>
+      <w:r>
+        <w:rPr>
+          <w:rFonts w:ascii="Times New Roman" w:hAnsi="Times New Roman" w:cs="Times New Roman"/>
+          <w:sz w:val="28"/>
+          <w:szCs w:val="28"/>
+        </w:rPr>
+        <w:t>GitHub</w:t>
+      </w:r>
+      <w:proofErr w:type="spellEnd"/>
+      <w:r>
+        <w:rPr>
+          <w:rFonts w:ascii="Times New Roman" w:hAnsi="Times New Roman" w:cs="Times New Roman"/>
+          <w:sz w:val="28"/>
+          <w:szCs w:val="28"/>
+        </w:rPr>
+        <w:t>, который будет использоваться для хранения исходного кода и контроля версий.</w:t>
       </w:r>
     </w:p>
     <w:p>
@@ -3951,162 +6355,6 @@
           <w:szCs w:val="28"/>
         </w:rPr>
       </w:pPr>
-    </w:p>
-    <w:p>
-      <w:pPr>
-        <w:spacing w:line="360" w:lineRule="auto"/>
-        <w:ind w:firstLine="708"/>
-        <w:contextualSpacing/>
-        <w:jc w:val="both"/>
-        <w:rPr>
-          <w:rFonts w:ascii="Times New Roman" w:hAnsi="Times New Roman" w:cs="Times New Roman"/>
-          <w:sz w:val="28"/>
-          <w:szCs w:val="28"/>
-        </w:rPr>
-      </w:pPr>
-      <w:r>
-        <w:rPr>
-          <w:rFonts w:ascii="Times New Roman" w:hAnsi="Times New Roman" w:cs="Times New Roman"/>
-          <w:sz w:val="28"/>
-          <w:szCs w:val="28"/>
-        </w:rPr>
-        <w:t>1.5 Выбор и обоснование</w:t>
-      </w:r>
-    </w:p>
-    <w:p>
-      <w:pPr>
-        <w:spacing w:line="360" w:lineRule="auto"/>
-        <w:ind w:firstLine="708"/>
-        <w:contextualSpacing/>
-        <w:jc w:val="both"/>
-        <w:rPr>
-          <w:rFonts w:ascii="Times New Roman" w:hAnsi="Times New Roman" w:cs="Times New Roman"/>
-          <w:sz w:val="28"/>
-          <w:szCs w:val="28"/>
-        </w:rPr>
-      </w:pPr>
-      <w:r>
-        <w:rPr>
-          <w:rFonts w:ascii="Times New Roman" w:hAnsi="Times New Roman" w:cs="Times New Roman"/>
-          <w:sz w:val="28"/>
-          <w:szCs w:val="28"/>
-        </w:rPr>
-        <w:t>Для реализации информационной системы адаптивного обучения начинающих водителей необходимо выбрать методы разработки и программные инструменты, соответствующие требованиям проекта. При выборе учитывались функциональные возможности инструментов, сложность освоения, наличие документации и возможность дальнейшего развития системы.</w:t>
-      </w:r>
-    </w:p>
-    <w:p>
-      <w:pPr>
-        <w:spacing w:line="360" w:lineRule="auto"/>
-        <w:ind w:firstLine="708"/>
-        <w:contextualSpacing/>
-        <w:jc w:val="both"/>
-        <w:rPr>
-          <w:rFonts w:ascii="Times New Roman" w:hAnsi="Times New Roman" w:cs="Times New Roman"/>
-          <w:sz w:val="28"/>
-          <w:szCs w:val="28"/>
-        </w:rPr>
-      </w:pPr>
-      <w:r>
-        <w:rPr>
-          <w:rFonts w:ascii="Times New Roman" w:hAnsi="Times New Roman" w:cs="Times New Roman"/>
-          <w:sz w:val="28"/>
-          <w:szCs w:val="28"/>
-        </w:rPr>
-        <w:t>В качестве метода разработки проекта выбран итерационный подход. В отличие от каскадной модели, при которой основные этапы выполняются последовательно и изменения требований на поздних этапах могут привести к значительным затратам, итерационный подход позволяет разрабатывать систему отдельными этапами и постепенно уточнять её функциональность. Это особенно важно для данного проекта, поскольку требования к системе и механизму адаптивного обучения могут уточняться в процессе разработки.</w:t>
-      </w:r>
-    </w:p>
-    <w:p>
-      <w:pPr>
-        <w:spacing w:line="360" w:lineRule="auto"/>
-        <w:ind w:firstLine="708"/>
-        <w:contextualSpacing/>
-        <w:jc w:val="both"/>
-        <w:rPr>
-          <w:rFonts w:ascii="Times New Roman" w:hAnsi="Times New Roman" w:cs="Times New Roman"/>
-          <w:sz w:val="28"/>
-          <w:szCs w:val="28"/>
-        </w:rPr>
-      </w:pPr>
-      <w:r>
-        <w:rPr>
-          <w:rFonts w:ascii="Times New Roman" w:hAnsi="Times New Roman" w:cs="Times New Roman"/>
-          <w:sz w:val="28"/>
-          <w:szCs w:val="28"/>
-        </w:rPr>
-        <w:t xml:space="preserve">Для разработки клиентской части системы были рассмотрены Vue.js, </w:t>
-      </w:r>
-      <w:proofErr w:type="spellStart"/>
-      <w:r>
-        <w:rPr>
-          <w:rFonts w:ascii="Times New Roman" w:hAnsi="Times New Roman" w:cs="Times New Roman"/>
-          <w:sz w:val="28"/>
-          <w:szCs w:val="28"/>
-        </w:rPr>
-        <w:t>React</w:t>
-      </w:r>
-      <w:proofErr w:type="spellEnd"/>
-      <w:r>
-        <w:rPr>
-          <w:rFonts w:ascii="Times New Roman" w:hAnsi="Times New Roman" w:cs="Times New Roman"/>
-          <w:sz w:val="28"/>
-          <w:szCs w:val="28"/>
-        </w:rPr>
-        <w:t xml:space="preserve"> и </w:t>
-      </w:r>
-      <w:proofErr w:type="spellStart"/>
-      <w:r>
-        <w:rPr>
-          <w:rFonts w:ascii="Times New Roman" w:hAnsi="Times New Roman" w:cs="Times New Roman"/>
-          <w:sz w:val="28"/>
-          <w:szCs w:val="28"/>
-        </w:rPr>
-        <w:t>Angular</w:t>
-      </w:r>
-      <w:proofErr w:type="spellEnd"/>
-      <w:r>
-        <w:rPr>
-          <w:rFonts w:ascii="Times New Roman" w:hAnsi="Times New Roman" w:cs="Times New Roman"/>
-          <w:sz w:val="28"/>
-          <w:szCs w:val="28"/>
-        </w:rPr>
-        <w:t xml:space="preserve">. </w:t>
-      </w:r>
-      <w:proofErr w:type="spellStart"/>
-      <w:r>
-        <w:rPr>
-          <w:rFonts w:ascii="Times New Roman" w:hAnsi="Times New Roman" w:cs="Times New Roman"/>
-          <w:sz w:val="28"/>
-          <w:szCs w:val="28"/>
-        </w:rPr>
-        <w:t>React</w:t>
-      </w:r>
-      <w:proofErr w:type="spellEnd"/>
-      <w:r>
-        <w:rPr>
-          <w:rFonts w:ascii="Times New Roman" w:hAnsi="Times New Roman" w:cs="Times New Roman"/>
-          <w:sz w:val="28"/>
-          <w:szCs w:val="28"/>
-        </w:rPr>
-        <w:t xml:space="preserve"> предоставляет широкие возможности для создания интерфейсов и имеет большое количество дополнительных библиотек. </w:t>
-      </w:r>
-      <w:proofErr w:type="spellStart"/>
-      <w:r>
-        <w:rPr>
-          <w:rFonts w:ascii="Times New Roman" w:hAnsi="Times New Roman" w:cs="Times New Roman"/>
-          <w:sz w:val="28"/>
-          <w:szCs w:val="28"/>
-        </w:rPr>
-        <w:t>Angular</w:t>
-      </w:r>
-      <w:proofErr w:type="spellEnd"/>
-      <w:r>
-        <w:rPr>
-          <w:rFonts w:ascii="Times New Roman" w:hAnsi="Times New Roman" w:cs="Times New Roman"/>
-          <w:sz w:val="28"/>
-          <w:szCs w:val="28"/>
-        </w:rPr>
-        <w:t xml:space="preserve"> является полноценным фреймворком с большим набором встроенных </w:t>
-      </w:r>
       <w:r>
         <w:rPr>
           <w:rFonts w:ascii="Times New Roman" w:hAnsi="Times New Roman" w:cs="Times New Roman"/>
@@ -4114,358 +6362,6 @@
           <w:szCs w:val="28"/>
         </w:rPr>
         <w:lastRenderedPageBreak/>
-        <w:t>средств, однако обладает более сложной структурой. Vue.js имеет более простой синтаксис и позволяет постепенно добавлять необходимую функциональность в проект. С учётом требований проекта и необходимости освоения технологии был выбран Vue.js.</w:t>
-      </w:r>
-    </w:p>
-    <w:p>
-      <w:pPr>
-        <w:spacing w:line="360" w:lineRule="auto"/>
-        <w:ind w:firstLine="708"/>
-        <w:contextualSpacing/>
-        <w:jc w:val="both"/>
-        <w:rPr>
-          <w:rFonts w:ascii="Times New Roman" w:hAnsi="Times New Roman" w:cs="Times New Roman"/>
-          <w:sz w:val="28"/>
-          <w:szCs w:val="28"/>
-        </w:rPr>
-      </w:pPr>
-      <w:r>
-        <w:rPr>
-          <w:rFonts w:ascii="Times New Roman" w:hAnsi="Times New Roman" w:cs="Times New Roman"/>
-          <w:sz w:val="28"/>
-          <w:szCs w:val="28"/>
-        </w:rPr>
-        <w:t xml:space="preserve">Для разработки серверной части были рассмотрены </w:t>
-      </w:r>
-      <w:proofErr w:type="spellStart"/>
-      <w:r>
-        <w:rPr>
-          <w:rFonts w:ascii="Times New Roman" w:hAnsi="Times New Roman" w:cs="Times New Roman"/>
-          <w:sz w:val="28"/>
-          <w:szCs w:val="28"/>
-        </w:rPr>
-        <w:t>Django</w:t>
-      </w:r>
-      <w:proofErr w:type="spellEnd"/>
-      <w:r>
-        <w:rPr>
-          <w:rFonts w:ascii="Times New Roman" w:hAnsi="Times New Roman" w:cs="Times New Roman"/>
-          <w:sz w:val="28"/>
-          <w:szCs w:val="28"/>
-        </w:rPr>
-        <w:t xml:space="preserve">, Node.js и </w:t>
-      </w:r>
-      <w:proofErr w:type="spellStart"/>
-      <w:r>
-        <w:rPr>
-          <w:rFonts w:ascii="Times New Roman" w:hAnsi="Times New Roman" w:cs="Times New Roman"/>
-          <w:sz w:val="28"/>
-          <w:szCs w:val="28"/>
-        </w:rPr>
-        <w:t>Laravel</w:t>
-      </w:r>
-      <w:proofErr w:type="spellEnd"/>
-      <w:r>
-        <w:rPr>
-          <w:rFonts w:ascii="Times New Roman" w:hAnsi="Times New Roman" w:cs="Times New Roman"/>
-          <w:sz w:val="28"/>
-          <w:szCs w:val="28"/>
-        </w:rPr>
-        <w:t xml:space="preserve">. Node.js позволяет создавать серверные приложения на JavaScript и использовать один язык программирования на клиентской и серверной части. </w:t>
-      </w:r>
-      <w:proofErr w:type="spellStart"/>
-      <w:r>
-        <w:rPr>
-          <w:rFonts w:ascii="Times New Roman" w:hAnsi="Times New Roman" w:cs="Times New Roman"/>
-          <w:sz w:val="28"/>
-          <w:szCs w:val="28"/>
-        </w:rPr>
-        <w:t>Laravel</w:t>
-      </w:r>
-      <w:proofErr w:type="spellEnd"/>
-      <w:r>
-        <w:rPr>
-          <w:rFonts w:ascii="Times New Roman" w:hAnsi="Times New Roman" w:cs="Times New Roman"/>
-          <w:sz w:val="28"/>
-          <w:szCs w:val="28"/>
-        </w:rPr>
-        <w:t xml:space="preserve"> представляет собой PHP-фреймворк, ориентированный на разработку веб-приложений. </w:t>
-      </w:r>
-      <w:proofErr w:type="spellStart"/>
-      <w:r>
-        <w:rPr>
-          <w:rFonts w:ascii="Times New Roman" w:hAnsi="Times New Roman" w:cs="Times New Roman"/>
-          <w:sz w:val="28"/>
-          <w:szCs w:val="28"/>
-        </w:rPr>
-        <w:t>Django</w:t>
-      </w:r>
-      <w:proofErr w:type="spellEnd"/>
-      <w:r>
-        <w:rPr>
-          <w:rFonts w:ascii="Times New Roman" w:hAnsi="Times New Roman" w:cs="Times New Roman"/>
-          <w:sz w:val="28"/>
-          <w:szCs w:val="28"/>
-        </w:rPr>
-        <w:t xml:space="preserve"> является фреймворком на языке Python и предоставляет готовые средства для работы с маршрутизацией, базами данных, авторизацией пользователей и административной частью системы. В качестве серверной технологии выбран </w:t>
-      </w:r>
-      <w:proofErr w:type="spellStart"/>
-      <w:r>
-        <w:rPr>
-          <w:rFonts w:ascii="Times New Roman" w:hAnsi="Times New Roman" w:cs="Times New Roman"/>
-          <w:sz w:val="28"/>
-          <w:szCs w:val="28"/>
-        </w:rPr>
-        <w:t>Django</w:t>
-      </w:r>
-      <w:proofErr w:type="spellEnd"/>
-      <w:r>
-        <w:rPr>
-          <w:rFonts w:ascii="Times New Roman" w:hAnsi="Times New Roman" w:cs="Times New Roman"/>
-          <w:sz w:val="28"/>
-          <w:szCs w:val="28"/>
-        </w:rPr>
-        <w:t>, поскольку он позволяет реализовать основные функции проекта и предоставляет необходимые средства для работы с данными.</w:t>
-      </w:r>
-    </w:p>
-    <w:p>
-      <w:pPr>
-        <w:spacing w:line="360" w:lineRule="auto"/>
-        <w:ind w:firstLine="708"/>
-        <w:contextualSpacing/>
-        <w:jc w:val="both"/>
-        <w:rPr>
-          <w:rFonts w:ascii="Times New Roman" w:hAnsi="Times New Roman" w:cs="Times New Roman"/>
-          <w:sz w:val="28"/>
-          <w:szCs w:val="28"/>
-        </w:rPr>
-      </w:pPr>
-      <w:r>
-        <w:rPr>
-          <w:rFonts w:ascii="Times New Roman" w:hAnsi="Times New Roman" w:cs="Times New Roman"/>
-          <w:sz w:val="28"/>
-          <w:szCs w:val="28"/>
-        </w:rPr>
-        <w:t xml:space="preserve">Для хранения данных были рассмотрены </w:t>
-      </w:r>
-      <w:proofErr w:type="spellStart"/>
-      <w:r>
-        <w:rPr>
-          <w:rFonts w:ascii="Times New Roman" w:hAnsi="Times New Roman" w:cs="Times New Roman"/>
-          <w:sz w:val="28"/>
-          <w:szCs w:val="28"/>
-        </w:rPr>
-        <w:t>PostgreSQL</w:t>
-      </w:r>
-      <w:proofErr w:type="spellEnd"/>
-      <w:r>
-        <w:rPr>
-          <w:rFonts w:ascii="Times New Roman" w:hAnsi="Times New Roman" w:cs="Times New Roman"/>
-          <w:sz w:val="28"/>
-          <w:szCs w:val="28"/>
-        </w:rPr>
-        <w:t xml:space="preserve"> и MySQL. Обе системы управления базами данных поддерживают реляционную модель и подходят для хранения структурированной информации. Для проекта выбран </w:t>
-      </w:r>
-      <w:proofErr w:type="spellStart"/>
-      <w:r>
-        <w:rPr>
-          <w:rFonts w:ascii="Times New Roman" w:hAnsi="Times New Roman" w:cs="Times New Roman"/>
-          <w:sz w:val="28"/>
-          <w:szCs w:val="28"/>
-        </w:rPr>
-        <w:t>PostgreSQL</w:t>
-      </w:r>
-      <w:proofErr w:type="spellEnd"/>
-      <w:r>
-        <w:rPr>
-          <w:rFonts w:ascii="Times New Roman" w:hAnsi="Times New Roman" w:cs="Times New Roman"/>
-          <w:sz w:val="28"/>
-          <w:szCs w:val="28"/>
-        </w:rPr>
-        <w:t>, поскольку система предполагает хранение взаимосвязанных данных о пользователях, курсах, тестах, результатах обучения и рекомендациях.</w:t>
-      </w:r>
-    </w:p>
-    <w:p>
-      <w:pPr>
-        <w:spacing w:line="360" w:lineRule="auto"/>
-        <w:ind w:firstLine="708"/>
-        <w:contextualSpacing/>
-        <w:jc w:val="both"/>
-        <w:rPr>
-          <w:rFonts w:ascii="Times New Roman" w:hAnsi="Times New Roman" w:cs="Times New Roman"/>
-          <w:sz w:val="28"/>
-          <w:szCs w:val="28"/>
-        </w:rPr>
-      </w:pPr>
-      <w:r>
-        <w:rPr>
-          <w:rFonts w:ascii="Times New Roman" w:hAnsi="Times New Roman" w:cs="Times New Roman"/>
-          <w:sz w:val="28"/>
-          <w:szCs w:val="28"/>
-        </w:rPr>
-        <w:t xml:space="preserve">Для проектирования пользовательского интерфейса были рассмотрены </w:t>
-      </w:r>
-      <w:proofErr w:type="spellStart"/>
-      <w:r>
-        <w:rPr>
-          <w:rFonts w:ascii="Times New Roman" w:hAnsi="Times New Roman" w:cs="Times New Roman"/>
-          <w:sz w:val="28"/>
-          <w:szCs w:val="28"/>
-        </w:rPr>
-        <w:t>Figma</w:t>
-      </w:r>
-      <w:proofErr w:type="spellEnd"/>
-      <w:r>
-        <w:rPr>
-          <w:rFonts w:ascii="Times New Roman" w:hAnsi="Times New Roman" w:cs="Times New Roman"/>
-          <w:sz w:val="28"/>
-          <w:szCs w:val="28"/>
-        </w:rPr>
-        <w:t xml:space="preserve"> и Adobe XD. Оба инструмента позволяют создавать макеты и интерактивные прототипы интерфейсов. Для проекта выбрана </w:t>
-      </w:r>
-      <w:proofErr w:type="spellStart"/>
-      <w:r>
-        <w:rPr>
-          <w:rFonts w:ascii="Times New Roman" w:hAnsi="Times New Roman" w:cs="Times New Roman"/>
-          <w:sz w:val="28"/>
-          <w:szCs w:val="28"/>
-        </w:rPr>
-        <w:t>Figma</w:t>
-      </w:r>
-      <w:proofErr w:type="spellEnd"/>
-      <w:r>
-        <w:rPr>
-          <w:rFonts w:ascii="Times New Roman" w:hAnsi="Times New Roman" w:cs="Times New Roman"/>
-          <w:sz w:val="28"/>
-          <w:szCs w:val="28"/>
-        </w:rPr>
-        <w:t>, поскольку она позволяет создавать прототипы веб-интерфейса и удобно использовать их на этапе согласования структуры системы.</w:t>
-      </w:r>
-    </w:p>
-    <w:p>
-      <w:pPr>
-        <w:spacing w:line="360" w:lineRule="auto"/>
-        <w:ind w:firstLine="708"/>
-        <w:contextualSpacing/>
-        <w:jc w:val="both"/>
-        <w:rPr>
-          <w:rFonts w:ascii="Times New Roman" w:hAnsi="Times New Roman" w:cs="Times New Roman"/>
-          <w:sz w:val="28"/>
-          <w:szCs w:val="28"/>
-        </w:rPr>
-      </w:pPr>
-      <w:r>
-        <w:rPr>
-          <w:rFonts w:ascii="Times New Roman" w:hAnsi="Times New Roman" w:cs="Times New Roman"/>
-          <w:sz w:val="28"/>
-          <w:szCs w:val="28"/>
-        </w:rPr>
-        <w:t xml:space="preserve">Для контроля версий были рассмотрены </w:t>
-      </w:r>
-      <w:proofErr w:type="spellStart"/>
-      <w:r>
-        <w:rPr>
-          <w:rFonts w:ascii="Times New Roman" w:hAnsi="Times New Roman" w:cs="Times New Roman"/>
-          <w:sz w:val="28"/>
-          <w:szCs w:val="28"/>
-        </w:rPr>
-        <w:t>GitHub</w:t>
-      </w:r>
-      <w:proofErr w:type="spellEnd"/>
-      <w:r>
-        <w:rPr>
-          <w:rFonts w:ascii="Times New Roman" w:hAnsi="Times New Roman" w:cs="Times New Roman"/>
-          <w:sz w:val="28"/>
-          <w:szCs w:val="28"/>
-        </w:rPr>
-        <w:t xml:space="preserve"> и </w:t>
-      </w:r>
-      <w:proofErr w:type="spellStart"/>
-      <w:r>
-        <w:rPr>
-          <w:rFonts w:ascii="Times New Roman" w:hAnsi="Times New Roman" w:cs="Times New Roman"/>
-          <w:sz w:val="28"/>
-          <w:szCs w:val="28"/>
-        </w:rPr>
-        <w:t>GitLab</w:t>
-      </w:r>
-      <w:proofErr w:type="spellEnd"/>
-      <w:r>
-        <w:rPr>
-          <w:rFonts w:ascii="Times New Roman" w:hAnsi="Times New Roman" w:cs="Times New Roman"/>
-          <w:sz w:val="28"/>
-          <w:szCs w:val="28"/>
-        </w:rPr>
-        <w:t xml:space="preserve">. Оба сервиса предоставляют возможность хранения репозитория, контроля изменений и ведения разработки с использованием </w:t>
-      </w:r>
-      <w:proofErr w:type="spellStart"/>
-      <w:r>
-        <w:rPr>
-          <w:rFonts w:ascii="Times New Roman" w:hAnsi="Times New Roman" w:cs="Times New Roman"/>
-          <w:sz w:val="28"/>
-          <w:szCs w:val="28"/>
-        </w:rPr>
-        <w:t>Git</w:t>
-      </w:r>
-      <w:proofErr w:type="spellEnd"/>
-      <w:r>
-        <w:rPr>
-          <w:rFonts w:ascii="Times New Roman" w:hAnsi="Times New Roman" w:cs="Times New Roman"/>
-          <w:sz w:val="28"/>
-          <w:szCs w:val="28"/>
-        </w:rPr>
-        <w:t xml:space="preserve">. Для проекта выбран </w:t>
-      </w:r>
-      <w:proofErr w:type="spellStart"/>
-      <w:r>
-        <w:rPr>
-          <w:rFonts w:ascii="Times New Roman" w:hAnsi="Times New Roman" w:cs="Times New Roman"/>
-          <w:sz w:val="28"/>
-          <w:szCs w:val="28"/>
-        </w:rPr>
-        <w:t>GitHub</w:t>
-      </w:r>
-      <w:proofErr w:type="spellEnd"/>
-      <w:r>
-        <w:rPr>
-          <w:rFonts w:ascii="Times New Roman" w:hAnsi="Times New Roman" w:cs="Times New Roman"/>
-          <w:sz w:val="28"/>
-          <w:szCs w:val="28"/>
-        </w:rPr>
-        <w:t>, который будет использоваться для хранения исходного кода и контроля версий.</w:t>
-      </w:r>
-    </w:p>
-    <w:p>
-      <w:pPr>
-        <w:spacing w:line="360" w:lineRule="auto"/>
-        <w:ind w:firstLine="708"/>
-        <w:contextualSpacing/>
-        <w:jc w:val="both"/>
-        <w:rPr>
-          <w:rFonts w:ascii="Times New Roman" w:hAnsi="Times New Roman" w:cs="Times New Roman"/>
-          <w:sz w:val="28"/>
-          <w:szCs w:val="28"/>
-        </w:rPr>
-      </w:pPr>
-    </w:p>
-    <w:p>
-      <w:pPr>
-        <w:spacing w:line="360" w:lineRule="auto"/>
-        <w:ind w:firstLine="708"/>
-        <w:contextualSpacing/>
-        <w:jc w:val="both"/>
-        <w:rPr>
-          <w:rFonts w:ascii="Times New Roman" w:hAnsi="Times New Roman" w:cs="Times New Roman"/>
-          <w:sz w:val="28"/>
-          <w:szCs w:val="28"/>
-        </w:rPr>
-      </w:pPr>
-      <w:r>
-        <w:rPr>
-          <w:rFonts w:ascii="Times New Roman" w:hAnsi="Times New Roman" w:cs="Times New Roman"/>
-          <w:sz w:val="28"/>
-          <w:szCs w:val="28"/>
-        </w:rPr>
         <w:t>В результате для разработки проекта выбран следующий набор методов и инструментов:</w:t>
       </w:r>
     </w:p>
@@ -4490,23 +6386,7 @@
           <w:sz w:val="28"/>
           <w:szCs w:val="28"/>
         </w:rPr>
-        <w:t xml:space="preserve">проектирование интерфейса </w:t>
-      </w:r>
-      <w:r>
-        <w:rPr>
-          <w:rFonts w:ascii="Times New Roman" w:hAnsi="Times New Roman" w:cs="Times New Roman"/>
-          <w:sz w:val="28"/>
-          <w:szCs w:val="28"/>
-        </w:rPr>
-        <w:t>–</w:t>
-      </w:r>
-      <w:r>
-        <w:rPr>
-          <w:rFonts w:ascii="Times New Roman" w:hAnsi="Times New Roman" w:cs="Times New Roman"/>
-          <w:sz w:val="28"/>
-          <w:szCs w:val="28"/>
-        </w:rPr>
-        <w:t xml:space="preserve"> </w:t>
+        <w:t xml:space="preserve">проектирование интерфейса – </w:t>
       </w:r>
       <w:proofErr w:type="spellStart"/>
       <w:r>
@@ -4548,23 +6428,7 @@
           <w:sz w:val="28"/>
           <w:szCs w:val="28"/>
         </w:rPr>
-        <w:t xml:space="preserve">разработка клиентской части </w:t>
-      </w:r>
-      <w:r>
-        <w:rPr>
-          <w:rFonts w:ascii="Times New Roman" w:hAnsi="Times New Roman" w:cs="Times New Roman"/>
-          <w:sz w:val="28"/>
-          <w:szCs w:val="28"/>
-        </w:rPr>
-        <w:t>–</w:t>
-      </w:r>
-      <w:r>
-        <w:rPr>
-          <w:rFonts w:ascii="Times New Roman" w:hAnsi="Times New Roman" w:cs="Times New Roman"/>
-          <w:sz w:val="28"/>
-          <w:szCs w:val="28"/>
-        </w:rPr>
-        <w:t xml:space="preserve"> Vue.js, HTML, CSS;</w:t>
+        <w:t>разработка клиентской части – Vue.js, HTML, CSS;</w:t>
       </w:r>
     </w:p>
     <w:p>
@@ -4588,23 +6452,7 @@
           <w:sz w:val="28"/>
           <w:szCs w:val="28"/>
         </w:rPr>
-        <w:t xml:space="preserve">разработка серверной части </w:t>
-      </w:r>
-      <w:r>
-        <w:rPr>
-          <w:rFonts w:ascii="Times New Roman" w:hAnsi="Times New Roman" w:cs="Times New Roman"/>
-          <w:sz w:val="28"/>
-          <w:szCs w:val="28"/>
-        </w:rPr>
-        <w:t>–</w:t>
-      </w:r>
-      <w:r>
-        <w:rPr>
-          <w:rFonts w:ascii="Times New Roman" w:hAnsi="Times New Roman" w:cs="Times New Roman"/>
-          <w:sz w:val="28"/>
-          <w:szCs w:val="28"/>
-        </w:rPr>
-        <w:t xml:space="preserve"> Python, </w:t>
+        <w:t xml:space="preserve">разработка серверной части – Python, </w:t>
       </w:r>
       <w:proofErr w:type="spellStart"/>
       <w:r>
@@ -4646,23 +6494,7 @@
           <w:sz w:val="28"/>
           <w:szCs w:val="28"/>
         </w:rPr>
-        <w:t xml:space="preserve">хранение данных </w:t>
-      </w:r>
-      <w:r>
-        <w:rPr>
-          <w:rFonts w:ascii="Times New Roman" w:hAnsi="Times New Roman" w:cs="Times New Roman"/>
-          <w:sz w:val="28"/>
-          <w:szCs w:val="28"/>
-        </w:rPr>
-        <w:t>–</w:t>
-      </w:r>
-      <w:r>
-        <w:rPr>
-          <w:rFonts w:ascii="Times New Roman" w:hAnsi="Times New Roman" w:cs="Times New Roman"/>
-          <w:sz w:val="28"/>
-          <w:szCs w:val="28"/>
-        </w:rPr>
-        <w:t xml:space="preserve"> </w:t>
+        <w:t xml:space="preserve">хранение данных – </w:t>
       </w:r>
       <w:proofErr w:type="spellStart"/>
       <w:r>
@@ -4704,23 +6536,7 @@
           <w:sz w:val="28"/>
           <w:szCs w:val="28"/>
         </w:rPr>
-        <w:t xml:space="preserve">контроль версий </w:t>
-      </w:r>
-      <w:r>
-        <w:rPr>
-          <w:rFonts w:ascii="Times New Roman" w:hAnsi="Times New Roman" w:cs="Times New Roman"/>
-          <w:sz w:val="28"/>
-          <w:szCs w:val="28"/>
-        </w:rPr>
-        <w:t>–</w:t>
-      </w:r>
-      <w:r>
-        <w:rPr>
-          <w:rFonts w:ascii="Times New Roman" w:hAnsi="Times New Roman" w:cs="Times New Roman"/>
-          <w:sz w:val="28"/>
-          <w:szCs w:val="28"/>
-        </w:rPr>
-        <w:t xml:space="preserve"> </w:t>
+        <w:t xml:space="preserve">контроль версий – </w:t>
       </w:r>
       <w:proofErr w:type="spellStart"/>
       <w:r>
@@ -4780,23 +6596,7 @@
           <w:sz w:val="28"/>
           <w:szCs w:val="28"/>
         </w:rPr>
-        <w:t xml:space="preserve">тестирование </w:t>
-      </w:r>
-      <w:r>
-        <w:rPr>
-          <w:rFonts w:ascii="Times New Roman" w:hAnsi="Times New Roman" w:cs="Times New Roman"/>
-          <w:sz w:val="28"/>
-          <w:szCs w:val="28"/>
-        </w:rPr>
-        <w:t>–</w:t>
-      </w:r>
-      <w:r>
-        <w:rPr>
-          <w:rFonts w:ascii="Times New Roman" w:hAnsi="Times New Roman" w:cs="Times New Roman"/>
-          <w:sz w:val="28"/>
-          <w:szCs w:val="28"/>
-        </w:rPr>
-        <w:t xml:space="preserve"> ручное функциональное тестирование.</w:t>
+        <w:t>тестирование – ручное функциональное тестирование.</w:t>
       </w:r>
     </w:p>
     <w:p>
@@ -5297,6 +7097,92 @@
     </w:lvl>
   </w:abstractNum>
   <w:abstractNum w:abstractNumId="4" w15:restartNumberingAfterBreak="0">
+    <w:nsid w:val="1D881879"/>
+    <w:multiLevelType w:val="hybridMultilevel"/>
+    <w:tmpl w:val="0B0C42A2"/>
+    <w:lvl w:ilvl="0" w:tplc="0419000F">
+      <w:start w:val="1"/>
+      <w:numFmt w:val="decimal"/>
+      <w:lvlText w:val="%1."/>
+      <w:lvlJc w:val="left"/>
+      <w:pPr>
+        <w:ind w:left="1429" w:hanging="360"/>
+      </w:pPr>
+    </w:lvl>
+    <w:lvl w:ilvl="1" w:tplc="04190019" w:tentative="1">
+      <w:start w:val="1"/>
+      <w:numFmt w:val="lowerLetter"/>
+      <w:lvlText w:val="%2."/>
+      <w:lvlJc w:val="left"/>
+      <w:pPr>
+        <w:ind w:left="2149" w:hanging="360"/>
+      </w:pPr>
+    </w:lvl>
+    <w:lvl w:ilvl="2" w:tplc="0419001B" w:tentative="1">
+      <w:start w:val="1"/>
+      <w:numFmt w:val="lowerRoman"/>
+      <w:lvlText w:val="%3."/>
+      <w:lvlJc w:val="right"/>
+      <w:pPr>
+        <w:ind w:left="2869" w:hanging="180"/>
+      </w:pPr>
+    </w:lvl>
+    <w:lvl w:ilvl="3" w:tplc="0419000F" w:tentative="1">
+      <w:start w:val="1"/>
+      <w:numFmt w:val="decimal"/>
+      <w:lvlText w:val="%4."/>
+      <w:lvlJc w:val="left"/>
+      <w:pPr>
+        <w:ind w:left="3589" w:hanging="360"/>
+      </w:pPr>
+    </w:lvl>
+    <w:lvl w:ilvl="4" w:tplc="04190019" w:tentative="1">
+      <w:start w:val="1"/>
+      <w:numFmt w:val="lowerLetter"/>
+      <w:lvlText w:val="%5."/>
+      <w:lvlJc w:val="left"/>
+      <w:pPr>
+        <w:ind w:left="4309" w:hanging="360"/>
+      </w:pPr>
+    </w:lvl>
+    <w:lvl w:ilvl="5" w:tplc="0419001B" w:tentative="1">
+      <w:start w:val="1"/>
+      <w:numFmt w:val="lowerRoman"/>
+      <w:lvlText w:val="%6."/>
+      <w:lvlJc w:val="right"/>
+      <w:pPr>
+        <w:ind w:left="5029" w:hanging="180"/>
+      </w:pPr>
+    </w:lvl>
+    <w:lvl w:ilvl="6" w:tplc="0419000F" w:tentative="1">
+      <w:start w:val="1"/>
+      <w:numFmt w:val="decimal"/>
+      <w:lvlText w:val="%7."/>
+      <w:lvlJc w:val="left"/>
+      <w:pPr>
+        <w:ind w:left="5749" w:hanging="360"/>
+      </w:pPr>
+    </w:lvl>
+    <w:lvl w:ilvl="7" w:tplc="04190019" w:tentative="1">
+      <w:start w:val="1"/>
+      <w:numFmt w:val="lowerLetter"/>
+      <w:lvlText w:val="%8."/>
+      <w:lvlJc w:val="left"/>
+      <w:pPr>
+        <w:ind w:left="6469" w:hanging="360"/>
+      </w:pPr>
+    </w:lvl>
+    <w:lvl w:ilvl="8" w:tplc="0419001B" w:tentative="1">
+      <w:start w:val="1"/>
+      <w:numFmt w:val="lowerRoman"/>
+      <w:lvlText w:val="%9."/>
+      <w:lvlJc w:val="right"/>
+      <w:pPr>
+        <w:ind w:left="7189" w:hanging="180"/>
+      </w:pPr>
+    </w:lvl>
+  </w:abstractNum>
+  <w:abstractNum w:abstractNumId="5" w15:restartNumberingAfterBreak="0">
     <w:nsid w:val="2EB6364B"/>
     <w:multiLevelType w:val="hybridMultilevel"/>
     <w:tmpl w:val="585C4102"/>
@@ -5409,7 +7295,7 @@
       </w:rPr>
     </w:lvl>
   </w:abstractNum>
-  <w:abstractNum w:abstractNumId="5" w15:restartNumberingAfterBreak="0">
+  <w:abstractNum w:abstractNumId="6" w15:restartNumberingAfterBreak="0">
     <w:nsid w:val="36905EDB"/>
     <w:multiLevelType w:val="hybridMultilevel"/>
     <w:tmpl w:val="65C2521A"/>
@@ -5522,7 +7408,7 @@
       </w:rPr>
     </w:lvl>
   </w:abstractNum>
-  <w:abstractNum w:abstractNumId="6" w15:restartNumberingAfterBreak="0">
+  <w:abstractNum w:abstractNumId="7" w15:restartNumberingAfterBreak="0">
     <w:nsid w:val="36E82950"/>
     <w:multiLevelType w:val="multilevel"/>
     <w:tmpl w:val="4644250C"/>
@@ -5671,7 +7557,390 @@
       </w:rPr>
     </w:lvl>
   </w:abstractNum>
-  <w:abstractNum w:abstractNumId="7" w15:restartNumberingAfterBreak="0">
+  <w:abstractNum w:abstractNumId="8" w15:restartNumberingAfterBreak="0">
+    <w:nsid w:val="3A534DD3"/>
+    <w:multiLevelType w:val="multilevel"/>
+    <w:tmpl w:val="A84639B8"/>
+    <w:lvl w:ilvl="0">
+      <w:start w:val="1"/>
+      <w:numFmt w:val="bullet"/>
+      <w:lvlText w:val=""/>
+      <w:lvlJc w:val="left"/>
+      <w:pPr>
+        <w:tabs>
+          <w:tab w:val="num" w:pos="720"/>
+        </w:tabs>
+        <w:ind w:left="720" w:hanging="360"/>
+      </w:pPr>
+      <w:rPr>
+        <w:rFonts w:ascii="Symbol" w:hAnsi="Symbol" w:hint="default"/>
+        <w:sz w:val="20"/>
+      </w:rPr>
+    </w:lvl>
+    <w:lvl w:ilvl="1" w:tentative="1">
+      <w:start w:val="1"/>
+      <w:numFmt w:val="bullet"/>
+      <w:lvlText w:val="o"/>
+      <w:lvlJc w:val="left"/>
+      <w:pPr>
+        <w:tabs>
+          <w:tab w:val="num" w:pos="1440"/>
+        </w:tabs>
+        <w:ind w:left="1440" w:hanging="360"/>
+      </w:pPr>
+      <w:rPr>
+        <w:rFonts w:ascii="Courier New" w:hAnsi="Courier New" w:hint="default"/>
+        <w:sz w:val="20"/>
+      </w:rPr>
+    </w:lvl>
+    <w:lvl w:ilvl="2" w:tentative="1">
+      <w:start w:val="1"/>
+      <w:numFmt w:val="bullet"/>
+      <w:lvlText w:val=""/>
+      <w:lvlJc w:val="left"/>
+      <w:pPr>
+        <w:tabs>
+          <w:tab w:val="num" w:pos="2160"/>
+        </w:tabs>
+        <w:ind w:left="2160" w:hanging="360"/>
+      </w:pPr>
+      <w:rPr>
+        <w:rFonts w:ascii="Wingdings" w:hAnsi="Wingdings" w:hint="default"/>
+        <w:sz w:val="20"/>
+      </w:rPr>
+    </w:lvl>
+    <w:lvl w:ilvl="3" w:tentative="1">
+      <w:start w:val="1"/>
+      <w:numFmt w:val="bullet"/>
+      <w:lvlText w:val=""/>
+      <w:lvlJc w:val="left"/>
+      <w:pPr>
+        <w:tabs>
+          <w:tab w:val="num" w:pos="2880"/>
+        </w:tabs>
+        <w:ind w:left="2880" w:hanging="360"/>
+      </w:pPr>
+      <w:rPr>
+        <w:rFonts w:ascii="Wingdings" w:hAnsi="Wingdings" w:hint="default"/>
+        <w:sz w:val="20"/>
+      </w:rPr>
+    </w:lvl>
+    <w:lvl w:ilvl="4" w:tentative="1">
+      <w:start w:val="1"/>
+      <w:numFmt w:val="bullet"/>
+      <w:lvlText w:val=""/>
+      <w:lvlJc w:val="left"/>
+      <w:pPr>
+        <w:tabs>
+          <w:tab w:val="num" w:pos="3600"/>
+        </w:tabs>
+        <w:ind w:left="3600" w:hanging="360"/>
+      </w:pPr>
+      <w:rPr>
+        <w:rFonts w:ascii="Wingdings" w:hAnsi="Wingdings" w:hint="default"/>
+        <w:sz w:val="20"/>
+      </w:rPr>
+    </w:lvl>
+    <w:lvl w:ilvl="5" w:tentative="1">
+      <w:start w:val="1"/>
+      <w:numFmt w:val="bullet"/>
+      <w:lvlText w:val=""/>
+      <w:lvlJc w:val="left"/>
+      <w:pPr>
+        <w:tabs>
+          <w:tab w:val="num" w:pos="4320"/>
+        </w:tabs>
+        <w:ind w:left="4320" w:hanging="360"/>
+      </w:pPr>
+      <w:rPr>
+        <w:rFonts w:ascii="Wingdings" w:hAnsi="Wingdings" w:hint="default"/>
+        <w:sz w:val="20"/>
+      </w:rPr>
+    </w:lvl>
+    <w:lvl w:ilvl="6" w:tentative="1">
+      <w:start w:val="1"/>
+      <w:numFmt w:val="bullet"/>
+      <w:lvlText w:val=""/>
+      <w:lvlJc w:val="left"/>
+      <w:pPr>
+        <w:tabs>
+          <w:tab w:val="num" w:pos="5040"/>
+        </w:tabs>
+        <w:ind w:left="5040" w:hanging="360"/>
+      </w:pPr>
+      <w:rPr>
+        <w:rFonts w:ascii="Wingdings" w:hAnsi="Wingdings" w:hint="default"/>
+        <w:sz w:val="20"/>
+      </w:rPr>
+    </w:lvl>
+    <w:lvl w:ilvl="7" w:tentative="1">
+      <w:start w:val="1"/>
+      <w:numFmt w:val="bullet"/>
+      <w:lvlText w:val=""/>
+      <w:lvlJc w:val="left"/>
+      <w:pPr>
+        <w:tabs>
+          <w:tab w:val="num" w:pos="5760"/>
+        </w:tabs>
+        <w:ind w:left="5760" w:hanging="360"/>
+      </w:pPr>
+      <w:rPr>
+        <w:rFonts w:ascii="Wingdings" w:hAnsi="Wingdings" w:hint="default"/>
+        <w:sz w:val="20"/>
+      </w:rPr>
+    </w:lvl>
+    <w:lvl w:ilvl="8" w:tentative="1">
+      <w:start w:val="1"/>
+      <w:numFmt w:val="bullet"/>
+      <w:lvlText w:val=""/>
+      <w:lvlJc w:val="left"/>
+      <w:pPr>
+        <w:tabs>
+          <w:tab w:val="num" w:pos="6480"/>
+        </w:tabs>
+        <w:ind w:left="6480" w:hanging="360"/>
+      </w:pPr>
+      <w:rPr>
+        <w:rFonts w:ascii="Wingdings" w:hAnsi="Wingdings" w:hint="default"/>
+        <w:sz w:val="20"/>
+      </w:rPr>
+    </w:lvl>
+  </w:abstractNum>
+  <w:abstractNum w:abstractNumId="9" w15:restartNumberingAfterBreak="0">
+    <w:nsid w:val="471F2B7C"/>
+    <w:multiLevelType w:val="multilevel"/>
+    <w:tmpl w:val="564CF8A0"/>
+    <w:lvl w:ilvl="0">
+      <w:start w:val="1"/>
+      <w:numFmt w:val="decimal"/>
+      <w:lvlText w:val="%1."/>
+      <w:lvlJc w:val="left"/>
+      <w:pPr>
+        <w:ind w:left="1069" w:hanging="360"/>
+      </w:pPr>
+      <w:rPr>
+        <w:rFonts w:hint="default"/>
+      </w:rPr>
+    </w:lvl>
+    <w:lvl w:ilvl="1">
+      <w:start w:val="1"/>
+      <w:numFmt w:val="decimal"/>
+      <w:isLgl/>
+      <w:lvlText w:val="%1.%2"/>
+      <w:lvlJc w:val="left"/>
+      <w:pPr>
+        <w:ind w:left="1129" w:hanging="420"/>
+      </w:pPr>
+      <w:rPr>
+        <w:rFonts w:hint="default"/>
+      </w:rPr>
+    </w:lvl>
+    <w:lvl w:ilvl="2">
+      <w:start w:val="1"/>
+      <w:numFmt w:val="decimal"/>
+      <w:isLgl/>
+      <w:lvlText w:val="%1.%2.%3"/>
+      <w:lvlJc w:val="left"/>
+      <w:pPr>
+        <w:ind w:left="1429" w:hanging="720"/>
+      </w:pPr>
+      <w:rPr>
+        <w:rFonts w:hint="default"/>
+      </w:rPr>
+    </w:lvl>
+    <w:lvl w:ilvl="3">
+      <w:start w:val="1"/>
+      <w:numFmt w:val="decimal"/>
+      <w:isLgl/>
+      <w:lvlText w:val="%1.%2.%3.%4"/>
+      <w:lvlJc w:val="left"/>
+      <w:pPr>
+        <w:ind w:left="1789" w:hanging="1080"/>
+      </w:pPr>
+      <w:rPr>
+        <w:rFonts w:hint="default"/>
+      </w:rPr>
+    </w:lvl>
+    <w:lvl w:ilvl="4">
+      <w:start w:val="1"/>
+      <w:numFmt w:val="decimal"/>
+      <w:isLgl/>
+      <w:lvlText w:val="%1.%2.%3.%4.%5"/>
+      <w:lvlJc w:val="left"/>
+      <w:pPr>
+        <w:ind w:left="1789" w:hanging="1080"/>
+      </w:pPr>
+      <w:rPr>
+        <w:rFonts w:hint="default"/>
+      </w:rPr>
+    </w:lvl>
+    <w:lvl w:ilvl="5">
+      <w:start w:val="1"/>
+      <w:numFmt w:val="decimal"/>
+      <w:isLgl/>
+      <w:lvlText w:val="%1.%2.%3.%4.%5.%6"/>
+      <w:lvlJc w:val="left"/>
+      <w:pPr>
+        <w:ind w:left="2149" w:hanging="1440"/>
+      </w:pPr>
+      <w:rPr>
+        <w:rFonts w:hint="default"/>
+      </w:rPr>
+    </w:lvl>
+    <w:lvl w:ilvl="6">
+      <w:start w:val="1"/>
+      <w:numFmt w:val="decimal"/>
+      <w:isLgl/>
+      <w:lvlText w:val="%1.%2.%3.%4.%5.%6.%7"/>
+      <w:lvlJc w:val="left"/>
+      <w:pPr>
+        <w:ind w:left="2149" w:hanging="1440"/>
+      </w:pPr>
+      <w:rPr>
+        <w:rFonts w:hint="default"/>
+      </w:rPr>
+    </w:lvl>
+    <w:lvl w:ilvl="7">
+      <w:start w:val="1"/>
+      <w:numFmt w:val="decimal"/>
+      <w:isLgl/>
+      <w:lvlText w:val="%1.%2.%3.%4.%5.%6.%7.%8"/>
+      <w:lvlJc w:val="left"/>
+      <w:pPr>
+        <w:ind w:left="2509" w:hanging="1800"/>
+      </w:pPr>
+      <w:rPr>
+        <w:rFonts w:hint="default"/>
+      </w:rPr>
+    </w:lvl>
+    <w:lvl w:ilvl="8">
+      <w:start w:val="1"/>
+      <w:numFmt w:val="decimal"/>
+      <w:isLgl/>
+      <w:lvlText w:val="%1.%2.%3.%4.%5.%6.%7.%8.%9"/>
+      <w:lvlJc w:val="left"/>
+      <w:pPr>
+        <w:ind w:left="2869" w:hanging="2160"/>
+      </w:pPr>
+      <w:rPr>
+        <w:rFonts w:hint="default"/>
+      </w:rPr>
+    </w:lvl>
+  </w:abstractNum>
+  <w:abstractNum w:abstractNumId="10" w15:restartNumberingAfterBreak="0">
+    <w:nsid w:val="4C3E34F9"/>
+    <w:multiLevelType w:val="hybridMultilevel"/>
+    <w:tmpl w:val="ECEA736C"/>
+    <w:lvl w:ilvl="0" w:tplc="04190001">
+      <w:start w:val="1"/>
+      <w:numFmt w:val="bullet"/>
+      <w:lvlText w:val=""/>
+      <w:lvlJc w:val="left"/>
+      <w:pPr>
+        <w:ind w:left="720" w:hanging="360"/>
+      </w:pPr>
+      <w:rPr>
+        <w:rFonts w:ascii="Symbol" w:hAnsi="Symbol" w:hint="default"/>
+      </w:rPr>
+    </w:lvl>
+    <w:lvl w:ilvl="1" w:tplc="04190003" w:tentative="1">
+      <w:start w:val="1"/>
+      <w:numFmt w:val="bullet"/>
+      <w:lvlText w:val="o"/>
+      <w:lvlJc w:val="left"/>
+      <w:pPr>
+        <w:ind w:left="1440" w:hanging="360"/>
+      </w:pPr>
+      <w:rPr>
+        <w:rFonts w:ascii="Courier New" w:hAnsi="Courier New" w:cs="Courier New" w:hint="default"/>
+      </w:rPr>
+    </w:lvl>
+    <w:lvl w:ilvl="2" w:tplc="04190005" w:tentative="1">
+      <w:start w:val="1"/>
+      <w:numFmt w:val="bullet"/>
+      <w:lvlText w:val=""/>
+      <w:lvlJc w:val="left"/>
+      <w:pPr>
+        <w:ind w:left="2160" w:hanging="360"/>
+      </w:pPr>
+      <w:rPr>
+        <w:rFonts w:ascii="Wingdings" w:hAnsi="Wingdings" w:hint="default"/>
+      </w:rPr>
+    </w:lvl>
+    <w:lvl w:ilvl="3" w:tplc="04190001" w:tentative="1">
+      <w:start w:val="1"/>
+      <w:numFmt w:val="bullet"/>
+      <w:lvlText w:val=""/>
+      <w:lvlJc w:val="left"/>
+      <w:pPr>
+        <w:ind w:left="2880" w:hanging="360"/>
+      </w:pPr>
+      <w:rPr>
+        <w:rFonts w:ascii="Symbol" w:hAnsi="Symbol" w:hint="default"/>
+      </w:rPr>
+    </w:lvl>
+    <w:lvl w:ilvl="4" w:tplc="04190003" w:tentative="1">
+      <w:start w:val="1"/>
+      <w:numFmt w:val="bullet"/>
+      <w:lvlText w:val="o"/>
+      <w:lvlJc w:val="left"/>
+      <w:pPr>
+        <w:ind w:left="3600" w:hanging="360"/>
+      </w:pPr>
+      <w:rPr>
+        <w:rFonts w:ascii="Courier New" w:hAnsi="Courier New" w:cs="Courier New" w:hint="default"/>
+      </w:rPr>
+    </w:lvl>
+    <w:lvl w:ilvl="5" w:tplc="04190005" w:tentative="1">
+      <w:start w:val="1"/>
+      <w:numFmt w:val="bullet"/>
+      <w:lvlText w:val=""/>
+      <w:lvlJc w:val="left"/>
+      <w:pPr>
+        <w:ind w:left="4320" w:hanging="360"/>
+      </w:pPr>
+      <w:rPr>
+        <w:rFonts w:ascii="Wingdings" w:hAnsi="Wingdings" w:hint="default"/>
+      </w:rPr>
+    </w:lvl>
+    <w:lvl w:ilvl="6" w:tplc="04190001" w:tentative="1">
+      <w:start w:val="1"/>
+      <w:numFmt w:val="bullet"/>
+      <w:lvlText w:val=""/>
+      <w:lvlJc w:val="left"/>
+      <w:pPr>
+        <w:ind w:left="5040" w:hanging="360"/>
+      </w:pPr>
+      <w:rPr>
+        <w:rFonts w:ascii="Symbol" w:hAnsi="Symbol" w:hint="default"/>
+      </w:rPr>
+    </w:lvl>
+    <w:lvl w:ilvl="7" w:tplc="04190003" w:tentative="1">
+      <w:start w:val="1"/>
+      <w:numFmt w:val="bullet"/>
+      <w:lvlText w:val="o"/>
+      <w:lvlJc w:val="left"/>
+      <w:pPr>
+        <w:ind w:left="5760" w:hanging="360"/>
+      </w:pPr>
+      <w:rPr>
+        <w:rFonts w:ascii="Courier New" w:hAnsi="Courier New" w:cs="Courier New" w:hint="default"/>
+      </w:rPr>
+    </w:lvl>
+    <w:lvl w:ilvl="8" w:tplc="04190005" w:tentative="1">
+      <w:start w:val="1"/>
+      <w:numFmt w:val="bullet"/>
+      <w:lvlText w:val=""/>
+      <w:lvlJc w:val="left"/>
+      <w:pPr>
+        <w:ind w:left="6480" w:hanging="360"/>
+      </w:pPr>
+      <w:rPr>
+        <w:rFonts w:ascii="Wingdings" w:hAnsi="Wingdings" w:hint="default"/>
+      </w:rPr>
+    </w:lvl>
+  </w:abstractNum>
+  <w:abstractNum w:abstractNumId="11" w15:restartNumberingAfterBreak="0">
     <w:nsid w:val="5C4505A6"/>
     <w:multiLevelType w:val="hybridMultilevel"/>
     <w:tmpl w:val="CA7ED3A8"/>
@@ -5784,7 +8053,149 @@
       </w:rPr>
     </w:lvl>
   </w:abstractNum>
-  <w:abstractNum w:abstractNumId="8" w15:restartNumberingAfterBreak="0">
+  <w:abstractNum w:abstractNumId="12" w15:restartNumberingAfterBreak="0">
+    <w:nsid w:val="699F449F"/>
+    <w:multiLevelType w:val="multilevel"/>
+    <w:tmpl w:val="E4505280"/>
+    <w:lvl w:ilvl="0">
+      <w:start w:val="2"/>
+      <w:numFmt w:val="decimal"/>
+      <w:lvlText w:val="%1."/>
+      <w:lvlJc w:val="left"/>
+      <w:pPr>
+        <w:ind w:left="1429" w:hanging="360"/>
+      </w:pPr>
+      <w:rPr>
+        <w:rFonts w:ascii="Times New Roman" w:hAnsi="Times New Roman" w:cs="Times New Roman" w:hint="default"/>
+        <w:b w:val="0"/>
+        <w:bCs w:val="0"/>
+        <w:sz w:val="32"/>
+        <w:szCs w:val="32"/>
+      </w:rPr>
+    </w:lvl>
+    <w:lvl w:ilvl="1">
+      <w:start w:val="1"/>
+      <w:numFmt w:val="decimal"/>
+      <w:isLgl/>
+      <w:lvlText w:val="%1.%2"/>
+      <w:lvlJc w:val="left"/>
+      <w:pPr>
+        <w:ind w:left="1489" w:hanging="420"/>
+      </w:pPr>
+      <w:rPr>
+        <w:rFonts w:ascii="Times New Roman" w:hAnsi="Times New Roman" w:hint="default"/>
+        <w:b w:val="0"/>
+        <w:bCs w:val="0"/>
+        <w:sz w:val="28"/>
+      </w:rPr>
+    </w:lvl>
+    <w:lvl w:ilvl="2">
+      <w:start w:val="1"/>
+      <w:numFmt w:val="decimal"/>
+      <w:isLgl/>
+      <w:lvlText w:val="%1.%2.%3"/>
+      <w:lvlJc w:val="left"/>
+      <w:pPr>
+        <w:ind w:left="1789" w:hanging="720"/>
+      </w:pPr>
+      <w:rPr>
+        <w:rFonts w:ascii="Times New Roman" w:hAnsi="Times New Roman" w:hint="default"/>
+        <w:b/>
+        <w:sz w:val="28"/>
+      </w:rPr>
+    </w:lvl>
+    <w:lvl w:ilvl="3">
+      <w:start w:val="1"/>
+      <w:numFmt w:val="decimal"/>
+      <w:isLgl/>
+      <w:lvlText w:val="%1.%2.%3.%4"/>
+      <w:lvlJc w:val="left"/>
+      <w:pPr>
+        <w:ind w:left="1789" w:hanging="720"/>
+      </w:pPr>
+      <w:rPr>
+        <w:rFonts w:ascii="Times New Roman" w:hAnsi="Times New Roman" w:hint="default"/>
+        <w:b/>
+        <w:sz w:val="28"/>
+      </w:rPr>
+    </w:lvl>
+    <w:lvl w:ilvl="4">
+      <w:start w:val="1"/>
+      <w:numFmt w:val="decimal"/>
+      <w:isLgl/>
+      <w:lvlText w:val="%1.%2.%3.%4.%5"/>
+      <w:lvlJc w:val="left"/>
+      <w:pPr>
+        <w:ind w:left="2149" w:hanging="1080"/>
+      </w:pPr>
+      <w:rPr>
+        <w:rFonts w:ascii="Times New Roman" w:hAnsi="Times New Roman" w:hint="default"/>
+        <w:b/>
+        <w:sz w:val="28"/>
+      </w:rPr>
+    </w:lvl>
+    <w:lvl w:ilvl="5">
+      <w:start w:val="1"/>
+      <w:numFmt w:val="decimal"/>
+      <w:isLgl/>
+      <w:lvlText w:val="%1.%2.%3.%4.%5.%6"/>
+      <w:lvlJc w:val="left"/>
+      <w:pPr>
+        <w:ind w:left="2149" w:hanging="1080"/>
+      </w:pPr>
+      <w:rPr>
+        <w:rFonts w:ascii="Times New Roman" w:hAnsi="Times New Roman" w:hint="default"/>
+        <w:b/>
+        <w:sz w:val="28"/>
+      </w:rPr>
+    </w:lvl>
+    <w:lvl w:ilvl="6">
+      <w:start w:val="1"/>
+      <w:numFmt w:val="decimal"/>
+      <w:isLgl/>
+      <w:lvlText w:val="%1.%2.%3.%4.%5.%6.%7"/>
+      <w:lvlJc w:val="left"/>
+      <w:pPr>
+        <w:ind w:left="2509" w:hanging="1440"/>
+      </w:pPr>
+      <w:rPr>
+        <w:rFonts w:ascii="Times New Roman" w:hAnsi="Times New Roman" w:hint="default"/>
+        <w:b/>
+        <w:sz w:val="28"/>
+      </w:rPr>
+    </w:lvl>
+    <w:lvl w:ilvl="7">
+      <w:start w:val="1"/>
+      <w:numFmt w:val="decimal"/>
+      <w:isLgl/>
+      <w:lvlText w:val="%1.%2.%3.%4.%5.%6.%7.%8"/>
+      <w:lvlJc w:val="left"/>
+      <w:pPr>
+        <w:ind w:left="2509" w:hanging="1440"/>
+      </w:pPr>
+      <w:rPr>
+        <w:rFonts w:ascii="Times New Roman" w:hAnsi="Times New Roman" w:hint="default"/>
+        <w:b/>
+        <w:sz w:val="28"/>
+      </w:rPr>
+    </w:lvl>
+    <w:lvl w:ilvl="8">
+      <w:start w:val="1"/>
+      <w:numFmt w:val="decimal"/>
+      <w:isLgl/>
+      <w:lvlText w:val="%1.%2.%3.%4.%5.%6.%7.%8.%9"/>
+      <w:lvlJc w:val="left"/>
+      <w:pPr>
+        <w:ind w:left="2509" w:hanging="1440"/>
+      </w:pPr>
+      <w:rPr>
+        <w:rFonts w:ascii="Times New Roman" w:hAnsi="Times New Roman" w:hint="default"/>
+        <w:b/>
+        <w:sz w:val="28"/>
+      </w:rPr>
+    </w:lvl>
+  </w:abstractNum>
+  <w:abstractNum w:abstractNumId="13" w15:restartNumberingAfterBreak="0">
     <w:nsid w:val="6C8C1279"/>
     <w:multiLevelType w:val="multilevel"/>
     <w:tmpl w:val="B634A20E"/>
@@ -5933,7 +8344,130 @@
       </w:rPr>
     </w:lvl>
   </w:abstractNum>
-  <w:abstractNum w:abstractNumId="9" w15:restartNumberingAfterBreak="0">
+  <w:abstractNum w:abstractNumId="14" w15:restartNumberingAfterBreak="0">
+    <w:nsid w:val="6CE84543"/>
+    <w:multiLevelType w:val="multilevel"/>
+    <w:tmpl w:val="413638C0"/>
+    <w:lvl w:ilvl="0">
+      <w:start w:val="1"/>
+      <w:numFmt w:val="decimal"/>
+      <w:lvlText w:val="%1."/>
+      <w:lvlJc w:val="left"/>
+      <w:pPr>
+        <w:ind w:left="1069" w:hanging="360"/>
+      </w:pPr>
+      <w:rPr>
+        <w:rFonts w:hint="default"/>
+      </w:rPr>
+    </w:lvl>
+    <w:lvl w:ilvl="1">
+      <w:start w:val="1"/>
+      <w:numFmt w:val="decimal"/>
+      <w:isLgl/>
+      <w:lvlText w:val="%1.%2"/>
+      <w:lvlJc w:val="left"/>
+      <w:pPr>
+        <w:ind w:left="1129" w:hanging="420"/>
+      </w:pPr>
+      <w:rPr>
+        <w:rFonts w:hint="default"/>
+        <w:b w:val="0"/>
+        <w:bCs w:val="0"/>
+      </w:rPr>
+    </w:lvl>
+    <w:lvl w:ilvl="2">
+      <w:start w:val="1"/>
+      <w:numFmt w:val="decimal"/>
+      <w:isLgl/>
+      <w:lvlText w:val="%1.%2.%3"/>
+      <w:lvlJc w:val="left"/>
+      <w:pPr>
+        <w:ind w:left="1429" w:hanging="720"/>
+      </w:pPr>
+      <w:rPr>
+        <w:rFonts w:hint="default"/>
+      </w:rPr>
+    </w:lvl>
+    <w:lvl w:ilvl="3">
+      <w:start w:val="1"/>
+      <w:numFmt w:val="decimal"/>
+      <w:isLgl/>
+      <w:lvlText w:val="%1.%2.%3.%4"/>
+      <w:lvlJc w:val="left"/>
+      <w:pPr>
+        <w:ind w:left="1789" w:hanging="1080"/>
+      </w:pPr>
+      <w:rPr>
+        <w:rFonts w:hint="default"/>
+      </w:rPr>
+    </w:lvl>
+    <w:lvl w:ilvl="4">
+      <w:start w:val="1"/>
+      <w:numFmt w:val="decimal"/>
+      <w:isLgl/>
+      <w:lvlText w:val="%1.%2.%3.%4.%5"/>
+      <w:lvlJc w:val="left"/>
+      <w:pPr>
+        <w:ind w:left="1789" w:hanging="1080"/>
+      </w:pPr>
+      <w:rPr>
+        <w:rFonts w:hint="default"/>
+      </w:rPr>
+    </w:lvl>
+    <w:lvl w:ilvl="5">
+      <w:start w:val="1"/>
+      <w:numFmt w:val="decimal"/>
+      <w:isLgl/>
+      <w:lvlText w:val="%1.%2.%3.%4.%5.%6"/>
+      <w:lvlJc w:val="left"/>
+      <w:pPr>
+        <w:ind w:left="2149" w:hanging="1440"/>
+      </w:pPr>
+      <w:rPr>
+        <w:rFonts w:hint="default"/>
+      </w:rPr>
+    </w:lvl>
+    <w:lvl w:ilvl="6">
+      <w:start w:val="1"/>
+      <w:numFmt w:val="decimal"/>
+      <w:isLgl/>
+      <w:lvlText w:val="%1.%2.%3.%4.%5.%6.%7"/>
+      <w:lvlJc w:val="left"/>
+      <w:pPr>
+        <w:ind w:left="2149" w:hanging="1440"/>
+      </w:pPr>
+      <w:rPr>
+        <w:rFonts w:hint="default"/>
+      </w:rPr>
+    </w:lvl>
+    <w:lvl w:ilvl="7">
+      <w:start w:val="1"/>
+      <w:numFmt w:val="decimal"/>
+      <w:isLgl/>
+      <w:lvlText w:val="%1.%2.%3.%4.%5.%6.%7.%8"/>
+      <w:lvlJc w:val="left"/>
+      <w:pPr>
+        <w:ind w:left="2509" w:hanging="1800"/>
+      </w:pPr>
+      <w:rPr>
+        <w:rFonts w:hint="default"/>
+      </w:rPr>
+    </w:lvl>
+    <w:lvl w:ilvl="8">
+      <w:start w:val="1"/>
+      <w:numFmt w:val="decimal"/>
+      <w:isLgl/>
+      <w:lvlText w:val="%1.%2.%3.%4.%5.%6.%7.%8.%9"/>
+      <w:lvlJc w:val="left"/>
+      <w:pPr>
+        <w:ind w:left="2869" w:hanging="2160"/>
+      </w:pPr>
+      <w:rPr>
+        <w:rFonts w:hint="default"/>
+      </w:rPr>
+    </w:lvl>
+  </w:abstractNum>
+  <w:abstractNum w:abstractNumId="15" w15:restartNumberingAfterBreak="0">
     <w:nsid w:val="72630884"/>
     <w:multiLevelType w:val="hybridMultilevel"/>
     <w:tmpl w:val="E0EEBFDE"/>
@@ -6047,34 +8581,52 @@
     </w:lvl>
   </w:abstractNum>
   <w:num w:numId="1">
-    <w:abstractNumId w:val="7"/>
+    <w:abstractNumId w:val="11"/>
   </w:num>
   <w:num w:numId="2">
-    <w:abstractNumId w:val="8"/>
+    <w:abstractNumId w:val="13"/>
   </w:num>
   <w:num w:numId="3">
-    <w:abstractNumId w:val="6"/>
+    <w:abstractNumId w:val="7"/>
   </w:num>
   <w:num w:numId="4">
     <w:abstractNumId w:val="1"/>
   </w:num>
   <w:num w:numId="5">
-    <w:abstractNumId w:val="9"/>
+    <w:abstractNumId w:val="15"/>
   </w:num>
   <w:num w:numId="6">
     <w:abstractNumId w:val="2"/>
   </w:num>
   <w:num w:numId="7">
-    <w:abstractNumId w:val="5"/>
+    <w:abstractNumId w:val="6"/>
   </w:num>
   <w:num w:numId="8">
-    <w:abstractNumId w:val="4"/>
+    <w:abstractNumId w:val="5"/>
   </w:num>
   <w:num w:numId="9">
     <w:abstractNumId w:val="0"/>
   </w:num>
   <w:num w:numId="10">
     <w:abstractNumId w:val="3"/>
+  </w:num>
+  <w:num w:numId="11">
+    <w:abstractNumId w:val="10"/>
+  </w:num>
+  <w:num w:numId="12">
+    <w:abstractNumId w:val="8"/>
+  </w:num>
+  <w:num w:numId="13">
+    <w:abstractNumId w:val="12"/>
+  </w:num>
+  <w:num w:numId="14">
+    <w:abstractNumId w:val="4"/>
+  </w:num>
+  <w:num w:numId="15">
+    <w:abstractNumId w:val="14"/>
+  </w:num>
+  <w:num w:numId="16">
+    <w:abstractNumId w:val="9"/>
   </w:num>
 </w:numbering>
 </file>
@@ -6668,6 +9220,25 @@
       </w:tblBorders>
     </w:tblPr>
   </w:style>
+  <w:style w:type="table" w:styleId="a7">
+    <w:name w:val="Table Grid"/>
+    <w:basedOn w:val="a1"/>
+    <w:uiPriority w:val="39"/>
+    <w:rsid w:val="00526A2C"/>
+    <w:pPr>
+      <w:spacing w:after="0" w:line="240" w:lineRule="auto"/>
+    </w:pPr>
+    <w:tblPr>
+      <w:tblBorders>
+        <w:top w:val="single" w:sz="4" w:space="0" w:color="auto"/>
+        <w:left w:val="single" w:sz="4" w:space="0" w:color="auto"/>
+        <w:bottom w:val="single" w:sz="4" w:space="0" w:color="auto"/>
+        <w:right w:val="single" w:sz="4" w:space="0" w:color="auto"/>
+        <w:insideH w:val="single" w:sz="4" w:space="0" w:color="auto"/>
+        <w:insideV w:val="single" w:sz="4" w:space="0" w:color="auto"/>
+      </w:tblBorders>
+    </w:tblPr>
+  </w:style>
 </w:styles>
 </file>
 
